--- a/06-学生侧材料/讲义/5-无机化学/元素化学深度-超级充实版（自学完整）.docx
+++ b/06-学生侧材料/讲义/5-无机化学/元素化学深度-超级充实版（自学完整）.docx
@@ -5071,7 +5071,7 @@
         <w:rPr>
           <w:rFonts w:hint="eastAsia" w:ascii="Times New Roman" w:hAnsi="Times New Roman" w:eastAsia="FangSong" w:cs="Times New Roman"/>
         </w:rPr>
-        <w:t>特别高</w:t>
+        <w:t>显著偏高</w:t>
       </w:r>
       <w:r>
         <w:rPr>
@@ -25479,13 +25479,48 @@
         <w:rPr>
           <w:rFonts w:hint="eastAsia" w:ascii="Times New Roman" w:hAnsi="Times New Roman" w:eastAsia="Times New Roman" w:cs="Times New Roman"/>
         </w:rPr>
-        <w:t xml:space="preserve">（μ_eff</w:t>
-      </w:r>
-      <w:r>
-        <w:rPr>
-          <w:rFonts w:ascii="Times New Roman" w:hAnsi="Times New Roman" w:eastAsia="Times New Roman" w:cs="Times New Roman"/>
-        </w:rPr>
-        <w:t xml:space="preserve"> = √[n(n+2)] </w:t>
+        <w:t xml:space="preserve">（</w:t>
+      </w:r>
+      <m:oMath>
+        <m:sSub>
+          <m:e>
+            <m:r>
+              <m:t>μ</m:t>
+            </m:r>
+          </m:e>
+          <m:sub>
+            <m:r>
+              <m:rPr>
+                <m:sty m:val="p"/>
+              </m:rPr>
+              <m:t>e</m:t>
+            </m:r>
+            <m:r>
+              <m:rPr>
+                <m:sty m:val="p"/>
+              </m:rPr>
+              <m:t>f</m:t>
+            </m:r>
+            <m:r>
+              <m:rPr>
+                <m:sty m:val="p"/>
+              </m:rPr>
+              <m:t>f</m:t>
+            </m:r>
+          </m:sub>
+        </m:sSub>
+      </m:oMath>
+      <w:r>
+        <w:rPr>
+          <w:rFonts w:ascii="Times New Roman" w:hAnsi="Times New Roman" w:eastAsia="Times New Roman" w:cs="Times New Roman"/>
+        </w:rPr>
+        <w:t xml:space="preserve"> </w:t>
+      </w:r>
+      <w:r>
+        <w:rPr>
+          <w:rFonts w:ascii="Times New Roman" w:hAnsi="Times New Roman" w:eastAsia="Times New Roman" w:cs="Times New Roman"/>
+        </w:rPr>
+        <w:t xml:space="preserve">= √[n(n+2)] </w:t>
       </w:r>
       <w:r>
         <w:rPr>
@@ -25503,7 +25538,42 @@
         <w:rPr>
           <w:rFonts w:ascii="Times New Roman" w:hAnsi="Times New Roman" w:eastAsia="Times New Roman" w:cs="Times New Roman"/>
         </w:rPr>
-        <w:t xml:space="preserve"> μ_eff </w:t>
+        <w:t xml:space="preserve"> </w:t>
+      </w:r>
+      <m:oMath>
+        <m:sSub>
+          <m:e>
+            <m:r>
+              <m:t>μ</m:t>
+            </m:r>
+          </m:e>
+          <m:sub>
+            <m:r>
+              <m:rPr>
+                <m:sty m:val="p"/>
+              </m:rPr>
+              <m:t>e</m:t>
+            </m:r>
+            <m:r>
+              <m:rPr>
+                <m:sty m:val="p"/>
+              </m:rPr>
+              <m:t>f</m:t>
+            </m:r>
+            <m:r>
+              <m:rPr>
+                <m:sty m:val="p"/>
+              </m:rPr>
+              <m:t>f</m:t>
+            </m:r>
+          </m:sub>
+        </m:sSub>
+      </m:oMath>
+      <w:r>
+        <w:rPr>
+          <w:rFonts w:ascii="Times New Roman" w:hAnsi="Times New Roman" w:eastAsia="Times New Roman" w:cs="Times New Roman"/>
+        </w:rPr>
+        <w:t xml:space="preserve"> </w:t>
       </w:r>
       <w:r>
         <w:rPr>
@@ -29413,7 +29483,7 @@
                 <w:rFonts w:hint="eastAsia" w:ascii="Times New Roman" w:hAnsi="Times New Roman" w:eastAsia="SimHei" w:cs="Times New Roman"/>
                 <w:b/>
               </w:rPr>
-              <w:t xml:space="preserve">一句话规则</w:t>
+              <w:t xml:space="preserve">判据</w:t>
             </w:r>
           </w:p>
         </w:tc>
@@ -39880,13 +39950,13 @@
         <w:rPr>
           <w:rFonts w:hint="eastAsia" w:ascii="Times New Roman" w:hAnsi="Times New Roman" w:eastAsia="Times New Roman" w:cs="Times New Roman"/>
         </w:rPr>
-        <w:t>/</w:t>
-      </w:r>
-      <w:r>
-        <w:rPr>
-          <w:rFonts w:hint="eastAsia" w:ascii="Times New Roman" w:hAnsi="Times New Roman" w:eastAsia="FangSong" w:cs="Times New Roman"/>
-        </w:rPr>
-        <w:t>元素与分析</w:t>
+        <w:t>/5-</w:t>
+      </w:r>
+      <w:r>
+        <w:rPr>
+          <w:rFonts w:hint="eastAsia" w:ascii="Times New Roman" w:hAnsi="Times New Roman" w:eastAsia="FangSong" w:cs="Times New Roman"/>
+        </w:rPr>
+        <w:t>无机化学</w:t>
       </w:r>
       <w:r>
         <w:rPr>

--- a/06-学生侧材料/讲义/5-无机化学/元素化学深度-超级充实版（自学完整）.docx
+++ b/06-学生侧材料/讲义/5-无机化学/元素化学深度-超级充实版（自学完整）.docx
@@ -33917,8 +33917,16 @@
       <w:r>
         <w:rPr>
           <w:rFonts w:ascii="Times New Roman" w:hAnsi="Times New Roman" w:eastAsia="Times New Roman" w:cs="Times New Roman"/>
-        </w:rPr>
-        <w:t xml:space="preserve">1. </w:t>
+          <w:b/>
+          <w:bCs/>
+        </w:rPr>
+        <w:t xml:space="preserve">1.</w:t>
+      </w:r>
+      <w:r>
+        <w:rPr>
+          <w:rFonts w:ascii="Times New Roman" w:hAnsi="Times New Roman" w:eastAsia="Times New Roman" w:cs="Times New Roman"/>
+        </w:rPr>
+        <w:t xml:space="preserve"> </w:t>
       </w:r>
       <w:r>
         <w:rPr>
@@ -34070,8 +34078,16 @@
       <w:r>
         <w:rPr>
           <w:rFonts w:ascii="Times New Roman" w:hAnsi="Times New Roman" w:eastAsia="Times New Roman" w:cs="Times New Roman"/>
-        </w:rPr>
-        <w:t xml:space="preserve">2. </w:t>
+          <w:b/>
+          <w:bCs/>
+        </w:rPr>
+        <w:t xml:space="preserve">2.</w:t>
+      </w:r>
+      <w:r>
+        <w:rPr>
+          <w:rFonts w:ascii="Times New Roman" w:hAnsi="Times New Roman" w:eastAsia="Times New Roman" w:cs="Times New Roman"/>
+        </w:rPr>
+        <w:t xml:space="preserve"> </w:t>
       </w:r>
       <w:r>
         <w:rPr>
@@ -34190,8 +34206,16 @@
       <w:r>
         <w:rPr>
           <w:rFonts w:ascii="Times New Roman" w:hAnsi="Times New Roman" w:eastAsia="Times New Roman" w:cs="Times New Roman"/>
-        </w:rPr>
-        <w:t xml:space="preserve">3. </w:t>
+          <w:b/>
+          <w:bCs/>
+        </w:rPr>
+        <w:t xml:space="preserve">3.</w:t>
+      </w:r>
+      <w:r>
+        <w:rPr>
+          <w:rFonts w:ascii="Times New Roman" w:hAnsi="Times New Roman" w:eastAsia="Times New Roman" w:cs="Times New Roman"/>
+        </w:rPr>
+        <w:t xml:space="preserve"> </w:t>
       </w:r>
       <w:r>
         <w:rPr>
@@ -34493,8 +34517,22 @@
       <w:r>
         <w:rPr>
           <w:rFonts w:ascii="Times New Roman" w:hAnsi="Times New Roman" w:eastAsia="Times New Roman" w:cs="Times New Roman"/>
-        </w:rPr>
-        <w:t xml:space="preserve">4. Frost </w:t>
+          <w:b/>
+          <w:bCs/>
+        </w:rPr>
+        <w:t xml:space="preserve">4.</w:t>
+      </w:r>
+      <w:r>
+        <w:rPr>
+          <w:rFonts w:ascii="Times New Roman" w:hAnsi="Times New Roman" w:eastAsia="Times New Roman" w:cs="Times New Roman"/>
+        </w:rPr>
+        <w:t xml:space="preserve"> </w:t>
+      </w:r>
+      <w:r>
+        <w:rPr>
+          <w:rFonts w:ascii="Times New Roman" w:hAnsi="Times New Roman" w:eastAsia="Times New Roman" w:cs="Times New Roman"/>
+        </w:rPr>
+        <w:t xml:space="preserve">Frost </w:t>
       </w:r>
       <w:r>
         <w:rPr>
@@ -34577,8 +34615,16 @@
       <w:r>
         <w:rPr>
           <w:rFonts w:ascii="Times New Roman" w:hAnsi="Times New Roman" w:eastAsia="Times New Roman" w:cs="Times New Roman"/>
-        </w:rPr>
-        <w:t xml:space="preserve">5. </w:t>
+          <w:b/>
+          <w:bCs/>
+        </w:rPr>
+        <w:t xml:space="preserve">5.</w:t>
+      </w:r>
+      <w:r>
+        <w:rPr>
+          <w:rFonts w:ascii="Times New Roman" w:hAnsi="Times New Roman" w:eastAsia="Times New Roman" w:cs="Times New Roman"/>
+        </w:rPr>
+        <w:t xml:space="preserve"> </w:t>
       </w:r>
       <w:r>
         <w:rPr>
@@ -34797,8 +34843,16 @@
       <w:r>
         <w:rPr>
           <w:rFonts w:ascii="Times New Roman" w:hAnsi="Times New Roman" w:eastAsia="Times New Roman" w:cs="Times New Roman"/>
-        </w:rPr>
-        <w:t xml:space="preserve">6. </w:t>
+          <w:b/>
+          <w:bCs/>
+        </w:rPr>
+        <w:t xml:space="preserve">6.</w:t>
+      </w:r>
+      <w:r>
+        <w:rPr>
+          <w:rFonts w:ascii="Times New Roman" w:hAnsi="Times New Roman" w:eastAsia="Times New Roman" w:cs="Times New Roman"/>
+        </w:rPr>
+        <w:t xml:space="preserve"> </w:t>
       </w:r>
       <w:r>
         <w:rPr>
@@ -35285,8 +35339,16 @@
       <w:r>
         <w:rPr>
           <w:rFonts w:ascii="Times New Roman" w:hAnsi="Times New Roman" w:eastAsia="Times New Roman" w:cs="Times New Roman"/>
-        </w:rPr>
-        <w:t xml:space="preserve">7. </w:t>
+          <w:b/>
+          <w:bCs/>
+        </w:rPr>
+        <w:t xml:space="preserve">7.</w:t>
+      </w:r>
+      <w:r>
+        <w:rPr>
+          <w:rFonts w:ascii="Times New Roman" w:hAnsi="Times New Roman" w:eastAsia="Times New Roman" w:cs="Times New Roman"/>
+        </w:rPr>
+        <w:t xml:space="preserve"> </w:t>
       </w:r>
       <w:r>
         <w:rPr>
@@ -35383,8 +35445,16 @@
       <w:r>
         <w:rPr>
           <w:rFonts w:ascii="Times New Roman" w:hAnsi="Times New Roman" w:eastAsia="Times New Roman" w:cs="Times New Roman"/>
-        </w:rPr>
-        <w:t xml:space="preserve">8. </w:t>
+          <w:b/>
+          <w:bCs/>
+        </w:rPr>
+        <w:t xml:space="preserve">8.</w:t>
+      </w:r>
+      <w:r>
+        <w:rPr>
+          <w:rFonts w:ascii="Times New Roman" w:hAnsi="Times New Roman" w:eastAsia="Times New Roman" w:cs="Times New Roman"/>
+        </w:rPr>
+        <w:t xml:space="preserve"> </w:t>
       </w:r>
       <w:r>
         <w:rPr>
@@ -35431,8 +35501,22 @@
       <w:r>
         <w:rPr>
           <w:rFonts w:ascii="Times New Roman" w:hAnsi="Times New Roman" w:eastAsia="Times New Roman" w:cs="Times New Roman"/>
-        </w:rPr>
-        <w:t xml:space="preserve">9. Wilkinson </w:t>
+          <w:b/>
+          <w:bCs/>
+        </w:rPr>
+        <w:t xml:space="preserve">9.</w:t>
+      </w:r>
+      <w:r>
+        <w:rPr>
+          <w:rFonts w:ascii="Times New Roman" w:hAnsi="Times New Roman" w:eastAsia="Times New Roman" w:cs="Times New Roman"/>
+        </w:rPr>
+        <w:t xml:space="preserve"> </w:t>
+      </w:r>
+      <w:r>
+        <w:rPr>
+          <w:rFonts w:ascii="Times New Roman" w:hAnsi="Times New Roman" w:eastAsia="Times New Roman" w:cs="Times New Roman"/>
+        </w:rPr>
+        <w:t xml:space="preserve">Wilkinson </w:t>
       </w:r>
       <w:r>
         <w:rPr>
@@ -35524,8 +35608,16 @@
       <w:r>
         <w:rPr>
           <w:rFonts w:ascii="Times New Roman" w:hAnsi="Times New Roman" w:eastAsia="Times New Roman" w:cs="Times New Roman"/>
-        </w:rPr>
-        <w:t xml:space="preserve">10. </w:t>
+          <w:b/>
+          <w:bCs/>
+        </w:rPr>
+        <w:t xml:space="preserve">10.</w:t>
+      </w:r>
+      <w:r>
+        <w:rPr>
+          <w:rFonts w:ascii="Times New Roman" w:hAnsi="Times New Roman" w:eastAsia="Times New Roman" w:cs="Times New Roman"/>
+        </w:rPr>
+        <w:t xml:space="preserve"> </w:t>
       </w:r>
       <w:r>
         <w:rPr>
@@ -36075,146 +36167,151 @@
     </w:p>
     <w:p>
       <w:pPr>
-        <w:pStyle w:val="Compact"/>
-        <w:numPr>
-          <w:ilvl w:val="0"/>
-          <w:numId w:val="1006"/>
-        </w:numPr>
+        <w:pStyle w:val="FirstParagraph"/>
       </w:pPr>
       <w:r>
         <w:rPr>
-          <w:rFonts w:hint="eastAsia" w:ascii="Times New Roman" w:hAnsi="Times New Roman" w:eastAsia="FangSong" w:cs="Times New Roman"/>
+          <w:rFonts w:ascii="Times New Roman" w:hAnsi="Times New Roman" w:eastAsia="Times New Roman" w:cs="Times New Roman"/>
           <w:b/>
           <w:bCs/>
         </w:rPr>
-        <w:t>题</w:t>
-      </w:r>
-      <w:r>
-        <w:rPr>
-          <w:rFonts w:hint="eastAsia" w:ascii="Times New Roman" w:hAnsi="Times New Roman" w:eastAsia="Times New Roman" w:cs="Times New Roman"/>
+        <w:t xml:space="preserve">11.</w:t>
+      </w:r>
+      <w:r>
+        <w:rPr>
+          <w:rFonts w:ascii="Times New Roman" w:hAnsi="Times New Roman" w:eastAsia="Times New Roman" w:cs="Times New Roman"/>
+        </w:rPr>
+        <w:t xml:space="preserve"> </w:t>
+      </w:r>
+      <w:r>
+        <w:rPr>
+          <w:rFonts w:hint="eastAsia" w:ascii="Times New Roman" w:hAnsi="Times New Roman" w:eastAsia="FangSong" w:cs="Times New Roman"/>
           <w:b/>
           <w:bCs/>
         </w:rPr>
-        <w:t>-039-1-1-</w:t>
-      </w:r>
-      <w:r>
-        <w:rPr>
-          <w:rFonts w:hint="eastAsia" w:ascii="Times New Roman" w:hAnsi="Times New Roman" w:eastAsia="FangSong" w:cs="Times New Roman"/>
+        <w:t>题</w:t>
+      </w:r>
+      <w:r>
+        <w:rPr>
+          <w:rFonts w:hint="eastAsia" w:ascii="Times New Roman" w:hAnsi="Times New Roman" w:eastAsia="Times New Roman" w:cs="Times New Roman"/>
           <w:b/>
           <w:bCs/>
         </w:rPr>
-        <w:t>雄黄变铁与砒黄变铜</w:t>
-      </w:r>
-      <w:r>
-        <w:rPr>
-          <w:rFonts w:hint="eastAsia" w:ascii="Times New Roman" w:hAnsi="Times New Roman" w:eastAsia="Times New Roman" w:cs="Times New Roman"/>
+        <w:t>-039-1-1-</w:t>
+      </w:r>
+      <w:r>
+        <w:rPr>
+          <w:rFonts w:hint="eastAsia" w:ascii="Times New Roman" w:hAnsi="Times New Roman" w:eastAsia="FangSong" w:cs="Times New Roman"/>
           <w:b/>
           <w:bCs/>
         </w:rPr>
-        <w:t>（39</w:t>
-      </w:r>
-      <w:r>
-        <w:rPr>
-          <w:rFonts w:ascii="Times New Roman" w:hAnsi="Times New Roman" w:eastAsia="Times New Roman" w:cs="Times New Roman"/>
+        <w:t>雄黄变铁与砒黄变铜</w:t>
+      </w:r>
+      <w:r>
+        <w:rPr>
+          <w:rFonts w:hint="eastAsia" w:ascii="Times New Roman" w:hAnsi="Times New Roman" w:eastAsia="Times New Roman" w:cs="Times New Roman"/>
           <w:b/>
           <w:bCs/>
         </w:rPr>
-        <w:t xml:space="preserve"> </w:t>
-      </w:r>
-      <w:r>
-        <w:rPr>
-          <w:rFonts w:hint="eastAsia" w:ascii="Times New Roman" w:hAnsi="Times New Roman" w:eastAsia="FangSong" w:cs="Times New Roman"/>
+        <w:t>（39</w:t>
+      </w:r>
+      <w:r>
+        <w:rPr>
+          <w:rFonts w:ascii="Times New Roman" w:hAnsi="Times New Roman" w:eastAsia="Times New Roman" w:cs="Times New Roman"/>
           <w:b/>
           <w:bCs/>
         </w:rPr>
-        <w:t>届</w:t>
-      </w:r>
-      <w:r>
-        <w:rPr>
-          <w:rFonts w:hint="eastAsia" w:ascii="Times New Roman" w:hAnsi="Times New Roman" w:eastAsia="Times New Roman" w:cs="Times New Roman"/>
+        <w:t xml:space="preserve"> </w:t>
+      </w:r>
+      <w:r>
+        <w:rPr>
+          <w:rFonts w:hint="eastAsia" w:ascii="Times New Roman" w:hAnsi="Times New Roman" w:eastAsia="FangSong" w:cs="Times New Roman"/>
           <w:b/>
           <w:bCs/>
         </w:rPr>
-        <w:t>）</w:t>
-      </w:r>
-      <w:r>
-        <w:rPr>
-          <w:rFonts w:hint="eastAsia" w:ascii="Times New Roman" w:hAnsi="Times New Roman" w:eastAsia="Times New Roman" w:cs="Times New Roman"/>
-        </w:rPr>
-        <w:t>：</w:t>
-      </w:r>
-      <w:r>
-        <w:rPr>
-          <w:rFonts w:hint="eastAsia" w:ascii="Times New Roman" w:hAnsi="Times New Roman" w:eastAsia="FangSong" w:cs="Times New Roman"/>
-        </w:rPr>
-        <w:t>化学史翻译入门</w:t>
-      </w:r>
-      <w:r>
-        <w:rPr>
-          <w:rFonts w:hint="eastAsia" w:ascii="Times New Roman" w:hAnsi="Times New Roman" w:eastAsia="Times New Roman" w:cs="Times New Roman"/>
-        </w:rPr>
-        <w:t>——</w:t>
-      </w:r>
-      <w:r>
-        <w:rPr>
-          <w:rFonts w:hint="eastAsia" w:ascii="Times New Roman" w:hAnsi="Times New Roman" w:eastAsia="FangSong" w:cs="Times New Roman"/>
-        </w:rPr>
-        <w:t>砷矿物古名</w:t>
-      </w:r>
-      <w:r>
-        <w:rPr>
-          <w:rFonts w:ascii="Times New Roman" w:hAnsi="Times New Roman" w:eastAsia="Times New Roman" w:cs="Times New Roman"/>
-        </w:rPr>
-        <w:t xml:space="preserve"> → </w:t>
-      </w:r>
-      <w:r>
-        <w:rPr>
-          <w:rFonts w:hint="eastAsia" w:ascii="Times New Roman" w:hAnsi="Times New Roman" w:eastAsia="FangSong" w:cs="Times New Roman"/>
-        </w:rPr>
-        <w:t xml:space="preserve">现代化学对象</w:t>
-      </w:r>
-      <w:r>
-        <w:rPr>
-          <w:rFonts w:ascii="Times New Roman" w:hAnsi="Times New Roman" w:eastAsia="Times New Roman" w:cs="Times New Roman"/>
-        </w:rPr>
-        <w:t xml:space="preserve"> → </w:t>
-      </w:r>
-      <w:r>
-        <w:rPr>
-          <w:rFonts w:hint="eastAsia" w:ascii="Times New Roman" w:hAnsi="Times New Roman" w:eastAsia="FangSong" w:cs="Times New Roman"/>
-        </w:rPr>
-        <w:t>反应类型判断</w:t>
-      </w:r>
-      <w:r>
-        <w:rPr>
-          <w:rFonts w:hint="eastAsia" w:ascii="Times New Roman" w:hAnsi="Times New Roman" w:eastAsia="Times New Roman" w:cs="Times New Roman"/>
-        </w:rPr>
-        <w:t>。</w:t>
-      </w:r>
-    </w:p>
-    <w:p>
-      <w:pPr>
-        <w:pStyle w:val="Compact"/>
-        <w:numPr>
-          <w:ilvl w:val="0"/>
-          <w:numId w:val="1006"/>
-        </w:numPr>
-      </w:pPr>
-      <w:r>
-        <w:rPr>
-          <w:rFonts w:hint="eastAsia" w:ascii="Times New Roman" w:hAnsi="Times New Roman" w:eastAsia="FangSong" w:cs="Times New Roman"/>
+        <w:t>届</w:t>
+      </w:r>
+      <w:r>
+        <w:rPr>
+          <w:rFonts w:hint="eastAsia" w:ascii="Times New Roman" w:hAnsi="Times New Roman" w:eastAsia="Times New Roman" w:cs="Times New Roman"/>
           <w:b/>
           <w:bCs/>
         </w:rPr>
-        <w:t>题</w:t>
-      </w:r>
-      <w:r>
-        <w:rPr>
-          <w:rFonts w:hint="eastAsia" w:ascii="Times New Roman" w:hAnsi="Times New Roman" w:eastAsia="Times New Roman" w:cs="Times New Roman"/>
+        <w:t>）</w:t>
+      </w:r>
+      <w:r>
+        <w:rPr>
+          <w:rFonts w:hint="eastAsia" w:ascii="Times New Roman" w:hAnsi="Times New Roman" w:eastAsia="Times New Roman" w:cs="Times New Roman"/>
+        </w:rPr>
+        <w:t>：</w:t>
+      </w:r>
+      <w:r>
+        <w:rPr>
+          <w:rFonts w:hint="eastAsia" w:ascii="Times New Roman" w:hAnsi="Times New Roman" w:eastAsia="FangSong" w:cs="Times New Roman"/>
+        </w:rPr>
+        <w:t>化学史翻译入门</w:t>
+      </w:r>
+      <w:r>
+        <w:rPr>
+          <w:rFonts w:hint="eastAsia" w:ascii="Times New Roman" w:hAnsi="Times New Roman" w:eastAsia="Times New Roman" w:cs="Times New Roman"/>
+        </w:rPr>
+        <w:t>——</w:t>
+      </w:r>
+      <w:r>
+        <w:rPr>
+          <w:rFonts w:hint="eastAsia" w:ascii="Times New Roman" w:hAnsi="Times New Roman" w:eastAsia="FangSong" w:cs="Times New Roman"/>
+        </w:rPr>
+        <w:t>砷矿物古名</w:t>
+      </w:r>
+      <w:r>
+        <w:rPr>
+          <w:rFonts w:ascii="Times New Roman" w:hAnsi="Times New Roman" w:eastAsia="Times New Roman" w:cs="Times New Roman"/>
+        </w:rPr>
+        <w:t xml:space="preserve"> → </w:t>
+      </w:r>
+      <w:r>
+        <w:rPr>
+          <w:rFonts w:hint="eastAsia" w:ascii="Times New Roman" w:hAnsi="Times New Roman" w:eastAsia="FangSong" w:cs="Times New Roman"/>
+        </w:rPr>
+        <w:t xml:space="preserve">现代化学对象</w:t>
+      </w:r>
+      <w:r>
+        <w:rPr>
+          <w:rFonts w:ascii="Times New Roman" w:hAnsi="Times New Roman" w:eastAsia="Times New Roman" w:cs="Times New Roman"/>
+        </w:rPr>
+        <w:t xml:space="preserve"> → </w:t>
+      </w:r>
+      <w:r>
+        <w:rPr>
+          <w:rFonts w:hint="eastAsia" w:ascii="Times New Roman" w:hAnsi="Times New Roman" w:eastAsia="FangSong" w:cs="Times New Roman"/>
+        </w:rPr>
+        <w:t>反应类型判断</w:t>
+      </w:r>
+      <w:r>
+        <w:rPr>
+          <w:rFonts w:hint="eastAsia" w:ascii="Times New Roman" w:hAnsi="Times New Roman" w:eastAsia="Times New Roman" w:cs="Times New Roman"/>
+        </w:rPr>
+        <w:t>。</w:t>
+      </w:r>
+      <w:r>
+        <w:rPr>
+          <w:rFonts w:ascii="Times New Roman" w:hAnsi="Times New Roman" w:eastAsia="Times New Roman" w:cs="Times New Roman"/>
+        </w:rPr>
+        <w:t xml:space="preserve"> </w:t>
+      </w:r>
+      <w:r>
+        <w:rPr>
+          <w:rFonts w:ascii="Times New Roman" w:hAnsi="Times New Roman" w:eastAsia="Times New Roman" w:cs="Times New Roman"/>
           <w:b/>
           <w:bCs/>
         </w:rPr>
-        <w:t>-039-1-4-</w:t>
+        <w:t xml:space="preserve">12.</w:t>
+      </w:r>
+      <w:r>
+        <w:rPr>
+          <w:rFonts w:ascii="Times New Roman" w:hAnsi="Times New Roman" w:eastAsia="Times New Roman" w:cs="Times New Roman"/>
+        </w:rPr>
+        <w:t xml:space="preserve"> </w:t>
       </w:r>
       <w:r>
         <w:rPr>
@@ -36222,7 +36319,7 @@
           <w:b/>
           <w:bCs/>
         </w:rPr>
-        <w:t>彩金制备与硒砂作用</w:t>
+        <w:t>题</w:t>
       </w:r>
       <w:r>
         <w:rPr>
@@ -36230,102 +36327,39 @@
           <w:b/>
           <w:bCs/>
         </w:rPr>
-        <w:t>（39</w:t>
-      </w:r>
-      <w:r>
-        <w:rPr>
-          <w:rFonts w:ascii="Times New Roman" w:hAnsi="Times New Roman" w:eastAsia="Times New Roman" w:cs="Times New Roman"/>
+        <w:t>-039-1-4-</w:t>
+      </w:r>
+      <w:r>
+        <w:rPr>
+          <w:rFonts w:hint="eastAsia" w:ascii="Times New Roman" w:hAnsi="Times New Roman" w:eastAsia="FangSong" w:cs="Times New Roman"/>
           <w:b/>
           <w:bCs/>
         </w:rPr>
-        <w:t xml:space="preserve"> </w:t>
-      </w:r>
-      <w:r>
-        <w:rPr>
-          <w:rFonts w:hint="eastAsia" w:ascii="Times New Roman" w:hAnsi="Times New Roman" w:eastAsia="FangSong" w:cs="Times New Roman"/>
+        <w:t>彩金制备与硒砂作用</w:t>
+      </w:r>
+      <w:r>
+        <w:rPr>
+          <w:rFonts w:hint="eastAsia" w:ascii="Times New Roman" w:hAnsi="Times New Roman" w:eastAsia="Times New Roman" w:cs="Times New Roman"/>
           <w:b/>
           <w:bCs/>
         </w:rPr>
-        <w:t>届</w:t>
-      </w:r>
-      <w:r>
-        <w:rPr>
-          <w:rFonts w:hint="eastAsia" w:ascii="Times New Roman" w:hAnsi="Times New Roman" w:eastAsia="Times New Roman" w:cs="Times New Roman"/>
+        <w:t>（39</w:t>
+      </w:r>
+      <w:r>
+        <w:rPr>
+          <w:rFonts w:ascii="Times New Roman" w:hAnsi="Times New Roman" w:eastAsia="Times New Roman" w:cs="Times New Roman"/>
           <w:b/>
           <w:bCs/>
         </w:rPr>
-        <w:t>）</w:t>
-      </w:r>
-      <w:r>
-        <w:rPr>
-          <w:rFonts w:hint="eastAsia" w:ascii="Times New Roman" w:hAnsi="Times New Roman" w:eastAsia="Times New Roman" w:cs="Times New Roman"/>
-        </w:rPr>
-        <w:t>：</w:t>
-      </w:r>
-      <w:r>
-        <w:rPr>
-          <w:rFonts w:hint="eastAsia" w:ascii="Times New Roman" w:hAnsi="Times New Roman" w:eastAsia="FangSong" w:cs="Times New Roman"/>
-        </w:rPr>
-        <w:t>物质识别</w:t>
-      </w:r>
-      <w:r>
-        <w:rPr>
-          <w:rFonts w:ascii="Times New Roman" w:hAnsi="Times New Roman" w:eastAsia="Times New Roman" w:cs="Times New Roman"/>
-        </w:rPr>
-        <w:t xml:space="preserve"> → </w:t>
-      </w:r>
-      <w:r>
-        <w:rPr>
-          <w:rFonts w:hint="eastAsia" w:ascii="Times New Roman" w:hAnsi="Times New Roman" w:eastAsia="FangSong" w:cs="Times New Roman"/>
-        </w:rPr>
-        <w:t xml:space="preserve">热力学温度窗口</w:t>
-      </w:r>
-      <w:r>
-        <w:rPr>
-          <w:rFonts w:ascii="Times New Roman" w:hAnsi="Times New Roman" w:eastAsia="Times New Roman" w:cs="Times New Roman"/>
-        </w:rPr>
-        <w:t xml:space="preserve"> → </w:t>
-      </w:r>
-      <w:r>
-        <w:rPr>
-          <w:rFonts w:hint="eastAsia" w:ascii="Times New Roman" w:hAnsi="Times New Roman" w:eastAsia="FangSong" w:cs="Times New Roman"/>
-        </w:rPr>
-        <w:t>条件作用三段</w:t>
-      </w:r>
-      <w:r>
-        <w:rPr>
-          <w:rFonts w:hint="eastAsia" w:ascii="Times New Roman" w:hAnsi="Times New Roman" w:eastAsia="Times New Roman" w:cs="Times New Roman"/>
-        </w:rPr>
-        <w:t>，</w:t>
-      </w:r>
-      <w:r>
-        <w:rPr>
-          <w:rFonts w:hint="eastAsia" w:ascii="Times New Roman" w:hAnsi="Times New Roman" w:eastAsia="FangSong" w:cs="Times New Roman"/>
-        </w:rPr>
-        <w:t>训练热力学判据服务元素判断</w:t>
-      </w:r>
-      <w:r>
-        <w:rPr>
-          <w:rFonts w:hint="eastAsia" w:ascii="Times New Roman" w:hAnsi="Times New Roman" w:eastAsia="Times New Roman" w:cs="Times New Roman"/>
-        </w:rPr>
-        <w:t>。</w:t>
-      </w:r>
-    </w:p>
-    <w:p>
-      <w:pPr>
-        <w:pStyle w:val="Compact"/>
-        <w:numPr>
-          <w:ilvl w:val="0"/>
-          <w:numId w:val="1006"/>
-        </w:numPr>
-      </w:pPr>
+        <w:t xml:space="preserve"> </w:t>
+      </w:r>
       <w:r>
         <w:rPr>
           <w:rFonts w:hint="eastAsia" w:ascii="Times New Roman" w:hAnsi="Times New Roman" w:eastAsia="FangSong" w:cs="Times New Roman"/>
           <w:b/>
           <w:bCs/>
         </w:rPr>
-        <w:t>题</w:t>
+        <w:t>届</w:t>
       </w:r>
       <w:r>
         <w:rPr>
@@ -36333,7 +36367,67 @@
           <w:b/>
           <w:bCs/>
         </w:rPr>
-        <w:t>-038-1-1/1-2（38</w:t>
+        <w:t>）</w:t>
+      </w:r>
+      <w:r>
+        <w:rPr>
+          <w:rFonts w:hint="eastAsia" w:ascii="Times New Roman" w:hAnsi="Times New Roman" w:eastAsia="Times New Roman" w:cs="Times New Roman"/>
+        </w:rPr>
+        <w:t>：</w:t>
+      </w:r>
+      <w:r>
+        <w:rPr>
+          <w:rFonts w:hint="eastAsia" w:ascii="Times New Roman" w:hAnsi="Times New Roman" w:eastAsia="FangSong" w:cs="Times New Roman"/>
+        </w:rPr>
+        <w:t>物质识别</w:t>
+      </w:r>
+      <w:r>
+        <w:rPr>
+          <w:rFonts w:ascii="Times New Roman" w:hAnsi="Times New Roman" w:eastAsia="Times New Roman" w:cs="Times New Roman"/>
+        </w:rPr>
+        <w:t xml:space="preserve"> → </w:t>
+      </w:r>
+      <w:r>
+        <w:rPr>
+          <w:rFonts w:hint="eastAsia" w:ascii="Times New Roman" w:hAnsi="Times New Roman" w:eastAsia="FangSong" w:cs="Times New Roman"/>
+        </w:rPr>
+        <w:t xml:space="preserve">热力学温度窗口</w:t>
+      </w:r>
+      <w:r>
+        <w:rPr>
+          <w:rFonts w:ascii="Times New Roman" w:hAnsi="Times New Roman" w:eastAsia="Times New Roman" w:cs="Times New Roman"/>
+        </w:rPr>
+        <w:t xml:space="preserve"> → </w:t>
+      </w:r>
+      <w:r>
+        <w:rPr>
+          <w:rFonts w:hint="eastAsia" w:ascii="Times New Roman" w:hAnsi="Times New Roman" w:eastAsia="FangSong" w:cs="Times New Roman"/>
+        </w:rPr>
+        <w:t>条件作用三段</w:t>
+      </w:r>
+      <w:r>
+        <w:rPr>
+          <w:rFonts w:hint="eastAsia" w:ascii="Times New Roman" w:hAnsi="Times New Roman" w:eastAsia="Times New Roman" w:cs="Times New Roman"/>
+        </w:rPr>
+        <w:t>，</w:t>
+      </w:r>
+      <w:r>
+        <w:rPr>
+          <w:rFonts w:hint="eastAsia" w:ascii="Times New Roman" w:hAnsi="Times New Roman" w:eastAsia="FangSong" w:cs="Times New Roman"/>
+        </w:rPr>
+        <w:t>训练热力学判据服务元素判断</w:t>
+      </w:r>
+      <w:r>
+        <w:rPr>
+          <w:rFonts w:hint="eastAsia" w:ascii="Times New Roman" w:hAnsi="Times New Roman" w:eastAsia="Times New Roman" w:cs="Times New Roman"/>
+        </w:rPr>
+        <w:t>。</w:t>
+      </w:r>
+      <w:r>
+        <w:rPr>
+          <w:rFonts w:ascii="Times New Roman" w:hAnsi="Times New Roman" w:eastAsia="Times New Roman" w:cs="Times New Roman"/>
+        </w:rPr>
+        <w:t xml:space="preserve"> </w:t>
       </w:r>
       <w:r>
         <w:rPr>
@@ -36341,6 +36435,12 @@
           <w:b/>
           <w:bCs/>
         </w:rPr>
+        <w:t xml:space="preserve">13.</w:t>
+      </w:r>
+      <w:r>
+        <w:rPr>
+          <w:rFonts w:ascii="Times New Roman" w:hAnsi="Times New Roman" w:eastAsia="Times New Roman" w:cs="Times New Roman"/>
+        </w:rPr>
         <w:t xml:space="preserve"> </w:t>
       </w:r>
       <w:r>
@@ -36349,7 +36449,7 @@
           <w:b/>
           <w:bCs/>
         </w:rPr>
-        <w:t>届</w:t>
+        <w:t>题</w:t>
       </w:r>
       <w:r>
         <w:rPr>
@@ -36357,146 +36457,149 @@
           <w:b/>
           <w:bCs/>
         </w:rPr>
-        <w:t>，</w:t>
-      </w:r>
-      <w:r>
-        <w:rPr>
-          <w:rFonts w:hint="eastAsia" w:ascii="Times New Roman" w:hAnsi="Times New Roman" w:eastAsia="FangSong" w:cs="Times New Roman"/>
+        <w:t>-038-1-1/1-2（38</w:t>
+      </w:r>
+      <w:r>
+        <w:rPr>
+          <w:rFonts w:ascii="Times New Roman" w:hAnsi="Times New Roman" w:eastAsia="Times New Roman" w:cs="Times New Roman"/>
           <w:b/>
           <w:bCs/>
         </w:rPr>
-        <w:t>灰狼与矿渣</w:t>
-      </w:r>
-      <w:r>
-        <w:rPr>
-          <w:rFonts w:hint="eastAsia" w:ascii="Times New Roman" w:hAnsi="Times New Roman" w:eastAsia="Times New Roman" w:cs="Times New Roman"/>
+        <w:t xml:space="preserve"> </w:t>
+      </w:r>
+      <w:r>
+        <w:rPr>
+          <w:rFonts w:hint="eastAsia" w:ascii="Times New Roman" w:hAnsi="Times New Roman" w:eastAsia="FangSong" w:cs="Times New Roman"/>
           <w:b/>
           <w:bCs/>
         </w:rPr>
-        <w:t>/</w:t>
-      </w:r>
-      <w:r>
-        <w:rPr>
-          <w:rFonts w:hint="eastAsia" w:ascii="Times New Roman" w:hAnsi="Times New Roman" w:eastAsia="FangSong" w:cs="Times New Roman"/>
+        <w:t>届</w:t>
+      </w:r>
+      <w:r>
+        <w:rPr>
+          <w:rFonts w:hint="eastAsia" w:ascii="Times New Roman" w:hAnsi="Times New Roman" w:eastAsia="Times New Roman" w:cs="Times New Roman"/>
           <w:b/>
           <w:bCs/>
         </w:rPr>
-        <w:t>炼丹物质</w:t>
-      </w:r>
-      <w:r>
-        <w:rPr>
-          <w:rFonts w:hint="eastAsia" w:ascii="Times New Roman" w:hAnsi="Times New Roman" w:eastAsia="Times New Roman" w:cs="Times New Roman"/>
+        <w:t>，</w:t>
+      </w:r>
+      <w:r>
+        <w:rPr>
+          <w:rFonts w:hint="eastAsia" w:ascii="Times New Roman" w:hAnsi="Times New Roman" w:eastAsia="FangSong" w:cs="Times New Roman"/>
           <w:b/>
           <w:bCs/>
         </w:rPr>
-        <w:t>）</w:t>
-      </w:r>
-      <w:r>
-        <w:rPr>
-          <w:rFonts w:hint="eastAsia" w:ascii="Times New Roman" w:hAnsi="Times New Roman" w:eastAsia="Times New Roman" w:cs="Times New Roman"/>
-        </w:rPr>
-        <w:t>：</w:t>
-      </w:r>
-      <w:r>
-        <w:rPr>
-          <w:rFonts w:hint="eastAsia" w:ascii="Times New Roman" w:hAnsi="Times New Roman" w:eastAsia="FangSong" w:cs="Times New Roman"/>
-        </w:rPr>
-        <w:t>化学史推断</w:t>
-      </w:r>
-      <w:r>
-        <w:rPr>
-          <w:rFonts w:ascii="Times New Roman" w:hAnsi="Times New Roman" w:eastAsia="Times New Roman" w:cs="Times New Roman"/>
-        </w:rPr>
-        <w:t xml:space="preserve"> + </w:t>
-      </w:r>
-      <w:r>
-        <w:rPr>
-          <w:rFonts w:hint="eastAsia" w:ascii="Times New Roman" w:hAnsi="Times New Roman" w:eastAsia="FangSong" w:cs="Times New Roman"/>
-        </w:rPr>
-        <w:t xml:space="preserve">矿渣组成</w:t>
-      </w:r>
-      <w:r>
-        <w:rPr>
-          <w:rFonts w:ascii="Times New Roman" w:hAnsi="Times New Roman" w:eastAsia="Times New Roman" w:cs="Times New Roman"/>
-        </w:rPr>
-        <w:t xml:space="preserve"> + </w:t>
-      </w:r>
-      <w:r>
-        <w:rPr>
-          <w:rFonts w:hint="eastAsia" w:ascii="Times New Roman" w:hAnsi="Times New Roman" w:eastAsia="FangSong" w:cs="Times New Roman"/>
-        </w:rPr>
-        <w:t>颜色</w:t>
-      </w:r>
-      <w:r>
-        <w:rPr>
-          <w:rFonts w:hint="eastAsia" w:ascii="Times New Roman" w:hAnsi="Times New Roman" w:eastAsia="Times New Roman" w:cs="Times New Roman"/>
-        </w:rPr>
-        <w:t>-</w:t>
-      </w:r>
-      <w:r>
-        <w:rPr>
-          <w:rFonts w:hint="eastAsia" w:ascii="Times New Roman" w:hAnsi="Times New Roman" w:eastAsia="FangSong" w:cs="Times New Roman"/>
-        </w:rPr>
-        <w:t>反应性综合</w:t>
-      </w:r>
-      <w:r>
-        <w:rPr>
-          <w:rFonts w:hint="eastAsia" w:ascii="Times New Roman" w:hAnsi="Times New Roman" w:eastAsia="Times New Roman" w:cs="Times New Roman"/>
-        </w:rPr>
-        <w:t>，</w:t>
-      </w:r>
-      <w:r>
-        <w:rPr>
-          <w:rFonts w:hint="eastAsia" w:ascii="Times New Roman" w:hAnsi="Times New Roman" w:eastAsia="FangSong" w:cs="Times New Roman"/>
-        </w:rPr>
-        <w:t>三步翻译法完整执行</w:t>
-      </w:r>
-      <w:r>
-        <w:rPr>
-          <w:rFonts w:hint="eastAsia" w:ascii="Times New Roman" w:hAnsi="Times New Roman" w:eastAsia="Times New Roman" w:cs="Times New Roman"/>
-        </w:rPr>
-        <w:t>。</w:t>
-      </w:r>
-    </w:p>
-    <w:p>
-      <w:pPr>
-        <w:pStyle w:val="Compact"/>
-        <w:numPr>
-          <w:ilvl w:val="0"/>
-          <w:numId w:val="1006"/>
-        </w:numPr>
-      </w:pPr>
-      <w:r>
-        <w:rPr>
-          <w:rFonts w:hint="eastAsia" w:ascii="Times New Roman" w:hAnsi="Times New Roman" w:eastAsia="FangSong" w:cs="Times New Roman"/>
+        <w:t>灰狼与矿渣</w:t>
+      </w:r>
+      <w:r>
+        <w:rPr>
+          <w:rFonts w:hint="eastAsia" w:ascii="Times New Roman" w:hAnsi="Times New Roman" w:eastAsia="Times New Roman" w:cs="Times New Roman"/>
           <w:b/>
           <w:bCs/>
         </w:rPr>
-        <w:t>题</w:t>
-      </w:r>
-      <w:r>
-        <w:rPr>
-          <w:rFonts w:hint="eastAsia" w:ascii="Times New Roman" w:hAnsi="Times New Roman" w:eastAsia="Times New Roman" w:cs="Times New Roman"/>
+        <w:t>/</w:t>
+      </w:r>
+      <w:r>
+        <w:rPr>
+          <w:rFonts w:hint="eastAsia" w:ascii="Times New Roman" w:hAnsi="Times New Roman" w:eastAsia="FangSong" w:cs="Times New Roman"/>
           <w:b/>
           <w:bCs/>
         </w:rPr>
-        <w:t>-38</w:t>
-      </w:r>
-      <w:r>
-        <w:rPr>
-          <w:rFonts w:hint="eastAsia" w:ascii="Times New Roman" w:hAnsi="Times New Roman" w:eastAsia="FangSong" w:cs="Times New Roman"/>
+        <w:t>炼丹物质</w:t>
+      </w:r>
+      <w:r>
+        <w:rPr>
+          <w:rFonts w:hint="eastAsia" w:ascii="Times New Roman" w:hAnsi="Times New Roman" w:eastAsia="Times New Roman" w:cs="Times New Roman"/>
           <w:b/>
           <w:bCs/>
         </w:rPr>
-        <w:t>决理</w:t>
-      </w:r>
-      <w:r>
-        <w:rPr>
-          <w:rFonts w:hint="eastAsia" w:ascii="Times New Roman" w:hAnsi="Times New Roman" w:eastAsia="Times New Roman" w:cs="Times New Roman"/>
+        <w:t>）</w:t>
+      </w:r>
+      <w:r>
+        <w:rPr>
+          <w:rFonts w:hint="eastAsia" w:ascii="Times New Roman" w:hAnsi="Times New Roman" w:eastAsia="Times New Roman" w:cs="Times New Roman"/>
+        </w:rPr>
+        <w:t>：</w:t>
+      </w:r>
+      <w:r>
+        <w:rPr>
+          <w:rFonts w:hint="eastAsia" w:ascii="Times New Roman" w:hAnsi="Times New Roman" w:eastAsia="FangSong" w:cs="Times New Roman"/>
+        </w:rPr>
+        <w:t>化学史推断</w:t>
+      </w:r>
+      <w:r>
+        <w:rPr>
+          <w:rFonts w:ascii="Times New Roman" w:hAnsi="Times New Roman" w:eastAsia="Times New Roman" w:cs="Times New Roman"/>
+        </w:rPr>
+        <w:t xml:space="preserve"> + </w:t>
+      </w:r>
+      <w:r>
+        <w:rPr>
+          <w:rFonts w:hint="eastAsia" w:ascii="Times New Roman" w:hAnsi="Times New Roman" w:eastAsia="FangSong" w:cs="Times New Roman"/>
+        </w:rPr>
+        <w:t xml:space="preserve">矿渣组成</w:t>
+      </w:r>
+      <w:r>
+        <w:rPr>
+          <w:rFonts w:ascii="Times New Roman" w:hAnsi="Times New Roman" w:eastAsia="Times New Roman" w:cs="Times New Roman"/>
+        </w:rPr>
+        <w:t xml:space="preserve"> + </w:t>
+      </w:r>
+      <w:r>
+        <w:rPr>
+          <w:rFonts w:hint="eastAsia" w:ascii="Times New Roman" w:hAnsi="Times New Roman" w:eastAsia="FangSong" w:cs="Times New Roman"/>
+        </w:rPr>
+        <w:t>颜色</w:t>
+      </w:r>
+      <w:r>
+        <w:rPr>
+          <w:rFonts w:hint="eastAsia" w:ascii="Times New Roman" w:hAnsi="Times New Roman" w:eastAsia="Times New Roman" w:cs="Times New Roman"/>
+        </w:rPr>
+        <w:t>-</w:t>
+      </w:r>
+      <w:r>
+        <w:rPr>
+          <w:rFonts w:hint="eastAsia" w:ascii="Times New Roman" w:hAnsi="Times New Roman" w:eastAsia="FangSong" w:cs="Times New Roman"/>
+        </w:rPr>
+        <w:t>反应性综合</w:t>
+      </w:r>
+      <w:r>
+        <w:rPr>
+          <w:rFonts w:hint="eastAsia" w:ascii="Times New Roman" w:hAnsi="Times New Roman" w:eastAsia="Times New Roman" w:cs="Times New Roman"/>
+        </w:rPr>
+        <w:t>，</w:t>
+      </w:r>
+      <w:r>
+        <w:rPr>
+          <w:rFonts w:hint="eastAsia" w:ascii="Times New Roman" w:hAnsi="Times New Roman" w:eastAsia="FangSong" w:cs="Times New Roman"/>
+        </w:rPr>
+        <w:t>三步翻译法完整执行</w:t>
+      </w:r>
+      <w:r>
+        <w:rPr>
+          <w:rFonts w:hint="eastAsia" w:ascii="Times New Roman" w:hAnsi="Times New Roman" w:eastAsia="Times New Roman" w:cs="Times New Roman"/>
+        </w:rPr>
+        <w:t>。</w:t>
+      </w:r>
+      <w:r>
+        <w:rPr>
+          <w:rFonts w:ascii="Times New Roman" w:hAnsi="Times New Roman" w:eastAsia="Times New Roman" w:cs="Times New Roman"/>
+        </w:rPr>
+        <w:t xml:space="preserve"> </w:t>
+      </w:r>
+      <w:r>
+        <w:rPr>
+          <w:rFonts w:ascii="Times New Roman" w:hAnsi="Times New Roman" w:eastAsia="Times New Roman" w:cs="Times New Roman"/>
           <w:b/>
           <w:bCs/>
         </w:rPr>
-        <w:t>-1-</w:t>
+        <w:t xml:space="preserve">14.</w:t>
+      </w:r>
+      <w:r>
+        <w:rPr>
+          <w:rFonts w:ascii="Times New Roman" w:hAnsi="Times New Roman" w:eastAsia="Times New Roman" w:cs="Times New Roman"/>
+        </w:rPr>
+        <w:t xml:space="preserve"> </w:t>
       </w:r>
       <w:r>
         <w:rPr>
@@ -36504,7 +36607,7 @@
           <w:b/>
           <w:bCs/>
         </w:rPr>
-        <w:t>铍类化合物的结构和性质</w:t>
+        <w:t>题</w:t>
       </w:r>
       <w:r>
         <w:rPr>
@@ -36512,30 +36615,62 @@
           <w:b/>
           <w:bCs/>
         </w:rPr>
-        <w:t>（38</w:t>
-      </w:r>
-      <w:r>
-        <w:rPr>
-          <w:rFonts w:ascii="Times New Roman" w:hAnsi="Times New Roman" w:eastAsia="Times New Roman" w:cs="Times New Roman"/>
+        <w:t>-38</w:t>
+      </w:r>
+      <w:r>
+        <w:rPr>
+          <w:rFonts w:hint="eastAsia" w:ascii="Times New Roman" w:hAnsi="Times New Roman" w:eastAsia="FangSong" w:cs="Times New Roman"/>
           <w:b/>
           <w:bCs/>
         </w:rPr>
-        <w:t xml:space="preserve"> </w:t>
-      </w:r>
-      <w:r>
-        <w:rPr>
-          <w:rFonts w:hint="eastAsia" w:ascii="Times New Roman" w:hAnsi="Times New Roman" w:eastAsia="FangSong" w:cs="Times New Roman"/>
+        <w:t>决理</w:t>
+      </w:r>
+      <w:r>
+        <w:rPr>
+          <w:rFonts w:hint="eastAsia" w:ascii="Times New Roman" w:hAnsi="Times New Roman" w:eastAsia="Times New Roman" w:cs="Times New Roman"/>
           <w:b/>
           <w:bCs/>
         </w:rPr>
-        <w:t>届决赛</w:t>
-      </w:r>
-      <w:r>
-        <w:rPr>
-          <w:rFonts w:hint="eastAsia" w:ascii="Times New Roman" w:hAnsi="Times New Roman" w:eastAsia="Times New Roman" w:cs="Times New Roman"/>
+        <w:t>-1-</w:t>
+      </w:r>
+      <w:r>
+        <w:rPr>
+          <w:rFonts w:hint="eastAsia" w:ascii="Times New Roman" w:hAnsi="Times New Roman" w:eastAsia="FangSong" w:cs="Times New Roman"/>
           <w:b/>
           <w:bCs/>
         </w:rPr>
+        <w:t>铍类化合物的结构和性质</w:t>
+      </w:r>
+      <w:r>
+        <w:rPr>
+          <w:rFonts w:hint="eastAsia" w:ascii="Times New Roman" w:hAnsi="Times New Roman" w:eastAsia="Times New Roman" w:cs="Times New Roman"/>
+          <w:b/>
+          <w:bCs/>
+        </w:rPr>
+        <w:t>（38</w:t>
+      </w:r>
+      <w:r>
+        <w:rPr>
+          <w:rFonts w:ascii="Times New Roman" w:hAnsi="Times New Roman" w:eastAsia="Times New Roman" w:cs="Times New Roman"/>
+          <w:b/>
+          <w:bCs/>
+        </w:rPr>
+        <w:t xml:space="preserve"> </w:t>
+      </w:r>
+      <w:r>
+        <w:rPr>
+          <w:rFonts w:hint="eastAsia" w:ascii="Times New Roman" w:hAnsi="Times New Roman" w:eastAsia="FangSong" w:cs="Times New Roman"/>
+          <w:b/>
+          <w:bCs/>
+        </w:rPr>
+        <w:t>届决赛</w:t>
+      </w:r>
+      <w:r>
+        <w:rPr>
+          <w:rFonts w:hint="eastAsia" w:ascii="Times New Roman" w:hAnsi="Times New Roman" w:eastAsia="Times New Roman" w:cs="Times New Roman"/>
+          <w:b/>
+          <w:bCs/>
+        </w:rPr>
         <w:t>）</w:t>
       </w:r>
       <w:r>
@@ -36592,15 +36727,26 @@
         </w:rPr>
         <w:t>。</w:t>
       </w:r>
-    </w:p>
-    <w:p>
-      <w:pPr>
-        <w:pStyle w:val="Compact"/>
-        <w:numPr>
-          <w:ilvl w:val="0"/>
-          <w:numId w:val="1006"/>
-        </w:numPr>
-      </w:pPr>
+      <w:r>
+        <w:rPr>
+          <w:rFonts w:ascii="Times New Roman" w:hAnsi="Times New Roman" w:eastAsia="Times New Roman" w:cs="Times New Roman"/>
+        </w:rPr>
+        <w:t xml:space="preserve"> </w:t>
+      </w:r>
+      <w:r>
+        <w:rPr>
+          <w:rFonts w:ascii="Times New Roman" w:hAnsi="Times New Roman" w:eastAsia="Times New Roman" w:cs="Times New Roman"/>
+          <w:b/>
+          <w:bCs/>
+        </w:rPr>
+        <w:t xml:space="preserve">15.</w:t>
+      </w:r>
+      <w:r>
+        <w:rPr>
+          <w:rFonts w:ascii="Times New Roman" w:hAnsi="Times New Roman" w:eastAsia="Times New Roman" w:cs="Times New Roman"/>
+        </w:rPr>
+        <w:t xml:space="preserve"> </w:t>
+      </w:r>
       <w:r>
         <w:rPr>
           <w:rFonts w:ascii="Times New Roman" w:hAnsi="Times New Roman" w:eastAsia="Times New Roman" w:cs="Times New Roman"/>
@@ -36769,8 +36915,22 @@
       <w:r>
         <w:rPr>
           <w:rFonts w:ascii="Times New Roman" w:hAnsi="Times New Roman" w:eastAsia="Times New Roman" w:cs="Times New Roman"/>
-        </w:rPr>
-        <w:t>1. Li</w:t>
+          <w:b/>
+          <w:bCs/>
+        </w:rPr>
+        <w:t xml:space="preserve">1.</w:t>
+      </w:r>
+      <w:r>
+        <w:rPr>
+          <w:rFonts w:ascii="Times New Roman" w:hAnsi="Times New Roman" w:eastAsia="Times New Roman" w:cs="Times New Roman"/>
+        </w:rPr>
+        <w:t xml:space="preserve"> </w:t>
+      </w:r>
+      <w:r>
+        <w:rPr>
+          <w:rFonts w:ascii="Times New Roman" w:hAnsi="Times New Roman" w:eastAsia="Times New Roman" w:cs="Times New Roman"/>
+        </w:rPr>
+        <w:t>Li</w:t>
       </w:r>
       <w:r>
         <w:rPr>
@@ -37071,8 +37231,22 @@
       <w:r>
         <w:rPr>
           <w:rFonts w:ascii="Times New Roman" w:hAnsi="Times New Roman" w:eastAsia="Times New Roman" w:cs="Times New Roman"/>
-        </w:rPr>
-        <w:t xml:space="preserve">2. Tl </w:t>
+          <w:b/>
+          <w:bCs/>
+        </w:rPr>
+        <w:t xml:space="preserve">2.</w:t>
+      </w:r>
+      <w:r>
+        <w:rPr>
+          <w:rFonts w:ascii="Times New Roman" w:hAnsi="Times New Roman" w:eastAsia="Times New Roman" w:cs="Times New Roman"/>
+        </w:rPr>
+        <w:t xml:space="preserve"> </w:t>
+      </w:r>
+      <w:r>
+        <w:rPr>
+          <w:rFonts w:ascii="Times New Roman" w:hAnsi="Times New Roman" w:eastAsia="Times New Roman" w:cs="Times New Roman"/>
+        </w:rPr>
+        <w:t xml:space="preserve">Tl </w:t>
       </w:r>
       <w:r>
         <w:rPr>
@@ -37273,8 +37447,16 @@
       <w:r>
         <w:rPr>
           <w:rFonts w:ascii="Times New Roman" w:hAnsi="Times New Roman" w:eastAsia="Times New Roman" w:cs="Times New Roman"/>
-        </w:rPr>
-        <w:t xml:space="preserve">3. </w:t>
+          <w:b/>
+          <w:bCs/>
+        </w:rPr>
+        <w:t xml:space="preserve">3.</w:t>
+      </w:r>
+      <w:r>
+        <w:rPr>
+          <w:rFonts w:ascii="Times New Roman" w:hAnsi="Times New Roman" w:eastAsia="Times New Roman" w:cs="Times New Roman"/>
+        </w:rPr>
+        <w:t xml:space="preserve"> </w:t>
       </w:r>
       <w:r>
         <w:rPr>
@@ -37335,8 +37517,16 @@
       <w:r>
         <w:rPr>
           <w:rFonts w:ascii="Times New Roman" w:hAnsi="Times New Roman" w:eastAsia="Times New Roman" w:cs="Times New Roman"/>
-        </w:rPr>
-        <w:t xml:space="preserve">4. </w:t>
+          <w:b/>
+          <w:bCs/>
+        </w:rPr>
+        <w:t xml:space="preserve">4.</w:t>
+      </w:r>
+      <w:r>
+        <w:rPr>
+          <w:rFonts w:ascii="Times New Roman" w:hAnsi="Times New Roman" w:eastAsia="Times New Roman" w:cs="Times New Roman"/>
+        </w:rPr>
+        <w:t xml:space="preserve"> </w:t>
       </w:r>
       <w:r>
         <w:rPr>
@@ -37437,8 +37627,16 @@
       <w:r>
         <w:rPr>
           <w:rFonts w:ascii="Times New Roman" w:hAnsi="Times New Roman" w:eastAsia="Times New Roman" w:cs="Times New Roman"/>
-        </w:rPr>
-        <w:t xml:space="preserve">5. </w:t>
+          <w:b/>
+          <w:bCs/>
+        </w:rPr>
+        <w:t xml:space="preserve">5.</w:t>
+      </w:r>
+      <w:r>
+        <w:rPr>
+          <w:rFonts w:ascii="Times New Roman" w:hAnsi="Times New Roman" w:eastAsia="Times New Roman" w:cs="Times New Roman"/>
+        </w:rPr>
+        <w:t xml:space="preserve"> </w:t>
       </w:r>
       <w:r>
         <w:rPr>
@@ -37675,8 +37873,22 @@
       <w:r>
         <w:rPr>
           <w:rFonts w:ascii="Times New Roman" w:hAnsi="Times New Roman" w:eastAsia="Times New Roman" w:cs="Times New Roman"/>
-        </w:rPr>
-        <w:t xml:space="preserve">6. (a) HIO </w:t>
+          <w:b/>
+          <w:bCs/>
+        </w:rPr>
+        <w:t xml:space="preserve">6.</w:t>
+      </w:r>
+      <w:r>
+        <w:rPr>
+          <w:rFonts w:ascii="Times New Roman" w:hAnsi="Times New Roman" w:eastAsia="Times New Roman" w:cs="Times New Roman"/>
+        </w:rPr>
+        <w:t xml:space="preserve"> </w:t>
+      </w:r>
+      <w:r>
+        <w:rPr>
+          <w:rFonts w:ascii="Times New Roman" w:hAnsi="Times New Roman" w:eastAsia="Times New Roman" w:cs="Times New Roman"/>
+        </w:rPr>
+        <w:t xml:space="preserve">(a) HIO </w:t>
       </w:r>
       <w:r>
         <w:rPr>
@@ -38144,8 +38356,22 @@
       <w:r>
         <w:rPr>
           <w:rFonts w:ascii="Times New Roman" w:hAnsi="Times New Roman" w:eastAsia="Times New Roman" w:cs="Times New Roman"/>
-        </w:rPr>
-        <w:t>7. Cu</w:t>
+          <w:b/>
+          <w:bCs/>
+        </w:rPr>
+        <w:t xml:space="preserve">7.</w:t>
+      </w:r>
+      <w:r>
+        <w:rPr>
+          <w:rFonts w:ascii="Times New Roman" w:hAnsi="Times New Roman" w:eastAsia="Times New Roman" w:cs="Times New Roman"/>
+        </w:rPr>
+        <w:t xml:space="preserve"> </w:t>
+      </w:r>
+      <w:r>
+        <w:rPr>
+          <w:rFonts w:ascii="Times New Roman" w:hAnsi="Times New Roman" w:eastAsia="Times New Roman" w:cs="Times New Roman"/>
+        </w:rPr>
+        <w:t>Cu</w:t>
       </w:r>
       <w:r>
         <w:rPr>
@@ -38348,8 +38574,22 @@
       <w:r>
         <w:rPr>
           <w:rFonts w:ascii="Times New Roman" w:hAnsi="Times New Roman" w:eastAsia="Times New Roman" w:cs="Times New Roman"/>
-        </w:rPr>
-        <w:t xml:space="preserve">8. ①Zr/Hf </w:t>
+          <w:b/>
+          <w:bCs/>
+        </w:rPr>
+        <w:t xml:space="preserve">8.</w:t>
+      </w:r>
+      <w:r>
+        <w:rPr>
+          <w:rFonts w:ascii="Times New Roman" w:hAnsi="Times New Roman" w:eastAsia="Times New Roman" w:cs="Times New Roman"/>
+        </w:rPr>
+        <w:t xml:space="preserve"> </w:t>
+      </w:r>
+      <w:r>
+        <w:rPr>
+          <w:rFonts w:ascii="Times New Roman" w:hAnsi="Times New Roman" w:eastAsia="Times New Roman" w:cs="Times New Roman"/>
+        </w:rPr>
+        <w:t xml:space="preserve">①Zr/Hf </w:t>
       </w:r>
       <w:r>
         <w:rPr>
@@ -38620,8 +38860,22 @@
       <w:r>
         <w:rPr>
           <w:rFonts w:ascii="Times New Roman" w:hAnsi="Times New Roman" w:eastAsia="Times New Roman" w:cs="Times New Roman"/>
-        </w:rPr>
-        <w:t>9. Rh(I) d</w:t>
+          <w:b/>
+          <w:bCs/>
+        </w:rPr>
+        <w:t xml:space="preserve">9.</w:t>
+      </w:r>
+      <w:r>
+        <w:rPr>
+          <w:rFonts w:ascii="Times New Roman" w:hAnsi="Times New Roman" w:eastAsia="Times New Roman" w:cs="Times New Roman"/>
+        </w:rPr>
+        <w:t xml:space="preserve"> </w:t>
+      </w:r>
+      <w:r>
+        <w:rPr>
+          <w:rFonts w:ascii="Times New Roman" w:hAnsi="Times New Roman" w:eastAsia="Times New Roman" w:cs="Times New Roman"/>
+        </w:rPr>
+        <w:t>Rh(I) d</w:t>
       </w:r>
       <w:r>
         <w:rPr>
@@ -38769,8 +39023,16 @@
       <w:r>
         <w:rPr>
           <w:rFonts w:ascii="Times New Roman" w:hAnsi="Times New Roman" w:eastAsia="Times New Roman" w:cs="Times New Roman"/>
-        </w:rPr>
-        <w:t xml:space="preserve">10. </w:t>
+          <w:b/>
+          <w:bCs/>
+        </w:rPr>
+        <w:t xml:space="preserve">10.</w:t>
+      </w:r>
+      <w:r>
+        <w:rPr>
+          <w:rFonts w:ascii="Times New Roman" w:hAnsi="Times New Roman" w:eastAsia="Times New Roman" w:cs="Times New Roman"/>
+        </w:rPr>
+        <w:t xml:space="preserve"> </w:t>
       </w:r>
       <w:r>
         <w:rPr>
@@ -38962,8 +39224,16 @@
       <w:r>
         <w:rPr>
           <w:rFonts w:ascii="Times New Roman" w:hAnsi="Times New Roman" w:eastAsia="Times New Roman" w:cs="Times New Roman"/>
-        </w:rPr>
-        <w:t xml:space="preserve">11. </w:t>
+          <w:b/>
+          <w:bCs/>
+        </w:rPr>
+        <w:t xml:space="preserve">11.</w:t>
+      </w:r>
+      <w:r>
+        <w:rPr>
+          <w:rFonts w:ascii="Times New Roman" w:hAnsi="Times New Roman" w:eastAsia="Times New Roman" w:cs="Times New Roman"/>
+        </w:rPr>
+        <w:t xml:space="preserve"> </w:t>
       </w:r>
       <w:r>
         <w:rPr>
@@ -39110,8 +39380,16 @@
       <w:r>
         <w:rPr>
           <w:rFonts w:ascii="Times New Roman" w:hAnsi="Times New Roman" w:eastAsia="Times New Roman" w:cs="Times New Roman"/>
-        </w:rPr>
-        <w:t xml:space="preserve">12. </w:t>
+          <w:b/>
+          <w:bCs/>
+        </w:rPr>
+        <w:t xml:space="preserve">12.</w:t>
+      </w:r>
+      <w:r>
+        <w:rPr>
+          <w:rFonts w:ascii="Times New Roman" w:hAnsi="Times New Roman" w:eastAsia="Times New Roman" w:cs="Times New Roman"/>
+        </w:rPr>
+        <w:t xml:space="preserve"> </w:t>
       </w:r>
       <w:r>
         <w:rPr>
@@ -39224,8 +39502,16 @@
       <w:r>
         <w:rPr>
           <w:rFonts w:ascii="Times New Roman" w:hAnsi="Times New Roman" w:eastAsia="Times New Roman" w:cs="Times New Roman"/>
-        </w:rPr>
-        <w:t xml:space="preserve">13. </w:t>
+          <w:b/>
+          <w:bCs/>
+        </w:rPr>
+        <w:t xml:space="preserve">13.</w:t>
+      </w:r>
+      <w:r>
+        <w:rPr>
+          <w:rFonts w:ascii="Times New Roman" w:hAnsi="Times New Roman" w:eastAsia="Times New Roman" w:cs="Times New Roman"/>
+        </w:rPr>
+        <w:t xml:space="preserve"> </w:t>
       </w:r>
       <w:r>
         <w:rPr>
@@ -39388,8 +39674,16 @@
       <w:r>
         <w:rPr>
           <w:rFonts w:ascii="Times New Roman" w:hAnsi="Times New Roman" w:eastAsia="Times New Roman" w:cs="Times New Roman"/>
-        </w:rPr>
-        <w:t xml:space="preserve">14. </w:t>
+          <w:b/>
+          <w:bCs/>
+        </w:rPr>
+        <w:t xml:space="preserve">14.</w:t>
+      </w:r>
+      <w:r>
+        <w:rPr>
+          <w:rFonts w:ascii="Times New Roman" w:hAnsi="Times New Roman" w:eastAsia="Times New Roman" w:cs="Times New Roman"/>
+        </w:rPr>
+        <w:t xml:space="preserve"> </w:t>
       </w:r>
       <w:r>
         <w:rPr>
@@ -39599,8 +39893,16 @@
       <w:r>
         <w:rPr>
           <w:rFonts w:ascii="Times New Roman" w:hAnsi="Times New Roman" w:eastAsia="Times New Roman" w:cs="Times New Roman"/>
-        </w:rPr>
-        <w:t xml:space="preserve">15. </w:t>
+          <w:b/>
+          <w:bCs/>
+        </w:rPr>
+        <w:t xml:space="preserve">15.</w:t>
+      </w:r>
+      <w:r>
+        <w:rPr>
+          <w:rFonts w:ascii="Times New Roman" w:hAnsi="Times New Roman" w:eastAsia="Times New Roman" w:cs="Times New Roman"/>
+        </w:rPr>
+        <w:t xml:space="preserve"> </w:t>
       </w:r>
       <w:r>
         <w:rPr>
@@ -39792,7 +40094,7 @@
         <w:pStyle w:val="Compact"/>
         <w:numPr>
           <w:ilvl w:val="0"/>
-          <w:numId w:val="1007"/>
+          <w:numId w:val="1006"/>
         </w:numPr>
       </w:pPr>
       <w:r>
@@ -39911,7 +40213,7 @@
         <w:pStyle w:val="Compact"/>
         <w:numPr>
           <w:ilvl w:val="0"/>
-          <w:numId w:val="1007"/>
+          <w:numId w:val="1006"/>
         </w:numPr>
       </w:pPr>
       <w:r>
@@ -40006,7 +40308,7 @@
         <w:pStyle w:val="Compact"/>
         <w:numPr>
           <w:ilvl w:val="0"/>
-          <w:numId w:val="1007"/>
+          <w:numId w:val="1006"/>
         </w:numPr>
       </w:pPr>
       <w:r>
@@ -40239,7 +40541,7 @@
         <w:pStyle w:val="Compact"/>
         <w:numPr>
           <w:ilvl w:val="0"/>
-          <w:numId w:val="1007"/>
+          <w:numId w:val="1006"/>
         </w:numPr>
       </w:pPr>
       <w:r>
@@ -40426,7 +40728,7 @@
         <w:pStyle w:val="Compact"/>
         <w:numPr>
           <w:ilvl w:val="0"/>
-          <w:numId w:val="1007"/>
+          <w:numId w:val="1006"/>
         </w:numPr>
       </w:pPr>
       <w:r>
@@ -40605,7 +40907,7 @@
         <w:pStyle w:val="Compact"/>
         <w:numPr>
           <w:ilvl w:val="0"/>
-          <w:numId w:val="1007"/>
+          <w:numId w:val="1006"/>
         </w:numPr>
       </w:pPr>
       <w:r>
@@ -40838,7 +41140,7 @@
         <w:pStyle w:val="Compact"/>
         <w:numPr>
           <w:ilvl w:val="0"/>
-          <w:numId w:val="1007"/>
+          <w:numId w:val="1006"/>
         </w:numPr>
       </w:pPr>
       <w:r>
@@ -41272,91 +41574,6 @@
       </w:rPr>
     </w:lvl>
   </w:abstractNum>
-  <w:abstractNum w:abstractNumId="994111">
-    <w:nsid w:val="0A994111"/>
-    <w:multiLevelType w:val="multilevel"/>
-    <w:lvl w:ilvl="0">
-      <w:start w:val="11"/>
-      <w:numFmt w:val="decimal"/>
-      <w:lvlText w:val="%1."/>
-      <w:lvlJc w:val="left"/>
-      <w:pPr>
-        <w:ind w:left="720" w:hanging="360"/>
-      </w:pPr>
-    </w:lvl>
-    <w:lvl w:ilvl="1">
-      <w:start w:val="11"/>
-      <w:numFmt w:val="decimal"/>
-      <w:lvlText w:val="%2."/>
-      <w:lvlJc w:val="left"/>
-      <w:pPr>
-        <w:ind w:left="1440" w:hanging="360"/>
-      </w:pPr>
-    </w:lvl>
-    <w:lvl w:ilvl="2">
-      <w:start w:val="11"/>
-      <w:numFmt w:val="decimal"/>
-      <w:lvlText w:val="%3."/>
-      <w:lvlJc w:val="left"/>
-      <w:pPr>
-        <w:ind w:left="2160" w:hanging="360"/>
-      </w:pPr>
-    </w:lvl>
-    <w:lvl w:ilvl="3">
-      <w:start w:val="11"/>
-      <w:numFmt w:val="decimal"/>
-      <w:lvlText w:val="%4."/>
-      <w:lvlJc w:val="left"/>
-      <w:pPr>
-        <w:ind w:left="2880" w:hanging="360"/>
-      </w:pPr>
-    </w:lvl>
-    <w:lvl w:ilvl="4">
-      <w:start w:val="11"/>
-      <w:numFmt w:val="decimal"/>
-      <w:lvlText w:val="%5."/>
-      <w:lvlJc w:val="left"/>
-      <w:pPr>
-        <w:ind w:left="3600" w:hanging="360"/>
-      </w:pPr>
-    </w:lvl>
-    <w:lvl w:ilvl="5">
-      <w:start w:val="11"/>
-      <w:numFmt w:val="decimal"/>
-      <w:lvlText w:val="%6."/>
-      <w:lvlJc w:val="left"/>
-      <w:pPr>
-        <w:ind w:left="4320" w:hanging="360"/>
-      </w:pPr>
-    </w:lvl>
-    <w:lvl w:ilvl="6">
-      <w:start w:val="11"/>
-      <w:numFmt w:val="decimal"/>
-      <w:lvlText w:val="%7."/>
-      <w:lvlJc w:val="left"/>
-      <w:pPr>
-        <w:ind w:left="5040" w:hanging="360"/>
-      </w:pPr>
-    </w:lvl>
-    <w:lvl w:ilvl="7">
-      <w:start w:val="11"/>
-      <w:numFmt w:val="decimal"/>
-      <w:lvlText w:val="%8."/>
-      <w:lvlJc w:val="left"/>
-      <w:pPr>
-        <w:ind w:left="5760" w:hanging="360"/>
-      </w:pPr>
-    </w:lvl>
-    <w:lvl w:ilvl="8">
-      <w:start w:val="11"/>
-      <w:numFmt w:val="decimal"/>
-      <w:lvlText w:val="%9."/>
-      <w:lvlJc w:val="left"/>
-      <w:pPr>
-        <w:ind w:left="6480" w:hanging="360"/>
-      </w:pPr>
-    </w:lvl>
-  </w:abstractNum>
   <w:num w:numId="1000">
     <w:abstractNumId w:val="990"/>
   </w:num>
@@ -41484,36 +41701,6 @@
     <w:abstractNumId w:val="991"/>
   </w:num>
   <w:num w:numId="1006">
-    <w:abstractNumId w:val="994111"/>
-    <w:lvlOverride w:ilvl="0">
-      <w:startOverride w:val="11"/>
-    </w:lvlOverride>
-    <w:lvlOverride w:ilvl="1">
-      <w:startOverride w:val="11"/>
-    </w:lvlOverride>
-    <w:lvlOverride w:ilvl="2">
-      <w:startOverride w:val="11"/>
-    </w:lvlOverride>
-    <w:lvlOverride w:ilvl="3">
-      <w:startOverride w:val="11"/>
-    </w:lvlOverride>
-    <w:lvlOverride w:ilvl="4">
-      <w:startOverride w:val="11"/>
-    </w:lvlOverride>
-    <w:lvlOverride w:ilvl="5">
-      <w:startOverride w:val="11"/>
-    </w:lvlOverride>
-    <w:lvlOverride w:ilvl="6">
-      <w:startOverride w:val="11"/>
-    </w:lvlOverride>
-    <w:lvlOverride w:ilvl="7">
-      <w:startOverride w:val="11"/>
-    </w:lvlOverride>
-    <w:lvlOverride w:ilvl="8">
-      <w:startOverride w:val="11"/>
-    </w:lvlOverride>
-  </w:num>
-  <w:num w:numId="1007">
     <w:abstractNumId w:val="991"/>
   </w:num>
 </w:numbering>

--- a/06-学生侧材料/讲义/5-无机化学/元素化学深度-超级充实版（自学完整）.docx
+++ b/06-学生侧材料/讲义/5-无机化学/元素化学深度-超级充实版（自学完整）.docx
@@ -72,13 +72,43 @@
     <w:p>
       <w:pPr>
         <w:pStyle w:val="Heading2"/>
-        <w:spacing w:after="120" w:before="280"/>
+        <w:spacing w:before="280" w:after="120"/>
       </w:pPr>
       <w:r>
         <w:rPr>
           <w:rFonts w:hint="eastAsia" w:ascii="Times New Roman" w:hAnsi="Times New Roman" w:eastAsia="SimHei" w:cs="Times New Roman"/>
         </w:rPr>
         <w:t xml:space="preserve">学习目标</w:t>
+      </w:r>
+    </w:p>
+    <w:p>
+      <w:pPr>
+        <w:pStyle w:val="BlockText"/>
+        <w:spacing w:after="80"/>
+      </w:pPr>
+      <w:r>
+        <w:rPr>
+          <w:rFonts w:hint="eastAsia" w:ascii="Times New Roman" w:hAnsi="Times New Roman" w:eastAsia="FangSong" w:cs="Times New Roman"/>
+        </w:rPr>
+        <w:t>对齐考纲</w:t>
+      </w:r>
+      <w:r>
+        <w:rPr>
+          <w:rFonts w:hint="eastAsia" w:ascii="Times New Roman" w:hAnsi="Times New Roman" w:eastAsia="Times New Roman" w:cs="Times New Roman"/>
+        </w:rPr>
+        <w:t>：§13</w:t>
+      </w:r>
+      <w:r>
+        <w:rPr>
+          <w:rFonts w:ascii="Times New Roman" w:hAnsi="Times New Roman" w:eastAsia="Times New Roman" w:cs="Times New Roman"/>
+        </w:rPr>
+        <w:t xml:space="preserve"> </w:t>
+      </w:r>
+      <w:r>
+        <w:rPr>
+          <w:rFonts w:hint="eastAsia" w:ascii="Times New Roman" w:hAnsi="Times New Roman" w:eastAsia="FangSong" w:cs="Times New Roman"/>
+        </w:rPr>
+        <w:t xml:space="preserve">元素化学</w:t>
       </w:r>
     </w:p>
     <w:tbl>
@@ -108,7 +138,7 @@
                 <w:rFonts w:hint="eastAsia" w:ascii="Times New Roman" w:hAnsi="Times New Roman" w:eastAsia="SimHei" w:cs="Times New Roman"/>
                 <w:b/>
               </w:rPr>
-              <w:t xml:space="preserve">模块</w:t>
+              <w:t xml:space="preserve">考纲条目</w:t>
             </w:r>
           </w:p>
         </w:tc>
@@ -124,7 +154,7 @@
                 <w:rFonts w:hint="eastAsia" w:ascii="Times New Roman" w:hAnsi="Times New Roman" w:eastAsia="SimHei" w:cs="Times New Roman"/>
                 <w:b/>
               </w:rPr>
-              <w:t xml:space="preserve">核心能力</w:t>
+              <w:t xml:space="preserve">学完本讲你应能</w:t>
             </w:r>
           </w:p>
         </w:tc>
@@ -139,9 +169,27 @@
             </w:pPr>
             <w:r>
               <w:rPr>
+                <w:rFonts w:ascii="Times New Roman" w:hAnsi="Times New Roman" w:eastAsia="Times New Roman" w:cs="Times New Roman"/>
+              </w:rPr>
+              <w:t xml:space="preserve">§13 </w:t>
+            </w:r>
+            <w:r>
+              <w:rPr>
                 <w:rFonts w:hint="eastAsia" w:ascii="Times New Roman" w:hAnsi="Times New Roman" w:eastAsia="FangSong" w:cs="Times New Roman"/>
               </w:rPr>
-              <w:t xml:space="preserve">新考法</w:t>
+              <w:t xml:space="preserve">元素化学</w:t>
+            </w:r>
+            <w:r>
+              <w:rPr>
+                <w:rFonts w:ascii="Times New Roman" w:hAnsi="Times New Roman" w:eastAsia="Times New Roman" w:cs="Times New Roman"/>
+              </w:rPr>
+              <w:t xml:space="preserve"> · </w:t>
+            </w:r>
+            <w:r>
+              <w:rPr>
+                <w:rFonts w:hint="eastAsia" w:ascii="Times New Roman" w:hAnsi="Times New Roman" w:eastAsia="FangSong" w:cs="Times New Roman"/>
+              </w:rPr>
+              <w:t xml:space="preserve">学习范式转型</w:t>
             </w:r>
           </w:p>
         </w:tc>
@@ -249,9 +297,39 @@
             </w:pPr>
             <w:r>
               <w:rPr>
+                <w:rFonts w:ascii="Times New Roman" w:hAnsi="Times New Roman" w:eastAsia="Times New Roman" w:cs="Times New Roman"/>
+              </w:rPr>
+              <w:t xml:space="preserve">§13 </w:t>
+            </w:r>
+            <w:r>
+              <w:rPr>
                 <w:rFonts w:hint="eastAsia" w:ascii="Times New Roman" w:hAnsi="Times New Roman" w:eastAsia="FangSong" w:cs="Times New Roman"/>
               </w:rPr>
-              <w:t xml:space="preserve">判据链</w:t>
+              <w:t xml:space="preserve">元素化学</w:t>
+            </w:r>
+            <w:r>
+              <w:rPr>
+                <w:rFonts w:ascii="Times New Roman" w:hAnsi="Times New Roman" w:eastAsia="Times New Roman" w:cs="Times New Roman"/>
+              </w:rPr>
+              <w:t xml:space="preserve"> · </w:t>
+            </w:r>
+            <w:r>
+              <w:rPr>
+                <w:rFonts w:hint="eastAsia" w:ascii="Times New Roman" w:hAnsi="Times New Roman" w:eastAsia="FangSong" w:cs="Times New Roman"/>
+              </w:rPr>
+              <w:t>结构</w:t>
+            </w:r>
+            <w:r>
+              <w:rPr>
+                <w:rFonts w:hint="eastAsia" w:ascii="Times New Roman" w:hAnsi="Times New Roman" w:eastAsia="Times New Roman" w:cs="Times New Roman"/>
+              </w:rPr>
+              <w:t>-</w:t>
+            </w:r>
+            <w:r>
+              <w:rPr>
+                <w:rFonts w:hint="eastAsia" w:ascii="Times New Roman" w:hAnsi="Times New Roman" w:eastAsia="FangSong" w:cs="Times New Roman"/>
+              </w:rPr>
+              <w:t>性质三步链</w:t>
             </w:r>
           </w:p>
         </w:tc>
@@ -371,9 +449,39 @@
             </w:pPr>
             <w:r>
               <w:rPr>
+                <w:rFonts w:ascii="Times New Roman" w:hAnsi="Times New Roman" w:eastAsia="Times New Roman" w:cs="Times New Roman"/>
+              </w:rPr>
+              <w:t xml:space="preserve">§13 </w:t>
+            </w:r>
+            <w:r>
+              <w:rPr>
                 <w:rFonts w:hint="eastAsia" w:ascii="Times New Roman" w:hAnsi="Times New Roman" w:eastAsia="FangSong" w:cs="Times New Roman"/>
               </w:rPr>
-              <w:t xml:space="preserve">跨族对比</w:t>
+              <w:t xml:space="preserve">元素化学</w:t>
+            </w:r>
+            <w:r>
+              <w:rPr>
+                <w:rFonts w:ascii="Times New Roman" w:hAnsi="Times New Roman" w:eastAsia="Times New Roman" w:cs="Times New Roman"/>
+              </w:rPr>
+              <w:t xml:space="preserve"> · </w:t>
+            </w:r>
+            <w:r>
+              <w:rPr>
+                <w:rFonts w:hint="eastAsia" w:ascii="Times New Roman" w:hAnsi="Times New Roman" w:eastAsia="FangSong" w:cs="Times New Roman"/>
+              </w:rPr>
+              <w:t>离子势</w:t>
+            </w:r>
+            <w:r>
+              <w:rPr>
+                <w:rFonts w:hint="eastAsia" w:ascii="Times New Roman" w:hAnsi="Times New Roman" w:eastAsia="Times New Roman" w:cs="Times New Roman"/>
+              </w:rPr>
+              <w:t>、</w:t>
+            </w:r>
+            <w:r>
+              <w:rPr>
+                <w:rFonts w:hint="eastAsia" w:ascii="Times New Roman" w:hAnsi="Times New Roman" w:eastAsia="FangSong" w:cs="Times New Roman"/>
+              </w:rPr>
+              <w:t>对角线规则与惰性对效应</w:t>
             </w:r>
           </w:p>
         </w:tc>
@@ -456,9 +564,39 @@
             </w:pPr>
             <w:r>
               <w:rPr>
+                <w:rFonts w:ascii="Times New Roman" w:hAnsi="Times New Roman" w:eastAsia="Times New Roman" w:cs="Times New Roman"/>
+              </w:rPr>
+              <w:t xml:space="preserve">§13 </w:t>
+            </w:r>
+            <w:r>
+              <w:rPr>
                 <w:rFonts w:hint="eastAsia" w:ascii="Times New Roman" w:hAnsi="Times New Roman" w:eastAsia="FangSong" w:cs="Times New Roman"/>
               </w:rPr>
-              <w:t xml:space="preserve">热力学判据</w:t>
+              <w:t xml:space="preserve">元素化学</w:t>
+            </w:r>
+            <w:r>
+              <w:rPr>
+                <w:rFonts w:ascii="Times New Roman" w:hAnsi="Times New Roman" w:eastAsia="Times New Roman" w:cs="Times New Roman"/>
+              </w:rPr>
+              <w:t xml:space="preserve"> · </w:t>
+            </w:r>
+            <w:r>
+              <w:rPr>
+                <w:rFonts w:hint="eastAsia" w:ascii="Times New Roman" w:hAnsi="Times New Roman" w:eastAsia="FangSong" w:cs="Times New Roman"/>
+              </w:rPr>
+              <w:t xml:space="preserve">电势图与</w:t>
+            </w:r>
+            <w:r>
+              <w:rPr>
+                <w:rFonts w:ascii="Times New Roman" w:hAnsi="Times New Roman" w:eastAsia="Times New Roman" w:cs="Times New Roman"/>
+              </w:rPr>
+              <w:t xml:space="preserve"> Born-Haber </w:t>
+            </w:r>
+            <w:r>
+              <w:rPr>
+                <w:rFonts w:hint="eastAsia" w:ascii="Times New Roman" w:hAnsi="Times New Roman" w:eastAsia="FangSong" w:cs="Times New Roman"/>
+              </w:rPr>
+              <w:t xml:space="preserve">工具</w:t>
             </w:r>
           </w:p>
         </w:tc>
@@ -548,9 +686,27 @@
             </w:pPr>
             <w:r>
               <w:rPr>
+                <w:rFonts w:ascii="Times New Roman" w:hAnsi="Times New Roman" w:eastAsia="Times New Roman" w:cs="Times New Roman"/>
+              </w:rPr>
+              <w:t xml:space="preserve">§13 </w:t>
+            </w:r>
+            <w:r>
+              <w:rPr>
                 <w:rFonts w:hint="eastAsia" w:ascii="Times New Roman" w:hAnsi="Times New Roman" w:eastAsia="FangSong" w:cs="Times New Roman"/>
               </w:rPr>
-              <w:t xml:space="preserve">陌生体系</w:t>
+              <w:t xml:space="preserve">元素化学</w:t>
+            </w:r>
+            <w:r>
+              <w:rPr>
+                <w:rFonts w:ascii="Times New Roman" w:hAnsi="Times New Roman" w:eastAsia="Times New Roman" w:cs="Times New Roman"/>
+              </w:rPr>
+              <w:t xml:space="preserve"> · </w:t>
+            </w:r>
+            <w:r>
+              <w:rPr>
+                <w:rFonts w:hint="eastAsia" w:ascii="Times New Roman" w:hAnsi="Times New Roman" w:eastAsia="FangSong" w:cs="Times New Roman"/>
+              </w:rPr>
+              <w:t xml:space="preserve">前沿结构五类</w:t>
             </w:r>
           </w:p>
         </w:tc>
@@ -622,9 +778,27 @@
             </w:pPr>
             <w:r>
               <w:rPr>
+                <w:rFonts w:ascii="Times New Roman" w:hAnsi="Times New Roman" w:eastAsia="Times New Roman" w:cs="Times New Roman"/>
+              </w:rPr>
+              <w:t xml:space="preserve">§13 </w:t>
+            </w:r>
+            <w:r>
+              <w:rPr>
                 <w:rFonts w:hint="eastAsia" w:ascii="Times New Roman" w:hAnsi="Times New Roman" w:eastAsia="FangSong" w:cs="Times New Roman"/>
               </w:rPr>
-              <w:t xml:space="preserve">化学史</w:t>
+              <w:t xml:space="preserve">元素化学</w:t>
+            </w:r>
+            <w:r>
+              <w:rPr>
+                <w:rFonts w:ascii="Times New Roman" w:hAnsi="Times New Roman" w:eastAsia="Times New Roman" w:cs="Times New Roman"/>
+              </w:rPr>
+              <w:t xml:space="preserve"> · </w:t>
+            </w:r>
+            <w:r>
+              <w:rPr>
+                <w:rFonts w:hint="eastAsia" w:ascii="Times New Roman" w:hAnsi="Times New Roman" w:eastAsia="FangSong" w:cs="Times New Roman"/>
+              </w:rPr>
+              <w:t xml:space="preserve">古文翻译法</w:t>
             </w:r>
           </w:p>
         </w:tc>
@@ -654,9 +828,27 @@
             </w:pPr>
             <w:r>
               <w:rPr>
+                <w:rFonts w:ascii="Times New Roman" w:hAnsi="Times New Roman" w:eastAsia="Times New Roman" w:cs="Times New Roman"/>
+              </w:rPr>
+              <w:t xml:space="preserve">§13 </w:t>
+            </w:r>
+            <w:r>
+              <w:rPr>
                 <w:rFonts w:hint="eastAsia" w:ascii="Times New Roman" w:hAnsi="Times New Roman" w:eastAsia="FangSong" w:cs="Times New Roman"/>
               </w:rPr>
-              <w:t xml:space="preserve">机理判据</w:t>
+              <w:t xml:space="preserve">元素化学</w:t>
+            </w:r>
+            <w:r>
+              <w:rPr>
+                <w:rFonts w:ascii="Times New Roman" w:hAnsi="Times New Roman" w:eastAsia="Times New Roman" w:cs="Times New Roman"/>
+              </w:rPr>
+              <w:t xml:space="preserve"> · </w:t>
+            </w:r>
+            <w:r>
+              <w:rPr>
+                <w:rFonts w:hint="eastAsia" w:ascii="Times New Roman" w:hAnsi="Times New Roman" w:eastAsia="FangSong" w:cs="Times New Roman"/>
+              </w:rPr>
+              <w:t xml:space="preserve">无机取代机理与电子转移</w:t>
             </w:r>
           </w:p>
         </w:tc>

--- a/06-学生侧材料/讲义/5-无机化学/元素化学深度-超级充实版（自学完整）.docx
+++ b/06-学生侧材料/讲义/5-无机化学/元素化学深度-超级充实版（自学完整）.docx
@@ -40900,7 +40900,7 @@
         <w:rPr>
           <w:rFonts w:hint="eastAsia" w:ascii="Times New Roman" w:hAnsi="Times New Roman" w:eastAsia="FangSong" w:cs="Times New Roman"/>
         </w:rPr>
-        <w:t>化学原理</w:t>
+        <w:t>无机和结构化学</w:t>
       </w:r>
       <w:r>
         <w:rPr>

--- a/06-学生侧材料/讲义/5-无机化学/元素化学深度-超级充实版（自学完整）.docx
+++ b/06-学生侧材料/讲义/5-无机化学/元素化学深度-超级充实版（自学完整）.docx
@@ -2867,7 +2867,7 @@
           <w:i/>
           <w:iCs/>
         </w:rPr>
-        <w:t xml:space="preserve"> 2 </w:t>
+        <w:t xml:space="preserve"> 1 </w:t>
       </w:r>
       <w:r>
         <w:rPr>
@@ -6636,7 +6636,7 @@
           <w:iCs/>
           <w:sz w:val="21"/>
         </w:rPr>
-        <w:t xml:space="preserve"> 3 </w:t>
+        <w:t xml:space="preserve"> 2 </w:t>
       </w:r>
       <w:r>
         <w:rPr>
@@ -6750,7 +6750,7 @@
           <w:iCs/>
           <w:sz w:val="21"/>
         </w:rPr>
-        <w:t xml:space="preserve"> 4 </w:t>
+        <w:t xml:space="preserve"> 3 </w:t>
       </w:r>
       <w:r>
         <w:rPr>
@@ -8418,7 +8418,7 @@
         <w:rPr>
           <w:rFonts w:hint="eastAsia" w:ascii="Times New Roman" w:hAnsi="Times New Roman" w:eastAsia="Times New Roman" w:cs="Times New Roman"/>
         </w:rPr>
-        <w:t>(+1.64)→HClO(+1.63)→½Cl</w:t>
+        <w:t>(+1.65)→HClO(+1.61)→½Cl</w:t>
       </w:r>
       <w:r>
         <w:rPr>
@@ -8444,7 +8444,31 @@
         <w:rPr>
           <w:rFonts w:hint="eastAsia" w:ascii="Times New Roman" w:hAnsi="Times New Roman" w:eastAsia="Times New Roman" w:cs="Times New Roman"/>
         </w:rPr>
-        <w:t>。</w:t>
+        <w:t>（</w:t>
+      </w:r>
+      <w:r>
+        <w:rPr>
+          <w:rFonts w:hint="eastAsia" w:ascii="Times New Roman" w:hAnsi="Times New Roman" w:eastAsia="FangSong" w:cs="Times New Roman"/>
+        </w:rPr>
+        <w:t>与上方</w:t>
+      </w:r>
+      <w:r>
+        <w:rPr>
+          <w:rFonts w:ascii="Times New Roman" w:hAnsi="Times New Roman" w:eastAsia="Times New Roman" w:cs="Times New Roman"/>
+        </w:rPr>
+        <w:t xml:space="preserve"> Latimer </w:t>
+      </w:r>
+      <w:r>
+        <w:rPr>
+          <w:rFonts w:hint="eastAsia" w:ascii="Times New Roman" w:hAnsi="Times New Roman" w:eastAsia="FangSong" w:cs="Times New Roman"/>
+        </w:rPr>
+        <w:t>图一致</w:t>
+      </w:r>
+      <w:r>
+        <w:rPr>
+          <w:rFonts w:hint="eastAsia" w:ascii="Times New Roman" w:hAnsi="Times New Roman" w:eastAsia="Times New Roman" w:cs="Times New Roman"/>
+        </w:rPr>
+        <w:t>）。</w:t>
       </w:r>
     </w:p>
     <w:p>
@@ -10978,7 +11002,7 @@
         <w:rPr>
           <w:rFonts w:hint="eastAsia" w:ascii="Times New Roman" w:hAnsi="Times New Roman" w:eastAsia="Times New Roman" w:cs="Times New Roman"/>
         </w:rPr>
-        <w:t>：I</w:t>
+        <w:t>：H</w:t>
       </w:r>
       <w:r>
         <w:rPr>
@@ -10989,15 +11013,278 @@
       </w:r>
       <w:r>
         <w:rPr>
-          <w:rFonts w:ascii="Times New Roman" w:hAnsi="Times New Roman" w:eastAsia="Times New Roman" w:cs="Times New Roman"/>
-        </w:rPr>
-        <w:t xml:space="preserve"> </w:t>
-      </w:r>
-      <w:r>
-        <w:rPr>
-          <w:rFonts w:hint="eastAsia" w:ascii="Times New Roman" w:hAnsi="Times New Roman" w:eastAsia="FangSong" w:cs="Times New Roman"/>
-        </w:rPr>
-        <w:t xml:space="preserve">在酸性中</w:t>
+          <w:rFonts w:hint="eastAsia" w:ascii="Times New Roman" w:hAnsi="Times New Roman" w:eastAsia="Times New Roman" w:cs="Times New Roman"/>
+        </w:rPr>
+        <w:t>O</w:t>
+      </w:r>
+      <w:r>
+        <w:rPr>
+          <w:rFonts w:hint="eastAsia" w:ascii="Times New Roman" w:hAnsi="Times New Roman" w:eastAsia="Times New Roman" w:cs="Times New Roman"/>
+          <w:vertAlign w:val="subscript"/>
+        </w:rPr>
+        <w:t>2</w:t>
+      </w:r>
+      <w:r>
+        <w:rPr>
+          <w:rFonts w:ascii="Times New Roman" w:hAnsi="Times New Roman" w:eastAsia="Times New Roman" w:cs="Times New Roman"/>
+        </w:rPr>
+        <w:t xml:space="preserve"> </w:t>
+      </w:r>
+      <w:r>
+        <w:rPr>
+          <w:rFonts w:hint="eastAsia" w:ascii="Times New Roman" w:hAnsi="Times New Roman" w:eastAsia="FangSong" w:cs="Times New Roman"/>
+        </w:rPr>
+        <w:t>在酸性中歧化热力学自发</w:t>
+      </w:r>
+      <w:r>
+        <w:rPr>
+          <w:rFonts w:hint="eastAsia" w:ascii="Times New Roman" w:hAnsi="Times New Roman" w:eastAsia="Times New Roman" w:cs="Times New Roman"/>
+        </w:rPr>
+        <w:t>（ΔE</w:t>
+      </w:r>
+      <w:r>
+        <w:rPr>
+          <w:rFonts w:ascii="Times New Roman" w:hAnsi="Times New Roman" w:eastAsia="Times New Roman" w:cs="Times New Roman"/>
+        </w:rPr>
+        <w:t xml:space="preserve"> = Eθ(H</w:t>
+      </w:r>
+      <w:r>
+        <w:rPr>
+          <w:rFonts w:ascii="Times New Roman" w:hAnsi="Times New Roman" w:eastAsia="Times New Roman" w:cs="Times New Roman"/>
+          <w:vertAlign w:val="subscript"/>
+        </w:rPr>
+        <w:t>2</w:t>
+      </w:r>
+      <w:r>
+        <w:rPr>
+          <w:rFonts w:ascii="Times New Roman" w:hAnsi="Times New Roman" w:eastAsia="Times New Roman" w:cs="Times New Roman"/>
+        </w:rPr>
+        <w:t>O</w:t>
+      </w:r>
+      <w:r>
+        <w:rPr>
+          <w:rFonts w:ascii="Times New Roman" w:hAnsi="Times New Roman" w:eastAsia="Times New Roman" w:cs="Times New Roman"/>
+          <w:vertAlign w:val="subscript"/>
+        </w:rPr>
+        <w:t>2</w:t>
+      </w:r>
+      <w:r>
+        <w:rPr>
+          <w:rFonts w:ascii="Times New Roman" w:hAnsi="Times New Roman" w:eastAsia="Times New Roman" w:cs="Times New Roman"/>
+        </w:rPr>
+        <w:t>/H</w:t>
+      </w:r>
+      <w:r>
+        <w:rPr>
+          <w:rFonts w:ascii="Times New Roman" w:hAnsi="Times New Roman" w:eastAsia="Times New Roman" w:cs="Times New Roman"/>
+          <w:vertAlign w:val="subscript"/>
+        </w:rPr>
+        <w:t>2</w:t>
+      </w:r>
+      <w:r>
+        <w:rPr>
+          <w:rFonts w:ascii="Times New Roman" w:hAnsi="Times New Roman" w:eastAsia="Times New Roman" w:cs="Times New Roman"/>
+        </w:rPr>
+        <w:t>O) − Eθ(O</w:t>
+      </w:r>
+      <w:r>
+        <w:rPr>
+          <w:rFonts w:ascii="Times New Roman" w:hAnsi="Times New Roman" w:eastAsia="Times New Roman" w:cs="Times New Roman"/>
+          <w:vertAlign w:val="subscript"/>
+        </w:rPr>
+        <w:t>2</w:t>
+      </w:r>
+      <w:r>
+        <w:rPr>
+          <w:rFonts w:ascii="Times New Roman" w:hAnsi="Times New Roman" w:eastAsia="Times New Roman" w:cs="Times New Roman"/>
+        </w:rPr>
+        <w:t>/H</w:t>
+      </w:r>
+      <w:r>
+        <w:rPr>
+          <w:rFonts w:ascii="Times New Roman" w:hAnsi="Times New Roman" w:eastAsia="Times New Roman" w:cs="Times New Roman"/>
+          <w:vertAlign w:val="subscript"/>
+        </w:rPr>
+        <w:t>2</w:t>
+      </w:r>
+      <w:r>
+        <w:rPr>
+          <w:rFonts w:ascii="Times New Roman" w:hAnsi="Times New Roman" w:eastAsia="Times New Roman" w:cs="Times New Roman"/>
+        </w:rPr>
+        <w:t>O</w:t>
+      </w:r>
+      <w:r>
+        <w:rPr>
+          <w:rFonts w:ascii="Times New Roman" w:hAnsi="Times New Roman" w:eastAsia="Times New Roman" w:cs="Times New Roman"/>
+          <w:vertAlign w:val="subscript"/>
+        </w:rPr>
+        <w:t>2</w:t>
+      </w:r>
+      <w:r>
+        <w:rPr>
+          <w:rFonts w:ascii="Times New Roman" w:hAnsi="Times New Roman" w:eastAsia="Times New Roman" w:cs="Times New Roman"/>
+        </w:rPr>
+        <w:t xml:space="preserve">) = 1.776 − 0.682 &gt; </w:t>
+      </w:r>
+      <w:r>
+        <w:rPr>
+          <w:rFonts w:hint="eastAsia" w:ascii="Times New Roman" w:hAnsi="Times New Roman" w:eastAsia="Times New Roman" w:cs="Times New Roman"/>
+        </w:rPr>
+        <w:t>0），</w:t>
+      </w:r>
+      <w:r>
+        <w:rPr>
+          <w:rFonts w:hint="eastAsia" w:ascii="Times New Roman" w:hAnsi="Times New Roman" w:eastAsia="FangSong" w:cs="Times New Roman"/>
+        </w:rPr>
+        <w:t>但无催化剂时动力学极慢</w:t>
+      </w:r>
+      <w:r>
+        <w:rPr>
+          <w:rFonts w:hint="eastAsia" w:ascii="Times New Roman" w:hAnsi="Times New Roman" w:eastAsia="Times New Roman" w:cs="Times New Roman"/>
+        </w:rPr>
+        <w:t>——</w:t>
+      </w:r>
+      <w:r>
+        <w:rPr>
+          <w:rFonts w:hint="eastAsia" w:ascii="Times New Roman" w:hAnsi="Times New Roman" w:eastAsia="FangSong" w:cs="Times New Roman"/>
+        </w:rPr>
+        <w:t>纯</w:t>
+      </w:r>
+      <w:r>
+        <w:rPr>
+          <w:rFonts w:ascii="Times New Roman" w:hAnsi="Times New Roman" w:eastAsia="Times New Roman" w:cs="Times New Roman"/>
+        </w:rPr>
+        <w:t xml:space="preserve"> H</w:t>
+      </w:r>
+      <w:r>
+        <w:rPr>
+          <w:rFonts w:ascii="Times New Roman" w:hAnsi="Times New Roman" w:eastAsia="Times New Roman" w:cs="Times New Roman"/>
+          <w:vertAlign w:val="subscript"/>
+        </w:rPr>
+        <w:t>2</w:t>
+      </w:r>
+      <w:r>
+        <w:rPr>
+          <w:rFonts w:ascii="Times New Roman" w:hAnsi="Times New Roman" w:eastAsia="Times New Roman" w:cs="Times New Roman"/>
+        </w:rPr>
+        <w:t>O</w:t>
+      </w:r>
+      <w:r>
+        <w:rPr>
+          <w:rFonts w:ascii="Times New Roman" w:hAnsi="Times New Roman" w:eastAsia="Times New Roman" w:cs="Times New Roman"/>
+          <w:vertAlign w:val="subscript"/>
+        </w:rPr>
+        <w:t>2</w:t>
+      </w:r>
+      <w:r>
+        <w:rPr>
+          <w:rFonts w:ascii="Times New Roman" w:hAnsi="Times New Roman" w:eastAsia="Times New Roman" w:cs="Times New Roman"/>
+        </w:rPr>
+        <w:t xml:space="preserve"> </w:t>
+      </w:r>
+      <w:r>
+        <w:rPr>
+          <w:rFonts w:hint="eastAsia" w:ascii="Times New Roman" w:hAnsi="Times New Roman" w:eastAsia="FangSong" w:cs="Times New Roman"/>
+        </w:rPr>
+        <w:t>溶液可相对稳定存放</w:t>
+      </w:r>
+      <w:r>
+        <w:rPr>
+          <w:rFonts w:hint="eastAsia" w:ascii="Times New Roman" w:hAnsi="Times New Roman" w:eastAsia="Times New Roman" w:cs="Times New Roman"/>
+        </w:rPr>
+        <w:t>；Cl</w:t>
+      </w:r>
+      <w:r>
+        <w:rPr>
+          <w:rFonts w:hint="eastAsia" w:ascii="Times New Roman" w:hAnsi="Times New Roman" w:eastAsia="Times New Roman" w:cs="Times New Roman"/>
+          <w:vertAlign w:val="subscript"/>
+        </w:rPr>
+        <w:t>2</w:t>
+      </w:r>
+      <w:r>
+        <w:rPr>
+          <w:rFonts w:ascii="Times New Roman" w:hAnsi="Times New Roman" w:eastAsia="Times New Roman" w:cs="Times New Roman"/>
+        </w:rPr>
+        <w:t xml:space="preserve"> </w:t>
+      </w:r>
+      <w:r>
+        <w:rPr>
+          <w:rFonts w:hint="eastAsia" w:ascii="Times New Roman" w:hAnsi="Times New Roman" w:eastAsia="FangSong" w:cs="Times New Roman"/>
+        </w:rPr>
+        <w:t>则在碱性中快速歧化</w:t>
+      </w:r>
+      <w:r>
+        <w:rPr>
+          <w:rFonts w:hint="eastAsia" w:ascii="Times New Roman" w:hAnsi="Times New Roman" w:eastAsia="Times New Roman" w:cs="Times New Roman"/>
+        </w:rPr>
+        <w:t>、</w:t>
+      </w:r>
+      <w:r>
+        <w:rPr>
+          <w:rFonts w:hint="eastAsia" w:ascii="Times New Roman" w:hAnsi="Times New Roman" w:eastAsia="FangSong" w:cs="Times New Roman"/>
+        </w:rPr>
+        <w:t>酸性中热力学稳定</w:t>
+      </w:r>
+      <w:r>
+        <w:rPr>
+          <w:rFonts w:hint="eastAsia" w:ascii="Times New Roman" w:hAnsi="Times New Roman" w:eastAsia="Times New Roman" w:cs="Times New Roman"/>
+        </w:rPr>
+        <w:t>（ΔE</w:t>
+      </w:r>
+      <w:r>
+        <w:rPr>
+          <w:rFonts w:ascii="Times New Roman" w:hAnsi="Times New Roman" w:eastAsia="Times New Roman" w:cs="Times New Roman"/>
+        </w:rPr>
+        <w:t xml:space="preserve"> = 1.36 − 1.63 &lt; </w:t>
+      </w:r>
+      <w:r>
+        <w:rPr>
+          <w:rFonts w:hint="eastAsia" w:ascii="Times New Roman" w:hAnsi="Times New Roman" w:eastAsia="Times New Roman" w:cs="Times New Roman"/>
+        </w:rPr>
+        <w:t>0）。〔</w:t>
+      </w:r>
+      <w:r>
+        <w:rPr>
+          <w:rFonts w:hint="eastAsia" w:ascii="Times New Roman" w:hAnsi="Times New Roman" w:eastAsia="FangSong" w:cs="Times New Roman"/>
+        </w:rPr>
+        <w:t>校勘注</w:t>
+      </w:r>
+      <w:r>
+        <w:rPr>
+          <w:rFonts w:hint="eastAsia" w:ascii="Times New Roman" w:hAnsi="Times New Roman" w:eastAsia="Times New Roman" w:cs="Times New Roman"/>
+        </w:rPr>
+        <w:t>：</w:t>
+      </w:r>
+      <w:r>
+        <w:rPr>
+          <w:rFonts w:hint="eastAsia" w:ascii="Times New Roman" w:hAnsi="Times New Roman" w:eastAsia="FangSong" w:cs="Times New Roman"/>
+        </w:rPr>
+        <w:t>原文误举</w:t>
+      </w:r>
+      <w:r>
+        <w:rPr>
+          <w:rFonts w:hint="eastAsia" w:ascii="Times New Roman" w:hAnsi="Times New Roman" w:eastAsia="Times New Roman" w:cs="Times New Roman"/>
+        </w:rPr>
+        <w:t>「I</w:t>
+      </w:r>
+      <w:r>
+        <w:rPr>
+          <w:rFonts w:hint="eastAsia" w:ascii="Times New Roman" w:hAnsi="Times New Roman" w:eastAsia="Times New Roman" w:cs="Times New Roman"/>
+          <w:vertAlign w:val="subscript"/>
+        </w:rPr>
+        <w:t>2</w:t>
+      </w:r>
+      <w:r>
+        <w:rPr>
+          <w:rFonts w:ascii="Times New Roman" w:hAnsi="Times New Roman" w:eastAsia="Times New Roman" w:cs="Times New Roman"/>
+        </w:rPr>
+        <w:t xml:space="preserve"> </w:t>
+      </w:r>
+      <w:r>
+        <w:rPr>
+          <w:rFonts w:hint="eastAsia" w:ascii="Times New Roman" w:hAnsi="Times New Roman" w:eastAsia="FangSong" w:cs="Times New Roman"/>
+        </w:rPr>
+        <w:t xml:space="preserve">酸中</w:t>
       </w:r>
       <w:r>
         <w:rPr>
@@ -11009,74 +11296,57 @@
         <w:rPr>
           <w:rFonts w:hint="eastAsia" w:ascii="Times New Roman" w:hAnsi="Times New Roman" w:eastAsia="FangSong" w:cs="Times New Roman"/>
         </w:rPr>
-        <w:t>图预测歧化自发</w:t>
-      </w:r>
-      <w:r>
-        <w:rPr>
-          <w:rFonts w:hint="eastAsia" w:ascii="Times New Roman" w:hAnsi="Times New Roman" w:eastAsia="Times New Roman" w:cs="Times New Roman"/>
-        </w:rPr>
-        <w:t>（ΔE&gt;0），</w:t>
-      </w:r>
-      <w:r>
-        <w:rPr>
-          <w:rFonts w:hint="eastAsia" w:ascii="Times New Roman" w:hAnsi="Times New Roman" w:eastAsia="FangSong" w:cs="Times New Roman"/>
-        </w:rPr>
-        <w:t>但实际稳定存在</w:t>
-      </w:r>
-      <w:r>
-        <w:rPr>
-          <w:rFonts w:hint="eastAsia" w:ascii="Times New Roman" w:hAnsi="Times New Roman" w:eastAsia="Times New Roman" w:cs="Times New Roman"/>
-        </w:rPr>
-        <w:t>（</w:t>
-      </w:r>
-      <w:r>
-        <w:rPr>
-          <w:rFonts w:hint="eastAsia" w:ascii="Times New Roman" w:hAnsi="Times New Roman" w:eastAsia="FangSong" w:cs="Times New Roman"/>
-        </w:rPr>
-        <w:t>动力学惰性</w:t>
-      </w:r>
-      <w:r>
-        <w:rPr>
-          <w:rFonts w:hint="eastAsia" w:ascii="Times New Roman" w:hAnsi="Times New Roman" w:eastAsia="Times New Roman" w:cs="Times New Roman"/>
-        </w:rPr>
-        <w:t>）；Cl</w:t>
-      </w:r>
-      <w:r>
-        <w:rPr>
-          <w:rFonts w:hint="eastAsia" w:ascii="Times New Roman" w:hAnsi="Times New Roman" w:eastAsia="Times New Roman" w:cs="Times New Roman"/>
+        <w:t>预测歧化自发</w:t>
+      </w:r>
+      <w:r>
+        <w:rPr>
+          <w:rFonts w:hint="eastAsia" w:ascii="Times New Roman" w:hAnsi="Times New Roman" w:eastAsia="Times New Roman" w:cs="Times New Roman"/>
+        </w:rPr>
+        <w:t>」——</w:t>
+      </w:r>
+      <w:r>
+        <w:rPr>
+          <w:rFonts w:hint="eastAsia" w:ascii="Times New Roman" w:hAnsi="Times New Roman" w:eastAsia="FangSong" w:cs="Times New Roman"/>
+        </w:rPr>
+        <w:t>酸性中</w:t>
+      </w:r>
+      <w:r>
+        <w:rPr>
+          <w:rFonts w:ascii="Times New Roman" w:hAnsi="Times New Roman" w:eastAsia="Times New Roman" w:cs="Times New Roman"/>
+        </w:rPr>
+        <w:t xml:space="preserve"> Eθ(HIO</w:t>
+      </w:r>
+      <w:r>
+        <w:rPr>
+          <w:rFonts w:ascii="Times New Roman" w:hAnsi="Times New Roman" w:eastAsia="Times New Roman" w:cs="Times New Roman"/>
           <w:vertAlign w:val="subscript"/>
         </w:rPr>
+        <w:t>3</w:t>
+      </w:r>
+      <w:r>
+        <w:rPr>
+          <w:rFonts w:ascii="Times New Roman" w:hAnsi="Times New Roman" w:eastAsia="Times New Roman" w:cs="Times New Roman"/>
+        </w:rPr>
+        <w:t>/I</w:t>
+      </w:r>
+      <w:r>
+        <w:rPr>
+          <w:rFonts w:ascii="Times New Roman" w:hAnsi="Times New Roman" w:eastAsia="Times New Roman" w:cs="Times New Roman"/>
+          <w:vertAlign w:val="subscript"/>
+        </w:rPr>
         <w:t>2</w:t>
       </w:r>
       <w:r>
         <w:rPr>
           <w:rFonts w:ascii="Times New Roman" w:hAnsi="Times New Roman" w:eastAsia="Times New Roman" w:cs="Times New Roman"/>
         </w:rPr>
-        <w:t xml:space="preserve"> </w:t>
-      </w:r>
-      <w:r>
-        <w:rPr>
-          <w:rFonts w:hint="eastAsia" w:ascii="Times New Roman" w:hAnsi="Times New Roman" w:eastAsia="FangSong" w:cs="Times New Roman"/>
-        </w:rPr>
-        <w:t>则在碱性中快速歧化</w:t>
-      </w:r>
-      <w:r>
-        <w:rPr>
-          <w:rFonts w:hint="eastAsia" w:ascii="Times New Roman" w:hAnsi="Times New Roman" w:eastAsia="Times New Roman" w:cs="Times New Roman"/>
-        </w:rPr>
-        <w:t>、</w:t>
-      </w:r>
-      <w:r>
-        <w:rPr>
-          <w:rFonts w:hint="eastAsia" w:ascii="Times New Roman" w:hAnsi="Times New Roman" w:eastAsia="FangSong" w:cs="Times New Roman"/>
-        </w:rPr>
-        <w:t>酸性中稳定</w:t>
-      </w:r>
-      <w:r>
-        <w:rPr>
-          <w:rFonts w:hint="eastAsia" w:ascii="Times New Roman" w:hAnsi="Times New Roman" w:eastAsia="Times New Roman" w:cs="Times New Roman"/>
-        </w:rPr>
-        <w:t>。H</w:t>
+        <w:t xml:space="preserve">)=+1.195 &gt; </w:t>
+      </w:r>
+      <w:r>
+        <w:rPr>
+          <w:rFonts w:hint="eastAsia" w:ascii="Times New Roman" w:hAnsi="Times New Roman" w:eastAsia="Times New Roman" w:cs="Times New Roman"/>
+        </w:rPr>
+        <w:t>Eθ(I</w:t>
       </w:r>
       <w:r>
         <w:rPr>
@@ -11089,11 +11359,86 @@
         <w:rPr>
           <w:rFonts w:hint="eastAsia" w:ascii="Times New Roman" w:hAnsi="Times New Roman" w:eastAsia="Times New Roman" w:cs="Times New Roman"/>
         </w:rPr>
+        <w:t>/I</w:t>
+      </w:r>
+      <w:r>
+        <w:rPr>
+          <w:rFonts w:hint="eastAsia" w:ascii="Times New Roman" w:hAnsi="Times New Roman" w:eastAsia="Times New Roman" w:cs="Times New Roman"/>
+          <w:vertAlign w:val="superscript"/>
+        </w:rPr>
+        <w:t>-</w:t>
+      </w:r>
+      <w:r>
+        <w:rPr>
+          <w:rFonts w:hint="eastAsia" w:ascii="Times New Roman" w:hAnsi="Times New Roman" w:eastAsia="Times New Roman" w:cs="Times New Roman"/>
+        </w:rPr>
+        <w:t>)=+0.535，ΔE&lt;0，I</w:t>
+      </w:r>
+      <w:r>
+        <w:rPr>
+          <w:rFonts w:hint="eastAsia" w:ascii="Times New Roman" w:hAnsi="Times New Roman" w:eastAsia="Times New Roman" w:cs="Times New Roman"/>
+          <w:vertAlign w:val="subscript"/>
+        </w:rPr>
+        <w:t>2</w:t>
+      </w:r>
+      <w:r>
+        <w:rPr>
+          <w:rFonts w:ascii="Times New Roman" w:hAnsi="Times New Roman" w:eastAsia="Times New Roman" w:cs="Times New Roman"/>
+        </w:rPr>
+        <w:t xml:space="preserve"> </w:t>
+      </w:r>
+      <w:r>
+        <w:rPr>
+          <w:rFonts w:hint="eastAsia" w:ascii="Times New Roman" w:hAnsi="Times New Roman" w:eastAsia="FangSong" w:cs="Times New Roman"/>
+        </w:rPr>
+        <w:t>热力学上本不歧化</w:t>
+      </w:r>
+      <w:r>
+        <w:rPr>
+          <w:rFonts w:hint="eastAsia" w:ascii="Times New Roman" w:hAnsi="Times New Roman" w:eastAsia="Times New Roman" w:cs="Times New Roman"/>
+        </w:rPr>
+        <w:t>，</w:t>
+      </w:r>
+      <w:r>
+        <w:rPr>
+          <w:rFonts w:hint="eastAsia" w:ascii="Times New Roman" w:hAnsi="Times New Roman" w:eastAsia="FangSong" w:cs="Times New Roman"/>
+        </w:rPr>
+        <w:t>热力学与动力学两说不冲突</w:t>
+      </w:r>
+      <w:r>
+        <w:rPr>
+          <w:rFonts w:hint="eastAsia" w:ascii="Times New Roman" w:hAnsi="Times New Roman" w:eastAsia="Times New Roman" w:cs="Times New Roman"/>
+        </w:rPr>
+        <w:t>，</w:t>
+      </w:r>
+      <w:r>
+        <w:rPr>
+          <w:rFonts w:hint="eastAsia" w:ascii="Times New Roman" w:hAnsi="Times New Roman" w:eastAsia="FangSong" w:cs="Times New Roman"/>
+        </w:rPr>
+        <w:t>已换为</w:t>
+      </w:r>
+      <w:r>
+        <w:rPr>
+          <w:rFonts w:ascii="Times New Roman" w:hAnsi="Times New Roman" w:eastAsia="Times New Roman" w:cs="Times New Roman"/>
+        </w:rPr>
+        <w:t xml:space="preserve"> H</w:t>
+      </w:r>
+      <w:r>
+        <w:rPr>
+          <w:rFonts w:ascii="Times New Roman" w:hAnsi="Times New Roman" w:eastAsia="Times New Roman" w:cs="Times New Roman"/>
+          <w:vertAlign w:val="subscript"/>
+        </w:rPr>
+        <w:t>2</w:t>
+      </w:r>
+      <w:r>
+        <w:rPr>
+          <w:rFonts w:ascii="Times New Roman" w:hAnsi="Times New Roman" w:eastAsia="Times New Roman" w:cs="Times New Roman"/>
+        </w:rPr>
         <w:t>O</w:t>
       </w:r>
       <w:r>
         <w:rPr>
-          <w:rFonts w:hint="eastAsia" w:ascii="Times New Roman" w:hAnsi="Times New Roman" w:eastAsia="Times New Roman" w:cs="Times New Roman"/>
+          <w:rFonts w:ascii="Times New Roman" w:hAnsi="Times New Roman" w:eastAsia="Times New Roman" w:cs="Times New Roman"/>
           <w:vertAlign w:val="subscript"/>
         </w:rPr>
         <w:t>2</w:t>
@@ -11108,49 +11453,13 @@
         <w:rPr>
           <w:rFonts w:hint="eastAsia" w:ascii="Times New Roman" w:hAnsi="Times New Roman" w:eastAsia="FangSong" w:cs="Times New Roman"/>
         </w:rPr>
-        <w:t>歧化同样有动力学障碍</w:t>
-      </w:r>
-      <w:r>
-        <w:rPr>
-          <w:rFonts w:hint="eastAsia" w:ascii="Times New Roman" w:hAnsi="Times New Roman" w:eastAsia="Times New Roman" w:cs="Times New Roman"/>
-        </w:rPr>
-        <w:t>。「</w:t>
-      </w:r>
-      <w:r>
-        <w:rPr>
-          <w:rFonts w:hint="eastAsia" w:ascii="Times New Roman" w:hAnsi="Times New Roman" w:eastAsia="FangSong" w:cs="Times New Roman"/>
-        </w:rPr>
-        <w:t>自发</w:t>
-      </w:r>
-      <w:r>
-        <w:rPr>
-          <w:rFonts w:hint="eastAsia" w:ascii="Times New Roman" w:hAnsi="Times New Roman" w:eastAsia="Times New Roman" w:cs="Times New Roman"/>
-        </w:rPr>
-        <w:t>」</w:t>
-      </w:r>
-      <w:r>
-        <w:rPr>
-          <w:rFonts w:hint="eastAsia" w:ascii="Times New Roman" w:hAnsi="Times New Roman" w:eastAsia="FangSong" w:cs="Times New Roman"/>
-        </w:rPr>
-        <w:t>是热力学许可</w:t>
-      </w:r>
-      <w:r>
-        <w:rPr>
-          <w:rFonts w:hint="eastAsia" w:ascii="Times New Roman" w:hAnsi="Times New Roman" w:eastAsia="Times New Roman" w:cs="Times New Roman"/>
-        </w:rPr>
-        <w:t>，</w:t>
-      </w:r>
-      <w:r>
-        <w:rPr>
-          <w:rFonts w:hint="eastAsia" w:ascii="Times New Roman" w:hAnsi="Times New Roman" w:eastAsia="FangSong" w:cs="Times New Roman"/>
-        </w:rPr>
-        <w:t>能否发生还看动力学</w:t>
-      </w:r>
-      <w:r>
-        <w:rPr>
-          <w:rFonts w:hint="eastAsia" w:ascii="Times New Roman" w:hAnsi="Times New Roman" w:eastAsia="Times New Roman" w:cs="Times New Roman"/>
-        </w:rPr>
-        <w:t>。</w:t>
+        <w:t>正例</w:t>
+      </w:r>
+      <w:r>
+        <w:rPr>
+          <w:rFonts w:hint="eastAsia" w:ascii="Times New Roman" w:hAnsi="Times New Roman" w:eastAsia="Times New Roman" w:cs="Times New Roman"/>
+        </w:rPr>
+        <w:t>。〕</w:t>
       </w:r>
     </w:p>
     <w:bookmarkEnd w:id="27"/>
@@ -12086,7 +12395,7 @@
           <w:iCs/>
           <w:sz w:val="21"/>
         </w:rPr>
-        <w:t xml:space="preserve"> 5 </w:t>
+        <w:t xml:space="preserve"> 4 </w:t>
       </w:r>
       <w:r>
         <w:rPr>
@@ -12096,7 +12405,28 @@
           <w:iCs/>
           <w:sz w:val="21"/>
         </w:rPr>
-        <w:t xml:space="preserve">氯元素酸性</w:t>
+        <w:t xml:space="preserve">氯元素</w:t>
+      </w:r>
+      <w:r>
+        <w:rPr>
+          <w:rFonts w:hint="eastAsia" w:ascii="Times New Roman" w:hAnsi="Times New Roman" w:eastAsia="FangSong" w:cs="Times New Roman"/>
+          <w:b w:val="0"/>
+          <w:bCs/>
+          <w:i w:val="0"/>
+          <w:iCs/>
+          <w:sz w:val="21"/>
+        </w:rPr>
+        <w:t xml:space="preserve">碱性</w:t>
+      </w:r>
+      <w:r>
+        <w:rPr>
+          <w:rFonts w:hint="eastAsia" w:ascii="Times New Roman" w:hAnsi="Times New Roman" w:eastAsia="FangSong" w:cs="Times New Roman"/>
+          <w:b w:val="0"/>
+          <w:i w:val="0"/>
+          <w:iCs/>
+          <w:sz w:val="21"/>
+        </w:rPr>
+        <w:t xml:space="preserve">介质</w:t>
       </w:r>
       <w:r>
         <w:rPr>
@@ -12126,7 +12456,7 @@
           <w:iCs/>
           <w:sz w:val="21"/>
         </w:rPr>
-        <w:t>（</w:t>
+        <w:t>（Eθ(V)：ClO</w:t>
       </w:r>
       <w:r>
         <w:rPr>
@@ -12135,8 +12465,9 @@
           <w:i w:val="0"/>
           <w:iCs/>
           <w:sz w:val="21"/>
-        </w:rPr>
-        <w:t>歧化判据与中间价态分析</w:t>
+          <w:vertAlign w:val="subscript"/>
+        </w:rPr>
+        <w:t>4</w:t>
       </w:r>
       <w:r>
         <w:rPr>
@@ -12145,8 +12476,361 @@
           <w:i w:val="0"/>
           <w:iCs/>
           <w:sz w:val="21"/>
-        </w:rPr>
-        <w:t>）</w:t>
+          <w:vertAlign w:val="superscript"/>
+        </w:rPr>
+        <w:t>-</w:t>
+      </w:r>
+      <w:r>
+        <w:rPr>
+          <w:rFonts w:ascii="Times New Roman" w:hAnsi="Times New Roman" w:eastAsia="FangSong" w:cs="Times New Roman"/>
+          <w:b w:val="0"/>
+          <w:i w:val="0"/>
+          <w:iCs/>
+          <w:sz w:val="21"/>
+        </w:rPr>
+        <w:t xml:space="preserve"> +0.37 / ClO</w:t>
+      </w:r>
+      <w:r>
+        <w:rPr>
+          <w:rFonts w:ascii="Times New Roman" w:hAnsi="Times New Roman" w:eastAsia="FangSong" w:cs="Times New Roman"/>
+          <w:b w:val="0"/>
+          <w:i w:val="0"/>
+          <w:iCs/>
+          <w:sz w:val="21"/>
+          <w:vertAlign w:val="subscript"/>
+        </w:rPr>
+        <w:t>3</w:t>
+      </w:r>
+      <w:r>
+        <w:rPr>
+          <w:rFonts w:ascii="Times New Roman" w:hAnsi="Times New Roman" w:eastAsia="FangSong" w:cs="Times New Roman"/>
+          <w:b w:val="0"/>
+          <w:i w:val="0"/>
+          <w:iCs/>
+          <w:sz w:val="21"/>
+          <w:vertAlign w:val="superscript"/>
+        </w:rPr>
+        <w:t>-</w:t>
+      </w:r>
+      <w:r>
+        <w:rPr>
+          <w:rFonts w:ascii="Times New Roman" w:hAnsi="Times New Roman" w:eastAsia="FangSong" w:cs="Times New Roman"/>
+          <w:b w:val="0"/>
+          <w:i w:val="0"/>
+          <w:iCs/>
+          <w:sz w:val="21"/>
+        </w:rPr>
+        <w:t xml:space="preserve"> +0.30 / ClO</w:t>
+      </w:r>
+      <w:r>
+        <w:rPr>
+          <w:rFonts w:ascii="Times New Roman" w:hAnsi="Times New Roman" w:eastAsia="FangSong" w:cs="Times New Roman"/>
+          <w:b w:val="0"/>
+          <w:i w:val="0"/>
+          <w:iCs/>
+          <w:sz w:val="21"/>
+          <w:vertAlign w:val="subscript"/>
+        </w:rPr>
+        <w:t>2</w:t>
+      </w:r>
+      <w:r>
+        <w:rPr>
+          <w:rFonts w:ascii="Times New Roman" w:hAnsi="Times New Roman" w:eastAsia="FangSong" w:cs="Times New Roman"/>
+          <w:b w:val="0"/>
+          <w:i w:val="0"/>
+          <w:iCs/>
+          <w:sz w:val="21"/>
+          <w:vertAlign w:val="superscript"/>
+        </w:rPr>
+        <w:t>-</w:t>
+      </w:r>
+      <w:r>
+        <w:rPr>
+          <w:rFonts w:ascii="Times New Roman" w:hAnsi="Times New Roman" w:eastAsia="FangSong" w:cs="Times New Roman"/>
+          <w:b w:val="0"/>
+          <w:i w:val="0"/>
+          <w:iCs/>
+          <w:sz w:val="21"/>
+        </w:rPr>
+        <w:t xml:space="preserve"> +0.68 / ClO</w:t>
+      </w:r>
+      <w:r>
+        <w:rPr>
+          <w:rFonts w:ascii="Times New Roman" w:hAnsi="Times New Roman" w:eastAsia="FangSong" w:cs="Times New Roman"/>
+          <w:b w:val="0"/>
+          <w:i w:val="0"/>
+          <w:iCs/>
+          <w:sz w:val="21"/>
+          <w:vertAlign w:val="superscript"/>
+        </w:rPr>
+        <w:t>-</w:t>
+      </w:r>
+      <w:r>
+        <w:rPr>
+          <w:rFonts w:ascii="Times New Roman" w:hAnsi="Times New Roman" w:eastAsia="FangSong" w:cs="Times New Roman"/>
+          <w:b w:val="0"/>
+          <w:i w:val="0"/>
+          <w:iCs/>
+          <w:sz w:val="21"/>
+        </w:rPr>
+        <w:t xml:space="preserve"> +0.42 / Cl</w:t>
+      </w:r>
+      <w:r>
+        <w:rPr>
+          <w:rFonts w:ascii="Times New Roman" w:hAnsi="Times New Roman" w:eastAsia="FangSong" w:cs="Times New Roman"/>
+          <w:b w:val="0"/>
+          <w:i w:val="0"/>
+          <w:iCs/>
+          <w:sz w:val="21"/>
+          <w:vertAlign w:val="subscript"/>
+        </w:rPr>
+        <w:t>2</w:t>
+      </w:r>
+      <w:r>
+        <w:rPr>
+          <w:rFonts w:ascii="Times New Roman" w:hAnsi="Times New Roman" w:eastAsia="FangSong" w:cs="Times New Roman"/>
+          <w:b w:val="0"/>
+          <w:i w:val="0"/>
+          <w:iCs/>
+          <w:sz w:val="21"/>
+        </w:rPr>
+        <w:t xml:space="preserve"> +1.36 / </w:t>
+      </w:r>
+      <w:r>
+        <w:rPr>
+          <w:rFonts w:hint="eastAsia" w:ascii="Times New Roman" w:hAnsi="Times New Roman" w:eastAsia="FangSong" w:cs="Times New Roman"/>
+          <w:b w:val="0"/>
+          <w:i w:val="0"/>
+          <w:iCs/>
+          <w:sz w:val="21"/>
+        </w:rPr>
+        <w:t>Cl</w:t>
+      </w:r>
+      <w:r>
+        <w:rPr>
+          <w:rFonts w:hint="eastAsia" w:ascii="Times New Roman" w:hAnsi="Times New Roman" w:eastAsia="FangSong" w:cs="Times New Roman"/>
+          <w:b w:val="0"/>
+          <w:i w:val="0"/>
+          <w:iCs/>
+          <w:sz w:val="21"/>
+          <w:vertAlign w:val="superscript"/>
+        </w:rPr>
+        <w:t>-</w:t>
+      </w:r>
+      <w:r>
+        <w:rPr>
+          <w:rFonts w:hint="eastAsia" w:ascii="Times New Roman" w:hAnsi="Times New Roman" w:eastAsia="FangSong" w:cs="Times New Roman"/>
+          <w:b w:val="0"/>
+          <w:i w:val="0"/>
+          <w:iCs/>
+          <w:sz w:val="21"/>
+        </w:rPr>
+        <w:t>；ClO</w:t>
+      </w:r>
+      <w:r>
+        <w:rPr>
+          <w:rFonts w:hint="eastAsia" w:ascii="Times New Roman" w:hAnsi="Times New Roman" w:eastAsia="FangSong" w:cs="Times New Roman"/>
+          <w:b w:val="0"/>
+          <w:i w:val="0"/>
+          <w:iCs/>
+          <w:sz w:val="21"/>
+          <w:vertAlign w:val="superscript"/>
+        </w:rPr>
+        <w:t>-</w:t>
+      </w:r>
+      <w:r>
+        <w:rPr>
+          <w:rFonts w:ascii="Times New Roman" w:hAnsi="Times New Roman" w:eastAsia="FangSong" w:cs="Times New Roman"/>
+          <w:b w:val="0"/>
+          <w:i w:val="0"/>
+          <w:iCs/>
+          <w:sz w:val="21"/>
+        </w:rPr>
+        <w:t xml:space="preserve"> </w:t>
+      </w:r>
+      <w:r>
+        <w:rPr>
+          <w:rFonts w:hint="eastAsia" w:ascii="Times New Roman" w:hAnsi="Times New Roman" w:eastAsia="FangSong" w:cs="Times New Roman"/>
+          <w:b w:val="0"/>
+          <w:i w:val="0"/>
+          <w:iCs/>
+          <w:sz w:val="21"/>
+        </w:rPr>
+        <w:t>在连线上方</w:t>
+      </w:r>
+      <w:r>
+        <w:rPr>
+          <w:rFonts w:hint="eastAsia" w:ascii="Times New Roman" w:hAnsi="Times New Roman" w:eastAsia="FangSong" w:cs="Times New Roman"/>
+          <w:b w:val="0"/>
+          <w:i w:val="0"/>
+          <w:iCs/>
+          <w:sz w:val="21"/>
+        </w:rPr>
+        <w:t>、</w:t>
+      </w:r>
+      <w:r>
+        <w:rPr>
+          <w:rFonts w:hint="eastAsia" w:ascii="Times New Roman" w:hAnsi="Times New Roman" w:eastAsia="FangSong" w:cs="Times New Roman"/>
+          <w:b w:val="0"/>
+          <w:i w:val="0"/>
+          <w:iCs/>
+          <w:sz w:val="21"/>
+        </w:rPr>
+        <w:t>歧化倾向大</w:t>
+      </w:r>
+      <w:r>
+        <w:rPr>
+          <w:rFonts w:hint="eastAsia" w:ascii="Times New Roman" w:hAnsi="Times New Roman" w:eastAsia="FangSong" w:cs="Times New Roman"/>
+          <w:b w:val="0"/>
+          <w:i w:val="0"/>
+          <w:iCs/>
+          <w:sz w:val="21"/>
+        </w:rPr>
+        <w:t>，ΔE=+0.89</w:t>
+      </w:r>
+      <w:r>
+        <w:rPr>
+          <w:rFonts w:ascii="Times New Roman" w:hAnsi="Times New Roman" w:eastAsia="FangSong" w:cs="Times New Roman"/>
+          <w:b w:val="0"/>
+          <w:i w:val="0"/>
+          <w:iCs/>
+          <w:sz w:val="21"/>
+        </w:rPr>
+        <w:t xml:space="preserve"> </w:t>
+      </w:r>
+      <w:r>
+        <w:rPr>
+          <w:rFonts w:hint="eastAsia" w:ascii="Times New Roman" w:hAnsi="Times New Roman" w:eastAsia="FangSong" w:cs="Times New Roman"/>
+          <w:b w:val="0"/>
+          <w:i w:val="0"/>
+          <w:iCs/>
+          <w:sz w:val="21"/>
+        </w:rPr>
+        <w:t xml:space="preserve">对应热水歧化</w:t>
+      </w:r>
+      <w:r>
+        <w:rPr>
+          <w:rFonts w:ascii="Times New Roman" w:hAnsi="Times New Roman" w:eastAsia="FangSong" w:cs="Times New Roman"/>
+          <w:b w:val="0"/>
+          <w:i w:val="0"/>
+          <w:iCs/>
+          <w:sz w:val="21"/>
+        </w:rPr>
+        <w:t xml:space="preserve"> </w:t>
+      </w:r>
+      <w:r>
+        <w:rPr>
+          <w:rFonts w:hint="eastAsia" w:ascii="Times New Roman" w:hAnsi="Times New Roman" w:eastAsia="FangSong" w:cs="Times New Roman"/>
+          <w:b w:val="0"/>
+          <w:i w:val="0"/>
+          <w:iCs/>
+          <w:sz w:val="21"/>
+        </w:rPr>
+        <w:t>Cl</w:t>
+      </w:r>
+      <w:r>
+        <w:rPr>
+          <w:rFonts w:hint="eastAsia" w:ascii="Times New Roman" w:hAnsi="Times New Roman" w:eastAsia="FangSong" w:cs="Times New Roman"/>
+          <w:b w:val="0"/>
+          <w:i w:val="0"/>
+          <w:iCs/>
+          <w:sz w:val="21"/>
+          <w:vertAlign w:val="subscript"/>
+        </w:rPr>
+        <w:t>2</w:t>
+      </w:r>
+      <w:r>
+        <w:rPr>
+          <w:rFonts w:hint="eastAsia" w:ascii="Times New Roman" w:hAnsi="Times New Roman" w:eastAsia="FangSong" w:cs="Times New Roman"/>
+          <w:b w:val="0"/>
+          <w:i w:val="0"/>
+          <w:iCs/>
+          <w:sz w:val="21"/>
+        </w:rPr>
+        <w:t>→Cl</w:t>
+      </w:r>
+      <w:r>
+        <w:rPr>
+          <w:rFonts w:hint="eastAsia" w:ascii="Times New Roman" w:hAnsi="Times New Roman" w:eastAsia="FangSong" w:cs="Times New Roman"/>
+          <w:b w:val="0"/>
+          <w:i w:val="0"/>
+          <w:iCs/>
+          <w:sz w:val="21"/>
+          <w:vertAlign w:val="superscript"/>
+        </w:rPr>
+        <w:t>-</w:t>
+      </w:r>
+      <w:r>
+        <w:rPr>
+          <w:rFonts w:hint="eastAsia" w:ascii="Times New Roman" w:hAnsi="Times New Roman" w:eastAsia="FangSong" w:cs="Times New Roman"/>
+          <w:b w:val="0"/>
+          <w:i w:val="0"/>
+          <w:iCs/>
+          <w:sz w:val="21"/>
+        </w:rPr>
+        <w:t>+ClO</w:t>
+      </w:r>
+      <w:r>
+        <w:rPr>
+          <w:rFonts w:hint="eastAsia" w:ascii="Times New Roman" w:hAnsi="Times New Roman" w:eastAsia="FangSong" w:cs="Times New Roman"/>
+          <w:b w:val="0"/>
+          <w:i w:val="0"/>
+          <w:iCs/>
+          <w:sz w:val="21"/>
+          <w:vertAlign w:val="subscript"/>
+        </w:rPr>
+        <w:t>3</w:t>
+      </w:r>
+      <w:r>
+        <w:rPr>
+          <w:rFonts w:hint="eastAsia" w:ascii="Times New Roman" w:hAnsi="Times New Roman" w:eastAsia="FangSong" w:cs="Times New Roman"/>
+          <w:b w:val="0"/>
+          <w:i w:val="0"/>
+          <w:iCs/>
+          <w:sz w:val="21"/>
+          <w:vertAlign w:val="superscript"/>
+        </w:rPr>
+        <w:t>-</w:t>
+      </w:r>
+      <w:r>
+        <w:rPr>
+          <w:rFonts w:hint="eastAsia" w:ascii="Times New Roman" w:hAnsi="Times New Roman" w:eastAsia="FangSong" w:cs="Times New Roman"/>
+          <w:b w:val="0"/>
+          <w:i w:val="0"/>
+          <w:iCs/>
+          <w:sz w:val="21"/>
+        </w:rPr>
+        <w:t>）。</w:t>
+      </w:r>
+      <w:r>
+        <w:rPr>
+          <w:rFonts w:hint="eastAsia" w:ascii="Times New Roman" w:hAnsi="Times New Roman" w:eastAsia="FangSong" w:cs="Times New Roman"/>
+          <w:b w:val="0"/>
+          <w:i w:val="0"/>
+          <w:iCs/>
+          <w:sz w:val="21"/>
+        </w:rPr>
+        <w:t>酸性图数值见正文</w:t>
+      </w:r>
+      <w:r>
+        <w:rPr>
+          <w:rFonts w:ascii="Times New Roman" w:hAnsi="Times New Roman" w:eastAsia="FangSong" w:cs="Times New Roman"/>
+          <w:b w:val="0"/>
+          <w:i w:val="0"/>
+          <w:iCs/>
+          <w:sz w:val="21"/>
+        </w:rPr>
+        <w:t xml:space="preserve"> §3.1 </w:t>
+      </w:r>
+      <w:r>
+        <w:rPr>
+          <w:rFonts w:hint="eastAsia" w:ascii="Times New Roman" w:hAnsi="Times New Roman" w:eastAsia="FangSong" w:cs="Times New Roman"/>
+          <w:b w:val="0"/>
+          <w:i w:val="0"/>
+          <w:iCs/>
+          <w:sz w:val="21"/>
+        </w:rPr>
+        <w:t xml:space="preserve">文字例</w:t>
       </w:r>
     </w:p>
     <w:p>
@@ -12230,7 +12914,7 @@
           <w:iCs/>
           <w:sz w:val="21"/>
         </w:rPr>
-        <w:t xml:space="preserve"> 6 </w:t>
+        <w:t xml:space="preserve"> 5 </w:t>
       </w:r>
       <w:r>
         <w:rPr>
@@ -12467,7 +13151,7 @@
           <w:iCs/>
           <w:sz w:val="21"/>
         </w:rPr>
-        <w:t xml:space="preserve"> 7 Ellingham </w:t>
+        <w:t xml:space="preserve"> 6 Ellingham </w:t>
       </w:r>
       <w:r>
         <w:rPr>
@@ -15351,7 +16035,7 @@
           <w:iCs/>
           <w:sz w:val="21"/>
         </w:rPr>
-        <w:t xml:space="preserve"> 8 Keggin </w:t>
+        <w:t xml:space="preserve"> 7 Keggin </w:t>
       </w:r>
       <w:r>
         <w:rPr>
@@ -15660,7 +16344,7 @@
           <w:iCs/>
           <w:sz w:val="21"/>
         </w:rPr>
-        <w:t xml:space="preserve"> 9 Zintl </w:t>
+        <w:t xml:space="preserve"> 8 Zintl </w:t>
       </w:r>
       <w:r>
         <w:rPr>
@@ -18363,7 +19047,7 @@
           <w:iCs/>
           <w:sz w:val="21"/>
         </w:rPr>
-        <w:t xml:space="preserve"> 10 </w:t>
+        <w:t xml:space="preserve"> 9 </w:t>
       </w:r>
       <w:r>
         <w:rPr>
@@ -18587,7 +19271,7 @@
           <w:iCs/>
           <w:sz w:val="21"/>
         </w:rPr>
-        <w:t xml:space="preserve"> 11 </w:t>
+        <w:t xml:space="preserve"> 10 </w:t>
       </w:r>
       <w:r>
         <w:rPr>
@@ -22378,7 +23062,7 @@
           <w:iCs/>
           <w:sz w:val="21"/>
         </w:rPr>
-        <w:t xml:space="preserve"> 12 </w:t>
+        <w:t xml:space="preserve"> 11 </w:t>
       </w:r>
       <w:r>
         <w:rPr>
@@ -22584,7 +23268,7 @@
           <w:iCs/>
           <w:sz w:val="21"/>
         </w:rPr>
-        <w:t xml:space="preserve"> 13 </w:t>
+        <w:t xml:space="preserve"> 12 </w:t>
       </w:r>
       <w:r>
         <w:rPr>
@@ -26920,7 +27604,7 @@
           <w:iCs/>
           <w:sz w:val="21"/>
         </w:rPr>
-        <w:t xml:space="preserve"> 14 </w:t>
+        <w:t xml:space="preserve"> 13 </w:t>
       </w:r>
       <w:r>
         <w:rPr>
@@ -30528,13 +31212,25 @@
               <w:rPr>
                 <w:rFonts w:ascii="Times New Roman" w:hAnsi="Times New Roman" w:eastAsia="Times New Roman" w:cs="Times New Roman"/>
               </w:rPr>
+              <w:t xml:space="preserve">、Eu/Yb </w:t>
+            </w:r>
+            <w:r>
+              <w:rPr>
+                <w:rFonts w:hint="eastAsia" w:ascii="Times New Roman" w:hAnsi="Times New Roman" w:eastAsia="FangSong" w:cs="Times New Roman"/>
+              </w:rPr>
+              <w:t xml:space="preserve">金属半径反弹</w:t>
+            </w:r>
+            <w:r>
+              <w:rPr>
+                <w:rFonts w:ascii="Times New Roman" w:hAnsi="Times New Roman" w:eastAsia="Times New Roman" w:cs="Times New Roman"/>
+              </w:rPr>
               <w:t xml:space="preserve"> </w:t>
             </w:r>
             <w:r>
               <w:rPr>
                 <w:rFonts w:hint="eastAsia" w:ascii="Times New Roman" w:hAnsi="Times New Roman" w:eastAsia="FangSong" w:cs="Times New Roman"/>
               </w:rPr>
-              <w:t xml:space="preserve">三后果</w:t>
+              <w:t xml:space="preserve">四后果</w:t>
             </w:r>
           </w:p>
         </w:tc>
@@ -33430,7 +34126,7 @@
               <w:rPr>
                 <w:rFonts w:ascii="Times New Roman" w:hAnsi="Times New Roman" w:eastAsia="Times New Roman" w:cs="Times New Roman"/>
               </w:rPr>
-              <w:t>I</w:t>
+              <w:t>H</w:t>
             </w:r>
             <w:r>
               <w:rPr>
@@ -33443,13 +34139,38 @@
               <w:rPr>
                 <w:rFonts w:ascii="Times New Roman" w:hAnsi="Times New Roman" w:eastAsia="Times New Roman" w:cs="Times New Roman"/>
               </w:rPr>
+              <w:t>O</w:t>
+            </w:r>
+            <w:r>
+              <w:rPr>
+                <w:rFonts w:ascii="Times New Roman" w:hAnsi="Times New Roman" w:eastAsia="Times New Roman" w:cs="Times New Roman"/>
+                <w:vertAlign w:val="subscript"/>
+              </w:rPr>
+              <w:t>2</w:t>
+            </w:r>
+            <w:r>
+              <w:rPr>
+                <w:rFonts w:ascii="Times New Roman" w:hAnsi="Times New Roman" w:eastAsia="Times New Roman" w:cs="Times New Roman"/>
+              </w:rPr>
               <w:t xml:space="preserve"> </w:t>
             </w:r>
             <w:r>
               <w:rPr>
                 <w:rFonts w:hint="eastAsia" w:ascii="Times New Roman" w:hAnsi="Times New Roman" w:eastAsia="FangSong" w:cs="Times New Roman"/>
               </w:rPr>
-              <w:t xml:space="preserve">酸中歧化自发但动力学惰性</w:t>
+              <w:t>歧化热力学自发</w:t>
+            </w:r>
+            <w:r>
+              <w:rPr>
+                <w:rFonts w:hint="eastAsia" w:ascii="Times New Roman" w:hAnsi="Times New Roman" w:eastAsia="Times New Roman" w:cs="Times New Roman"/>
+              </w:rPr>
+              <w:t>（ΔE&gt;0）</w:t>
+            </w:r>
+            <w:r>
+              <w:rPr>
+                <w:rFonts w:hint="eastAsia" w:ascii="Times New Roman" w:hAnsi="Times New Roman" w:eastAsia="FangSong" w:cs="Times New Roman"/>
+              </w:rPr>
+              <w:t>但动力学慢</w:t>
             </w:r>
           </w:p>
         </w:tc>
@@ -38086,25 +38807,13 @@
         <w:rPr>
           <w:rFonts w:hint="eastAsia" w:ascii="Times New Roman" w:hAnsi="Times New Roman" w:eastAsia="FangSong" w:cs="Times New Roman"/>
         </w:rPr>
-        <w:t>歧化</w:t>
+        <w:t>歧化判据</w:t>
       </w:r>
       <w:r>
         <w:rPr>
           <w:rFonts w:hint="eastAsia" w:ascii="Times New Roman" w:hAnsi="Times New Roman" w:eastAsia="Times New Roman" w:cs="Times New Roman"/>
         </w:rPr>
         <w:t>：</w:t>
-      </w:r>
-      <w:r>
-        <w:rPr>
-          <w:rFonts w:hint="eastAsia" w:ascii="Times New Roman" w:hAnsi="Times New Roman" w:eastAsia="FangSong" w:cs="Times New Roman"/>
-        </w:rPr>
-        <w:t>作为氧化剂</w:t>
-      </w:r>
-      <w:r>
-        <w:rPr>
-          <w:rFonts w:ascii="Times New Roman" w:hAnsi="Times New Roman" w:eastAsia="Times New Roman" w:cs="Times New Roman"/>
-        </w:rPr>
-        <w:t xml:space="preserve"> </w:t>
       </w:r>
       <m:oMath>
         <m:oMathPr>
@@ -38185,6 +38894,110 @@
           <m:rPr>
             <m:sty m:val="p"/>
           </m:rPr>
+          <m:t>−</m:t>
+        </m:r>
+        <m:sSup>
+          <m:e>
+            <m:r>
+              <m:t>E</m:t>
+            </m:r>
+          </m:e>
+          <m:sup>
+            <m:r>
+              <m:t>θ</m:t>
+            </m:r>
+          </m:sup>
+        </m:sSup>
+        <m:r>
+          <m:rPr>
+            <m:sty m:val="p"/>
+          </m:rPr>
+          <m:t>(</m:t>
+        </m:r>
+        <m:r>
+          <m:rPr>
+            <m:sty m:val="p"/>
+          </m:rPr>
+          <m:t>I</m:t>
+        </m:r>
+        <m:sSubSup>
+          <m:e>
+            <m:r>
+              <m:rPr>
+                <m:sty m:val="p"/>
+              </m:rPr>
+              <m:t>O</m:t>
+            </m:r>
+          </m:e>
+          <m:sub>
+            <m:r>
+              <m:rPr>
+                <m:sty m:val="p"/>
+              </m:rPr>
+              <m:t>3</m:t>
+            </m:r>
+          </m:sub>
+          <m:sup>
+            <m:r>
+              <m:rPr>
+                <m:sty m:val="p"/>
+              </m:rPr>
+              <m:t>−</m:t>
+            </m:r>
+          </m:sup>
+        </m:sSubSup>
+        <m:r>
+          <m:rPr>
+            <m:sty m:val="p"/>
+          </m:rPr>
+          <m:t>/</m:t>
+        </m:r>
+        <m:r>
+          <m:rPr>
+            <m:sty m:val="p"/>
+          </m:rPr>
+          <m:t>H</m:t>
+        </m:r>
+        <m:r>
+          <m:rPr>
+            <m:sty m:val="p"/>
+          </m:rPr>
+          <m:t>I</m:t>
+        </m:r>
+        <m:r>
+          <m:rPr>
+            <m:sty m:val="p"/>
+          </m:rPr>
+          <m:t>O</m:t>
+        </m:r>
+        <m:r>
+          <m:rPr>
+            <m:sty m:val="p"/>
+          </m:rPr>
+          <m:t>)</m:t>
+        </m:r>
+        <m:r>
+          <m:rPr>
+            <m:sty m:val="p"/>
+          </m:rPr>
+          <m:t>=</m:t>
+        </m:r>
+        <m:r>
+          <m:t>1.45</m:t>
+        </m:r>
+        <m:r>
+          <m:rPr>
+            <m:sty m:val="p"/>
+          </m:rPr>
+          <m:t>−</m:t>
+        </m:r>
+        <m:r>
+          <m:t>1.14</m:t>
+        </m:r>
+        <m:r>
+          <m:rPr>
+            <m:sty m:val="p"/>
+          </m:rPr>
           <m:t>=</m:t>
         </m:r>
         <m:r>
@@ -38194,26 +39007,68 @@
           <m:t>+</m:t>
         </m:r>
         <m:r>
-          <m:t>1.45</m:t>
+          <m:t>0.31</m:t>
+        </m:r>
+        <m:r>
+          <m:t> </m:t>
+        </m:r>
+        <m:r>
+          <m:rPr>
+            <m:sty m:val="p"/>
+          </m:rPr>
+          <m:t>V</m:t>
+        </m:r>
+        <m:r>
+          <m:rPr>
+            <m:sty m:val="p"/>
+          </m:rPr>
+          <m:t>&gt;</m:t>
+        </m:r>
+        <m:r>
+          <m:t>0</m:t>
         </m:r>
       </m:oMath>
       <w:r>
         <w:rPr>
-          <w:rFonts w:hint="eastAsia" w:ascii="Times New Roman" w:hAnsi="Times New Roman" w:eastAsia="Times New Roman" w:cs="Times New Roman"/>
-        </w:rPr>
-        <w:t>，</w:t>
-      </w:r>
-      <w:r>
-        <w:rPr>
-          <w:rFonts w:hint="eastAsia" w:ascii="Times New Roman" w:hAnsi="Times New Roman" w:eastAsia="FangSong" w:cs="Times New Roman"/>
-        </w:rPr>
-        <w:t>作为还原剂</w:t>
-      </w:r>
-      <w:r>
-        <w:rPr>
-          <w:rFonts w:hint="eastAsia" w:ascii="Times New Roman" w:hAnsi="Times New Roman" w:eastAsia="Times New Roman" w:cs="Times New Roman"/>
-        </w:rPr>
-        <w:t>（HIO→IO</w:t>
+          <w:rFonts w:ascii="Times New Roman" w:hAnsi="Times New Roman" w:eastAsia="Times New Roman" w:cs="Times New Roman"/>
+        </w:rPr>
+        <w:t xml:space="preserve"> </w:t>
+      </w:r>
+      <w:r>
+        <w:rPr>
+          <w:rFonts w:ascii="Times New Roman" w:hAnsi="Times New Roman" w:eastAsia="Times New Roman" w:cs="Times New Roman"/>
+        </w:rPr>
+        <w:t xml:space="preserve">→ </w:t>
+      </w:r>
+      <w:r>
+        <w:rPr>
+          <w:rFonts w:hint="eastAsia" w:ascii="Times New Roman" w:hAnsi="Times New Roman" w:eastAsia="FangSong" w:cs="Times New Roman"/>
+        </w:rPr>
+        <w:t>自发歧化</w:t>
+      </w:r>
+      <w:r>
+        <w:rPr>
+          <w:rFonts w:hint="eastAsia" w:ascii="Times New Roman" w:hAnsi="Times New Roman" w:eastAsia="Times New Roman" w:cs="Times New Roman"/>
+        </w:rPr>
+        <w:t>（</w:t>
+      </w:r>
+      <w:r>
+        <w:rPr>
+          <w:rFonts w:hint="eastAsia" w:ascii="Times New Roman" w:hAnsi="Times New Roman" w:eastAsia="FangSong" w:cs="Times New Roman"/>
+        </w:rPr>
+        <w:t>升价产物</w:t>
+      </w:r>
+      <w:r>
+        <w:rPr>
+          <w:rFonts w:ascii="Times New Roman" w:hAnsi="Times New Roman" w:eastAsia="Times New Roman" w:cs="Times New Roman"/>
+        </w:rPr>
+        <w:t xml:space="preserve"> </w:t>
+      </w:r>
+      <w:r>
+        <w:rPr>
+          <w:rFonts w:hint="eastAsia" w:ascii="Times New Roman" w:hAnsi="Times New Roman" w:eastAsia="Times New Roman" w:cs="Times New Roman"/>
+        </w:rPr>
+        <w:t>IO</w:t>
       </w:r>
       <w:r>
         <w:rPr>
@@ -38233,49 +39088,176 @@
         <w:rPr>
           <w:rFonts w:hint="eastAsia" w:ascii="Times New Roman" w:hAnsi="Times New Roman" w:eastAsia="Times New Roman" w:cs="Times New Roman"/>
         </w:rPr>
-        <w:t>）</w:t>
-      </w:r>
-      <w:r>
-        <w:rPr>
-          <w:rFonts w:hint="eastAsia" w:ascii="Times New Roman" w:hAnsi="Times New Roman" w:eastAsia="FangSong" w:cs="Times New Roman"/>
-        </w:rPr>
-        <w:t>需反号取</w:t>
-      </w:r>
-      <w:r>
-        <w:rPr>
-          <w:rFonts w:ascii="Times New Roman" w:hAnsi="Times New Roman" w:eastAsia="Times New Roman" w:cs="Times New Roman"/>
-        </w:rPr>
-        <w:t xml:space="preserve"> </w:t>
-      </w:r>
-      <w:r>
-        <w:rPr>
-          <w:rFonts w:hint="eastAsia" w:ascii="Times New Roman" w:hAnsi="Times New Roman" w:eastAsia="Times New Roman" w:cs="Times New Roman"/>
-        </w:rPr>
-        <w:t>−1.14；</w:t>
-      </w:r>
-      <w:r>
-        <w:rPr>
-          <w:rFonts w:hint="eastAsia" w:ascii="Times New Roman" w:hAnsi="Times New Roman" w:eastAsia="FangSong" w:cs="Times New Roman"/>
-        </w:rPr>
-        <w:t>歧化</w:t>
-      </w:r>
-      <w:r>
-        <w:rPr>
-          <w:rFonts w:ascii="Times New Roman" w:hAnsi="Times New Roman" w:eastAsia="Times New Roman" w:cs="Times New Roman"/>
-        </w:rPr>
-        <w:t xml:space="preserve"> ΔE = 1.45−(−1.14)=+2.59 V &gt; 0 → </w:t>
-      </w:r>
-      <w:r>
-        <w:rPr>
-          <w:rFonts w:hint="eastAsia" w:ascii="Times New Roman" w:hAnsi="Times New Roman" w:eastAsia="FangSong" w:cs="Times New Roman"/>
-        </w:rPr>
-        <w:t>自发歧化</w:t>
-      </w:r>
-      <w:r>
-        <w:rPr>
-          <w:rFonts w:hint="eastAsia" w:ascii="Times New Roman" w:hAnsi="Times New Roman" w:eastAsia="Times New Roman" w:cs="Times New Roman"/>
-        </w:rPr>
-        <w:t>。(b)</w:t>
+        <w:t>、</w:t>
+      </w:r>
+      <w:r>
+        <w:rPr>
+          <w:rFonts w:hint="eastAsia" w:ascii="Times New Roman" w:hAnsi="Times New Roman" w:eastAsia="FangSong" w:cs="Times New Roman"/>
+        </w:rPr>
+        <w:t>降价产物</w:t>
+      </w:r>
+      <w:r>
+        <w:rPr>
+          <w:rFonts w:ascii="Times New Roman" w:hAnsi="Times New Roman" w:eastAsia="Times New Roman" w:cs="Times New Roman"/>
+        </w:rPr>
+        <w:t xml:space="preserve"> </w:t>
+      </w:r>
+      <w:r>
+        <w:rPr>
+          <w:rFonts w:hint="eastAsia" w:ascii="Times New Roman" w:hAnsi="Times New Roman" w:eastAsia="Times New Roman" w:cs="Times New Roman"/>
+        </w:rPr>
+        <w:t>I</w:t>
+      </w:r>
+      <w:r>
+        <w:rPr>
+          <w:rFonts w:hint="eastAsia" w:ascii="Times New Roman" w:hAnsi="Times New Roman" w:eastAsia="Times New Roman" w:cs="Times New Roman"/>
+          <w:vertAlign w:val="subscript"/>
+        </w:rPr>
+        <w:t>2</w:t>
+      </w:r>
+      <w:r>
+        <w:rPr>
+          <w:rFonts w:hint="eastAsia" w:ascii="Times New Roman" w:hAnsi="Times New Roman" w:eastAsia="Times New Roman" w:cs="Times New Roman"/>
+        </w:rPr>
+        <w:t>）。〔</w:t>
+      </w:r>
+      <w:r>
+        <w:rPr>
+          <w:rFonts w:hint="eastAsia" w:ascii="Times New Roman" w:hAnsi="Times New Roman" w:eastAsia="FangSong" w:cs="Times New Roman"/>
+        </w:rPr>
+        <w:t>校勘注</w:t>
+      </w:r>
+      <w:r>
+        <w:rPr>
+          <w:rFonts w:hint="eastAsia" w:ascii="Times New Roman" w:hAnsi="Times New Roman" w:eastAsia="Times New Roman" w:cs="Times New Roman"/>
+        </w:rPr>
+        <w:t>：</w:t>
+      </w:r>
+      <w:r>
+        <w:rPr>
+          <w:rFonts w:hint="eastAsia" w:ascii="Times New Roman" w:hAnsi="Times New Roman" w:eastAsia="FangSong" w:cs="Times New Roman"/>
+        </w:rPr>
+        <w:t>原答案作</w:t>
+      </w:r>
+      <w:r>
+        <w:rPr>
+          <w:rFonts w:hint="eastAsia" w:ascii="Times New Roman" w:hAnsi="Times New Roman" w:eastAsia="Times New Roman" w:cs="Times New Roman"/>
+        </w:rPr>
+        <w:t>「1.45−(−1.14)=+2.59</w:t>
+      </w:r>
+      <w:r>
+        <w:rPr>
+          <w:rFonts w:ascii="Times New Roman" w:hAnsi="Times New Roman" w:eastAsia="Times New Roman" w:cs="Times New Roman"/>
+        </w:rPr>
+        <w:t xml:space="preserve"> </w:t>
+      </w:r>
+      <w:r>
+        <w:rPr>
+          <w:rFonts w:hint="eastAsia" w:ascii="Times New Roman" w:hAnsi="Times New Roman" w:eastAsia="Times New Roman" w:cs="Times New Roman"/>
+        </w:rPr>
+        <w:t>V」</w:t>
+      </w:r>
+      <w:r>
+        <w:rPr>
+          <w:rFonts w:hint="eastAsia" w:ascii="Times New Roman" w:hAnsi="Times New Roman" w:eastAsia="FangSong" w:cs="Times New Roman"/>
+        </w:rPr>
+        <w:t>系双重取反</w:t>
+      </w:r>
+      <w:r>
+        <w:rPr>
+          <w:rFonts w:hint="eastAsia" w:ascii="Times New Roman" w:hAnsi="Times New Roman" w:eastAsia="Times New Roman" w:cs="Times New Roman"/>
+        </w:rPr>
+        <w:t>——「</w:t>
+      </w:r>
+      <w:r>
+        <w:rPr>
+          <w:rFonts w:hint="eastAsia" w:ascii="Times New Roman" w:hAnsi="Times New Roman" w:eastAsia="FangSong" w:cs="Times New Roman"/>
+        </w:rPr>
+        <w:t>反号</w:t>
+      </w:r>
+      <w:r>
+        <w:rPr>
+          <w:rFonts w:ascii="Times New Roman" w:hAnsi="Times New Roman" w:eastAsia="Times New Roman" w:cs="Times New Roman"/>
+        </w:rPr>
+        <w:t xml:space="preserve"> </w:t>
+      </w:r>
+      <w:r>
+        <w:rPr>
+          <w:rFonts w:hint="eastAsia" w:ascii="Times New Roman" w:hAnsi="Times New Roman" w:eastAsia="Times New Roman" w:cs="Times New Roman"/>
+        </w:rPr>
+        <w:t>−1.14」</w:t>
+      </w:r>
+      <w:r>
+        <w:rPr>
+          <w:rFonts w:hint="eastAsia" w:ascii="Times New Roman" w:hAnsi="Times New Roman" w:eastAsia="FangSong" w:cs="Times New Roman"/>
+        </w:rPr>
+        <w:t>代入电池电动势后应为</w:t>
+      </w:r>
+      <w:r>
+        <w:rPr>
+          <w:rFonts w:ascii="Times New Roman" w:hAnsi="Times New Roman" w:eastAsia="Times New Roman" w:cs="Times New Roman"/>
+        </w:rPr>
+        <w:t xml:space="preserve"> 1.45+(−1.14)=+0.31 </w:t>
+      </w:r>
+      <w:r>
+        <w:rPr>
+          <w:rFonts w:hint="eastAsia" w:ascii="Times New Roman" w:hAnsi="Times New Roman" w:eastAsia="Times New Roman" w:cs="Times New Roman"/>
+        </w:rPr>
+        <w:t>V，</w:t>
+      </w:r>
+      <w:r>
+        <w:rPr>
+          <w:rFonts w:hint="eastAsia" w:ascii="Times New Roman" w:hAnsi="Times New Roman" w:eastAsia="FangSong" w:cs="Times New Roman"/>
+        </w:rPr>
+        <w:t>与判据式</w:t>
+      </w:r>
+      <w:r>
+        <w:rPr>
+          <w:rFonts w:ascii="Times New Roman" w:hAnsi="Times New Roman" w:eastAsia="Times New Roman" w:cs="Times New Roman"/>
+        </w:rPr>
+        <w:t xml:space="preserve"> </w:t>
+      </w:r>
+      <w:r>
+        <w:rPr>
+          <w:rFonts w:hint="eastAsia" w:ascii="Times New Roman" w:hAnsi="Times New Roman" w:eastAsia="Times New Roman" w:cs="Times New Roman"/>
+        </w:rPr>
+        <w:t>E</w:t>
+      </w:r>
+      <w:r>
+        <w:rPr>
+          <w:rFonts w:hint="eastAsia" w:ascii="Times New Roman" w:hAnsi="Times New Roman" w:eastAsia="FangSong" w:cs="Times New Roman"/>
+        </w:rPr>
+        <w:t>右</w:t>
+      </w:r>
+      <w:r>
+        <w:rPr>
+          <w:rFonts w:hint="eastAsia" w:ascii="Times New Roman" w:hAnsi="Times New Roman" w:eastAsia="Times New Roman" w:cs="Times New Roman"/>
+        </w:rPr>
+        <w:t>−E</w:t>
+      </w:r>
+      <w:r>
+        <w:rPr>
+          <w:rFonts w:hint="eastAsia" w:ascii="Times New Roman" w:hAnsi="Times New Roman" w:eastAsia="FangSong" w:cs="Times New Roman"/>
+        </w:rPr>
+        <w:t>左</w:t>
+      </w:r>
+      <w:r>
+        <w:rPr>
+          <w:rFonts w:ascii="Times New Roman" w:hAnsi="Times New Roman" w:eastAsia="Times New Roman" w:cs="Times New Roman"/>
+        </w:rPr>
+        <w:t xml:space="preserve"> </w:t>
+      </w:r>
+      <w:r>
+        <w:rPr>
+          <w:rFonts w:hint="eastAsia" w:ascii="Times New Roman" w:hAnsi="Times New Roman" w:eastAsia="FangSong" w:cs="Times New Roman"/>
+        </w:rPr>
+        <w:t>同值</w:t>
+      </w:r>
+      <w:r>
+        <w:rPr>
+          <w:rFonts w:hint="eastAsia" w:ascii="Times New Roman" w:hAnsi="Times New Roman" w:eastAsia="Times New Roman" w:cs="Times New Roman"/>
+        </w:rPr>
+        <w:t>。〕(b)</w:t>
       </w:r>
       <w:r>
         <w:rPr>
@@ -39617,7 +40599,43 @@
         <w:rPr>
           <w:rFonts w:hint="eastAsia" w:ascii="Times New Roman" w:hAnsi="Times New Roman" w:eastAsia="Times New Roman" w:cs="Times New Roman"/>
         </w:rPr>
-        <w:t>：</w:t>
+        <w:t>（</w:t>
+      </w:r>
+      <w:r>
+        <w:rPr>
+          <w:rFonts w:hint="eastAsia" w:ascii="Times New Roman" w:hAnsi="Times New Roman" w:eastAsia="FangSong" w:cs="Times New Roman"/>
+        </w:rPr>
+        <w:t>同届初赛第</w:t>
+      </w:r>
+      <w:r>
+        <w:rPr>
+          <w:rFonts w:ascii="Times New Roman" w:hAnsi="Times New Roman" w:eastAsia="Times New Roman" w:cs="Times New Roman"/>
+        </w:rPr>
+        <w:t xml:space="preserve"> 1 </w:t>
+      </w:r>
+      <w:r>
+        <w:rPr>
+          <w:rFonts w:hint="eastAsia" w:ascii="Times New Roman" w:hAnsi="Times New Roman" w:eastAsia="FangSong" w:cs="Times New Roman"/>
+        </w:rPr>
+        <w:t>题</w:t>
+      </w:r>
+      <w:r>
+        <w:rPr>
+          <w:rFonts w:hint="eastAsia" w:ascii="Times New Roman" w:hAnsi="Times New Roman" w:eastAsia="Times New Roman" w:cs="Times New Roman"/>
+        </w:rPr>
+        <w:t>；</w:t>
+      </w:r>
+      <w:r>
+        <w:rPr>
+          <w:rFonts w:hint="eastAsia" w:ascii="Times New Roman" w:hAnsi="Times New Roman" w:eastAsia="FangSong" w:cs="Times New Roman"/>
+        </w:rPr>
+        <w:t>彩金题题库暂未单收</w:t>
+      </w:r>
+      <w:r>
+        <w:rPr>
+          <w:rFonts w:hint="eastAsia" w:ascii="Times New Roman" w:hAnsi="Times New Roman" w:eastAsia="Times New Roman" w:cs="Times New Roman"/>
+        </w:rPr>
+        <w:t>）：</w:t>
       </w:r>
       <w:r>
         <w:rPr>
@@ -39737,33 +40755,21 @@
       </w:r>
       <w:r>
         <w:rPr>
-          <w:rFonts w:ascii="Times New Roman" w:hAnsi="Times New Roman" w:eastAsia="Times New Roman" w:cs="Times New Roman"/>
-        </w:rPr>
-        <w:t xml:space="preserve"> · </w:t>
-      </w:r>
-      <w:r>
-        <w:rPr>
-          <w:rFonts w:hint="eastAsia" w:ascii="Times New Roman" w:hAnsi="Times New Roman" w:eastAsia="FangSong" w:cs="Times New Roman"/>
-        </w:rPr>
-        <w:t>题</w:t>
-      </w:r>
-      <w:r>
-        <w:rPr>
-          <w:rFonts w:hint="eastAsia" w:ascii="Times New Roman" w:hAnsi="Times New Roman" w:eastAsia="Times New Roman" w:cs="Times New Roman"/>
-        </w:rPr>
-        <w:t>-038-1-</w:t>
-      </w:r>
-      <w:r>
-        <w:rPr>
-          <w:rFonts w:hint="eastAsia" w:ascii="Times New Roman" w:hAnsi="Times New Roman" w:eastAsia="FangSong" w:cs="Times New Roman"/>
-        </w:rPr>
-        <w:t>灰狼与矿渣推断</w:t>
-      </w:r>
-      <w:r>
-        <w:rPr>
-          <w:rFonts w:hint="eastAsia" w:ascii="Times New Roman" w:hAnsi="Times New Roman" w:eastAsia="Times New Roman" w:cs="Times New Roman"/>
-        </w:rPr>
-        <w:t>：</w:t>
+          <w:rFonts w:hint="eastAsia" w:ascii="Times New Roman" w:hAnsi="Times New Roman" w:eastAsia="Times New Roman" w:cs="Times New Roman"/>
+        </w:rPr>
+        <w:t>（</w:t>
+      </w:r>
+      <w:r>
+        <w:rPr>
+          <w:rFonts w:hint="eastAsia" w:ascii="Times New Roman" w:hAnsi="Times New Roman" w:eastAsia="FangSong" w:cs="Times New Roman"/>
+        </w:rPr>
+        <w:t>炼丹物质小题题库暂未单收</w:t>
+      </w:r>
+      <w:r>
+        <w:rPr>
+          <w:rFonts w:hint="eastAsia" w:ascii="Times New Roman" w:hAnsi="Times New Roman" w:eastAsia="Times New Roman" w:cs="Times New Roman"/>
+        </w:rPr>
+        <w:t>）：</w:t>
       </w:r>
       <w:r>
         <w:rPr>

--- a/06-学生侧材料/讲义/5-无机化学/元素化学深度-超级充实版（自学完整）.docx
+++ b/06-学生侧材料/讲义/5-无机化学/元素化学深度-超级充实版（自学完整）.docx
@@ -12395,7 +12395,7 @@
           <w:iCs/>
           <w:sz w:val="21"/>
         </w:rPr>
-        <w:t xml:space="preserve"> 4 </w:t>
+        <w:t xml:space="preserve"> 3 </w:t>
       </w:r>
       <w:r>
         <w:rPr>
@@ -12914,7 +12914,7 @@
           <w:iCs/>
           <w:sz w:val="21"/>
         </w:rPr>
-        <w:t xml:space="preserve"> 5 </w:t>
+        <w:t xml:space="preserve"> 4 </w:t>
       </w:r>
       <w:r>
         <w:rPr>
@@ -16344,7 +16344,7 @@
           <w:iCs/>
           <w:sz w:val="21"/>
         </w:rPr>
-        <w:t xml:space="preserve"> 8 Zintl </w:t>
+        <w:t xml:space="preserve"> 5 Zintl </w:t>
       </w:r>
       <w:r>
         <w:rPr>
@@ -23268,7 +23268,7 @@
           <w:iCs/>
           <w:sz w:val="21"/>
         </w:rPr>
-        <w:t xml:space="preserve"> 12 </w:t>
+        <w:t xml:space="preserve"> 6 </w:t>
       </w:r>
       <w:r>
         <w:rPr>

--- a/06-学生侧材料/讲义/5-无机化学/元素化学深度-超级充实版（自学完整）.docx
+++ b/06-学生侧材料/讲义/5-无机化学/元素化学深度-超级充实版（自学完整）.docx
@@ -12395,7 +12395,7 @@
           <w:iCs/>
           <w:sz w:val="21"/>
         </w:rPr>
-        <w:t xml:space="preserve"> 3 </w:t>
+        <w:t xml:space="preserve"> 4 </w:t>
       </w:r>
       <w:r>
         <w:rPr>
@@ -12914,7 +12914,7 @@
           <w:iCs/>
           <w:sz w:val="21"/>
         </w:rPr>
-        <w:t xml:space="preserve"> 4 </w:t>
+        <w:t xml:space="preserve"> 5 </w:t>
       </w:r>
       <w:r>
         <w:rPr>
@@ -16344,7 +16344,7 @@
           <w:iCs/>
           <w:sz w:val="21"/>
         </w:rPr>
-        <w:t xml:space="preserve"> 5 Zintl </w:t>
+        <w:t xml:space="preserve"> 8 Zintl </w:t>
       </w:r>
       <w:r>
         <w:rPr>
@@ -23268,7 +23268,7 @@
           <w:iCs/>
           <w:sz w:val="21"/>
         </w:rPr>
-        <w:t xml:space="preserve"> 6 </w:t>
+        <w:t xml:space="preserve"> 12 </w:t>
       </w:r>
       <w:r>
         <w:rPr>

--- a/06-学生侧材料/讲义/5-无机化学/元素化学深度-超级充实版（自学完整）.docx
+++ b/06-学生侧材料/讲义/5-无机化学/元素化学深度-超级充实版（自学完整）.docx
@@ -2,62 +2,6 @@
 <file path=word/document.xml><?xml version="1.0" encoding="utf-8"?>
 <w:document xmlns:w="http://schemas.openxmlformats.org/wordprocessingml/2006/main" xmlns:m="http://schemas.openxmlformats.org/officeDocument/2006/math" xmlns:r="http://schemas.openxmlformats.org/officeDocument/2006/relationships" xmlns:o="urn:schemas-microsoft-com:office:office" xmlns:v="urn:schemas-microsoft-com:vml" xmlns:w10="urn:schemas-microsoft-com:office:word" xmlns:a="http://schemas.openxmlformats.org/drawingml/2006/main" xmlns:pic="http://schemas.openxmlformats.org/drawingml/2006/picture" xmlns:wp="http://schemas.openxmlformats.org/drawingml/2006/wordprocessingDrawing">
   <w:body>
-    <w:bookmarkStart w:id="67" w:name="第九讲元素化学深度与结构推断综合第四轮元素化学收官"/>
-    <w:p>
-      <w:pPr>
-        <w:pStyle w:val="Heading1"/>
-        <w:spacing w:before="280" w:after="120"/>
-        <w:jc w:val="center"/>
-      </w:pPr>
-      <w:r>
-        <w:rPr>
-          <w:rFonts w:hint="eastAsia" w:ascii="Times New Roman" w:hAnsi="Times New Roman" w:eastAsia="SimHei" w:cs="Times New Roman"/>
-        </w:rPr>
-        <w:t>第九讲</w:t>
-      </w:r>
-      <w:r>
-        <w:rPr>
-          <w:rFonts w:hint="eastAsia" w:ascii="Times New Roman" w:hAnsi="Times New Roman" w:eastAsia="Times New Roman" w:cs="Times New Roman"/>
-        </w:rPr>
-        <w:t>：</w:t>
-      </w:r>
-      <w:r>
-        <w:rPr>
-          <w:rFonts w:hint="eastAsia" w:ascii="Times New Roman" w:hAnsi="Times New Roman" w:eastAsia="SimHei" w:cs="Times New Roman"/>
-        </w:rPr>
-        <w:t>元素化学深度与结构推断综合</w:t>
-      </w:r>
-      <w:r>
-        <w:rPr>
-          <w:rFonts w:hint="eastAsia" w:ascii="Times New Roman" w:hAnsi="Times New Roman" w:eastAsia="Times New Roman" w:cs="Times New Roman"/>
-        </w:rPr>
-        <w:t>（</w:t>
-      </w:r>
-      <w:r>
-        <w:rPr>
-          <w:rFonts w:hint="eastAsia" w:ascii="Times New Roman" w:hAnsi="Times New Roman" w:eastAsia="SimHei" w:cs="Times New Roman"/>
-        </w:rPr>
-        <w:t>第四轮</w:t>
-      </w:r>
-      <w:r>
-        <w:rPr>
-          <w:rFonts w:hint="eastAsia" w:ascii="Times New Roman" w:hAnsi="Times New Roman" w:eastAsia="Times New Roman" w:cs="Times New Roman"/>
-        </w:rPr>
-        <w:t>·</w:t>
-      </w:r>
-      <w:r>
-        <w:rPr>
-          <w:rFonts w:hint="eastAsia" w:ascii="Times New Roman" w:hAnsi="Times New Roman" w:eastAsia="SimHei" w:cs="Times New Roman"/>
-        </w:rPr>
-        <w:t>元素化学收官</w:t>
-      </w:r>
-      <w:r>
-        <w:rPr>
-          <w:rFonts w:hint="eastAsia" w:ascii="Times New Roman" w:hAnsi="Times New Roman" w:eastAsia="Times New Roman" w:cs="Times New Roman"/>
-        </w:rPr>
-        <w:t>）</w:t>
-      </w:r>
-    </w:p>
     <w:p>
       <w:pPr>
         <w:spacing w:before="160" w:after="80"/>
@@ -7993,6 +7937,26 @@
       <w:r>
         <w:rPr>
           <w:rFonts w:hint="eastAsia" w:ascii="Times New Roman" w:hAnsi="Times New Roman" w:eastAsia="FangSong" w:cs="Times New Roman"/>
+          <w:b/>
+          <w:bCs/>
+        </w:rPr>
+        <w:t xml:space="preserve">解</w:t>
+      </w:r>
+      <w:r>
+        <w:rPr>
+          <w:rFonts w:hint="eastAsia" w:ascii="Times New Roman" w:hAnsi="Times New Roman" w:eastAsia="Times New Roman" w:cs="Times New Roman"/>
+        </w:rPr>
+        <w:t xml:space="preserve">：</w:t>
+      </w:r>
+    </w:p>
+    <w:p>
+      <w:pPr>
+        <w:pStyle w:val="BodyText"/>
+        <w:ind w:firstLine="420"/>
+      </w:pPr>
+      <w:r>
+        <w:rPr>
+          <w:rFonts w:hint="eastAsia" w:ascii="Times New Roman" w:hAnsi="Times New Roman" w:eastAsia="FangSong" w:cs="Times New Roman"/>
         </w:rPr>
         <w:t xml:space="preserve">歧化电位</w:t>
       </w:r>
@@ -8580,6 +8544,26 @@
           <w:rFonts w:hint="eastAsia" w:ascii="Times New Roman" w:hAnsi="Times New Roman" w:eastAsia="Times New Roman" w:cs="Times New Roman"/>
         </w:rPr>
         <w:t>）。</w:t>
+      </w:r>
+    </w:p>
+    <w:p>
+      <w:pPr>
+        <w:pStyle w:val="BodyText"/>
+        <w:ind w:firstLine="420"/>
+      </w:pPr>
+      <w:r>
+        <w:rPr>
+          <w:rFonts w:hint="eastAsia" w:ascii="Times New Roman" w:hAnsi="Times New Roman" w:eastAsia="FangSong" w:cs="Times New Roman"/>
+          <w:b/>
+          <w:bCs/>
+        </w:rPr>
+        <w:t xml:space="preserve">解</w:t>
+      </w:r>
+      <w:r>
+        <w:rPr>
+          <w:rFonts w:hint="eastAsia" w:ascii="Times New Roman" w:hAnsi="Times New Roman" w:eastAsia="Times New Roman" w:cs="Times New Roman"/>
+        </w:rPr>
+        <w:t xml:space="preserve">：</w:t>
       </w:r>
     </w:p>
     <w:p>
@@ -24227,30 +24211,6 @@
       </w:r>
       <w:r>
         <w:rPr>
-          <w:rFonts w:hint="eastAsia" w:ascii="Times New Roman" w:hAnsi="Times New Roman" w:eastAsia="Times New Roman" w:cs="Times New Roman"/>
-        </w:rPr>
-        <w:t>[</w:t>
-      </w:r>
-      <w:r>
-        <w:rPr>
-          <w:rFonts w:hint="eastAsia" w:ascii="Times New Roman" w:hAnsi="Times New Roman" w:eastAsia="FangSong" w:cs="Times New Roman"/>
-        </w:rPr>
-        <w:t>普化原理</w:t>
-      </w:r>
-      <w:r>
-        <w:rPr>
-          <w:rFonts w:hint="eastAsia" w:ascii="Times New Roman" w:hAnsi="Times New Roman" w:eastAsia="Times New Roman" w:cs="Times New Roman"/>
-        </w:rPr>
-        <w:t>15.11]</w:t>
-      </w:r>
-      <w:r>
-        <w:rPr>
-          <w:rFonts w:ascii="Times New Roman" w:hAnsi="Times New Roman" w:eastAsia="Times New Roman" w:cs="Times New Roman"/>
-        </w:rPr>
-        <w:t xml:space="preserve"> </w:t>
-      </w:r>
-      <w:r>
-        <w:rPr>
           <w:rFonts w:hint="eastAsia" w:ascii="Times New Roman" w:hAnsi="Times New Roman" w:eastAsia="FangSong" w:cs="Times New Roman"/>
         </w:rPr>
         <w:t xml:space="preserve">固体</w:t>
@@ -24883,30 +24843,6 @@
           <w:bCs/>
         </w:rPr>
         <w:t xml:space="preserve">4.</w:t>
-      </w:r>
-      <w:r>
-        <w:rPr>
-          <w:rFonts w:ascii="Times New Roman" w:hAnsi="Times New Roman" w:eastAsia="Times New Roman" w:cs="Times New Roman"/>
-        </w:rPr>
-        <w:t xml:space="preserve"> </w:t>
-      </w:r>
-      <w:r>
-        <w:rPr>
-          <w:rFonts w:hint="eastAsia" w:ascii="Times New Roman" w:hAnsi="Times New Roman" w:eastAsia="Times New Roman" w:cs="Times New Roman"/>
-        </w:rPr>
-        <w:t>[</w:t>
-      </w:r>
-      <w:r>
-        <w:rPr>
-          <w:rFonts w:hint="eastAsia" w:ascii="Times New Roman" w:hAnsi="Times New Roman" w:eastAsia="FangSong" w:cs="Times New Roman"/>
-        </w:rPr>
-        <w:t>普化原理</w:t>
-      </w:r>
-      <w:r>
-        <w:rPr>
-          <w:rFonts w:hint="eastAsia" w:ascii="Times New Roman" w:hAnsi="Times New Roman" w:eastAsia="Times New Roman" w:cs="Times New Roman"/>
-        </w:rPr>
-        <w:t>15.13]</w:t>
       </w:r>
       <w:r>
         <w:rPr>
@@ -25328,30 +25264,6 @@
       </w:r>
       <w:r>
         <w:rPr>
-          <w:rFonts w:hint="eastAsia" w:ascii="Times New Roman" w:hAnsi="Times New Roman" w:eastAsia="Times New Roman" w:cs="Times New Roman"/>
-        </w:rPr>
-        <w:t>[</w:t>
-      </w:r>
-      <w:r>
-        <w:rPr>
-          <w:rFonts w:hint="eastAsia" w:ascii="Times New Roman" w:hAnsi="Times New Roman" w:eastAsia="FangSong" w:cs="Times New Roman"/>
-        </w:rPr>
-        <w:t>普化原理</w:t>
-      </w:r>
-      <w:r>
-        <w:rPr>
-          <w:rFonts w:hint="eastAsia" w:ascii="Times New Roman" w:hAnsi="Times New Roman" w:eastAsia="Times New Roman" w:cs="Times New Roman"/>
-        </w:rPr>
-        <w:t>15.21]</w:t>
-      </w:r>
-      <w:r>
-        <w:rPr>
-          <w:rFonts w:ascii="Times New Roman" w:hAnsi="Times New Roman" w:eastAsia="Times New Roman" w:cs="Times New Roman"/>
-        </w:rPr>
-        <w:t xml:space="preserve"> </w:t>
-      </w:r>
-      <w:r>
-        <w:rPr>
           <w:rFonts w:hint="eastAsia" w:ascii="Times New Roman" w:hAnsi="Times New Roman" w:eastAsia="FangSong" w:cs="Times New Roman"/>
         </w:rPr>
         <w:t xml:space="preserve">查阅有关数据说明</w:t>
@@ -25601,30 +25513,6 @@
       </w:r>
       <w:r>
         <w:rPr>
-          <w:rFonts w:hint="eastAsia" w:ascii="Times New Roman" w:hAnsi="Times New Roman" w:eastAsia="Times New Roman" w:cs="Times New Roman"/>
-        </w:rPr>
-        <w:t>[</w:t>
-      </w:r>
-      <w:r>
-        <w:rPr>
-          <w:rFonts w:hint="eastAsia" w:ascii="Times New Roman" w:hAnsi="Times New Roman" w:eastAsia="FangSong" w:cs="Times New Roman"/>
-        </w:rPr>
-        <w:t>普化原理</w:t>
-      </w:r>
-      <w:r>
-        <w:rPr>
-          <w:rFonts w:hint="eastAsia" w:ascii="Times New Roman" w:hAnsi="Times New Roman" w:eastAsia="Times New Roman" w:cs="Times New Roman"/>
-        </w:rPr>
-        <w:t>15.15]</w:t>
-      </w:r>
-      <w:r>
-        <w:rPr>
-          <w:rFonts w:ascii="Times New Roman" w:hAnsi="Times New Roman" w:eastAsia="Times New Roman" w:cs="Times New Roman"/>
-        </w:rPr>
-        <w:t xml:space="preserve"> </w:t>
-      </w:r>
-      <w:r>
-        <w:rPr>
           <w:rFonts w:hint="eastAsia" w:ascii="Times New Roman" w:hAnsi="Times New Roman" w:eastAsia="FangSong" w:cs="Times New Roman"/>
         </w:rPr>
         <w:t xml:space="preserve">查阅有关</w:t>
@@ -25876,30 +25764,6 @@
           <w:bCs/>
         </w:rPr>
         <w:t xml:space="preserve">7.</w:t>
-      </w:r>
-      <w:r>
-        <w:rPr>
-          <w:rFonts w:ascii="Times New Roman" w:hAnsi="Times New Roman" w:eastAsia="Times New Roman" w:cs="Times New Roman"/>
-        </w:rPr>
-        <w:t xml:space="preserve"> </w:t>
-      </w:r>
-      <w:r>
-        <w:rPr>
-          <w:rFonts w:hint="eastAsia" w:ascii="Times New Roman" w:hAnsi="Times New Roman" w:eastAsia="Times New Roman" w:cs="Times New Roman"/>
-        </w:rPr>
-        <w:t>[</w:t>
-      </w:r>
-      <w:r>
-        <w:rPr>
-          <w:rFonts w:hint="eastAsia" w:ascii="Times New Roman" w:hAnsi="Times New Roman" w:eastAsia="FangSong" w:cs="Times New Roman"/>
-        </w:rPr>
-        <w:t>普化原理</w:t>
-      </w:r>
-      <w:r>
-        <w:rPr>
-          <w:rFonts w:hint="eastAsia" w:ascii="Times New Roman" w:hAnsi="Times New Roman" w:eastAsia="Times New Roman" w:cs="Times New Roman"/>
-        </w:rPr>
-        <w:t>15.12]</w:t>
       </w:r>
       <w:r>
         <w:rPr>
@@ -26269,30 +26133,6 @@
       </w:r>
       <w:r>
         <w:rPr>
-          <w:rFonts w:hint="eastAsia" w:ascii="Times New Roman" w:hAnsi="Times New Roman" w:eastAsia="Times New Roman" w:cs="Times New Roman"/>
-        </w:rPr>
-        <w:t>[</w:t>
-      </w:r>
-      <w:r>
-        <w:rPr>
-          <w:rFonts w:hint="eastAsia" w:ascii="Times New Roman" w:hAnsi="Times New Roman" w:eastAsia="FangSong" w:cs="Times New Roman"/>
-        </w:rPr>
-        <w:t>普化原理</w:t>
-      </w:r>
-      <w:r>
-        <w:rPr>
-          <w:rFonts w:hint="eastAsia" w:ascii="Times New Roman" w:hAnsi="Times New Roman" w:eastAsia="Times New Roman" w:cs="Times New Roman"/>
-        </w:rPr>
-        <w:t>15.17]</w:t>
-      </w:r>
-      <w:r>
-        <w:rPr>
-          <w:rFonts w:ascii="Times New Roman" w:hAnsi="Times New Roman" w:eastAsia="Times New Roman" w:cs="Times New Roman"/>
-        </w:rPr>
-        <w:t xml:space="preserve"> </w:t>
-      </w:r>
-      <w:r>
-        <w:rPr>
           <w:rFonts w:hint="eastAsia" w:ascii="Times New Roman" w:hAnsi="Times New Roman" w:eastAsia="FangSong" w:cs="Times New Roman"/>
         </w:rPr>
         <w:t xml:space="preserve">如何用微溶性的橙黄色固体</w:t>
@@ -26870,30 +26710,6 @@
           <w:bCs/>
         </w:rPr>
         <w:t xml:space="preserve">10.</w:t>
-      </w:r>
-      <w:r>
-        <w:rPr>
-          <w:rFonts w:ascii="Times New Roman" w:hAnsi="Times New Roman" w:eastAsia="Times New Roman" w:cs="Times New Roman"/>
-        </w:rPr>
-        <w:t xml:space="preserve"> </w:t>
-      </w:r>
-      <w:r>
-        <w:rPr>
-          <w:rFonts w:hint="eastAsia" w:ascii="Times New Roman" w:hAnsi="Times New Roman" w:eastAsia="Times New Roman" w:cs="Times New Roman"/>
-        </w:rPr>
-        <w:t>[</w:t>
-      </w:r>
-      <w:r>
-        <w:rPr>
-          <w:rFonts w:hint="eastAsia" w:ascii="Times New Roman" w:hAnsi="Times New Roman" w:eastAsia="FangSong" w:cs="Times New Roman"/>
-        </w:rPr>
-        <w:t>普化原理</w:t>
-      </w:r>
-      <w:r>
-        <w:rPr>
-          <w:rFonts w:hint="eastAsia" w:ascii="Times New Roman" w:hAnsi="Times New Roman" w:eastAsia="Times New Roman" w:cs="Times New Roman"/>
-        </w:rPr>
-        <w:t>15.31]</w:t>
       </w:r>
       <w:r>
         <w:rPr>
@@ -54121,7 +53937,6 @@
     </w:p>
     <w:bookmarkEnd w:id="65"/>
     <w:bookmarkEnd w:id="66"/>
-    <w:bookmarkEnd w:id="67"/>
     <w:sectPr>
       <w:footerReference w:type="default" r:id="rId9"/>
       <w:footnotePr>

--- a/06-学生侧材料/讲义/5-无机化学/元素化学深度-超级充实版（自学完整）.docx
+++ b/06-学生侧材料/讲义/5-无机化学/元素化学深度-超级充实版（自学完整）.docx
@@ -12,883 +12,7 @@
         </w:pict>
       </w:r>
     </w:p>
-    <w:bookmarkStart w:id="9" w:name="学习目标与考纲锚点"/>
-    <w:p>
-      <w:pPr>
-        <w:pStyle w:val="Heading2"/>
-        <w:spacing w:before="280" w:after="120"/>
-      </w:pPr>
-      <w:r>
-        <w:rPr>
-          <w:rFonts w:hint="eastAsia" w:ascii="Times New Roman" w:hAnsi="Times New Roman" w:eastAsia="SimHei" w:cs="Times New Roman"/>
-        </w:rPr>
-        <w:t xml:space="preserve">学习目标与考纲锚点</w:t>
-      </w:r>
-    </w:p>
-    <w:p>
-      <w:pPr>
-        <w:pStyle w:val="BlockText"/>
-        <w:spacing w:after="80"/>
-        <w:ind w:firstLine="420"/>
-      </w:pPr>
-      <w:r>
-        <w:rPr>
-          <w:rFonts w:hint="eastAsia" w:ascii="Times New Roman" w:hAnsi="Times New Roman" w:eastAsia="FangSong" w:cs="Times New Roman"/>
-        </w:rPr>
-        <w:t>对齐考纲</w:t>
-      </w:r>
-      <w:r>
-        <w:rPr>
-          <w:rFonts w:hint="eastAsia" w:ascii="Times New Roman" w:hAnsi="Times New Roman" w:eastAsia="Times New Roman" w:cs="Times New Roman"/>
-        </w:rPr>
-        <w:t>：§13</w:t>
-      </w:r>
-      <w:r>
-        <w:rPr>
-          <w:rFonts w:ascii="Times New Roman" w:hAnsi="Times New Roman" w:eastAsia="Times New Roman" w:cs="Times New Roman"/>
-        </w:rPr>
-        <w:t xml:space="preserve"> </w:t>
-      </w:r>
-      <w:r>
-        <w:rPr>
-          <w:rFonts w:hint="eastAsia" w:ascii="Times New Roman" w:hAnsi="Times New Roman" w:eastAsia="FangSong" w:cs="Times New Roman"/>
-        </w:rPr>
-        <w:t xml:space="preserve">元素化学</w:t>
-      </w:r>
-    </w:p>
-    <w:tbl>
-      <w:tblPr>
-        <w:tblStyle w:val="Table"/>
-        <w:tblW w:type="pct" w:w="5000"/>
-        <w:tblLayout w:type="fixed"/>
-        <w:tblLook w:firstRow="1" w:lastRow="0" w:firstColumn="0" w:lastColumn="0" w:noHBand="0" w:noVBand="0" w:val="0020"/>
-        <w:jc w:val="center"/>
-        <w:tblBorders>
-          <w:top w:val="single" w:sz="12" w:space="0" w:color="333333"/>
-          <w:bottom w:val="single" w:sz="12" w:space="0" w:color="333333"/>
-          <w:left w:val="none"/>
-          <w:right w:val="none"/>
-          <w:insideH w:val="none"/>
-          <w:insideV w:val="none"/>
-        </w:tblBorders>
-      </w:tblPr>
-      <w:tblGrid>
-        <w:gridCol w:w="3960"/>
-        <w:gridCol w:w="3960"/>
-      </w:tblGrid>
-      <w:tr>
-        <w:trPr>
-          <w:tblHeader w:val="on"/>
-        </w:trPr>
-        <w:tc>
-          <w:tcPr>
-            <w:tcBorders>
-              <w:bottom w:val="single" w:sz="6" w:space="0" w:color="333333"/>
-            </w:tcBorders>
-          </w:tcPr>
-          <w:p>
-            <w:pPr>
-              <w:pStyle w:val="Compact"/>
-              <w:jc w:val="center"/>
-            </w:pPr>
-            <w:r>
-              <w:rPr>
-                <w:rFonts w:hint="eastAsia" w:ascii="Times New Roman" w:hAnsi="Times New Roman" w:eastAsia="SimHei" w:cs="Times New Roman"/>
-                <w:b/>
-              </w:rPr>
-              <w:t xml:space="preserve">考纲条目</w:t>
-            </w:r>
-          </w:p>
-        </w:tc>
-        <w:tc>
-          <w:tcPr>
-            <w:tcBorders>
-              <w:bottom w:val="single" w:sz="6" w:space="0" w:color="333333"/>
-            </w:tcBorders>
-          </w:tcPr>
-          <w:p>
-            <w:pPr>
-              <w:pStyle w:val="Compact"/>
-              <w:jc w:val="center"/>
-            </w:pPr>
-            <w:r>
-              <w:rPr>
-                <w:rFonts w:hint="eastAsia" w:ascii="Times New Roman" w:hAnsi="Times New Roman" w:eastAsia="SimHei" w:cs="Times New Roman"/>
-                <w:b/>
-              </w:rPr>
-              <w:t xml:space="preserve">学完本讲应能</w:t>
-            </w:r>
-          </w:p>
-        </w:tc>
-      </w:tr>
-      <w:tr>
-        <w:tc>
-          <w:tcPr/>
-          <w:p>
-            <w:pPr>
-              <w:pStyle w:val="Compact"/>
-              <w:jc w:val="center"/>
-            </w:pPr>
-            <w:r>
-              <w:rPr>
-                <w:rFonts w:ascii="Times New Roman" w:hAnsi="Times New Roman" w:eastAsia="Times New Roman" w:cs="Times New Roman"/>
-              </w:rPr>
-              <w:t xml:space="preserve">§13 </w:t>
-            </w:r>
-            <w:r>
-              <w:rPr>
-                <w:rFonts w:hint="eastAsia" w:ascii="Times New Roman" w:hAnsi="Times New Roman" w:eastAsia="FangSong" w:cs="Times New Roman"/>
-              </w:rPr>
-              <w:t xml:space="preserve">元素化学</w:t>
-            </w:r>
-            <w:r>
-              <w:rPr>
-                <w:rFonts w:ascii="Times New Roman" w:hAnsi="Times New Roman" w:eastAsia="Times New Roman" w:cs="Times New Roman"/>
-              </w:rPr>
-              <w:t xml:space="preserve"> · </w:t>
-            </w:r>
-            <w:r>
-              <w:rPr>
-                <w:rFonts w:hint="eastAsia" w:ascii="Times New Roman" w:hAnsi="Times New Roman" w:eastAsia="FangSong" w:cs="Times New Roman"/>
-              </w:rPr>
-              <w:t xml:space="preserve">学习范式转型</w:t>
-            </w:r>
-          </w:p>
-        </w:tc>
-        <w:tc>
-          <w:tcPr/>
-          <w:p>
-            <w:pPr>
-              <w:pStyle w:val="Compact"/>
-              <w:jc w:val="center"/>
-            </w:pPr>
-            <w:r>
-              <w:rPr>
-                <w:rFonts w:hint="eastAsia" w:ascii="Times New Roman" w:hAnsi="Times New Roman" w:eastAsia="FangSong" w:cs="Times New Roman"/>
-              </w:rPr>
-              <w:t>能把</w:t>
-            </w:r>
-            <w:r>
-              <w:rPr>
-                <w:rFonts w:hint="eastAsia" w:ascii="Times New Roman" w:hAnsi="Times New Roman" w:eastAsia="Times New Roman" w:cs="Times New Roman"/>
-              </w:rPr>
-              <w:t>「</w:t>
-            </w:r>
-            <w:r>
-              <w:rPr>
-                <w:rFonts w:hint="eastAsia" w:ascii="Times New Roman" w:hAnsi="Times New Roman" w:eastAsia="FangSong" w:cs="Times New Roman"/>
-              </w:rPr>
-              <w:t>背元素性质</w:t>
-            </w:r>
-            <w:r>
-              <w:rPr>
-                <w:rFonts w:hint="eastAsia" w:ascii="Times New Roman" w:hAnsi="Times New Roman" w:eastAsia="Times New Roman" w:cs="Times New Roman"/>
-              </w:rPr>
-              <w:t>」</w:t>
-            </w:r>
-            <w:r>
-              <w:rPr>
-                <w:rFonts w:hint="eastAsia" w:ascii="Times New Roman" w:hAnsi="Times New Roman" w:eastAsia="FangSong" w:cs="Times New Roman"/>
-              </w:rPr>
-              <w:t>转型为</w:t>
-            </w:r>
-            <w:r>
-              <w:rPr>
-                <w:rFonts w:hint="eastAsia" w:ascii="Times New Roman" w:hAnsi="Times New Roman" w:eastAsia="Times New Roman" w:cs="Times New Roman"/>
-              </w:rPr>
-              <w:t>「</w:t>
-            </w:r>
-            <w:r>
-              <w:rPr>
-                <w:rFonts w:hint="eastAsia" w:ascii="Times New Roman" w:hAnsi="Times New Roman" w:eastAsia="FangSong" w:cs="Times New Roman"/>
-              </w:rPr>
-              <w:t>陌生物质</w:t>
-            </w:r>
-            <w:r>
-              <w:rPr>
-                <w:rFonts w:ascii="Times New Roman" w:hAnsi="Times New Roman" w:eastAsia="Times New Roman" w:cs="Times New Roman"/>
-              </w:rPr>
-              <w:t xml:space="preserve"> → </w:t>
-            </w:r>
-            <w:r>
-              <w:rPr>
-                <w:rFonts w:hint="eastAsia" w:ascii="Times New Roman" w:hAnsi="Times New Roman" w:eastAsia="FangSong" w:cs="Times New Roman"/>
-              </w:rPr>
-              <w:t xml:space="preserve">结构推导</w:t>
-            </w:r>
-            <w:r>
-              <w:rPr>
-                <w:rFonts w:ascii="Times New Roman" w:hAnsi="Times New Roman" w:eastAsia="Times New Roman" w:cs="Times New Roman"/>
-              </w:rPr>
-              <w:t xml:space="preserve"> + </w:t>
-            </w:r>
-            <w:r>
-              <w:rPr>
-                <w:rFonts w:hint="eastAsia" w:ascii="Times New Roman" w:hAnsi="Times New Roman" w:eastAsia="FangSong" w:cs="Times New Roman"/>
-              </w:rPr>
-              <w:t xml:space="preserve">性质预测</w:t>
-            </w:r>
-            <w:r>
-              <w:rPr>
-                <w:rFonts w:ascii="Times New Roman" w:hAnsi="Times New Roman" w:eastAsia="Times New Roman" w:cs="Times New Roman"/>
-              </w:rPr>
-              <w:t xml:space="preserve"> + </w:t>
-            </w:r>
-            <w:r>
-              <w:rPr>
-                <w:rFonts w:hint="eastAsia" w:ascii="Times New Roman" w:hAnsi="Times New Roman" w:eastAsia="FangSong" w:cs="Times New Roman"/>
-              </w:rPr>
-              <w:t>热力学判据</w:t>
-            </w:r>
-            <w:r>
-              <w:rPr>
-                <w:rFonts w:hint="eastAsia" w:ascii="Times New Roman" w:hAnsi="Times New Roman" w:eastAsia="Times New Roman" w:cs="Times New Roman"/>
-              </w:rPr>
-              <w:t>」</w:t>
-            </w:r>
-          </w:p>
-        </w:tc>
-      </w:tr>
-      <w:tr>
-        <w:tc>
-          <w:tcPr/>
-          <w:p>
-            <w:pPr>
-              <w:pStyle w:val="Compact"/>
-              <w:jc w:val="center"/>
-            </w:pPr>
-            <w:r>
-              <w:rPr>
-                <w:rFonts w:ascii="Times New Roman" w:hAnsi="Times New Roman" w:eastAsia="Times New Roman" w:cs="Times New Roman"/>
-              </w:rPr>
-              <w:t xml:space="preserve">§13 </w:t>
-            </w:r>
-            <w:r>
-              <w:rPr>
-                <w:rFonts w:hint="eastAsia" w:ascii="Times New Roman" w:hAnsi="Times New Roman" w:eastAsia="FangSong" w:cs="Times New Roman"/>
-              </w:rPr>
-              <w:t xml:space="preserve">元素化学</w:t>
-            </w:r>
-            <w:r>
-              <w:rPr>
-                <w:rFonts w:ascii="Times New Roman" w:hAnsi="Times New Roman" w:eastAsia="Times New Roman" w:cs="Times New Roman"/>
-              </w:rPr>
-              <w:t xml:space="preserve"> · </w:t>
-            </w:r>
-            <w:r>
-              <w:rPr>
-                <w:rFonts w:hint="eastAsia" w:ascii="Times New Roman" w:hAnsi="Times New Roman" w:eastAsia="FangSong" w:cs="Times New Roman"/>
-              </w:rPr>
-              <w:t>结构</w:t>
-            </w:r>
-            <w:r>
-              <w:rPr>
-                <w:rFonts w:hint="eastAsia" w:ascii="Times New Roman" w:hAnsi="Times New Roman" w:eastAsia="Times New Roman" w:cs="Times New Roman"/>
-              </w:rPr>
-              <w:t>-</w:t>
-            </w:r>
-            <w:r>
-              <w:rPr>
-                <w:rFonts w:hint="eastAsia" w:ascii="Times New Roman" w:hAnsi="Times New Roman" w:eastAsia="FangSong" w:cs="Times New Roman"/>
-              </w:rPr>
-              <w:t>性质三步链</w:t>
-            </w:r>
-          </w:p>
-        </w:tc>
-        <w:tc>
-          <w:tcPr/>
-          <w:p>
-            <w:pPr>
-              <w:pStyle w:val="Compact"/>
-              <w:jc w:val="center"/>
-            </w:pPr>
-            <w:r>
-              <w:rPr>
-                <w:rFonts w:hint="eastAsia" w:ascii="Times New Roman" w:hAnsi="Times New Roman" w:eastAsia="FangSong" w:cs="Times New Roman"/>
-              </w:rPr>
-              <w:t>能写出</w:t>
-            </w:r>
-            <w:r>
-              <w:rPr>
-                <w:rFonts w:hint="eastAsia" w:ascii="Times New Roman" w:hAnsi="Times New Roman" w:eastAsia="Times New Roman" w:cs="Times New Roman"/>
-              </w:rPr>
-              <w:t>「</w:t>
-            </w:r>
-            <w:r>
-              <w:rPr>
-                <w:rFonts w:hint="eastAsia" w:ascii="Times New Roman" w:hAnsi="Times New Roman" w:eastAsia="FangSong" w:cs="Times New Roman"/>
-              </w:rPr>
-              <w:t>结构线索</w:t>
-            </w:r>
-            <w:r>
-              <w:rPr>
-                <w:rFonts w:ascii="Times New Roman" w:hAnsi="Times New Roman" w:eastAsia="Times New Roman" w:cs="Times New Roman"/>
-              </w:rPr>
-              <w:t xml:space="preserve"> → </w:t>
-            </w:r>
-            <w:r>
-              <w:rPr>
-                <w:rFonts w:hint="eastAsia" w:ascii="Times New Roman" w:hAnsi="Times New Roman" w:eastAsia="FangSong" w:cs="Times New Roman"/>
-              </w:rPr>
-              <w:t>氧化态</w:t>
-            </w:r>
-            <w:r>
-              <w:rPr>
-                <w:rFonts w:hint="eastAsia" w:ascii="Times New Roman" w:hAnsi="Times New Roman" w:eastAsia="Times New Roman" w:cs="Times New Roman"/>
-              </w:rPr>
-              <w:t>/</w:t>
-            </w:r>
-            <w:r>
-              <w:rPr>
-                <w:rFonts w:hint="eastAsia" w:ascii="Times New Roman" w:hAnsi="Times New Roman" w:eastAsia="FangSong" w:cs="Times New Roman"/>
-              </w:rPr>
-              <w:t>成键</w:t>
-            </w:r>
-            <w:r>
-              <w:rPr>
-                <w:rFonts w:ascii="Times New Roman" w:hAnsi="Times New Roman" w:eastAsia="Times New Roman" w:cs="Times New Roman"/>
-              </w:rPr>
-              <w:t xml:space="preserve"> → </w:t>
-            </w:r>
-            <w:r>
-              <w:rPr>
-                <w:rFonts w:hint="eastAsia" w:ascii="Times New Roman" w:hAnsi="Times New Roman" w:eastAsia="FangSong" w:cs="Times New Roman"/>
-              </w:rPr>
-              <w:t>稳定性</w:t>
-            </w:r>
-            <w:r>
-              <w:rPr>
-                <w:rFonts w:hint="eastAsia" w:ascii="Times New Roman" w:hAnsi="Times New Roman" w:eastAsia="Times New Roman" w:cs="Times New Roman"/>
-              </w:rPr>
-              <w:t>」</w:t>
-            </w:r>
-            <w:r>
-              <w:rPr>
-                <w:rFonts w:hint="eastAsia" w:ascii="Times New Roman" w:hAnsi="Times New Roman" w:eastAsia="FangSong" w:cs="Times New Roman"/>
-              </w:rPr>
-              <w:t>三步链</w:t>
-            </w:r>
-            <w:r>
-              <w:rPr>
-                <w:rFonts w:hint="eastAsia" w:ascii="Times New Roman" w:hAnsi="Times New Roman" w:eastAsia="Times New Roman" w:cs="Times New Roman"/>
-              </w:rPr>
-              <w:t>，</w:t>
-            </w:r>
-            <w:r>
-              <w:rPr>
-                <w:rFonts w:hint="eastAsia" w:ascii="Times New Roman" w:hAnsi="Times New Roman" w:eastAsia="FangSong" w:cs="Times New Roman"/>
-              </w:rPr>
-              <w:t>解释每个</w:t>
-            </w:r>
-            <w:r>
-              <w:rPr>
-                <w:rFonts w:hint="eastAsia" w:ascii="Times New Roman" w:hAnsi="Times New Roman" w:eastAsia="Times New Roman" w:cs="Times New Roman"/>
-              </w:rPr>
-              <w:t>「</w:t>
-            </w:r>
-            <w:r>
-              <w:rPr>
-                <w:rFonts w:hint="eastAsia" w:ascii="Times New Roman" w:hAnsi="Times New Roman" w:eastAsia="FangSong" w:cs="Times New Roman"/>
-              </w:rPr>
-              <w:t>为什么</w:t>
-            </w:r>
-            <w:r>
-              <w:rPr>
-                <w:rFonts w:hint="eastAsia" w:ascii="Times New Roman" w:hAnsi="Times New Roman" w:eastAsia="Times New Roman" w:cs="Times New Roman"/>
-              </w:rPr>
-              <w:t>」</w:t>
-            </w:r>
-          </w:p>
-        </w:tc>
-      </w:tr>
-      <w:tr>
-        <w:tc>
-          <w:tcPr/>
-          <w:p>
-            <w:pPr>
-              <w:pStyle w:val="Compact"/>
-              <w:jc w:val="center"/>
-            </w:pPr>
-            <w:r>
-              <w:rPr>
-                <w:rFonts w:ascii="Times New Roman" w:hAnsi="Times New Roman" w:eastAsia="Times New Roman" w:cs="Times New Roman"/>
-              </w:rPr>
-              <w:t xml:space="preserve">§13 </w:t>
-            </w:r>
-            <w:r>
-              <w:rPr>
-                <w:rFonts w:hint="eastAsia" w:ascii="Times New Roman" w:hAnsi="Times New Roman" w:eastAsia="FangSong" w:cs="Times New Roman"/>
-              </w:rPr>
-              <w:t xml:space="preserve">元素化学</w:t>
-            </w:r>
-            <w:r>
-              <w:rPr>
-                <w:rFonts w:ascii="Times New Roman" w:hAnsi="Times New Roman" w:eastAsia="Times New Roman" w:cs="Times New Roman"/>
-              </w:rPr>
-              <w:t xml:space="preserve"> · </w:t>
-            </w:r>
-            <w:r>
-              <w:rPr>
-                <w:rFonts w:hint="eastAsia" w:ascii="Times New Roman" w:hAnsi="Times New Roman" w:eastAsia="FangSong" w:cs="Times New Roman"/>
-              </w:rPr>
-              <w:t>离子势</w:t>
-            </w:r>
-            <w:r>
-              <w:rPr>
-                <w:rFonts w:hint="eastAsia" w:ascii="Times New Roman" w:hAnsi="Times New Roman" w:eastAsia="Times New Roman" w:cs="Times New Roman"/>
-              </w:rPr>
-              <w:t>、</w:t>
-            </w:r>
-            <w:r>
-              <w:rPr>
-                <w:rFonts w:hint="eastAsia" w:ascii="Times New Roman" w:hAnsi="Times New Roman" w:eastAsia="FangSong" w:cs="Times New Roman"/>
-              </w:rPr>
-              <w:t>对角线规则与惰性对效应</w:t>
-            </w:r>
-          </w:p>
-        </w:tc>
-        <w:tc>
-          <w:tcPr/>
-          <w:p>
-            <w:pPr>
-              <w:pStyle w:val="Compact"/>
-              <w:jc w:val="center"/>
-            </w:pPr>
-            <w:r>
-              <w:rPr>
-                <w:rFonts w:hint="eastAsia" w:ascii="Times New Roman" w:hAnsi="Times New Roman" w:eastAsia="FangSong" w:cs="Times New Roman"/>
-              </w:rPr>
-              <w:t xml:space="preserve">能用离子势</w:t>
-            </w:r>
-            <w:r>
-              <w:rPr>
-                <w:rFonts w:ascii="Times New Roman" w:hAnsi="Times New Roman" w:eastAsia="Times New Roman" w:cs="Times New Roman"/>
-              </w:rPr>
-              <w:t xml:space="preserve"> </w:t>
-            </w:r>
-            <m:oMath>
-              <m:r>
-                <m:t>ϕ</m:t>
-              </m:r>
-              <m:r>
-                <m:rPr>
-                  <m:sty m:val="p"/>
-                </m:rPr>
-                <m:t>=</m:t>
-              </m:r>
-              <m:r>
-                <m:t>Z</m:t>
-              </m:r>
-              <m:r>
-                <m:rPr>
-                  <m:sty m:val="p"/>
-                </m:rPr>
-                <m:t>/</m:t>
-              </m:r>
-              <m:r>
-                <m:t>r</m:t>
-              </m:r>
-            </m:oMath>
-            <w:r>
-              <w:rPr>
-                <w:rFonts w:ascii="Times New Roman" w:hAnsi="Times New Roman" w:eastAsia="Times New Roman" w:cs="Times New Roman"/>
-              </w:rPr>
-              <w:t xml:space="preserve"> </w:t>
-            </w:r>
-            <w:r>
-              <w:rPr>
-                <w:rFonts w:hint="eastAsia" w:ascii="Times New Roman" w:hAnsi="Times New Roman" w:eastAsia="FangSong" w:cs="Times New Roman"/>
-              </w:rPr>
-              <w:t>解释对角线规则</w:t>
-            </w:r>
-            <w:r>
-              <w:rPr>
-                <w:rFonts w:hint="eastAsia" w:ascii="Times New Roman" w:hAnsi="Times New Roman" w:eastAsia="Times New Roman" w:cs="Times New Roman"/>
-              </w:rPr>
-              <w:t>，</w:t>
-            </w:r>
-            <w:r>
-              <w:rPr>
-                <w:rFonts w:hint="eastAsia" w:ascii="Times New Roman" w:hAnsi="Times New Roman" w:eastAsia="FangSong" w:cs="Times New Roman"/>
-              </w:rPr>
-              <w:t>用热力学三要素解释惰性对效应</w:t>
-            </w:r>
-          </w:p>
-        </w:tc>
-      </w:tr>
-      <w:tr>
-        <w:tc>
-          <w:tcPr/>
-          <w:p>
-            <w:pPr>
-              <w:pStyle w:val="Compact"/>
-              <w:jc w:val="center"/>
-            </w:pPr>
-            <w:r>
-              <w:rPr>
-                <w:rFonts w:ascii="Times New Roman" w:hAnsi="Times New Roman" w:eastAsia="Times New Roman" w:cs="Times New Roman"/>
-              </w:rPr>
-              <w:t xml:space="preserve">§13 </w:t>
-            </w:r>
-            <w:r>
-              <w:rPr>
-                <w:rFonts w:hint="eastAsia" w:ascii="Times New Roman" w:hAnsi="Times New Roman" w:eastAsia="FangSong" w:cs="Times New Roman"/>
-              </w:rPr>
-              <w:t xml:space="preserve">元素化学</w:t>
-            </w:r>
-            <w:r>
-              <w:rPr>
-                <w:rFonts w:ascii="Times New Roman" w:hAnsi="Times New Roman" w:eastAsia="Times New Roman" w:cs="Times New Roman"/>
-              </w:rPr>
-              <w:t xml:space="preserve"> · </w:t>
-            </w:r>
-            <w:r>
-              <w:rPr>
-                <w:rFonts w:hint="eastAsia" w:ascii="Times New Roman" w:hAnsi="Times New Roman" w:eastAsia="FangSong" w:cs="Times New Roman"/>
-              </w:rPr>
-              <w:t xml:space="preserve">电势图与</w:t>
-            </w:r>
-            <w:r>
-              <w:rPr>
-                <w:rFonts w:ascii="Times New Roman" w:hAnsi="Times New Roman" w:eastAsia="Times New Roman" w:cs="Times New Roman"/>
-              </w:rPr>
-              <w:t xml:space="preserve"> Born-Haber </w:t>
-            </w:r>
-            <w:r>
-              <w:rPr>
-                <w:rFonts w:hint="eastAsia" w:ascii="Times New Roman" w:hAnsi="Times New Roman" w:eastAsia="FangSong" w:cs="Times New Roman"/>
-              </w:rPr>
-              <w:t xml:space="preserve">工具</w:t>
-            </w:r>
-          </w:p>
-        </w:tc>
-        <w:tc>
-          <w:tcPr/>
-          <w:p>
-            <w:pPr>
-              <w:pStyle w:val="Compact"/>
-              <w:jc w:val="center"/>
-            </w:pPr>
-            <w:r>
-              <w:rPr>
-                <w:rFonts w:hint="eastAsia" w:ascii="Times New Roman" w:hAnsi="Times New Roman" w:eastAsia="FangSong" w:cs="Times New Roman"/>
-              </w:rPr>
-              <w:t xml:space="preserve">能用</w:t>
-            </w:r>
-            <w:r>
-              <w:rPr>
-                <w:rFonts w:ascii="Times New Roman" w:hAnsi="Times New Roman" w:eastAsia="Times New Roman" w:cs="Times New Roman"/>
-              </w:rPr>
-              <w:t xml:space="preserve"> Latimer/Frost </w:t>
-            </w:r>
-            <w:r>
-              <w:rPr>
-                <w:rFonts w:hint="eastAsia" w:ascii="Times New Roman" w:hAnsi="Times New Roman" w:eastAsia="FangSong" w:cs="Times New Roman"/>
-              </w:rPr>
-              <w:t>图判歧化</w:t>
-            </w:r>
-            <w:r>
-              <w:rPr>
-                <w:rFonts w:hint="eastAsia" w:ascii="Times New Roman" w:hAnsi="Times New Roman" w:eastAsia="Times New Roman" w:cs="Times New Roman"/>
-              </w:rPr>
-              <w:t>（</w:t>
-            </w:r>
-            <w:r>
-              <w:rPr>
-                <w:rFonts w:hint="eastAsia" w:ascii="Times New Roman" w:hAnsi="Times New Roman" w:eastAsia="FangSong" w:cs="Times New Roman"/>
-              </w:rPr>
-              <w:t>含</w:t>
-            </w:r>
-            <w:r>
-              <w:rPr>
-                <w:rFonts w:ascii="Times New Roman" w:hAnsi="Times New Roman" w:eastAsia="Times New Roman" w:cs="Times New Roman"/>
-              </w:rPr>
-              <w:t xml:space="preserve"> Gibbs </w:t>
-            </w:r>
-            <w:r>
-              <w:rPr>
-                <w:rFonts w:hint="eastAsia" w:ascii="Times New Roman" w:hAnsi="Times New Roman" w:eastAsia="FangSong" w:cs="Times New Roman"/>
-              </w:rPr>
-              <w:t>能加权平均</w:t>
-            </w:r>
-            <w:r>
-              <w:rPr>
-                <w:rFonts w:hint="eastAsia" w:ascii="Times New Roman" w:hAnsi="Times New Roman" w:eastAsia="Times New Roman" w:cs="Times New Roman"/>
-              </w:rPr>
-              <w:t>），</w:t>
-            </w:r>
-            <w:r>
-              <w:rPr>
-                <w:rFonts w:hint="eastAsia" w:ascii="Times New Roman" w:hAnsi="Times New Roman" w:eastAsia="FangSong" w:cs="Times New Roman"/>
-              </w:rPr>
-              <w:t>用</w:t>
-            </w:r>
-            <w:r>
-              <w:rPr>
-                <w:rFonts w:ascii="Times New Roman" w:hAnsi="Times New Roman" w:eastAsia="Times New Roman" w:cs="Times New Roman"/>
-              </w:rPr>
-              <w:t xml:space="preserve"> Born-Haber </w:t>
-            </w:r>
-            <w:r>
-              <w:rPr>
-                <w:rFonts w:hint="eastAsia" w:ascii="Times New Roman" w:hAnsi="Times New Roman" w:eastAsia="FangSong" w:cs="Times New Roman"/>
-              </w:rPr>
-              <w:t xml:space="preserve">判氧化态稳定性</w:t>
-            </w:r>
-          </w:p>
-        </w:tc>
-      </w:tr>
-      <w:tr>
-        <w:tc>
-          <w:tcPr/>
-          <w:p>
-            <w:pPr>
-              <w:pStyle w:val="Compact"/>
-              <w:jc w:val="center"/>
-            </w:pPr>
-            <w:r>
-              <w:rPr>
-                <w:rFonts w:ascii="Times New Roman" w:hAnsi="Times New Roman" w:eastAsia="Times New Roman" w:cs="Times New Roman"/>
-              </w:rPr>
-              <w:t xml:space="preserve">§13 </w:t>
-            </w:r>
-            <w:r>
-              <w:rPr>
-                <w:rFonts w:hint="eastAsia" w:ascii="Times New Roman" w:hAnsi="Times New Roman" w:eastAsia="FangSong" w:cs="Times New Roman"/>
-              </w:rPr>
-              <w:t xml:space="preserve">元素化学</w:t>
-            </w:r>
-            <w:r>
-              <w:rPr>
-                <w:rFonts w:ascii="Times New Roman" w:hAnsi="Times New Roman" w:eastAsia="Times New Roman" w:cs="Times New Roman"/>
-              </w:rPr>
-              <w:t xml:space="preserve"> · </w:t>
-            </w:r>
-            <w:r>
-              <w:rPr>
-                <w:rFonts w:hint="eastAsia" w:ascii="Times New Roman" w:hAnsi="Times New Roman" w:eastAsia="FangSong" w:cs="Times New Roman"/>
-              </w:rPr>
-              <w:t xml:space="preserve">前沿结构五类</w:t>
-            </w:r>
-          </w:p>
-        </w:tc>
-        <w:tc>
-          <w:tcPr/>
-          <w:p>
-            <w:pPr>
-              <w:pStyle w:val="Compact"/>
-              <w:jc w:val="center"/>
-            </w:pPr>
-            <w:r>
-              <w:rPr>
-                <w:rFonts w:hint="eastAsia" w:ascii="Times New Roman" w:hAnsi="Times New Roman" w:eastAsia="FangSong" w:cs="Times New Roman"/>
-              </w:rPr>
-              <w:t xml:space="preserve">能识别</w:t>
-            </w:r>
-            <w:r>
-              <w:rPr>
-                <w:rFonts w:ascii="Times New Roman" w:hAnsi="Times New Roman" w:eastAsia="Times New Roman" w:cs="Times New Roman"/>
-              </w:rPr>
-              <w:t xml:space="preserve"> </w:t>
-            </w:r>
-            <w:r>
-              <w:rPr>
-                <w:rFonts w:hint="eastAsia" w:ascii="Times New Roman" w:hAnsi="Times New Roman" w:eastAsia="Times New Roman" w:cs="Times New Roman"/>
-              </w:rPr>
-              <w:t>Keggin/Zintl/</w:t>
-            </w:r>
-            <w:r>
-              <w:rPr>
-                <w:rFonts w:hint="eastAsia" w:ascii="Times New Roman" w:hAnsi="Times New Roman" w:eastAsia="FangSong" w:cs="Times New Roman"/>
-              </w:rPr>
-              <w:t>稀土</w:t>
-            </w:r>
-            <w:r>
-              <w:rPr>
-                <w:rFonts w:hint="eastAsia" w:ascii="Times New Roman" w:hAnsi="Times New Roman" w:eastAsia="Times New Roman" w:cs="Times New Roman"/>
-              </w:rPr>
-              <w:t>/</w:t>
-            </w:r>
-            <w:r>
-              <w:rPr>
-                <w:rFonts w:hint="eastAsia" w:ascii="Times New Roman" w:hAnsi="Times New Roman" w:eastAsia="FangSong" w:cs="Times New Roman"/>
-              </w:rPr>
-              <w:t>铂族</w:t>
-            </w:r>
-            <w:r>
-              <w:rPr>
-                <w:rFonts w:hint="eastAsia" w:ascii="Times New Roman" w:hAnsi="Times New Roman" w:eastAsia="Times New Roman" w:cs="Times New Roman"/>
-              </w:rPr>
-              <w:t>/</w:t>
-            </w:r>
-            <w:r>
-              <w:rPr>
-                <w:rFonts w:hint="eastAsia" w:ascii="Times New Roman" w:hAnsi="Times New Roman" w:eastAsia="FangSong" w:cs="Times New Roman"/>
-              </w:rPr>
-              <w:t>非经典键五类新维度的基本结构并抓主要判断轴</w:t>
-            </w:r>
-          </w:p>
-        </w:tc>
-      </w:tr>
-      <w:tr>
-        <w:tc>
-          <w:tcPr/>
-          <w:p>
-            <w:pPr>
-              <w:pStyle w:val="Compact"/>
-              <w:jc w:val="center"/>
-            </w:pPr>
-            <w:r>
-              <w:rPr>
-                <w:rFonts w:ascii="Times New Roman" w:hAnsi="Times New Roman" w:eastAsia="Times New Roman" w:cs="Times New Roman"/>
-              </w:rPr>
-              <w:t xml:space="preserve">§13 </w:t>
-            </w:r>
-            <w:r>
-              <w:rPr>
-                <w:rFonts w:hint="eastAsia" w:ascii="Times New Roman" w:hAnsi="Times New Roman" w:eastAsia="FangSong" w:cs="Times New Roman"/>
-              </w:rPr>
-              <w:t xml:space="preserve">元素化学</w:t>
-            </w:r>
-            <w:r>
-              <w:rPr>
-                <w:rFonts w:ascii="Times New Roman" w:hAnsi="Times New Roman" w:eastAsia="Times New Roman" w:cs="Times New Roman"/>
-              </w:rPr>
-              <w:t xml:space="preserve"> · </w:t>
-            </w:r>
-            <w:r>
-              <w:rPr>
-                <w:rFonts w:hint="eastAsia" w:ascii="Times New Roman" w:hAnsi="Times New Roman" w:eastAsia="FangSong" w:cs="Times New Roman"/>
-              </w:rPr>
-              <w:t xml:space="preserve">古文翻译法</w:t>
-            </w:r>
-          </w:p>
-        </w:tc>
-        <w:tc>
-          <w:tcPr/>
-          <w:p>
-            <w:pPr>
-              <w:pStyle w:val="Compact"/>
-              <w:jc w:val="center"/>
-            </w:pPr>
-            <w:r>
-              <w:rPr>
-                <w:rFonts w:hint="eastAsia" w:ascii="Times New Roman" w:hAnsi="Times New Roman" w:eastAsia="FangSong" w:cs="Times New Roman"/>
-              </w:rPr>
-              <w:t xml:space="preserve">能按三步翻译法把古文描述翻译为现代化学方程式并做热力学窗口判断</w:t>
-            </w:r>
-          </w:p>
-        </w:tc>
-      </w:tr>
-      <w:tr>
-        <w:tc>
-          <w:tcPr/>
-          <w:p>
-            <w:pPr>
-              <w:pStyle w:val="Compact"/>
-              <w:jc w:val="center"/>
-            </w:pPr>
-            <w:r>
-              <w:rPr>
-                <w:rFonts w:ascii="Times New Roman" w:hAnsi="Times New Roman" w:eastAsia="Times New Roman" w:cs="Times New Roman"/>
-              </w:rPr>
-              <w:t xml:space="preserve">§13 </w:t>
-            </w:r>
-            <w:r>
-              <w:rPr>
-                <w:rFonts w:hint="eastAsia" w:ascii="Times New Roman" w:hAnsi="Times New Roman" w:eastAsia="FangSong" w:cs="Times New Roman"/>
-              </w:rPr>
-              <w:t xml:space="preserve">元素化学</w:t>
-            </w:r>
-            <w:r>
-              <w:rPr>
-                <w:rFonts w:ascii="Times New Roman" w:hAnsi="Times New Roman" w:eastAsia="Times New Roman" w:cs="Times New Roman"/>
-              </w:rPr>
-              <w:t xml:space="preserve"> · </w:t>
-            </w:r>
-            <w:r>
-              <w:rPr>
-                <w:rFonts w:hint="eastAsia" w:ascii="Times New Roman" w:hAnsi="Times New Roman" w:eastAsia="FangSong" w:cs="Times New Roman"/>
-              </w:rPr>
-              <w:t xml:space="preserve">无机取代机理与电子转移</w:t>
-            </w:r>
-          </w:p>
-        </w:tc>
-        <w:tc>
-          <w:tcPr/>
-          <w:p>
-            <w:pPr>
-              <w:pStyle w:val="Compact"/>
-              <w:jc w:val="center"/>
-            </w:pPr>
-            <w:r>
-              <w:rPr>
-                <w:rFonts w:hint="eastAsia" w:ascii="Times New Roman" w:hAnsi="Times New Roman" w:eastAsia="FangSong" w:cs="Times New Roman"/>
-              </w:rPr>
-              <w:t>能从速率定律</w:t>
-            </w:r>
-            <w:r>
-              <w:rPr>
-                <w:rFonts w:hint="eastAsia" w:ascii="Times New Roman" w:hAnsi="Times New Roman" w:eastAsia="Times New Roman" w:cs="Times New Roman"/>
-              </w:rPr>
-              <w:t>/</w:t>
-            </w:r>
-            <w:r>
-              <w:rPr>
-                <w:rFonts w:hint="eastAsia" w:ascii="Times New Roman" w:hAnsi="Times New Roman" w:eastAsia="FangSong" w:cs="Times New Roman"/>
-              </w:rPr>
-              <w:t>活化体积判断无机取代机理</w:t>
-            </w:r>
-            <w:r>
-              <w:rPr>
-                <w:rFonts w:hint="eastAsia" w:ascii="Times New Roman" w:hAnsi="Times New Roman" w:eastAsia="Times New Roman" w:cs="Times New Roman"/>
-              </w:rPr>
-              <w:t>，</w:t>
-            </w:r>
-            <w:r>
-              <w:rPr>
-                <w:rFonts w:hint="eastAsia" w:ascii="Times New Roman" w:hAnsi="Times New Roman" w:eastAsia="FangSong" w:cs="Times New Roman"/>
-              </w:rPr>
-              <w:t>区分内球</w:t>
-            </w:r>
-            <w:r>
-              <w:rPr>
-                <w:rFonts w:hint="eastAsia" w:ascii="Times New Roman" w:hAnsi="Times New Roman" w:eastAsia="Times New Roman" w:cs="Times New Roman"/>
-              </w:rPr>
-              <w:t>/</w:t>
-            </w:r>
-            <w:r>
-              <w:rPr>
-                <w:rFonts w:hint="eastAsia" w:ascii="Times New Roman" w:hAnsi="Times New Roman" w:eastAsia="FangSong" w:cs="Times New Roman"/>
-              </w:rPr>
-              <w:t>外球电子转移</w:t>
-            </w:r>
-          </w:p>
-        </w:tc>
-      </w:tr>
-    </w:tbl>
-    <w:p>
-      <w:pPr>
-        <w:spacing w:before="160" w:after="80"/>
-      </w:pPr>
-      <w:r>
-        <w:pict>
-          <v:rect style="width:0;height:1.5pt" o:hralign="center" o:hrstd="t" o:hr="t"/>
-        </w:pict>
-      </w:r>
-    </w:p>
-    <w:p>
-      <w:pPr>
-        <w:spacing w:before="160" w:after="80"/>
-      </w:pPr>
-      <w:r>
-        <w:pict>
-          <v:rect style="width:0;height:1.5pt" o:hralign="center" o:hrstd="t" o:hr="t"/>
-        </w:pict>
-      </w:r>
-    </w:p>
-    <w:bookmarkEnd w:id="9"/>
-    <w:bookmarkStart w:id="15" w:name="新考法总纲陌生物质推断与判据链"/>
+    <w:bookmarkStart w:id="14" w:name="新考法总纲陌生物质推断与判据链"/>
     <w:p>
       <w:pPr>
         <w:pStyle w:val="Heading2"/>
@@ -1055,7 +179,7 @@
         <w:t>。）</w:t>
       </w:r>
     </w:p>
-    <w:bookmarkStart w:id="10" w:name="旧考法-vs-新考法"/>
+    <w:bookmarkStart w:id="9" w:name="旧考法-vs-新考法"/>
     <w:p>
       <w:pPr>
         <w:pStyle w:val="Heading3"/>
@@ -1643,8 +767,8 @@
         </w:tc>
       </w:tr>
     </w:tbl>
-    <w:bookmarkEnd w:id="10"/>
-    <w:bookmarkStart w:id="14" w:name="判据链本讲核心方法"/>
+    <w:bookmarkEnd w:id="9"/>
+    <w:bookmarkStart w:id="13" w:name="判据链本讲核心方法"/>
     <w:p>
       <w:pPr>
         <w:pStyle w:val="Heading3"/>
@@ -1725,7 +849,6 @@
     </w:p>
     <w:p>
       <w:pPr>
-        <w:pStyle w:val="Compact"/>
         <w:numPr>
           <w:ilvl w:val="0"/>
           <w:numId w:val="1001"/>
@@ -1753,7 +876,6 @@
     </w:p>
     <w:p>
       <w:pPr>
-        <w:pStyle w:val="Compact"/>
         <w:numPr>
           <w:ilvl w:val="0"/>
           <w:numId w:val="1001"/>
@@ -1817,7 +939,6 @@
     </w:p>
     <w:p>
       <w:pPr>
-        <w:pStyle w:val="Compact"/>
         <w:numPr>
           <w:ilvl w:val="0"/>
           <w:numId w:val="1001"/>
@@ -1881,7 +1002,6 @@
     </w:p>
     <w:p>
       <w:pPr>
-        <w:pStyle w:val="Compact"/>
         <w:numPr>
           <w:ilvl w:val="0"/>
           <w:numId w:val="1001"/>
@@ -1945,7 +1065,6 @@
     </w:p>
     <w:p>
       <w:pPr>
-        <w:pStyle w:val="Compact"/>
         <w:numPr>
           <w:ilvl w:val="0"/>
           <w:numId w:val="1001"/>
@@ -2003,7 +1122,6 @@
     </w:p>
     <w:p>
       <w:pPr>
-        <w:pStyle w:val="Compact"/>
         <w:numPr>
           <w:ilvl w:val="0"/>
           <w:numId w:val="1001"/>
@@ -2826,18 +1944,18 @@
           <wp:inline>
             <wp:extent cx="2667000" cy="928135"/>
             <wp:effectExtent b="0" l="0" r="0" t="0"/>
-            <wp:docPr descr="" title="" id="12" name="Picture"/>
+            <wp:docPr descr="" title="" id="11" name="Picture"/>
             <a:graphic>
               <a:graphicData uri="http://schemas.openxmlformats.org/drawingml/2006/picture">
                 <pic:pic>
                   <pic:nvPicPr>
-                    <pic:cNvPr descr="6b9607468769f18384970c7521169554fc0198bf089a4c4db6e9ffaaa0311084.png" id="13" name="Picture"/>
+                    <pic:cNvPr descr="6b9607468769f18384970c7521169554fc0198bf089a4c4db6e9ffaaa0311084.png" id="12" name="Picture"/>
                     <pic:cNvPicPr>
                       <a:picLocks noChangeArrowheads="1" noChangeAspect="1"/>
                     </pic:cNvPicPr>
                   </pic:nvPicPr>
                   <pic:blipFill>
-                    <a:blip r:embed="rId11"/>
+                    <a:blip r:embed="rId10"/>
                     <a:stretch>
                       <a:fillRect/>
                     </a:stretch>
@@ -2934,9 +2052,9 @@
         </w:pict>
       </w:r>
     </w:p>
+    <w:bookmarkEnd w:id="13"/>
     <w:bookmarkEnd w:id="14"/>
-    <w:bookmarkEnd w:id="15"/>
-    <w:bookmarkStart w:id="18" w:name="跨族元素对比深化"/>
+    <w:bookmarkStart w:id="17" w:name="跨族元素对比深化"/>
     <w:p>
       <w:pPr>
         <w:pStyle w:val="Heading2"/>
@@ -3140,7 +2258,7 @@
         <w:t>。）</w:t>
       </w:r>
     </w:p>
-    <w:bookmarkStart w:id="16" w:name="对角线规则离子势-phizr-的相似性"/>
+    <w:bookmarkStart w:id="15" w:name="对角线规则离子势-phizr-的相似性"/>
     <w:p>
       <w:pPr>
         <w:pStyle w:val="Heading3"/>
@@ -4923,8 +4041,8 @@
         <w:t>。</w:t>
       </w:r>
     </w:p>
-    <w:bookmarkEnd w:id="16"/>
-    <w:bookmarkStart w:id="17" w:name="惰性对效应热力学三要素"/>
+    <w:bookmarkEnd w:id="15"/>
+    <w:bookmarkStart w:id="16" w:name="惰性对效应热力学三要素"/>
     <w:p>
       <w:pPr>
         <w:pStyle w:val="Heading3"/>
@@ -5276,24 +4394,15 @@
         </w:rPr>
         <w:t>；</w:t>
       </w:r>
-      <w:r>
-        <w:rPr>
-          <w:rFonts w:ascii="Times New Roman" w:hAnsi="Times New Roman" w:eastAsia="Times New Roman" w:cs="Times New Roman"/>
-        </w:rPr>
-        <w:t xml:space="preserve"> </w:t>
-      </w:r>
-      <w:r>
-        <w:rPr>
-          <w:rFonts w:ascii="Times New Roman" w:hAnsi="Times New Roman" w:eastAsia="Times New Roman" w:cs="Times New Roman"/>
-        </w:rPr>
-        <w:t xml:space="preserve">2.</w:t>
-      </w:r>
-      <w:r>
-        <w:rPr>
-          <w:rFonts w:ascii="Times New Roman" w:hAnsi="Times New Roman" w:eastAsia="Times New Roman" w:cs="Times New Roman"/>
-        </w:rPr>
-        <w:t xml:space="preserve"> </w:t>
-      </w:r>
+    </w:p>
+    <w:p>
+      <w:pPr>
+        <w:numPr>
+          <w:ilvl w:val="0"/>
+          <w:numId w:val="1002"/>
+        </w:numPr>
+        <w:ind w:firstLine="420"/>
+      </w:pPr>
       <m:oMath>
         <m:sSup>
           <m:e>
@@ -5376,24 +4485,15 @@
         </w:rPr>
         <w:t>；</w:t>
       </w:r>
-      <w:r>
-        <w:rPr>
-          <w:rFonts w:ascii="Times New Roman" w:hAnsi="Times New Roman" w:eastAsia="Times New Roman" w:cs="Times New Roman"/>
-        </w:rPr>
-        <w:t xml:space="preserve"> </w:t>
-      </w:r>
-      <w:r>
-        <w:rPr>
-          <w:rFonts w:ascii="Times New Roman" w:hAnsi="Times New Roman" w:eastAsia="Times New Roman" w:cs="Times New Roman"/>
-        </w:rPr>
-        <w:t xml:space="preserve">3.</w:t>
-      </w:r>
-      <w:r>
-        <w:rPr>
-          <w:rFonts w:ascii="Times New Roman" w:hAnsi="Times New Roman" w:eastAsia="Times New Roman" w:cs="Times New Roman"/>
-        </w:rPr>
-        <w:t xml:space="preserve"> </w:t>
-      </w:r>
+    </w:p>
+    <w:p>
+      <w:pPr>
+        <w:numPr>
+          <w:ilvl w:val="0"/>
+          <w:numId w:val="1002"/>
+        </w:numPr>
+        <w:ind w:firstLine="420"/>
+      </w:pPr>
       <w:r>
         <w:rPr>
           <w:rFonts w:hint="eastAsia" w:ascii="Times New Roman" w:hAnsi="Times New Roman" w:eastAsia="FangSong" w:cs="Times New Roman"/>
@@ -5476,7 +4576,7 @@
     </w:p>
     <w:p>
       <w:pPr>
-        <w:pStyle w:val="BodyText"/>
+        <w:pStyle w:val="FirstParagraph"/>
         <w:spacing w:after="80"/>
         <w:ind w:firstLine="420"/>
       </w:pPr>
@@ -6902,9 +6002,9 @@
         </w:pict>
       </w:r>
     </w:p>
+    <w:bookmarkEnd w:id="16"/>
     <w:bookmarkEnd w:id="17"/>
-    <w:bookmarkEnd w:id="18"/>
-    <w:bookmarkStart w:id="30" w:name="热力学判据三合一"/>
+    <w:bookmarkStart w:id="29" w:name="热力学判据三合一"/>
     <w:p>
       <w:pPr>
         <w:pStyle w:val="Heading2"/>
@@ -7117,7 +6217,7 @@
         <w:t>。）</w:t>
       </w:r>
     </w:p>
-    <w:bookmarkStart w:id="19" w:name="latimer-图相邻氧化态间的-etheta"/>
+    <w:bookmarkStart w:id="18" w:name="latimer-图相邻氧化态间的-etheta"/>
     <w:p>
       <w:pPr>
         <w:pStyle w:val="Heading3"/>
@@ -8960,8 +8060,8 @@
         <w:t>。</w:t>
       </w:r>
     </w:p>
-    <w:bookmarkEnd w:id="19"/>
-    <w:bookmarkStart w:id="20" w:name="frost-图氧化态-vs-netheta"/>
+    <w:bookmarkEnd w:id="18"/>
+    <w:bookmarkStart w:id="19" w:name="frost-图氧化态-vs-netheta"/>
     <w:p>
       <w:pPr>
         <w:pStyle w:val="Heading3"/>
@@ -9343,7 +8443,7 @@
     <w:p>
       <w:pPr>
         <w:pStyle w:val="BodyText"/>
-        <w:spacing w:before="120"/>
+        <w:spacing w:before="120" w:after="80"/>
         <w:ind w:firstLine="420"/>
       </w:pPr>
       <w:r>
@@ -9360,637 +8460,915 @@
         </w:rPr>
         <w:t xml:space="preserve">：</w:t>
       </w:r>
-      <w:r>
-        <w:rPr>
-          <w:rFonts w:ascii="Times New Roman" w:hAnsi="Times New Roman" w:eastAsia="Times New Roman" w:cs="Times New Roman"/>
-        </w:rPr>
-        <w:t xml:space="preserve"> </w:t>
-      </w:r>
-      <w:r>
-        <w:rPr>
-          <w:rFonts w:ascii="Times New Roman" w:hAnsi="Times New Roman" w:eastAsia="Times New Roman" w:cs="Times New Roman"/>
-        </w:rPr>
-        <w:t xml:space="preserve">| </w:t>
-      </w:r>
-      <w:r>
-        <w:rPr>
-          <w:rFonts w:hint="eastAsia" w:ascii="Times New Roman" w:hAnsi="Times New Roman" w:eastAsia="FangSong" w:cs="Times New Roman"/>
-        </w:rPr>
-        <w:t xml:space="preserve">元素</w:t>
-      </w:r>
-      <w:r>
-        <w:rPr>
-          <w:rFonts w:ascii="Times New Roman" w:hAnsi="Times New Roman" w:eastAsia="Times New Roman" w:cs="Times New Roman"/>
-        </w:rPr>
-        <w:t xml:space="preserve"> | Frost </w:t>
-      </w:r>
-      <w:r>
-        <w:rPr>
-          <w:rFonts w:hint="eastAsia" w:ascii="Times New Roman" w:hAnsi="Times New Roman" w:eastAsia="FangSong" w:cs="Times New Roman"/>
-        </w:rPr>
-        <w:t xml:space="preserve">图特征</w:t>
-      </w:r>
-      <w:r>
-        <w:rPr>
-          <w:rFonts w:ascii="Times New Roman" w:hAnsi="Times New Roman" w:eastAsia="Times New Roman" w:cs="Times New Roman"/>
-        </w:rPr>
-        <w:t xml:space="preserve"> | </w:t>
-      </w:r>
-      <w:r>
-        <w:rPr>
-          <w:rFonts w:hint="eastAsia" w:ascii="Times New Roman" w:hAnsi="Times New Roman" w:eastAsia="FangSong" w:cs="Times New Roman"/>
-        </w:rPr>
-        <w:t xml:space="preserve">竞赛考点</w:t>
-      </w:r>
-      <w:r>
-        <w:rPr>
-          <w:rFonts w:ascii="Times New Roman" w:hAnsi="Times New Roman" w:eastAsia="Times New Roman" w:cs="Times New Roman"/>
-        </w:rPr>
-        <w:t xml:space="preserve"> |</w:t>
-      </w:r>
-      <w:r>
-        <w:rPr>
-          <w:rFonts w:ascii="Times New Roman" w:hAnsi="Times New Roman" w:eastAsia="Times New Roman" w:cs="Times New Roman"/>
-        </w:rPr>
-        <w:t xml:space="preserve"> </w:t>
-      </w:r>
-      <w:r>
-        <w:rPr>
-          <w:rFonts w:ascii="Times New Roman" w:hAnsi="Times New Roman" w:eastAsia="Times New Roman" w:cs="Times New Roman"/>
-        </w:rPr>
-        <w:t xml:space="preserve">|:—:|:—|:—|</w:t>
-      </w:r>
-      <w:r>
-        <w:rPr>
-          <w:rFonts w:ascii="Times New Roman" w:hAnsi="Times New Roman" w:eastAsia="Times New Roman" w:cs="Times New Roman"/>
-        </w:rPr>
-        <w:t xml:space="preserve"> </w:t>
-      </w:r>
-      <w:r>
-        <w:rPr>
-          <w:rFonts w:ascii="Times New Roman" w:hAnsi="Times New Roman" w:eastAsia="Times New Roman" w:cs="Times New Roman"/>
-        </w:rPr>
-        <w:t xml:space="preserve">|</w:t>
-      </w:r>
-      <w:r>
-        <w:rPr>
-          <w:rFonts w:ascii="Times New Roman" w:hAnsi="Times New Roman" w:eastAsia="Times New Roman" w:cs="Times New Roman"/>
-        </w:rPr>
-        <w:t xml:space="preserve"> </w:t>
-      </w:r>
-      <w:r>
-        <w:rPr>
-          <w:rFonts w:ascii="Times New Roman" w:hAnsi="Times New Roman" w:eastAsia="Times New Roman" w:cs="Times New Roman"/>
-          <w:b/>
-          <w:bCs/>
-        </w:rPr>
-        <w:t xml:space="preserve">Mn</w:t>
-      </w:r>
-      <w:r>
-        <w:rPr>
-          <w:rFonts w:ascii="Times New Roman" w:hAnsi="Times New Roman" w:eastAsia="Times New Roman" w:cs="Times New Roman"/>
-        </w:rPr>
-        <w:t xml:space="preserve"> </w:t>
-      </w:r>
-      <w:r>
-        <w:rPr>
-          <w:rFonts w:ascii="Times New Roman" w:hAnsi="Times New Roman" w:eastAsia="Times New Roman" w:cs="Times New Roman"/>
-        </w:rPr>
-        <w:t>| Mn</w:t>
-      </w:r>
-      <w:r>
-        <w:rPr>
-          <w:rFonts w:ascii="Times New Roman" w:hAnsi="Times New Roman" w:eastAsia="Times New Roman" w:cs="Times New Roman"/>
-          <w:vertAlign w:val="superscript"/>
-        </w:rPr>
-        <w:t>2+</w:t>
-      </w:r>
-      <w:r>
-        <w:rPr>
-          <w:rFonts w:ascii="Times New Roman" w:hAnsi="Times New Roman" w:eastAsia="Times New Roman" w:cs="Times New Roman"/>
-        </w:rPr>
-        <w:t xml:space="preserve"> </w:t>
-      </w:r>
-      <w:r>
-        <w:rPr>
-          <w:rFonts w:hint="eastAsia" w:ascii="Times New Roman" w:hAnsi="Times New Roman" w:eastAsia="FangSong" w:cs="Times New Roman"/>
-        </w:rPr>
-        <w:t>最低</w:t>
-      </w:r>
-      <w:r>
-        <w:rPr>
-          <w:rFonts w:hint="eastAsia" w:ascii="Times New Roman" w:hAnsi="Times New Roman" w:eastAsia="Times New Roman" w:cs="Times New Roman"/>
-        </w:rPr>
-        <w:t>（</w:t>
-      </w:r>
-      <w:r>
-        <w:rPr>
-          <w:rFonts w:hint="eastAsia" w:ascii="Times New Roman" w:hAnsi="Times New Roman" w:eastAsia="FangSong" w:cs="Times New Roman"/>
-        </w:rPr>
-        <w:t>最稳定</w:t>
-      </w:r>
-      <w:r>
-        <w:rPr>
-          <w:rFonts w:hint="eastAsia" w:ascii="Times New Roman" w:hAnsi="Times New Roman" w:eastAsia="Times New Roman" w:cs="Times New Roman"/>
-        </w:rPr>
-        <w:t>）；MnO</w:t>
-      </w:r>
-      <w:r>
-        <w:rPr>
-          <w:rFonts w:hint="eastAsia" w:ascii="Times New Roman" w:hAnsi="Times New Roman" w:eastAsia="Times New Roman" w:cs="Times New Roman"/>
-          <w:vertAlign w:val="subscript"/>
-        </w:rPr>
-        <w:t>4</w:t>
-      </w:r>
-      <w:r>
-        <w:rPr>
-          <w:rFonts w:hint="eastAsia" w:ascii="Times New Roman" w:hAnsi="Times New Roman" w:eastAsia="Times New Roman" w:cs="Times New Roman"/>
-          <w:vertAlign w:val="superscript"/>
-        </w:rPr>
-        <w:t>-</w:t>
-      </w:r>
-      <w:r>
-        <w:rPr>
-          <w:rFonts w:ascii="Times New Roman" w:hAnsi="Times New Roman" w:eastAsia="Times New Roman" w:cs="Times New Roman"/>
-        </w:rPr>
-        <w:t xml:space="preserve"> </w:t>
-      </w:r>
-      <w:r>
-        <w:rPr>
-          <w:rFonts w:hint="eastAsia" w:ascii="Times New Roman" w:hAnsi="Times New Roman" w:eastAsia="FangSong" w:cs="Times New Roman"/>
-        </w:rPr>
-        <w:t>斜率大</w:t>
-      </w:r>
-      <w:r>
-        <w:rPr>
-          <w:rFonts w:hint="eastAsia" w:ascii="Times New Roman" w:hAnsi="Times New Roman" w:eastAsia="Times New Roman" w:cs="Times New Roman"/>
-        </w:rPr>
-        <w:t>（</w:t>
-      </w:r>
-      <w:r>
-        <w:rPr>
-          <w:rFonts w:hint="eastAsia" w:ascii="Times New Roman" w:hAnsi="Times New Roman" w:eastAsia="FangSong" w:cs="Times New Roman"/>
-        </w:rPr>
-        <w:t>强氧化剂</w:t>
-      </w:r>
-      <w:r>
-        <w:rPr>
-          <w:rFonts w:hint="eastAsia" w:ascii="Times New Roman" w:hAnsi="Times New Roman" w:eastAsia="Times New Roman" w:cs="Times New Roman"/>
-        </w:rPr>
-        <w:t>）</w:t>
-      </w:r>
-      <w:r>
-        <w:rPr>
-          <w:rFonts w:ascii="Times New Roman" w:hAnsi="Times New Roman" w:eastAsia="Times New Roman" w:cs="Times New Roman"/>
-        </w:rPr>
-        <w:t xml:space="preserve"> | </w:t>
-      </w:r>
-      <w:r>
-        <w:rPr>
-          <w:rFonts w:hint="eastAsia" w:ascii="Times New Roman" w:hAnsi="Times New Roman" w:eastAsia="FangSong" w:cs="Times New Roman"/>
-        </w:rPr>
-        <w:t xml:space="preserve">酸碱介质影响还原产物</w:t>
-      </w:r>
-      <w:r>
-        <w:rPr>
-          <w:rFonts w:ascii="Times New Roman" w:hAnsi="Times New Roman" w:eastAsia="Times New Roman" w:cs="Times New Roman"/>
-        </w:rPr>
-        <w:t xml:space="preserve"> |</w:t>
-      </w:r>
-      <w:r>
-        <w:rPr>
-          <w:rFonts w:ascii="Times New Roman" w:hAnsi="Times New Roman" w:eastAsia="Times New Roman" w:cs="Times New Roman"/>
-        </w:rPr>
-        <w:t xml:space="preserve"> </w:t>
-      </w:r>
-      <w:r>
-        <w:rPr>
-          <w:rFonts w:ascii="Times New Roman" w:hAnsi="Times New Roman" w:eastAsia="Times New Roman" w:cs="Times New Roman"/>
-        </w:rPr>
-        <w:t xml:space="preserve">|</w:t>
-      </w:r>
-      <w:r>
-        <w:rPr>
-          <w:rFonts w:ascii="Times New Roman" w:hAnsi="Times New Roman" w:eastAsia="Times New Roman" w:cs="Times New Roman"/>
-        </w:rPr>
-        <w:t xml:space="preserve"> </w:t>
-      </w:r>
-      <w:r>
-        <w:rPr>
-          <w:rFonts w:ascii="Times New Roman" w:hAnsi="Times New Roman" w:eastAsia="Times New Roman" w:cs="Times New Roman"/>
-          <w:b/>
-          <w:bCs/>
-        </w:rPr>
-        <w:t xml:space="preserve">Cl</w:t>
-      </w:r>
-      <w:r>
-        <w:rPr>
-          <w:rFonts w:ascii="Times New Roman" w:hAnsi="Times New Roman" w:eastAsia="Times New Roman" w:cs="Times New Roman"/>
-        </w:rPr>
-        <w:t xml:space="preserve"> </w:t>
-      </w:r>
-      <w:r>
-        <w:rPr>
-          <w:rFonts w:ascii="Times New Roman" w:hAnsi="Times New Roman" w:eastAsia="Times New Roman" w:cs="Times New Roman"/>
-        </w:rPr>
-        <w:t>| Cl</w:t>
-      </w:r>
-      <w:r>
-        <w:rPr>
-          <w:rFonts w:ascii="Times New Roman" w:hAnsi="Times New Roman" w:eastAsia="Times New Roman" w:cs="Times New Roman"/>
-          <w:vertAlign w:val="subscript"/>
-        </w:rPr>
-        <w:t>2</w:t>
-      </w:r>
-      <w:r>
-        <w:rPr>
-          <w:rFonts w:ascii="Times New Roman" w:hAnsi="Times New Roman" w:eastAsia="Times New Roman" w:cs="Times New Roman"/>
-        </w:rPr>
-        <w:t xml:space="preserve"> </w:t>
-      </w:r>
-      <w:r>
-        <w:rPr>
-          <w:rFonts w:hint="eastAsia" w:ascii="Times New Roman" w:hAnsi="Times New Roman" w:eastAsia="FangSong" w:cs="Times New Roman"/>
-        </w:rPr>
-        <w:t>在连线下方</w:t>
-      </w:r>
-      <w:r>
-        <w:rPr>
-          <w:rFonts w:hint="eastAsia" w:ascii="Times New Roman" w:hAnsi="Times New Roman" w:eastAsia="Times New Roman" w:cs="Times New Roman"/>
-        </w:rPr>
-        <w:t>（</w:t>
-      </w:r>
-      <w:r>
-        <w:rPr>
-          <w:rFonts w:hint="eastAsia" w:ascii="Times New Roman" w:hAnsi="Times New Roman" w:eastAsia="FangSong" w:cs="Times New Roman"/>
-        </w:rPr>
-        <w:t>酸中稳定</w:t>
-      </w:r>
-      <w:r>
-        <w:rPr>
-          <w:rFonts w:hint="eastAsia" w:ascii="Times New Roman" w:hAnsi="Times New Roman" w:eastAsia="Times New Roman" w:cs="Times New Roman"/>
-        </w:rPr>
-        <w:t>）；ClO</w:t>
-      </w:r>
-      <w:r>
-        <w:rPr>
-          <w:rFonts w:hint="eastAsia" w:ascii="Times New Roman" w:hAnsi="Times New Roman" w:eastAsia="Times New Roman" w:cs="Times New Roman"/>
-          <w:vertAlign w:val="superscript"/>
-        </w:rPr>
-        <w:t>-</w:t>
-      </w:r>
-      <w:r>
-        <w:rPr>
-          <w:rFonts w:ascii="Times New Roman" w:hAnsi="Times New Roman" w:eastAsia="Times New Roman" w:cs="Times New Roman"/>
-        </w:rPr>
-        <w:t xml:space="preserve"> </w:t>
-      </w:r>
-      <w:r>
-        <w:rPr>
-          <w:rFonts w:hint="eastAsia" w:ascii="Times New Roman" w:hAnsi="Times New Roman" w:eastAsia="FangSong" w:cs="Times New Roman"/>
-        </w:rPr>
-        <w:t>最上方</w:t>
-      </w:r>
-      <w:r>
-        <w:rPr>
-          <w:rFonts w:hint="eastAsia" w:ascii="Times New Roman" w:hAnsi="Times New Roman" w:eastAsia="Times New Roman" w:cs="Times New Roman"/>
-        </w:rPr>
-        <w:t>（</w:t>
-      </w:r>
-      <w:r>
-        <w:rPr>
-          <w:rFonts w:hint="eastAsia" w:ascii="Times New Roman" w:hAnsi="Times New Roman" w:eastAsia="FangSong" w:cs="Times New Roman"/>
-        </w:rPr>
-        <w:t>最易歧化</w:t>
-      </w:r>
-      <w:r>
-        <w:rPr>
-          <w:rFonts w:hint="eastAsia" w:ascii="Times New Roman" w:hAnsi="Times New Roman" w:eastAsia="Times New Roman" w:cs="Times New Roman"/>
-        </w:rPr>
-        <w:t>）</w:t>
-      </w:r>
-      <w:r>
-        <w:rPr>
-          <w:rFonts w:ascii="Times New Roman" w:hAnsi="Times New Roman" w:eastAsia="Times New Roman" w:cs="Times New Roman"/>
-        </w:rPr>
-        <w:t xml:space="preserve"> | </w:t>
-      </w:r>
-      <w:r>
-        <w:rPr>
-          <w:rFonts w:hint="eastAsia" w:ascii="Times New Roman" w:hAnsi="Times New Roman" w:eastAsia="FangSong" w:cs="Times New Roman"/>
-        </w:rPr>
-        <w:t xml:space="preserve">热水</w:t>
-      </w:r>
-      <w:r>
-        <w:rPr>
-          <w:rFonts w:ascii="Times New Roman" w:hAnsi="Times New Roman" w:eastAsia="Times New Roman" w:cs="Times New Roman"/>
-        </w:rPr>
-        <w:t xml:space="preserve"> </w:t>
-      </w:r>
-      <w:r>
-        <w:rPr>
-          <w:rFonts w:hint="eastAsia" w:ascii="Times New Roman" w:hAnsi="Times New Roman" w:eastAsia="Times New Roman" w:cs="Times New Roman"/>
-        </w:rPr>
-        <w:t>Cl</w:t>
-      </w:r>
-      <w:r>
-        <w:rPr>
-          <w:rFonts w:hint="eastAsia" w:ascii="Times New Roman" w:hAnsi="Times New Roman" w:eastAsia="Times New Roman" w:cs="Times New Roman"/>
-          <w:vertAlign w:val="subscript"/>
-        </w:rPr>
-        <w:t>2</w:t>
-      </w:r>
-      <w:r>
-        <w:rPr>
-          <w:rFonts w:hint="eastAsia" w:ascii="Times New Roman" w:hAnsi="Times New Roman" w:eastAsia="Times New Roman" w:cs="Times New Roman"/>
-        </w:rPr>
-        <w:t>→Cl</w:t>
-      </w:r>
-      <w:r>
-        <w:rPr>
-          <w:rFonts w:hint="eastAsia" w:ascii="Times New Roman" w:hAnsi="Times New Roman" w:eastAsia="Times New Roman" w:cs="Times New Roman"/>
-          <w:vertAlign w:val="superscript"/>
-        </w:rPr>
-        <w:t>-</w:t>
-      </w:r>
-      <w:r>
-        <w:rPr>
-          <w:rFonts w:hint="eastAsia" w:ascii="Times New Roman" w:hAnsi="Times New Roman" w:eastAsia="Times New Roman" w:cs="Times New Roman"/>
-        </w:rPr>
-        <w:t>+ClO</w:t>
-      </w:r>
-      <w:r>
-        <w:rPr>
-          <w:rFonts w:hint="eastAsia" w:ascii="Times New Roman" w:hAnsi="Times New Roman" w:eastAsia="Times New Roman" w:cs="Times New Roman"/>
-          <w:vertAlign w:val="subscript"/>
-        </w:rPr>
-        <w:t>3</w:t>
-      </w:r>
-      <w:r>
-        <w:rPr>
-          <w:rFonts w:hint="eastAsia" w:ascii="Times New Roman" w:hAnsi="Times New Roman" w:eastAsia="Times New Roman" w:cs="Times New Roman"/>
-          <w:vertAlign w:val="superscript"/>
-        </w:rPr>
-        <w:t>-</w:t>
-      </w:r>
-      <w:r>
-        <w:rPr>
-          <w:rFonts w:hint="eastAsia" w:ascii="Times New Roman" w:hAnsi="Times New Roman" w:eastAsia="Times New Roman" w:cs="Times New Roman"/>
-        </w:rPr>
-        <w:t>；</w:t>
-      </w:r>
-      <w:r>
-        <w:rPr>
-          <w:rFonts w:hint="eastAsia" w:ascii="Times New Roman" w:hAnsi="Times New Roman" w:eastAsia="FangSong" w:cs="Times New Roman"/>
-        </w:rPr>
-        <w:t>冷水</w:t>
-      </w:r>
-      <w:r>
-        <w:rPr>
-          <w:rFonts w:hint="eastAsia" w:ascii="Times New Roman" w:hAnsi="Times New Roman" w:eastAsia="Times New Roman" w:cs="Times New Roman"/>
-        </w:rPr>
-        <w:t>→Cl</w:t>
-      </w:r>
-      <w:r>
-        <w:rPr>
-          <w:rFonts w:hint="eastAsia" w:ascii="Times New Roman" w:hAnsi="Times New Roman" w:eastAsia="Times New Roman" w:cs="Times New Roman"/>
-          <w:vertAlign w:val="superscript"/>
-        </w:rPr>
-        <w:t>-</w:t>
-      </w:r>
-      <w:r>
-        <w:rPr>
-          <w:rFonts w:hint="eastAsia" w:ascii="Times New Roman" w:hAnsi="Times New Roman" w:eastAsia="Times New Roman" w:cs="Times New Roman"/>
-        </w:rPr>
-        <w:t>+ClO</w:t>
-      </w:r>
-      <w:r>
-        <w:rPr>
-          <w:rFonts w:hint="eastAsia" w:ascii="Times New Roman" w:hAnsi="Times New Roman" w:eastAsia="Times New Roman" w:cs="Times New Roman"/>
-          <w:vertAlign w:val="superscript"/>
-        </w:rPr>
-        <w:t>-</w:t>
-      </w:r>
-      <w:r>
-        <w:rPr>
-          <w:rFonts w:ascii="Times New Roman" w:hAnsi="Times New Roman" w:eastAsia="Times New Roman" w:cs="Times New Roman"/>
-        </w:rPr>
-        <w:t xml:space="preserve"> |</w:t>
-      </w:r>
-      <w:r>
-        <w:rPr>
-          <w:rFonts w:ascii="Times New Roman" w:hAnsi="Times New Roman" w:eastAsia="Times New Roman" w:cs="Times New Roman"/>
-        </w:rPr>
-        <w:t xml:space="preserve"> </w:t>
-      </w:r>
-      <w:r>
-        <w:rPr>
-          <w:rFonts w:ascii="Times New Roman" w:hAnsi="Times New Roman" w:eastAsia="Times New Roman" w:cs="Times New Roman"/>
-        </w:rPr>
-        <w:t xml:space="preserve">|</w:t>
-      </w:r>
-      <w:r>
-        <w:rPr>
-          <w:rFonts w:ascii="Times New Roman" w:hAnsi="Times New Roman" w:eastAsia="Times New Roman" w:cs="Times New Roman"/>
-        </w:rPr>
-        <w:t xml:space="preserve"> </w:t>
-      </w:r>
-      <w:r>
-        <w:rPr>
-          <w:rFonts w:ascii="Times New Roman" w:hAnsi="Times New Roman" w:eastAsia="Times New Roman" w:cs="Times New Roman"/>
-          <w:b/>
-          <w:bCs/>
-        </w:rPr>
-        <w:t xml:space="preserve">N</w:t>
-      </w:r>
-      <w:r>
-        <w:rPr>
-          <w:rFonts w:ascii="Times New Roman" w:hAnsi="Times New Roman" w:eastAsia="Times New Roman" w:cs="Times New Roman"/>
-        </w:rPr>
-        <w:t xml:space="preserve"> </w:t>
-      </w:r>
-      <w:r>
-        <w:rPr>
-          <w:rFonts w:ascii="Times New Roman" w:hAnsi="Times New Roman" w:eastAsia="Times New Roman" w:cs="Times New Roman"/>
-        </w:rPr>
-        <w:t>| NH</w:t>
-      </w:r>
-      <w:r>
-        <w:rPr>
-          <w:rFonts w:ascii="Times New Roman" w:hAnsi="Times New Roman" w:eastAsia="Times New Roman" w:cs="Times New Roman"/>
-          <w:vertAlign w:val="subscript"/>
-        </w:rPr>
-        <w:t>4</w:t>
-      </w:r>
-      <w:r>
-        <w:rPr>
-          <w:rFonts w:ascii="Times New Roman" w:hAnsi="Times New Roman" w:eastAsia="Times New Roman" w:cs="Times New Roman"/>
-          <w:vertAlign w:val="superscript"/>
-        </w:rPr>
-        <w:t>+</w:t>
-      </w:r>
-      <w:r>
-        <w:rPr>
-          <w:rFonts w:ascii="Times New Roman" w:hAnsi="Times New Roman" w:eastAsia="Times New Roman" w:cs="Times New Roman"/>
-        </w:rPr>
-        <w:t xml:space="preserve">(−3) </w:t>
-      </w:r>
-      <w:r>
-        <w:rPr>
-          <w:rFonts w:hint="eastAsia" w:ascii="Times New Roman" w:hAnsi="Times New Roman" w:eastAsia="FangSong" w:cs="Times New Roman"/>
-        </w:rPr>
-        <w:t xml:space="preserve">和</w:t>
-      </w:r>
-      <w:r>
-        <w:rPr>
-          <w:rFonts w:ascii="Times New Roman" w:hAnsi="Times New Roman" w:eastAsia="Times New Roman" w:cs="Times New Roman"/>
-        </w:rPr>
-        <w:t xml:space="preserve"> NO</w:t>
-      </w:r>
-      <w:r>
-        <w:rPr>
-          <w:rFonts w:ascii="Times New Roman" w:hAnsi="Times New Roman" w:eastAsia="Times New Roman" w:cs="Times New Roman"/>
-          <w:vertAlign w:val="subscript"/>
-        </w:rPr>
-        <w:t>3</w:t>
-      </w:r>
-      <w:r>
-        <w:rPr>
-          <w:rFonts w:ascii="Times New Roman" w:hAnsi="Times New Roman" w:eastAsia="Times New Roman" w:cs="Times New Roman"/>
-          <w:vertAlign w:val="superscript"/>
-        </w:rPr>
-        <w:t>-</w:t>
-      </w:r>
-      <w:r>
-        <w:rPr>
-          <w:rFonts w:ascii="Times New Roman" w:hAnsi="Times New Roman" w:eastAsia="Times New Roman" w:cs="Times New Roman"/>
-        </w:rPr>
-        <w:t xml:space="preserve">(+5) </w:t>
-      </w:r>
-      <w:r>
-        <w:rPr>
-          <w:rFonts w:hint="eastAsia" w:ascii="Times New Roman" w:hAnsi="Times New Roman" w:eastAsia="FangSong" w:cs="Times New Roman"/>
-        </w:rPr>
-        <w:t xml:space="preserve">最低</w:t>
-      </w:r>
-      <w:r>
-        <w:rPr>
-          <w:rFonts w:ascii="Times New Roman" w:hAnsi="Times New Roman" w:eastAsia="Times New Roman" w:cs="Times New Roman"/>
-        </w:rPr>
-        <w:t xml:space="preserve"> | N</w:t>
-      </w:r>
-      <w:r>
-        <w:rPr>
-          <w:rFonts w:ascii="Times New Roman" w:hAnsi="Times New Roman" w:eastAsia="Times New Roman" w:cs="Times New Roman"/>
-          <w:vertAlign w:val="subscript"/>
-        </w:rPr>
-        <w:t>2</w:t>
-      </w:r>
-      <w:r>
-        <w:rPr>
-          <w:rFonts w:ascii="Times New Roman" w:hAnsi="Times New Roman" w:eastAsia="Times New Roman" w:cs="Times New Roman"/>
-        </w:rPr>
-        <w:t xml:space="preserve"> </w:t>
-      </w:r>
-      <w:r>
-        <w:rPr>
-          <w:rFonts w:hint="eastAsia" w:ascii="Times New Roman" w:hAnsi="Times New Roman" w:eastAsia="FangSong" w:cs="Times New Roman"/>
-        </w:rPr>
-        <w:t xml:space="preserve">在连线上方但动力学惰性</w:t>
-      </w:r>
-      <w:r>
-        <w:rPr>
-          <w:rFonts w:ascii="Times New Roman" w:hAnsi="Times New Roman" w:eastAsia="Times New Roman" w:cs="Times New Roman"/>
-        </w:rPr>
-        <w:t xml:space="preserve"> |</w:t>
-      </w:r>
-      <w:r>
-        <w:rPr>
-          <w:rFonts w:ascii="Times New Roman" w:hAnsi="Times New Roman" w:eastAsia="Times New Roman" w:cs="Times New Roman"/>
-        </w:rPr>
-        <w:t xml:space="preserve"> </w:t>
-      </w:r>
-      <w:r>
-        <w:rPr>
-          <w:rFonts w:ascii="Times New Roman" w:hAnsi="Times New Roman" w:eastAsia="Times New Roman" w:cs="Times New Roman"/>
-        </w:rPr>
-        <w:t xml:space="preserve">|</w:t>
-      </w:r>
-      <w:r>
-        <w:rPr>
-          <w:rFonts w:ascii="Times New Roman" w:hAnsi="Times New Roman" w:eastAsia="Times New Roman" w:cs="Times New Roman"/>
-        </w:rPr>
-        <w:t xml:space="preserve"> </w:t>
-      </w:r>
-      <w:r>
-        <w:rPr>
-          <w:rFonts w:ascii="Times New Roman" w:hAnsi="Times New Roman" w:eastAsia="Times New Roman" w:cs="Times New Roman"/>
-          <w:b/>
-          <w:bCs/>
-        </w:rPr>
-        <w:t xml:space="preserve">Fe</w:t>
-      </w:r>
-      <w:r>
-        <w:rPr>
-          <w:rFonts w:ascii="Times New Roman" w:hAnsi="Times New Roman" w:eastAsia="Times New Roman" w:cs="Times New Roman"/>
-        </w:rPr>
-        <w:t xml:space="preserve"> </w:t>
-      </w:r>
-      <w:r>
-        <w:rPr>
-          <w:rFonts w:ascii="Times New Roman" w:hAnsi="Times New Roman" w:eastAsia="Times New Roman" w:cs="Times New Roman"/>
-        </w:rPr>
-        <w:t>| Fe</w:t>
-      </w:r>
-      <w:r>
-        <w:rPr>
-          <w:rFonts w:ascii="Times New Roman" w:hAnsi="Times New Roman" w:eastAsia="Times New Roman" w:cs="Times New Roman"/>
-          <w:vertAlign w:val="superscript"/>
-        </w:rPr>
-        <w:t>3+</w:t>
-      </w:r>
-      <w:r>
-        <w:rPr>
-          <w:rFonts w:ascii="Times New Roman" w:hAnsi="Times New Roman" w:eastAsia="Times New Roman" w:cs="Times New Roman"/>
-        </w:rPr>
-        <w:t>/Fe</w:t>
-      </w:r>
-      <w:r>
-        <w:rPr>
-          <w:rFonts w:ascii="Times New Roman" w:hAnsi="Times New Roman" w:eastAsia="Times New Roman" w:cs="Times New Roman"/>
-          <w:vertAlign w:val="superscript"/>
-        </w:rPr>
-        <w:t>2+</w:t>
-      </w:r>
-      <w:r>
-        <w:rPr>
-          <w:rFonts w:ascii="Times New Roman" w:hAnsi="Times New Roman" w:eastAsia="Times New Roman" w:cs="Times New Roman"/>
-        </w:rPr>
-        <w:t xml:space="preserve"> </w:t>
-      </w:r>
-      <w:r>
-        <w:rPr>
-          <w:rFonts w:hint="eastAsia" w:ascii="Times New Roman" w:hAnsi="Times New Roman" w:eastAsia="FangSong" w:cs="Times New Roman"/>
-        </w:rPr>
-        <w:t>斜率相近</w:t>
-      </w:r>
-      <w:r>
-        <w:rPr>
-          <w:rFonts w:hint="eastAsia" w:ascii="Times New Roman" w:hAnsi="Times New Roman" w:eastAsia="Times New Roman" w:cs="Times New Roman"/>
-        </w:rPr>
-        <w:t>，</w:t>
-      </w:r>
-      <w:r>
-        <w:rPr>
-          <w:rFonts w:hint="eastAsia" w:ascii="Times New Roman" w:hAnsi="Times New Roman" w:eastAsia="FangSong" w:cs="Times New Roman"/>
-        </w:rPr>
-        <w:t>可互转</w:t>
-      </w:r>
-      <w:r>
-        <w:rPr>
-          <w:rFonts w:ascii="Times New Roman" w:hAnsi="Times New Roman" w:eastAsia="Times New Roman" w:cs="Times New Roman"/>
-        </w:rPr>
-        <w:t xml:space="preserve"> |</w:t>
+    </w:p>
+    <w:tbl>
+      <w:tblPr>
+        <w:tblStyle w:val="Table"/>
+        <w:tblW w:type="pct" w:w="5000"/>
+        <w:tblLayout w:type="fixed"/>
+        <w:tblLook w:firstRow="1" w:lastRow="0" w:firstColumn="0" w:lastColumn="0" w:noHBand="0" w:noVBand="0" w:val="0020"/>
+        <w:jc w:val="center"/>
+        <w:tblBorders>
+          <w:top w:val="single" w:sz="12" w:space="0" w:color="333333"/>
+          <w:bottom w:val="single" w:sz="12" w:space="0" w:color="333333"/>
+          <w:left w:val="none"/>
+          <w:right w:val="none"/>
+          <w:insideH w:val="none"/>
+          <w:insideV w:val="none"/>
+        </w:tblBorders>
+      </w:tblPr>
+      <w:tblGrid>
+        <w:gridCol w:w="3046"/>
+        <w:gridCol w:w="2436"/>
+        <w:gridCol w:w="2436"/>
+      </w:tblGrid>
+      <w:tr>
+        <w:trPr>
+          <w:tblHeader w:val="on"/>
+        </w:trPr>
+        <w:tc>
+          <w:tcPr>
+            <w:tcBorders>
+              <w:bottom w:val="single" w:sz="6" w:space="0" w:color="333333"/>
+            </w:tcBorders>
+          </w:tcPr>
+          <w:p>
+            <w:pPr>
+              <w:pStyle w:val="Compact"/>
+              <w:jc w:val="center"/>
+            </w:pPr>
+            <w:r>
+              <w:rPr>
+                <w:rFonts w:hint="eastAsia" w:ascii="Times New Roman" w:hAnsi="Times New Roman" w:eastAsia="SimHei" w:cs="Times New Roman"/>
+                <w:b/>
+              </w:rPr>
+              <w:t xml:space="preserve">元素</w:t>
+            </w:r>
+          </w:p>
+        </w:tc>
+        <w:tc>
+          <w:tcPr>
+            <w:tcBorders>
+              <w:bottom w:val="single" w:sz="6" w:space="0" w:color="333333"/>
+            </w:tcBorders>
+          </w:tcPr>
+          <w:p>
+            <w:pPr>
+              <w:pStyle w:val="Compact"/>
+              <w:jc w:val="center"/>
+            </w:pPr>
+            <w:r>
+              <w:rPr>
+                <w:rFonts w:ascii="Times New Roman" w:hAnsi="Times New Roman" w:eastAsia="Times New Roman" w:cs="Times New Roman"/>
+                <w:b/>
+              </w:rPr>
+              <w:t xml:space="preserve">Frost </w:t>
+            </w:r>
+            <w:r>
+              <w:rPr>
+                <w:rFonts w:hint="eastAsia" w:ascii="Times New Roman" w:hAnsi="Times New Roman" w:eastAsia="SimHei" w:cs="Times New Roman"/>
+                <w:b/>
+              </w:rPr>
+              <w:t xml:space="preserve">图特征</w:t>
+            </w:r>
+          </w:p>
+        </w:tc>
+        <w:tc>
+          <w:tcPr>
+            <w:tcBorders>
+              <w:bottom w:val="single" w:sz="6" w:space="0" w:color="333333"/>
+            </w:tcBorders>
+          </w:tcPr>
+          <w:p>
+            <w:pPr>
+              <w:pStyle w:val="Compact"/>
+              <w:jc w:val="center"/>
+            </w:pPr>
+            <w:r>
+              <w:rPr>
+                <w:rFonts w:hint="eastAsia" w:ascii="Times New Roman" w:hAnsi="Times New Roman" w:eastAsia="SimHei" w:cs="Times New Roman"/>
+                <w:b/>
+              </w:rPr>
+              <w:t xml:space="preserve">竞赛考点</w:t>
+            </w:r>
+          </w:p>
+        </w:tc>
+      </w:tr>
+      <w:tr>
+        <w:tc>
+          <w:tcPr/>
+          <w:p>
+            <w:pPr>
+              <w:pStyle w:val="Compact"/>
+              <w:jc w:val="center"/>
+            </w:pPr>
+            <w:r>
+              <w:rPr>
+                <w:rFonts w:ascii="Times New Roman" w:hAnsi="Times New Roman" w:eastAsia="Times New Roman" w:cs="Times New Roman"/>
+                <w:b/>
+                <w:bCs/>
+              </w:rPr>
+              <w:t xml:space="preserve">Mn</w:t>
+            </w:r>
+          </w:p>
+        </w:tc>
+        <w:tc>
+          <w:tcPr/>
+          <w:p>
+            <w:pPr>
+              <w:pStyle w:val="Compact"/>
+              <w:jc w:val="center"/>
+            </w:pPr>
+            <w:r>
+              <w:rPr>
+                <w:rFonts w:ascii="Times New Roman" w:hAnsi="Times New Roman" w:eastAsia="Times New Roman" w:cs="Times New Roman"/>
+              </w:rPr>
+              <w:t>Mn</w:t>
+            </w:r>
+            <w:r>
+              <w:rPr>
+                <w:rFonts w:ascii="Times New Roman" w:hAnsi="Times New Roman" w:eastAsia="Times New Roman" w:cs="Times New Roman"/>
+                <w:vertAlign w:val="superscript"/>
+              </w:rPr>
+              <w:t>2+</w:t>
+            </w:r>
+            <w:r>
+              <w:rPr>
+                <w:rFonts w:ascii="Times New Roman" w:hAnsi="Times New Roman" w:eastAsia="Times New Roman" w:cs="Times New Roman"/>
+              </w:rPr>
+              <w:t xml:space="preserve"> </w:t>
+            </w:r>
+            <w:r>
+              <w:rPr>
+                <w:rFonts w:hint="eastAsia" w:ascii="Times New Roman" w:hAnsi="Times New Roman" w:eastAsia="FangSong" w:cs="Times New Roman"/>
+              </w:rPr>
+              <w:t>最低</w:t>
+            </w:r>
+            <w:r>
+              <w:rPr>
+                <w:rFonts w:hint="eastAsia" w:ascii="Times New Roman" w:hAnsi="Times New Roman" w:eastAsia="Times New Roman" w:cs="Times New Roman"/>
+              </w:rPr>
+              <w:t>（</w:t>
+            </w:r>
+            <w:r>
+              <w:rPr>
+                <w:rFonts w:hint="eastAsia" w:ascii="Times New Roman" w:hAnsi="Times New Roman" w:eastAsia="FangSong" w:cs="Times New Roman"/>
+              </w:rPr>
+              <w:t>最稳定</w:t>
+            </w:r>
+            <w:r>
+              <w:rPr>
+                <w:rFonts w:hint="eastAsia" w:ascii="Times New Roman" w:hAnsi="Times New Roman" w:eastAsia="Times New Roman" w:cs="Times New Roman"/>
+              </w:rPr>
+              <w:t>）；MnO</w:t>
+            </w:r>
+            <w:r>
+              <w:rPr>
+                <w:rFonts w:hint="eastAsia" w:ascii="Times New Roman" w:hAnsi="Times New Roman" w:eastAsia="Times New Roman" w:cs="Times New Roman"/>
+                <w:vertAlign w:val="subscript"/>
+              </w:rPr>
+              <w:t>4</w:t>
+            </w:r>
+            <w:r>
+              <w:rPr>
+                <w:rFonts w:hint="eastAsia" w:ascii="Times New Roman" w:hAnsi="Times New Roman" w:eastAsia="Times New Roman" w:cs="Times New Roman"/>
+                <w:vertAlign w:val="superscript"/>
+              </w:rPr>
+              <w:t>-</w:t>
+            </w:r>
+            <w:r>
+              <w:rPr>
+                <w:rFonts w:ascii="Times New Roman" w:hAnsi="Times New Roman" w:eastAsia="Times New Roman" w:cs="Times New Roman"/>
+              </w:rPr>
+              <w:t xml:space="preserve"> </w:t>
+            </w:r>
+            <w:r>
+              <w:rPr>
+                <w:rFonts w:hint="eastAsia" w:ascii="Times New Roman" w:hAnsi="Times New Roman" w:eastAsia="FangSong" w:cs="Times New Roman"/>
+              </w:rPr>
+              <w:t>斜率大</w:t>
+            </w:r>
+            <w:r>
+              <w:rPr>
+                <w:rFonts w:hint="eastAsia" w:ascii="Times New Roman" w:hAnsi="Times New Roman" w:eastAsia="Times New Roman" w:cs="Times New Roman"/>
+              </w:rPr>
+              <w:t>（</w:t>
+            </w:r>
+            <w:r>
+              <w:rPr>
+                <w:rFonts w:hint="eastAsia" w:ascii="Times New Roman" w:hAnsi="Times New Roman" w:eastAsia="FangSong" w:cs="Times New Roman"/>
+              </w:rPr>
+              <w:t>强氧化剂</w:t>
+            </w:r>
+            <w:r>
+              <w:rPr>
+                <w:rFonts w:hint="eastAsia" w:ascii="Times New Roman" w:hAnsi="Times New Roman" w:eastAsia="Times New Roman" w:cs="Times New Roman"/>
+              </w:rPr>
+              <w:t>）</w:t>
+            </w:r>
+          </w:p>
+        </w:tc>
+        <w:tc>
+          <w:tcPr/>
+          <w:p>
+            <w:pPr>
+              <w:pStyle w:val="Compact"/>
+              <w:jc w:val="center"/>
+            </w:pPr>
+            <w:r>
+              <w:rPr>
+                <w:rFonts w:hint="eastAsia" w:ascii="Times New Roman" w:hAnsi="Times New Roman" w:eastAsia="FangSong" w:cs="Times New Roman"/>
+              </w:rPr>
+              <w:t xml:space="preserve">酸碱介质影响还原产物</w:t>
+            </w:r>
+          </w:p>
+        </w:tc>
+      </w:tr>
+      <w:tr>
+        <w:tc>
+          <w:tcPr/>
+          <w:p>
+            <w:pPr>
+              <w:pStyle w:val="Compact"/>
+              <w:jc w:val="center"/>
+            </w:pPr>
+            <w:r>
+              <w:rPr>
+                <w:rFonts w:ascii="Times New Roman" w:hAnsi="Times New Roman" w:eastAsia="Times New Roman" w:cs="Times New Roman"/>
+                <w:b/>
+                <w:bCs/>
+              </w:rPr>
+              <w:t xml:space="preserve">Cl</w:t>
+            </w:r>
+          </w:p>
+        </w:tc>
+        <w:tc>
+          <w:tcPr/>
+          <w:p>
+            <w:pPr>
+              <w:pStyle w:val="Compact"/>
+              <w:jc w:val="center"/>
+            </w:pPr>
+            <w:r>
+              <w:rPr>
+                <w:rFonts w:ascii="Times New Roman" w:hAnsi="Times New Roman" w:eastAsia="Times New Roman" w:cs="Times New Roman"/>
+              </w:rPr>
+              <w:t>Cl</w:t>
+            </w:r>
+            <w:r>
+              <w:rPr>
+                <w:rFonts w:ascii="Times New Roman" w:hAnsi="Times New Roman" w:eastAsia="Times New Roman" w:cs="Times New Roman"/>
+                <w:vertAlign w:val="subscript"/>
+              </w:rPr>
+              <w:t>2</w:t>
+            </w:r>
+            <w:r>
+              <w:rPr>
+                <w:rFonts w:ascii="Times New Roman" w:hAnsi="Times New Roman" w:eastAsia="Times New Roman" w:cs="Times New Roman"/>
+              </w:rPr>
+              <w:t xml:space="preserve"> </w:t>
+            </w:r>
+            <w:r>
+              <w:rPr>
+                <w:rFonts w:hint="eastAsia" w:ascii="Times New Roman" w:hAnsi="Times New Roman" w:eastAsia="FangSong" w:cs="Times New Roman"/>
+              </w:rPr>
+              <w:t>在连线下方</w:t>
+            </w:r>
+            <w:r>
+              <w:rPr>
+                <w:rFonts w:hint="eastAsia" w:ascii="Times New Roman" w:hAnsi="Times New Roman" w:eastAsia="Times New Roman" w:cs="Times New Roman"/>
+              </w:rPr>
+              <w:t>（</w:t>
+            </w:r>
+            <w:r>
+              <w:rPr>
+                <w:rFonts w:hint="eastAsia" w:ascii="Times New Roman" w:hAnsi="Times New Roman" w:eastAsia="FangSong" w:cs="Times New Roman"/>
+              </w:rPr>
+              <w:t>酸中稳定</w:t>
+            </w:r>
+            <w:r>
+              <w:rPr>
+                <w:rFonts w:hint="eastAsia" w:ascii="Times New Roman" w:hAnsi="Times New Roman" w:eastAsia="Times New Roman" w:cs="Times New Roman"/>
+              </w:rPr>
+              <w:t>）；ClO</w:t>
+            </w:r>
+            <w:r>
+              <w:rPr>
+                <w:rFonts w:hint="eastAsia" w:ascii="Times New Roman" w:hAnsi="Times New Roman" w:eastAsia="Times New Roman" w:cs="Times New Roman"/>
+                <w:vertAlign w:val="superscript"/>
+              </w:rPr>
+              <w:t>-</w:t>
+            </w:r>
+            <w:r>
+              <w:rPr>
+                <w:rFonts w:ascii="Times New Roman" w:hAnsi="Times New Roman" w:eastAsia="Times New Roman" w:cs="Times New Roman"/>
+              </w:rPr>
+              <w:t xml:space="preserve"> </w:t>
+            </w:r>
+            <w:r>
+              <w:rPr>
+                <w:rFonts w:hint="eastAsia" w:ascii="Times New Roman" w:hAnsi="Times New Roman" w:eastAsia="FangSong" w:cs="Times New Roman"/>
+              </w:rPr>
+              <w:t>最上方</w:t>
+            </w:r>
+            <w:r>
+              <w:rPr>
+                <w:rFonts w:hint="eastAsia" w:ascii="Times New Roman" w:hAnsi="Times New Roman" w:eastAsia="Times New Roman" w:cs="Times New Roman"/>
+              </w:rPr>
+              <w:t>（</w:t>
+            </w:r>
+            <w:r>
+              <w:rPr>
+                <w:rFonts w:hint="eastAsia" w:ascii="Times New Roman" w:hAnsi="Times New Roman" w:eastAsia="FangSong" w:cs="Times New Roman"/>
+              </w:rPr>
+              <w:t>最易歧化</w:t>
+            </w:r>
+            <w:r>
+              <w:rPr>
+                <w:rFonts w:hint="eastAsia" w:ascii="Times New Roman" w:hAnsi="Times New Roman" w:eastAsia="Times New Roman" w:cs="Times New Roman"/>
+              </w:rPr>
+              <w:t>）</w:t>
+            </w:r>
+          </w:p>
+        </w:tc>
+        <w:tc>
+          <w:tcPr/>
+          <w:p>
+            <w:pPr>
+              <w:pStyle w:val="Compact"/>
+              <w:jc w:val="center"/>
+            </w:pPr>
+            <w:r>
+              <w:rPr>
+                <w:rFonts w:hint="eastAsia" w:ascii="Times New Roman" w:hAnsi="Times New Roman" w:eastAsia="FangSong" w:cs="Times New Roman"/>
+              </w:rPr>
+              <w:t xml:space="preserve">热水</w:t>
+            </w:r>
+            <w:r>
+              <w:rPr>
+                <w:rFonts w:ascii="Times New Roman" w:hAnsi="Times New Roman" w:eastAsia="Times New Roman" w:cs="Times New Roman"/>
+              </w:rPr>
+              <w:t xml:space="preserve"> </w:t>
+            </w:r>
+            <w:r>
+              <w:rPr>
+                <w:rFonts w:hint="eastAsia" w:ascii="Times New Roman" w:hAnsi="Times New Roman" w:eastAsia="Times New Roman" w:cs="Times New Roman"/>
+              </w:rPr>
+              <w:t>Cl</w:t>
+            </w:r>
+            <w:r>
+              <w:rPr>
+                <w:rFonts w:hint="eastAsia" w:ascii="Times New Roman" w:hAnsi="Times New Roman" w:eastAsia="Times New Roman" w:cs="Times New Roman"/>
+                <w:vertAlign w:val="subscript"/>
+              </w:rPr>
+              <w:t>2</w:t>
+            </w:r>
+            <w:r>
+              <w:rPr>
+                <w:rFonts w:hint="eastAsia" w:ascii="Times New Roman" w:hAnsi="Times New Roman" w:eastAsia="Times New Roman" w:cs="Times New Roman"/>
+              </w:rPr>
+              <w:t>→Cl</w:t>
+            </w:r>
+            <w:r>
+              <w:rPr>
+                <w:rFonts w:hint="eastAsia" w:ascii="Times New Roman" w:hAnsi="Times New Roman" w:eastAsia="Times New Roman" w:cs="Times New Roman"/>
+                <w:vertAlign w:val="superscript"/>
+              </w:rPr>
+              <w:t>-</w:t>
+            </w:r>
+            <w:r>
+              <w:rPr>
+                <w:rFonts w:hint="eastAsia" w:ascii="Times New Roman" w:hAnsi="Times New Roman" w:eastAsia="Times New Roman" w:cs="Times New Roman"/>
+              </w:rPr>
+              <w:t>+ClO</w:t>
+            </w:r>
+            <w:r>
+              <w:rPr>
+                <w:rFonts w:hint="eastAsia" w:ascii="Times New Roman" w:hAnsi="Times New Roman" w:eastAsia="Times New Roman" w:cs="Times New Roman"/>
+                <w:vertAlign w:val="subscript"/>
+              </w:rPr>
+              <w:t>3</w:t>
+            </w:r>
+            <w:r>
+              <w:rPr>
+                <w:rFonts w:hint="eastAsia" w:ascii="Times New Roman" w:hAnsi="Times New Roman" w:eastAsia="Times New Roman" w:cs="Times New Roman"/>
+                <w:vertAlign w:val="superscript"/>
+              </w:rPr>
+              <w:t>-</w:t>
+            </w:r>
+            <w:r>
+              <w:rPr>
+                <w:rFonts w:hint="eastAsia" w:ascii="Times New Roman" w:hAnsi="Times New Roman" w:eastAsia="Times New Roman" w:cs="Times New Roman"/>
+              </w:rPr>
+              <w:t>；</w:t>
+            </w:r>
+            <w:r>
+              <w:rPr>
+                <w:rFonts w:hint="eastAsia" w:ascii="Times New Roman" w:hAnsi="Times New Roman" w:eastAsia="FangSong" w:cs="Times New Roman"/>
+              </w:rPr>
+              <w:t>冷水</w:t>
+            </w:r>
+            <w:r>
+              <w:rPr>
+                <w:rFonts w:hint="eastAsia" w:ascii="Times New Roman" w:hAnsi="Times New Roman" w:eastAsia="Times New Roman" w:cs="Times New Roman"/>
+              </w:rPr>
+              <w:t>→Cl</w:t>
+            </w:r>
+            <w:r>
+              <w:rPr>
+                <w:rFonts w:hint="eastAsia" w:ascii="Times New Roman" w:hAnsi="Times New Roman" w:eastAsia="Times New Roman" w:cs="Times New Roman"/>
+                <w:vertAlign w:val="superscript"/>
+              </w:rPr>
+              <w:t>-</w:t>
+            </w:r>
+            <w:r>
+              <w:rPr>
+                <w:rFonts w:hint="eastAsia" w:ascii="Times New Roman" w:hAnsi="Times New Roman" w:eastAsia="Times New Roman" w:cs="Times New Roman"/>
+              </w:rPr>
+              <w:t>+ClO</w:t>
+            </w:r>
+            <w:r>
+              <w:rPr>
+                <w:rFonts w:hint="eastAsia" w:ascii="Times New Roman" w:hAnsi="Times New Roman" w:eastAsia="Times New Roman" w:cs="Times New Roman"/>
+                <w:vertAlign w:val="superscript"/>
+              </w:rPr>
+              <w:t>-</w:t>
+            </w:r>
+          </w:p>
+        </w:tc>
+      </w:tr>
+      <w:tr>
+        <w:tc>
+          <w:tcPr/>
+          <w:p>
+            <w:pPr>
+              <w:pStyle w:val="Compact"/>
+              <w:jc w:val="center"/>
+            </w:pPr>
+            <w:r>
+              <w:rPr>
+                <w:rFonts w:ascii="Times New Roman" w:hAnsi="Times New Roman" w:eastAsia="Times New Roman" w:cs="Times New Roman"/>
+                <w:b/>
+                <w:bCs/>
+              </w:rPr>
+              <w:t xml:space="preserve">N</w:t>
+            </w:r>
+          </w:p>
+        </w:tc>
+        <w:tc>
+          <w:tcPr/>
+          <w:p>
+            <w:pPr>
+              <w:pStyle w:val="Compact"/>
+              <w:jc w:val="center"/>
+            </w:pPr>
+            <w:r>
+              <w:rPr>
+                <w:rFonts w:ascii="Times New Roman" w:hAnsi="Times New Roman" w:eastAsia="Times New Roman" w:cs="Times New Roman"/>
+              </w:rPr>
+              <w:t>NH</w:t>
+            </w:r>
+            <w:r>
+              <w:rPr>
+                <w:rFonts w:ascii="Times New Roman" w:hAnsi="Times New Roman" w:eastAsia="Times New Roman" w:cs="Times New Roman"/>
+                <w:vertAlign w:val="subscript"/>
+              </w:rPr>
+              <w:t>4</w:t>
+            </w:r>
+            <w:r>
+              <w:rPr>
+                <w:rFonts w:ascii="Times New Roman" w:hAnsi="Times New Roman" w:eastAsia="Times New Roman" w:cs="Times New Roman"/>
+                <w:vertAlign w:val="superscript"/>
+              </w:rPr>
+              <w:t>+</w:t>
+            </w:r>
+            <w:r>
+              <w:rPr>
+                <w:rFonts w:ascii="Times New Roman" w:hAnsi="Times New Roman" w:eastAsia="Times New Roman" w:cs="Times New Roman"/>
+              </w:rPr>
+              <w:t xml:space="preserve">(−3) </w:t>
+            </w:r>
+            <w:r>
+              <w:rPr>
+                <w:rFonts w:hint="eastAsia" w:ascii="Times New Roman" w:hAnsi="Times New Roman" w:eastAsia="FangSong" w:cs="Times New Roman"/>
+              </w:rPr>
+              <w:t xml:space="preserve">和</w:t>
+            </w:r>
+            <w:r>
+              <w:rPr>
+                <w:rFonts w:ascii="Times New Roman" w:hAnsi="Times New Roman" w:eastAsia="Times New Roman" w:cs="Times New Roman"/>
+              </w:rPr>
+              <w:t xml:space="preserve"> NO</w:t>
+            </w:r>
+            <w:r>
+              <w:rPr>
+                <w:rFonts w:ascii="Times New Roman" w:hAnsi="Times New Roman" w:eastAsia="Times New Roman" w:cs="Times New Roman"/>
+                <w:vertAlign w:val="subscript"/>
+              </w:rPr>
+              <w:t>3</w:t>
+            </w:r>
+            <w:r>
+              <w:rPr>
+                <w:rFonts w:ascii="Times New Roman" w:hAnsi="Times New Roman" w:eastAsia="Times New Roman" w:cs="Times New Roman"/>
+                <w:vertAlign w:val="superscript"/>
+              </w:rPr>
+              <w:t>-</w:t>
+            </w:r>
+            <w:r>
+              <w:rPr>
+                <w:rFonts w:ascii="Times New Roman" w:hAnsi="Times New Roman" w:eastAsia="Times New Roman" w:cs="Times New Roman"/>
+              </w:rPr>
+              <w:t xml:space="preserve">(+5) </w:t>
+            </w:r>
+            <w:r>
+              <w:rPr>
+                <w:rFonts w:hint="eastAsia" w:ascii="Times New Roman" w:hAnsi="Times New Roman" w:eastAsia="FangSong" w:cs="Times New Roman"/>
+              </w:rPr>
+              <w:t xml:space="preserve">最低</w:t>
+            </w:r>
+          </w:p>
+        </w:tc>
+        <w:tc>
+          <w:tcPr/>
+          <w:p>
+            <w:pPr>
+              <w:pStyle w:val="Compact"/>
+              <w:jc w:val="center"/>
+            </w:pPr>
+            <w:r>
+              <w:rPr>
+                <w:rFonts w:ascii="Times New Roman" w:hAnsi="Times New Roman" w:eastAsia="Times New Roman" w:cs="Times New Roman"/>
+              </w:rPr>
+              <w:t>N</w:t>
+            </w:r>
+            <w:r>
+              <w:rPr>
+                <w:rFonts w:ascii="Times New Roman" w:hAnsi="Times New Roman" w:eastAsia="Times New Roman" w:cs="Times New Roman"/>
+                <w:vertAlign w:val="subscript"/>
+              </w:rPr>
+              <w:t>2</w:t>
+            </w:r>
+            <w:r>
+              <w:rPr>
+                <w:rFonts w:ascii="Times New Roman" w:hAnsi="Times New Roman" w:eastAsia="Times New Roman" w:cs="Times New Roman"/>
+              </w:rPr>
+              <w:t xml:space="preserve"> </w:t>
+            </w:r>
+            <w:r>
+              <w:rPr>
+                <w:rFonts w:hint="eastAsia" w:ascii="Times New Roman" w:hAnsi="Times New Roman" w:eastAsia="FangSong" w:cs="Times New Roman"/>
+              </w:rPr>
+              <w:t xml:space="preserve">在连线上方但动力学惰性</w:t>
+            </w:r>
+          </w:p>
+        </w:tc>
+      </w:tr>
+      <w:tr>
+        <w:tc>
+          <w:tcPr/>
+          <w:p>
+            <w:pPr>
+              <w:pStyle w:val="Compact"/>
+              <w:jc w:val="center"/>
+            </w:pPr>
+            <w:r>
+              <w:rPr>
+                <w:rFonts w:ascii="Times New Roman" w:hAnsi="Times New Roman" w:eastAsia="Times New Roman" w:cs="Times New Roman"/>
+                <w:b/>
+                <w:bCs/>
+              </w:rPr>
+              <w:t xml:space="preserve">Fe</w:t>
+            </w:r>
+          </w:p>
+        </w:tc>
+        <w:tc>
+          <w:tcPr/>
+          <w:p>
+            <w:pPr>
+              <w:pStyle w:val="Compact"/>
+              <w:jc w:val="center"/>
+            </w:pPr>
+            <w:r>
+              <w:rPr>
+                <w:rFonts w:ascii="Times New Roman" w:hAnsi="Times New Roman" w:eastAsia="Times New Roman" w:cs="Times New Roman"/>
+              </w:rPr>
+              <w:t>Fe</w:t>
+            </w:r>
+            <w:r>
+              <w:rPr>
+                <w:rFonts w:ascii="Times New Roman" w:hAnsi="Times New Roman" w:eastAsia="Times New Roman" w:cs="Times New Roman"/>
+                <w:vertAlign w:val="superscript"/>
+              </w:rPr>
+              <w:t>3+</w:t>
+            </w:r>
+            <w:r>
+              <w:rPr>
+                <w:rFonts w:ascii="Times New Roman" w:hAnsi="Times New Roman" w:eastAsia="Times New Roman" w:cs="Times New Roman"/>
+              </w:rPr>
+              <w:t>/Fe</w:t>
+            </w:r>
+            <w:r>
+              <w:rPr>
+                <w:rFonts w:ascii="Times New Roman" w:hAnsi="Times New Roman" w:eastAsia="Times New Roman" w:cs="Times New Roman"/>
+                <w:vertAlign w:val="superscript"/>
+              </w:rPr>
+              <w:t>2+</w:t>
+            </w:r>
+            <w:r>
+              <w:rPr>
+                <w:rFonts w:ascii="Times New Roman" w:hAnsi="Times New Roman" w:eastAsia="Times New Roman" w:cs="Times New Roman"/>
+              </w:rPr>
+              <w:t xml:space="preserve"> </w:t>
+            </w:r>
+            <w:r>
+              <w:rPr>
+                <w:rFonts w:hint="eastAsia" w:ascii="Times New Roman" w:hAnsi="Times New Roman" w:eastAsia="FangSong" w:cs="Times New Roman"/>
+              </w:rPr>
+              <w:t>斜率相近</w:t>
+            </w:r>
+            <w:r>
+              <w:rPr>
+                <w:rFonts w:hint="eastAsia" w:ascii="Times New Roman" w:hAnsi="Times New Roman" w:eastAsia="Times New Roman" w:cs="Times New Roman"/>
+              </w:rPr>
+              <w:t>，</w:t>
+            </w:r>
+            <w:r>
+              <w:rPr>
+                <w:rFonts w:hint="eastAsia" w:ascii="Times New Roman" w:hAnsi="Times New Roman" w:eastAsia="FangSong" w:cs="Times New Roman"/>
+              </w:rPr>
+              <w:t>可互转</w:t>
+            </w:r>
+          </w:p>
+        </w:tc>
+        <w:tc>
+          <w:tcPr/>
+          <w:p>
+            <w:pPr>
+              <w:pStyle w:val="Compact"/>
+              <w:jc w:val="center"/>
+            </w:pPr>
+            <m:oMath>
+              <m:sSup>
+                <m:e>
+                  <m:r>
+                    <m:t>E</m:t>
+                  </m:r>
+                </m:e>
+                <m:sup>
+                  <m:r>
+                    <m:t>θ</m:t>
+                  </m:r>
+                </m:sup>
+              </m:sSup>
+              <m:r>
+                <m:rPr>
+                  <m:sty m:val="p"/>
+                </m:rPr>
+                <m:t>(</m:t>
+              </m:r>
+              <m:r>
+                <m:rPr>
+                  <m:sty m:val="p"/>
+                </m:rPr>
+                <m:t>F</m:t>
+              </m:r>
+              <m:sSup>
+                <m:e>
+                  <m:r>
+                    <m:rPr>
+                      <m:sty m:val="p"/>
+                    </m:rPr>
+                    <m:t>e</m:t>
+                  </m:r>
+                </m:e>
+                <m:sup>
+                  <m:r>
+                    <m:rPr>
+                      <m:sty m:val="p"/>
+                    </m:rPr>
+                    <m:t>3</m:t>
+                  </m:r>
+                  <m:r>
+                    <m:rPr>
+                      <m:sty m:val="p"/>
+                    </m:rPr>
+                    <m:t>+</m:t>
+                  </m:r>
+                </m:sup>
+              </m:sSup>
+              <m:r>
+                <m:rPr>
+                  <m:sty m:val="p"/>
+                </m:rPr>
+                <m:t>/</m:t>
+              </m:r>
+              <m:r>
+                <m:rPr>
+                  <m:sty m:val="p"/>
+                </m:rPr>
+                <m:t>F</m:t>
+              </m:r>
+              <m:sSup>
+                <m:e>
+                  <m:r>
+                    <m:rPr>
+                      <m:sty m:val="p"/>
+                    </m:rPr>
+                    <m:t>e</m:t>
+                  </m:r>
+                </m:e>
+                <m:sup>
+                  <m:r>
+                    <m:rPr>
+                      <m:sty m:val="p"/>
+                    </m:rPr>
+                    <m:t>2</m:t>
+                  </m:r>
+                  <m:r>
+                    <m:rPr>
+                      <m:sty m:val="p"/>
+                    </m:rPr>
+                    <m:t>+</m:t>
+                  </m:r>
+                </m:sup>
+              </m:sSup>
+              <m:r>
+                <m:rPr>
+                  <m:sty m:val="p"/>
+                </m:rPr>
+                <m:t>)</m:t>
+              </m:r>
+              <m:r>
+                <m:rPr>
+                  <m:sty m:val="p"/>
+                </m:rPr>
+                <m:t>=</m:t>
+              </m:r>
+              <m:r>
+                <m:rPr>
+                  <m:sty m:val="p"/>
+                </m:rPr>
+                <m:t>+</m:t>
+              </m:r>
+              <m:r>
+                <m:t>0.771</m:t>
+              </m:r>
+              <m:r>
+                <m:t> </m:t>
+              </m:r>
+              <m:r>
+                <m:rPr>
+                  <m:sty m:val="p"/>
+                </m:rPr>
+                <m:t>V</m:t>
+              </m:r>
+            </m:oMath>
+            <w:r>
+              <w:rPr>
+                <w:rFonts w:ascii="Times New Roman" w:hAnsi="Times New Roman" w:eastAsia="Times New Roman" w:cs="Times New Roman"/>
+              </w:rPr>
+              <w:t xml:space="preserve">​</w:t>
+            </w:r>
+          </w:p>
+        </w:tc>
+      </w:tr>
+    </w:tbl>
+    <w:bookmarkEnd w:id="19"/>
+    <w:bookmarkStart w:id="20" w:name="歧化归中三步法"/>
+    <w:p>
+      <w:pPr>
+        <w:pStyle w:val="Heading3"/>
+        <w:spacing w:before="280" w:after="120"/>
+      </w:pPr>
+      <w:r>
+        <w:rPr>
+          <w:rFonts w:ascii="Times New Roman" w:hAnsi="Times New Roman" w:eastAsia="Times New Roman" w:cs="Times New Roman"/>
+        </w:rPr>
+        <w:t xml:space="preserve">3.3 </w:t>
+      </w:r>
+      <w:r>
+        <w:rPr>
+          <w:rFonts w:hint="eastAsia" w:ascii="Times New Roman" w:hAnsi="Times New Roman" w:eastAsia="SimHei" w:cs="Times New Roman"/>
+        </w:rPr>
+        <w:t>歧化</w:t>
+      </w:r>
+      <w:r>
+        <w:rPr>
+          <w:rFonts w:hint="eastAsia" w:ascii="Times New Roman" w:hAnsi="Times New Roman" w:eastAsia="Times New Roman" w:cs="Times New Roman"/>
+        </w:rPr>
+        <w:t>/</w:t>
+      </w:r>
+      <w:r>
+        <w:rPr>
+          <w:rFonts w:hint="eastAsia" w:ascii="Times New Roman" w:hAnsi="Times New Roman" w:eastAsia="SimHei" w:cs="Times New Roman"/>
+        </w:rPr>
+        <w:t>归中三步法</w:t>
+      </w:r>
+    </w:p>
+    <w:p>
+      <w:pPr>
+        <w:numPr>
+          <w:ilvl w:val="0"/>
+          <w:numId w:val="1003"/>
+        </w:numPr>
+        <w:ind w:firstLine="420"/>
+      </w:pPr>
+      <w:r>
+        <w:rPr>
+          <w:rFonts w:hint="eastAsia" w:ascii="Times New Roman" w:hAnsi="Times New Roman" w:eastAsia="FangSong" w:cs="Times New Roman"/>
+        </w:rPr>
+        <w:t xml:space="preserve">查</w:t>
+      </w:r>
+      <w:r>
+        <w:rPr>
+          <w:rFonts w:ascii="Times New Roman" w:hAnsi="Times New Roman" w:eastAsia="Times New Roman" w:cs="Times New Roman"/>
+        </w:rPr>
+        <w:t xml:space="preserve"> Latimer </w:t>
+      </w:r>
+      <w:r>
+        <w:rPr>
+          <w:rFonts w:hint="eastAsia" w:ascii="Times New Roman" w:hAnsi="Times New Roman" w:eastAsia="FangSong" w:cs="Times New Roman"/>
+        </w:rPr>
+        <w:t xml:space="preserve">图中</w:t>
+      </w:r>
+      <w:r>
+        <w:rPr>
+          <w:rFonts w:ascii="Times New Roman" w:hAnsi="Times New Roman" w:eastAsia="Times New Roman" w:cs="Times New Roman"/>
+        </w:rPr>
+        <w:t xml:space="preserve"> </w:t>
+      </w:r>
+      <m:oMath>
+        <m:sSup>
+          <m:e>
+            <m:r>
+              <m:t>M</m:t>
+            </m:r>
+          </m:e>
+          <m:sup>
+            <m:r>
+              <m:rPr>
+                <m:sty m:val="p"/>
+              </m:rPr>
+              <m:t>(</m:t>
+            </m:r>
+            <m:r>
+              <m:t>n</m:t>
+            </m:r>
+            <m:r>
+              <m:rPr>
+                <m:sty m:val="p"/>
+              </m:rPr>
+              <m:t>)</m:t>
+            </m:r>
+          </m:sup>
+        </m:sSup>
+      </m:oMath>
+      <w:r>
+        <w:rPr>
+          <w:rFonts w:ascii="Times New Roman" w:hAnsi="Times New Roman" w:eastAsia="Times New Roman" w:cs="Times New Roman"/>
+        </w:rPr>
+        <w:t xml:space="preserve"> </w:t>
+      </w:r>
+      <w:r>
+        <w:rPr>
+          <w:rFonts w:hint="eastAsia" w:ascii="Times New Roman" w:hAnsi="Times New Roman" w:eastAsia="FangSong" w:cs="Times New Roman"/>
+        </w:rPr>
+        <w:t xml:space="preserve">左右两侧的</w:t>
+      </w:r>
+      <w:r>
+        <w:rPr>
+          <w:rFonts w:ascii="Times New Roman" w:hAnsi="Times New Roman" w:eastAsia="Times New Roman" w:cs="Times New Roman"/>
+        </w:rPr>
+        <w:t xml:space="preserve"> </w:t>
+      </w:r>
+      <m:oMath>
+        <m:sSup>
+          <m:e>
+            <m:r>
+              <m:t>E</m:t>
+            </m:r>
+          </m:e>
+          <m:sup>
+            <m:r>
+              <m:t>θ</m:t>
+            </m:r>
+          </m:sup>
+        </m:sSup>
+      </m:oMath>
+    </w:p>
+    <w:p>
+      <w:pPr>
+        <w:numPr>
+          <w:ilvl w:val="0"/>
+          <w:numId w:val="1003"/>
+        </w:numPr>
+        <w:ind w:firstLine="420"/>
+      </w:pPr>
+      <w:r>
+        <w:rPr>
+          <w:rFonts w:hint="eastAsia" w:ascii="Times New Roman" w:hAnsi="Times New Roman" w:eastAsia="FangSong" w:cs="Times New Roman"/>
+        </w:rPr>
+        <w:t xml:space="preserve">计算歧化电位</w:t>
       </w:r>
       <w:r>
         <w:rPr>
@@ -10007,6 +9385,21 @@
             </w:rPr>
           </m:ctrlPr>
         </m:oMathPr>
+        <m:r>
+          <m:rPr>
+            <m:sty m:val="p"/>
+          </m:rPr>
+          <m:t>Δ</m:t>
+        </m:r>
+        <m:r>
+          <m:t>E</m:t>
+        </m:r>
+        <m:r>
+          <m:rPr>
+            <m:sty m:val="p"/>
+          </m:rPr>
+          <m:t>=</m:t>
+        </m:r>
         <m:sSup>
           <m:e>
             <m:r>
@@ -10027,31 +9420,32 @@
         </m:r>
         <m:r>
           <m:rPr>
-            <m:sty m:val="p"/>
-          </m:rPr>
-          <m:t>F</m:t>
+            <m:nor/>
+            <m:sty m:val="p"/>
+          </m:rPr>
+          <m:t>右</m:t>
+        </m:r>
+        <m:r>
+          <m:rPr>
+            <m:sty m:val="p"/>
+          </m:rPr>
+          <m:t>)</m:t>
+        </m:r>
+        <m:r>
+          <m:rPr>
+            <m:sty m:val="p"/>
+          </m:rPr>
+          <m:t>−</m:t>
         </m:r>
         <m:sSup>
           <m:e>
             <m:r>
-              <m:rPr>
-                <m:sty m:val="p"/>
-              </m:rPr>
-              <m:t>e</m:t>
+              <m:t>E</m:t>
             </m:r>
           </m:e>
           <m:sup>
             <m:r>
-              <m:rPr>
-                <m:sty m:val="p"/>
-              </m:rPr>
-              <m:t>3</m:t>
-            </m:r>
-            <m:r>
-              <m:rPr>
-                <m:sty m:val="p"/>
-              </m:rPr>
-              <m:t>+</m:t>
+              <m:t>θ</m:t>
             </m:r>
           </m:sup>
         </m:sSup>
@@ -10059,327 +9453,28 @@
           <m:rPr>
             <m:sty m:val="p"/>
           </m:rPr>
-          <m:t>/</m:t>
-        </m:r>
-        <m:r>
-          <m:rPr>
-            <m:sty m:val="p"/>
-          </m:rPr>
-          <m:t>F</m:t>
-        </m:r>
-        <m:sSup>
-          <m:e>
-            <m:r>
-              <m:rPr>
-                <m:sty m:val="p"/>
-              </m:rPr>
-              <m:t>e</m:t>
-            </m:r>
-          </m:e>
-          <m:sup>
-            <m:r>
-              <m:rPr>
-                <m:sty m:val="p"/>
-              </m:rPr>
-              <m:t>2</m:t>
-            </m:r>
-            <m:r>
-              <m:rPr>
-                <m:sty m:val="p"/>
-              </m:rPr>
-              <m:t>+</m:t>
-            </m:r>
-          </m:sup>
-        </m:sSup>
+          <m:t>(</m:t>
+        </m:r>
+        <m:r>
+          <m:rPr>
+            <m:nor/>
+            <m:sty m:val="p"/>
+          </m:rPr>
+          <m:t>左</m:t>
+        </m:r>
         <m:r>
           <m:rPr>
             <m:sty m:val="p"/>
           </m:rPr>
           <m:t>)</m:t>
         </m:r>
-        <m:r>
-          <m:rPr>
-            <m:sty m:val="p"/>
-          </m:rPr>
-          <m:t>=</m:t>
-        </m:r>
-        <m:r>
-          <m:rPr>
-            <m:sty m:val="p"/>
-          </m:rPr>
-          <m:t>+</m:t>
-        </m:r>
-        <m:r>
-          <m:t>0.771</m:t>
-        </m:r>
-        <m:r>
-          <m:t> </m:t>
-        </m:r>
-        <m:r>
-          <m:rPr>
-            <m:sty m:val="p"/>
-          </m:rPr>
-          <m:t>V</m:t>
-        </m:r>
-      </m:oMath>
-      <w:r>
-        <w:rPr>
-          <w:rFonts w:ascii="Times New Roman" w:hAnsi="Times New Roman" w:eastAsia="Times New Roman" w:cs="Times New Roman"/>
-        </w:rPr>
-        <w:t xml:space="preserve"> </w:t>
-      </w:r>
-      <w:r>
-        <w:rPr>
-          <w:rFonts w:ascii="Times New Roman" w:hAnsi="Times New Roman" w:eastAsia="Times New Roman" w:cs="Times New Roman"/>
-        </w:rPr>
-        <w:t xml:space="preserve">|</w:t>
-      </w:r>
-    </w:p>
-    <w:bookmarkEnd w:id="20"/>
-    <w:bookmarkStart w:id="21" w:name="歧化归中三步法"/>
-    <w:p>
-      <w:pPr>
-        <w:pStyle w:val="Heading3"/>
-        <w:spacing w:before="280" w:after="120"/>
-      </w:pPr>
-      <w:r>
-        <w:rPr>
-          <w:rFonts w:ascii="Times New Roman" w:hAnsi="Times New Roman" w:eastAsia="Times New Roman" w:cs="Times New Roman"/>
-        </w:rPr>
-        <w:t xml:space="preserve">3.3 </w:t>
-      </w:r>
-      <w:r>
-        <w:rPr>
-          <w:rFonts w:hint="eastAsia" w:ascii="Times New Roman" w:hAnsi="Times New Roman" w:eastAsia="SimHei" w:cs="Times New Roman"/>
-        </w:rPr>
-        <w:t>歧化</w:t>
-      </w:r>
-      <w:r>
-        <w:rPr>
-          <w:rFonts w:hint="eastAsia" w:ascii="Times New Roman" w:hAnsi="Times New Roman" w:eastAsia="Times New Roman" w:cs="Times New Roman"/>
-        </w:rPr>
-        <w:t>/</w:t>
-      </w:r>
-      <w:r>
-        <w:rPr>
-          <w:rFonts w:hint="eastAsia" w:ascii="Times New Roman" w:hAnsi="Times New Roman" w:eastAsia="SimHei" w:cs="Times New Roman"/>
-        </w:rPr>
-        <w:t>归中三步法</w:t>
-      </w:r>
-    </w:p>
-    <w:p>
-      <w:pPr>
-        <w:pStyle w:val="Compact"/>
-        <w:numPr>
-          <w:ilvl w:val="0"/>
-          <w:numId w:val="1002"/>
-        </w:numPr>
-        <w:ind w:firstLine="420"/>
-      </w:pPr>
-      <w:r>
-        <w:rPr>
-          <w:rFonts w:hint="eastAsia" w:ascii="Times New Roman" w:hAnsi="Times New Roman" w:eastAsia="FangSong" w:cs="Times New Roman"/>
-        </w:rPr>
-        <w:t xml:space="preserve">查</w:t>
-      </w:r>
-      <w:r>
-        <w:rPr>
-          <w:rFonts w:ascii="Times New Roman" w:hAnsi="Times New Roman" w:eastAsia="Times New Roman" w:cs="Times New Roman"/>
-        </w:rPr>
-        <w:t xml:space="preserve"> Latimer </w:t>
-      </w:r>
-      <w:r>
-        <w:rPr>
-          <w:rFonts w:hint="eastAsia" w:ascii="Times New Roman" w:hAnsi="Times New Roman" w:eastAsia="FangSong" w:cs="Times New Roman"/>
-        </w:rPr>
-        <w:t xml:space="preserve">图中</w:t>
-      </w:r>
-      <w:r>
-        <w:rPr>
-          <w:rFonts w:ascii="Times New Roman" w:hAnsi="Times New Roman" w:eastAsia="Times New Roman" w:cs="Times New Roman"/>
-        </w:rPr>
-        <w:t xml:space="preserve"> </w:t>
-      </w:r>
-      <m:oMath>
-        <m:sSup>
-          <m:e>
-            <m:r>
-              <m:t>M</m:t>
-            </m:r>
-          </m:e>
-          <m:sup>
-            <m:r>
-              <m:rPr>
-                <m:sty m:val="p"/>
-              </m:rPr>
-              <m:t>(</m:t>
-            </m:r>
-            <m:r>
-              <m:t>n</m:t>
-            </m:r>
-            <m:r>
-              <m:rPr>
-                <m:sty m:val="p"/>
-              </m:rPr>
-              <m:t>)</m:t>
-            </m:r>
-          </m:sup>
-        </m:sSup>
-      </m:oMath>
-      <w:r>
-        <w:rPr>
-          <w:rFonts w:ascii="Times New Roman" w:hAnsi="Times New Roman" w:eastAsia="Times New Roman" w:cs="Times New Roman"/>
-        </w:rPr>
-        <w:t xml:space="preserve"> </w:t>
-      </w:r>
-      <w:r>
-        <w:rPr>
-          <w:rFonts w:hint="eastAsia" w:ascii="Times New Roman" w:hAnsi="Times New Roman" w:eastAsia="FangSong" w:cs="Times New Roman"/>
-        </w:rPr>
-        <w:t xml:space="preserve">左右两侧的</w:t>
-      </w:r>
-      <w:r>
-        <w:rPr>
-          <w:rFonts w:ascii="Times New Roman" w:hAnsi="Times New Roman" w:eastAsia="Times New Roman" w:cs="Times New Roman"/>
-        </w:rPr>
-        <w:t xml:space="preserve"> </w:t>
-      </w:r>
-      <m:oMath>
-        <m:sSup>
-          <m:e>
-            <m:r>
-              <m:t>E</m:t>
-            </m:r>
-          </m:e>
-          <m:sup>
-            <m:r>
-              <m:t>θ</m:t>
-            </m:r>
-          </m:sup>
-        </m:sSup>
       </m:oMath>
     </w:p>
     <w:p>
       <w:pPr>
-        <w:pStyle w:val="Compact"/>
         <w:numPr>
           <w:ilvl w:val="0"/>
-          <w:numId w:val="1002"/>
-        </w:numPr>
-        <w:ind w:firstLine="420"/>
-      </w:pPr>
-      <w:r>
-        <w:rPr>
-          <w:rFonts w:hint="eastAsia" w:ascii="Times New Roman" w:hAnsi="Times New Roman" w:eastAsia="FangSong" w:cs="Times New Roman"/>
-        </w:rPr>
-        <w:t xml:space="preserve">计算歧化电位</w:t>
-      </w:r>
-      <w:r>
-        <w:rPr>
-          <w:rFonts w:ascii="Times New Roman" w:hAnsi="Times New Roman" w:eastAsia="Times New Roman" w:cs="Times New Roman"/>
-        </w:rPr>
-        <w:t xml:space="preserve"> </w:t>
-      </w:r>
-      <m:oMath>
-        <m:oMathPr>
-          <m:ctrlPr>
-            <w:rPr>
-              <w:sz w:val="28"/>
-              <w:szCs w:val="28"/>
-            </w:rPr>
-          </m:ctrlPr>
-        </m:oMathPr>
-        <m:r>
-          <m:rPr>
-            <m:sty m:val="p"/>
-          </m:rPr>
-          <m:t>Δ</m:t>
-        </m:r>
-        <m:r>
-          <m:t>E</m:t>
-        </m:r>
-        <m:r>
-          <m:rPr>
-            <m:sty m:val="p"/>
-          </m:rPr>
-          <m:t>=</m:t>
-        </m:r>
-        <m:sSup>
-          <m:e>
-            <m:r>
-              <m:t>E</m:t>
-            </m:r>
-          </m:e>
-          <m:sup>
-            <m:r>
-              <m:t>θ</m:t>
-            </m:r>
-          </m:sup>
-        </m:sSup>
-        <m:r>
-          <m:rPr>
-            <m:sty m:val="p"/>
-          </m:rPr>
-          <m:t>(</m:t>
-        </m:r>
-        <m:r>
-          <m:rPr>
-            <m:nor/>
-            <m:sty m:val="p"/>
-          </m:rPr>
-          <m:t>右</m:t>
-        </m:r>
-        <m:r>
-          <m:rPr>
-            <m:sty m:val="p"/>
-          </m:rPr>
-          <m:t>)</m:t>
-        </m:r>
-        <m:r>
-          <m:rPr>
-            <m:sty m:val="p"/>
-          </m:rPr>
-          <m:t>−</m:t>
-        </m:r>
-        <m:sSup>
-          <m:e>
-            <m:r>
-              <m:t>E</m:t>
-            </m:r>
-          </m:e>
-          <m:sup>
-            <m:r>
-              <m:t>θ</m:t>
-            </m:r>
-          </m:sup>
-        </m:sSup>
-        <m:r>
-          <m:rPr>
-            <m:sty m:val="p"/>
-          </m:rPr>
-          <m:t>(</m:t>
-        </m:r>
-        <m:r>
-          <m:rPr>
-            <m:nor/>
-            <m:sty m:val="p"/>
-          </m:rPr>
-          <m:t>左</m:t>
-        </m:r>
-        <m:r>
-          <m:rPr>
-            <m:sty m:val="p"/>
-          </m:rPr>
-          <m:t>)</m:t>
-        </m:r>
-      </m:oMath>
-    </w:p>
-    <w:p>
-      <w:pPr>
-        <w:pStyle w:val="Compact"/>
-        <w:numPr>
-          <w:ilvl w:val="0"/>
-          <w:numId w:val="1002"/>
+          <w:numId w:val="1003"/>
         </w:numPr>
         <w:ind w:firstLine="420"/>
       </w:pPr>
@@ -11532,8 +10627,8 @@
         <w:t>。〕</w:t>
       </w:r>
     </w:p>
-    <w:bookmarkEnd w:id="21"/>
-    <w:bookmarkStart w:id="22" w:name="born-haber-循环判氧化态稳定性"/>
+    <w:bookmarkEnd w:id="20"/>
+    <w:bookmarkStart w:id="21" w:name="born-haber-循环判氧化态稳定性"/>
     <w:p>
       <w:pPr>
         <w:pStyle w:val="Heading3"/>
@@ -12084,8 +11179,8 @@
         <w:t>。</w:t>
       </w:r>
     </w:p>
-    <w:bookmarkEnd w:id="22"/>
-    <w:bookmarkStart w:id="29" w:name="ellingham-图判还原温度"/>
+    <w:bookmarkEnd w:id="21"/>
+    <w:bookmarkStart w:id="28" w:name="ellingham-图判还原温度"/>
     <w:p>
       <w:pPr>
         <w:pStyle w:val="Heading3"/>
@@ -12294,18 +11389,18 @@
           <wp:inline>
             <wp:extent cx="2667000" cy="397741"/>
             <wp:effectExtent b="0" l="0" r="0" t="0"/>
-            <wp:docPr descr="" title="" id="24" name="Picture"/>
+            <wp:docPr descr="" title="" id="23" name="Picture"/>
             <a:graphic>
               <a:graphicData uri="http://schemas.openxmlformats.org/drawingml/2006/picture">
                 <pic:pic>
                   <pic:nvPicPr>
-                    <pic:cNvPr descr="fe5b40fa0ba66572635746d2f1dbd7bdcdf9cc316709f5de81025c47c4b7ffdf.jpg" id="25" name="Picture"/>
+                    <pic:cNvPr descr="fe5b40fa0ba66572635746d2f1dbd7bdcdf9cc316709f5de81025c47c4b7ffdf.jpg" id="24" name="Picture"/>
                     <pic:cNvPicPr>
                       <a:picLocks noChangeArrowheads="1" noChangeAspect="1"/>
                     </pic:cNvPicPr>
                   </pic:nvPicPr>
                   <pic:blipFill>
-                    <a:blip r:embed="rId23"/>
+                    <a:blip r:embed="rId22"/>
                     <a:stretch>
                       <a:fillRect/>
                     </a:stretch>
@@ -12365,21 +11460,7 @@
         <w:rPr>
           <w:rFonts w:hint="eastAsia" w:ascii="Times New Roman" w:hAnsi="Times New Roman" w:eastAsia="FangSong" w:cs="Times New Roman"/>
         </w:rPr>
-        <w:t>氯元素</w:t>
-      </w:r>
-      <w:r>
-        <w:rPr>
-          <w:rFonts w:hint="eastAsia" w:ascii="Times New Roman" w:hAnsi="Times New Roman" w:eastAsia="FangSong" w:cs="Times New Roman"/>
-          <w:b/>
-          <w:bCs/>
-        </w:rPr>
-        <w:t xml:space="preserve">碱性</w:t>
-      </w:r>
-      <w:r>
-        <w:rPr>
-          <w:rFonts w:hint="eastAsia" w:ascii="Times New Roman" w:hAnsi="Times New Roman" w:eastAsia="FangSong" w:cs="Times New Roman"/>
-        </w:rPr>
-        <w:t xml:space="preserve">介质</w:t>
+        <w:t>氯元素碱性介质</w:t>
       </w:r>
       <w:r>
         <w:rPr>
@@ -12502,132 +11583,7 @@
         <w:rPr>
           <w:rFonts w:hint="eastAsia" w:ascii="Times New Roman" w:hAnsi="Times New Roman" w:eastAsia="Times New Roman" w:cs="Times New Roman"/>
         </w:rPr>
-        <w:t>；ClO</w:t>
-      </w:r>
-      <w:r>
-        <w:rPr>
-          <w:rFonts w:hint="eastAsia" w:ascii="Times New Roman" w:hAnsi="Times New Roman" w:eastAsia="Times New Roman" w:cs="Times New Roman"/>
-          <w:vertAlign w:val="superscript"/>
-        </w:rPr>
-        <w:t>-</w:t>
-      </w:r>
-      <w:r>
-        <w:rPr>
-          <w:rFonts w:ascii="Times New Roman" w:hAnsi="Times New Roman" w:eastAsia="Times New Roman" w:cs="Times New Roman"/>
-        </w:rPr>
-        <w:t xml:space="preserve"> </w:t>
-      </w:r>
-      <w:r>
-        <w:rPr>
-          <w:rFonts w:hint="eastAsia" w:ascii="Times New Roman" w:hAnsi="Times New Roman" w:eastAsia="FangSong" w:cs="Times New Roman"/>
-        </w:rPr>
-        <w:t>在连线上方</w:t>
-      </w:r>
-      <w:r>
-        <w:rPr>
-          <w:rFonts w:hint="eastAsia" w:ascii="Times New Roman" w:hAnsi="Times New Roman" w:eastAsia="Times New Roman" w:cs="Times New Roman"/>
-        </w:rPr>
-        <w:t>、</w:t>
-      </w:r>
-      <w:r>
-        <w:rPr>
-          <w:rFonts w:hint="eastAsia" w:ascii="Times New Roman" w:hAnsi="Times New Roman" w:eastAsia="FangSong" w:cs="Times New Roman"/>
-        </w:rPr>
-        <w:t>歧化倾向大</w:t>
-      </w:r>
-      <w:r>
-        <w:rPr>
-          <w:rFonts w:hint="eastAsia" w:ascii="Times New Roman" w:hAnsi="Times New Roman" w:eastAsia="Times New Roman" w:cs="Times New Roman"/>
-        </w:rPr>
-        <w:t>，ΔE=+0.89</w:t>
-      </w:r>
-      <w:r>
-        <w:rPr>
-          <w:rFonts w:ascii="Times New Roman" w:hAnsi="Times New Roman" w:eastAsia="Times New Roman" w:cs="Times New Roman"/>
-        </w:rPr>
-        <w:t xml:space="preserve"> </w:t>
-      </w:r>
-      <w:r>
-        <w:rPr>
-          <w:rFonts w:hint="eastAsia" w:ascii="Times New Roman" w:hAnsi="Times New Roman" w:eastAsia="FangSong" w:cs="Times New Roman"/>
-        </w:rPr>
-        <w:t xml:space="preserve">对应热水歧化</w:t>
-      </w:r>
-      <w:r>
-        <w:rPr>
-          <w:rFonts w:ascii="Times New Roman" w:hAnsi="Times New Roman" w:eastAsia="Times New Roman" w:cs="Times New Roman"/>
-        </w:rPr>
-        <w:t xml:space="preserve"> </w:t>
-      </w:r>
-      <w:r>
-        <w:rPr>
-          <w:rFonts w:hint="eastAsia" w:ascii="Times New Roman" w:hAnsi="Times New Roman" w:eastAsia="Times New Roman" w:cs="Times New Roman"/>
-        </w:rPr>
-        <w:t>Cl</w:t>
-      </w:r>
-      <w:r>
-        <w:rPr>
-          <w:rFonts w:hint="eastAsia" w:ascii="Times New Roman" w:hAnsi="Times New Roman" w:eastAsia="Times New Roman" w:cs="Times New Roman"/>
-          <w:vertAlign w:val="subscript"/>
-        </w:rPr>
-        <w:t>2</w:t>
-      </w:r>
-      <w:r>
-        <w:rPr>
-          <w:rFonts w:hint="eastAsia" w:ascii="Times New Roman" w:hAnsi="Times New Roman" w:eastAsia="Times New Roman" w:cs="Times New Roman"/>
-        </w:rPr>
-        <w:t>→Cl</w:t>
-      </w:r>
-      <w:r>
-        <w:rPr>
-          <w:rFonts w:hint="eastAsia" w:ascii="Times New Roman" w:hAnsi="Times New Roman" w:eastAsia="Times New Roman" w:cs="Times New Roman"/>
-          <w:vertAlign w:val="superscript"/>
-        </w:rPr>
-        <w:t>-</w:t>
-      </w:r>
-      <w:r>
-        <w:rPr>
-          <w:rFonts w:hint="eastAsia" w:ascii="Times New Roman" w:hAnsi="Times New Roman" w:eastAsia="Times New Roman" w:cs="Times New Roman"/>
-        </w:rPr>
-        <w:t>+ClO</w:t>
-      </w:r>
-      <w:r>
-        <w:rPr>
-          <w:rFonts w:hint="eastAsia" w:ascii="Times New Roman" w:hAnsi="Times New Roman" w:eastAsia="Times New Roman" w:cs="Times New Roman"/>
-          <w:vertAlign w:val="subscript"/>
-        </w:rPr>
-        <w:t>3</w:t>
-      </w:r>
-      <w:r>
-        <w:rPr>
-          <w:rFonts w:hint="eastAsia" w:ascii="Times New Roman" w:hAnsi="Times New Roman" w:eastAsia="Times New Roman" w:cs="Times New Roman"/>
-          <w:vertAlign w:val="superscript"/>
-        </w:rPr>
-        <w:t>-</w:t>
-      </w:r>
-      <w:r>
-        <w:rPr>
-          <w:rFonts w:hint="eastAsia" w:ascii="Times New Roman" w:hAnsi="Times New Roman" w:eastAsia="Times New Roman" w:cs="Times New Roman"/>
-        </w:rPr>
-        <w:t>）。</w:t>
-      </w:r>
-      <w:r>
-        <w:rPr>
-          <w:rFonts w:hint="eastAsia" w:ascii="Times New Roman" w:hAnsi="Times New Roman" w:eastAsia="FangSong" w:cs="Times New Roman"/>
-        </w:rPr>
-        <w:t>酸性图数值见正文</w:t>
-      </w:r>
-      <w:r>
-        <w:rPr>
-          <w:rFonts w:ascii="Times New Roman" w:hAnsi="Times New Roman" w:eastAsia="Times New Roman" w:cs="Times New Roman"/>
-        </w:rPr>
-        <w:t xml:space="preserve"> §3.1 </w:t>
-      </w:r>
-      <w:r>
-        <w:rPr>
-          <w:rFonts w:hint="eastAsia" w:ascii="Times New Roman" w:hAnsi="Times New Roman" w:eastAsia="FangSong" w:cs="Times New Roman"/>
-        </w:rPr>
-        <w:t xml:space="preserve">文字例</w:t>
+        <w:t>）</w:t>
       </w:r>
       <w:r>
         <w:rPr>
@@ -12643,18 +11599,18 @@
           <wp:inline>
             <wp:extent cx="2667000" cy="1926013"/>
             <wp:effectExtent b="0" l="0" r="0" t="0"/>
-            <wp:docPr descr="" title="" id="27" name="Picture"/>
+            <wp:docPr descr="" title="" id="26" name="Picture"/>
             <a:graphic>
               <a:graphicData uri="http://schemas.openxmlformats.org/drawingml/2006/picture">
                 <pic:pic>
                   <pic:nvPicPr>
-                    <pic:cNvPr descr="7cb7be3cb5bd1edc3f3b6ddf746102f0a174e3227de3692713fec283aec39ede.png" id="28" name="Picture"/>
+                    <pic:cNvPr descr="7cb7be3cb5bd1edc3f3b6ddf746102f0a174e3227de3692713fec283aec39ede.png" id="27" name="Picture"/>
                     <pic:cNvPicPr>
                       <a:picLocks noChangeArrowheads="1" noChangeAspect="1"/>
                     </pic:cNvPicPr>
                   </pic:nvPicPr>
                   <pic:blipFill>
-                    <a:blip r:embed="rId26"/>
+                    <a:blip r:embed="rId25"/>
                     <a:stretch>
                       <a:fillRect/>
                     </a:stretch>
@@ -12814,9 +11770,9 @@
         </w:pict>
       </w:r>
     </w:p>
+    <w:bookmarkEnd w:id="28"/>
     <w:bookmarkEnd w:id="29"/>
-    <w:bookmarkEnd w:id="30"/>
-    <w:bookmarkStart w:id="39" w:name="陌生体系多酸-pom-与-zintl-相"/>
+    <w:bookmarkStart w:id="38" w:name="陌生体系多酸-pom-与-zintl-相"/>
     <w:p>
       <w:pPr>
         <w:pStyle w:val="Heading2"/>
@@ -13035,7 +11991,7 @@
         <w:t>。）</w:t>
       </w:r>
     </w:p>
-    <w:bookmarkStart w:id="31" w:name="多金属氧酸盐pomkeggin-型"/>
+    <w:bookmarkStart w:id="30" w:name="多金属氧酸盐pomkeggin-型"/>
     <w:p>
       <w:pPr>
         <w:pStyle w:val="Heading3"/>
@@ -14337,8 +13293,8 @@
         <w:t>]。</w:t>
       </w:r>
     </w:p>
-    <w:bookmarkEnd w:id="31"/>
-    <w:bookmarkStart w:id="38" w:name="zintl-相金属的簇阴离子"/>
+    <w:bookmarkEnd w:id="30"/>
+    <w:bookmarkStart w:id="37" w:name="zintl-相金属的簇阴离子"/>
     <w:p>
       <w:pPr>
         <w:pStyle w:val="Heading3"/>
@@ -15498,18 +14454,18 @@
           <wp:inline>
             <wp:extent cx="2667000" cy="1453958"/>
             <wp:effectExtent b="0" l="0" r="0" t="0"/>
-            <wp:docPr descr="" title="" id="33" name="Picture"/>
+            <wp:docPr descr="" title="" id="32" name="Picture"/>
             <a:graphic>
               <a:graphicData uri="http://schemas.openxmlformats.org/drawingml/2006/picture">
                 <pic:pic>
                   <pic:nvPicPr>
-                    <pic:cNvPr descr="b52fb6281f10c0b36f2d700874eb83df47773b6789de99e18eed2e32f853b35f.png" id="34" name="Picture"/>
+                    <pic:cNvPr descr="b52fb6281f10c0b36f2d700874eb83df47773b6789de99e18eed2e32f853b35f.png" id="33" name="Picture"/>
                     <pic:cNvPicPr>
                       <a:picLocks noChangeArrowheads="1" noChangeAspect="1"/>
                     </pic:cNvPicPr>
                   </pic:nvPicPr>
                   <pic:blipFill>
-                    <a:blip r:embed="rId32"/>
+                    <a:blip r:embed="rId31"/>
                     <a:stretch>
                       <a:fillRect/>
                     </a:stretch>
@@ -15722,18 +14678,18 @@
           <wp:inline>
             <wp:extent cx="2667000" cy="3251095"/>
             <wp:effectExtent b="0" l="0" r="0" t="0"/>
-            <wp:docPr descr="" title="" id="36" name="Picture"/>
+            <wp:docPr descr="" title="" id="35" name="Picture"/>
             <a:graphic>
               <a:graphicData uri="http://schemas.openxmlformats.org/drawingml/2006/picture">
                 <pic:pic>
                   <pic:nvPicPr>
-                    <pic:cNvPr descr="a8b79ded1473a5964996da27c9dc460b7b1506d3756983ec4003d965db0e1c17.png" id="37" name="Picture"/>
+                    <pic:cNvPr descr="a8b79ded1473a5964996da27c9dc460b7b1506d3756983ec4003d965db0e1c17.png" id="36" name="Picture"/>
                     <pic:cNvPicPr>
                       <a:picLocks noChangeArrowheads="1" noChangeAspect="1"/>
                     </pic:cNvPicPr>
                   </pic:nvPicPr>
                   <pic:blipFill>
-                    <a:blip r:embed="rId35"/>
+                    <a:blip r:embed="rId34"/>
                     <a:stretch>
                       <a:fillRect/>
                     </a:stretch>
@@ -15892,9 +14848,9 @@
         </w:pict>
       </w:r>
     </w:p>
+    <w:bookmarkEnd w:id="37"/>
     <w:bookmarkEnd w:id="38"/>
-    <w:bookmarkEnd w:id="39"/>
-    <w:bookmarkStart w:id="49" w:name="陌生体系稀土锕系与铂族金属"/>
+    <w:bookmarkStart w:id="48" w:name="陌生体系稀土锕系与铂族金属"/>
     <w:p>
       <w:pPr>
         <w:pStyle w:val="Heading2"/>
@@ -16132,7 +15088,7 @@
         <w:t>。）</w:t>
       </w:r>
     </w:p>
-    <w:bookmarkStart w:id="40" w:name="镧系收缩四个竞赛后果"/>
+    <w:bookmarkStart w:id="39" w:name="镧系收缩四个竞赛后果"/>
     <w:p>
       <w:pPr>
         <w:pStyle w:val="Heading3"/>
@@ -16300,24 +15256,15 @@
         </w:rPr>
         <w:t xml:space="preserve">：</w:t>
       </w:r>
-      <w:r>
-        <w:rPr>
-          <w:rFonts w:ascii="Times New Roman" w:hAnsi="Times New Roman" w:eastAsia="Times New Roman" w:cs="Times New Roman"/>
-        </w:rPr>
-        <w:t xml:space="preserve"> </w:t>
-      </w:r>
-      <w:r>
-        <w:rPr>
-          <w:rFonts w:ascii="Times New Roman" w:hAnsi="Times New Roman" w:eastAsia="Times New Roman" w:cs="Times New Roman"/>
-        </w:rPr>
-        <w:t xml:space="preserve">1.</w:t>
-      </w:r>
-      <w:r>
-        <w:rPr>
-          <w:rFonts w:ascii="Times New Roman" w:hAnsi="Times New Roman" w:eastAsia="Times New Roman" w:cs="Times New Roman"/>
-        </w:rPr>
-        <w:t xml:space="preserve"> </w:t>
-      </w:r>
+    </w:p>
+    <w:p>
+      <w:pPr>
+        <w:numPr>
+          <w:ilvl w:val="0"/>
+          <w:numId w:val="1004"/>
+        </w:numPr>
+        <w:ind w:firstLine="420"/>
+      </w:pPr>
       <w:r>
         <w:rPr>
           <w:rFonts w:ascii="Times New Roman" w:hAnsi="Times New Roman" w:eastAsia="Times New Roman" w:cs="Times New Roman"/>
@@ -16446,24 +15393,15 @@
         </w:rPr>
         <w:t xml:space="preserve">；</w:t>
       </w:r>
-      <w:r>
-        <w:rPr>
-          <w:rFonts w:ascii="Times New Roman" w:hAnsi="Times New Roman" w:eastAsia="Times New Roman" w:cs="Times New Roman"/>
-        </w:rPr>
-        <w:t xml:space="preserve"> </w:t>
-      </w:r>
-      <w:r>
-        <w:rPr>
-          <w:rFonts w:ascii="Times New Roman" w:hAnsi="Times New Roman" w:eastAsia="Times New Roman" w:cs="Times New Roman"/>
-        </w:rPr>
-        <w:t xml:space="preserve">2.</w:t>
-      </w:r>
-      <w:r>
-        <w:rPr>
-          <w:rFonts w:ascii="Times New Roman" w:hAnsi="Times New Roman" w:eastAsia="Times New Roman" w:cs="Times New Roman"/>
-        </w:rPr>
-        <w:t xml:space="preserve"> </w:t>
-      </w:r>
+    </w:p>
+    <w:p>
+      <w:pPr>
+        <w:numPr>
+          <w:ilvl w:val="0"/>
+          <w:numId w:val="1004"/>
+        </w:numPr>
+        <w:ind w:firstLine="420"/>
+      </w:pPr>
       <w:r>
         <w:rPr>
           <w:rFonts w:ascii="Times New Roman" w:hAnsi="Times New Roman" w:eastAsia="Times New Roman" w:cs="Times New Roman"/>
@@ -16566,24 +15504,15 @@
         </w:rPr>
         <w:t>；</w:t>
       </w:r>
-      <w:r>
-        <w:rPr>
-          <w:rFonts w:ascii="Times New Roman" w:hAnsi="Times New Roman" w:eastAsia="Times New Roman" w:cs="Times New Roman"/>
-        </w:rPr>
-        <w:t xml:space="preserve"> </w:t>
-      </w:r>
-      <w:r>
-        <w:rPr>
-          <w:rFonts w:ascii="Times New Roman" w:hAnsi="Times New Roman" w:eastAsia="Times New Roman" w:cs="Times New Roman"/>
-        </w:rPr>
-        <w:t xml:space="preserve">3.</w:t>
-      </w:r>
-      <w:r>
-        <w:rPr>
-          <w:rFonts w:ascii="Times New Roman" w:hAnsi="Times New Roman" w:eastAsia="Times New Roman" w:cs="Times New Roman"/>
-        </w:rPr>
-        <w:t xml:space="preserve"> </w:t>
-      </w:r>
+    </w:p>
+    <w:p>
+      <w:pPr>
+        <w:numPr>
+          <w:ilvl w:val="0"/>
+          <w:numId w:val="1004"/>
+        </w:numPr>
+        <w:ind w:firstLine="420"/>
+      </w:pPr>
       <w:r>
         <w:rPr>
           <w:rFonts w:hint="eastAsia" w:ascii="Times New Roman" w:hAnsi="Times New Roman" w:eastAsia="FangSong" w:cs="Times New Roman"/>
@@ -16799,24 +15728,15 @@
         </w:rPr>
         <w:t>）。</w:t>
       </w:r>
-      <w:r>
-        <w:rPr>
-          <w:rFonts w:ascii="Times New Roman" w:hAnsi="Times New Roman" w:eastAsia="Times New Roman" w:cs="Times New Roman"/>
-        </w:rPr>
-        <w:t xml:space="preserve"> </w:t>
-      </w:r>
-      <w:r>
-        <w:rPr>
-          <w:rFonts w:ascii="Times New Roman" w:hAnsi="Times New Roman" w:eastAsia="Times New Roman" w:cs="Times New Roman"/>
-        </w:rPr>
-        <w:t xml:space="preserve">4.</w:t>
-      </w:r>
-      <w:r>
-        <w:rPr>
-          <w:rFonts w:ascii="Times New Roman" w:hAnsi="Times New Roman" w:eastAsia="Times New Roman" w:cs="Times New Roman"/>
-        </w:rPr>
-        <w:t xml:space="preserve"> </w:t>
-      </w:r>
+    </w:p>
+    <w:p>
+      <w:pPr>
+        <w:numPr>
+          <w:ilvl w:val="0"/>
+          <w:numId w:val="1004"/>
+        </w:numPr>
+        <w:ind w:firstLine="420"/>
+      </w:pPr>
       <w:r>
         <w:rPr>
           <w:rFonts w:ascii="Times New Roman" w:hAnsi="Times New Roman" w:eastAsia="Times New Roman" w:cs="Times New Roman"/>
@@ -17106,8 +16026,8 @@
         <w:t xml:space="preserve">。</w:t>
       </w:r>
     </w:p>
-    <w:bookmarkEnd w:id="40"/>
-    <w:bookmarkStart w:id="41" w:name="铀酰离子-uo₂²了解"/>
+    <w:bookmarkEnd w:id="39"/>
+    <w:bookmarkStart w:id="40" w:name="铀酰离子-uo₂²了解"/>
     <w:p>
       <w:pPr>
         <w:pStyle w:val="Heading3"/>
@@ -17484,8 +16404,8 @@
         <w:t>。</w:t>
       </w:r>
     </w:p>
-    <w:bookmarkEnd w:id="41"/>
-    <w:bookmarkStart w:id="48" w:name="铂族金属16e-氧化加成"/>
+    <w:bookmarkEnd w:id="40"/>
+    <w:bookmarkStart w:id="47" w:name="铂族金属16e-氧化加成"/>
     <w:p>
       <w:pPr>
         <w:pStyle w:val="Heading3"/>
@@ -18379,18 +17299,18 @@
           <wp:inline>
             <wp:extent cx="2667000" cy="1852808"/>
             <wp:effectExtent b="0" l="0" r="0" t="0"/>
-            <wp:docPr descr="" title="" id="43" name="Picture"/>
+            <wp:docPr descr="" title="" id="42" name="Picture"/>
             <a:graphic>
               <a:graphicData uri="http://schemas.openxmlformats.org/drawingml/2006/picture">
                 <pic:pic>
                   <pic:nvPicPr>
-                    <pic:cNvPr descr="31ef38222168615f8d57cd6e2773e2c90672c529bef1733b3a8387e31528cd47.jpg" id="44" name="Picture"/>
+                    <pic:cNvPr descr="31ef38222168615f8d57cd6e2773e2c90672c529bef1733b3a8387e31528cd47.jpg" id="43" name="Picture"/>
                     <pic:cNvPicPr>
                       <a:picLocks noChangeArrowheads="1" noChangeAspect="1"/>
                     </pic:cNvPicPr>
                   </pic:nvPicPr>
                   <pic:blipFill>
-                    <a:blip r:embed="rId42"/>
+                    <a:blip r:embed="rId41"/>
                     <a:stretch>
                       <a:fillRect/>
                     </a:stretch>
@@ -18544,18 +17464,18 @@
           <wp:inline>
             <wp:extent cx="2667000" cy="970372"/>
             <wp:effectExtent b="0" l="0" r="0" t="0"/>
-            <wp:docPr descr="" title="" id="46" name="Picture"/>
+            <wp:docPr descr="" title="" id="45" name="Picture"/>
             <a:graphic>
               <a:graphicData uri="http://schemas.openxmlformats.org/drawingml/2006/picture">
                 <pic:pic>
                   <pic:nvPicPr>
-                    <pic:cNvPr descr="7ae21325d46722ee4d31eb8156b5726d181ca80217499d49567ff01702844997.jpg" id="47" name="Picture"/>
+                    <pic:cNvPr descr="7ae21325d46722ee4d31eb8156b5726d181ca80217499d49567ff01702844997.jpg" id="46" name="Picture"/>
                     <pic:cNvPicPr>
                       <a:picLocks noChangeArrowheads="1" noChangeAspect="1"/>
                     </pic:cNvPicPr>
                   </pic:nvPicPr>
                   <pic:blipFill>
-                    <a:blip r:embed="rId45"/>
+                    <a:blip r:embed="rId44"/>
                     <a:stretch>
                       <a:fillRect/>
                     </a:stretch>
@@ -18668,9 +17588,9 @@
         <w:t xml:space="preserve">配合物</w:t>
       </w:r>
     </w:p>
+    <w:bookmarkEnd w:id="47"/>
     <w:bookmarkEnd w:id="48"/>
-    <w:bookmarkEnd w:id="49"/>
-    <w:bookmarkStart w:id="57" w:name="陌生体系非经典化学键"/>
+    <w:bookmarkStart w:id="56" w:name="陌生体系非经典化学键"/>
     <w:p>
       <w:pPr>
         <w:pStyle w:val="Heading2"/>
@@ -18889,7 +17809,7 @@
         <w:t>。）</w:t>
       </w:r>
     </w:p>
-    <w:bookmarkStart w:id="50" w:name="三中心两电子键3c-2e"/>
+    <w:bookmarkStart w:id="49" w:name="三中心两电子键3c-2e"/>
     <w:p>
       <w:pPr>
         <w:pStyle w:val="Heading3"/>
@@ -19420,8 +18340,8 @@
         </w:tc>
       </w:tr>
     </w:tbl>
-    <w:bookmarkEnd w:id="50"/>
-    <w:bookmarkStart w:id="51" w:name="bebe-金属-金属键第-38-届决赛入题"/>
+    <w:bookmarkEnd w:id="49"/>
+    <w:bookmarkStart w:id="50" w:name="bebe-金属-金属键第-38-届决赛入题"/>
     <w:p>
       <w:pPr>
         <w:pStyle w:val="Heading3"/>
@@ -19770,8 +18690,8 @@
         <w:t>。</w:t>
       </w:r>
     </w:p>
-    <w:bookmarkEnd w:id="51"/>
-    <w:bookmarkStart w:id="55" w:name="主族多重键空间位阻稳定化"/>
+    <w:bookmarkEnd w:id="50"/>
+    <w:bookmarkStart w:id="54" w:name="主族多重键空间位阻稳定化"/>
     <w:p>
       <w:pPr>
         <w:pStyle w:val="Heading3"/>
@@ -20299,18 +19219,18 @@
           <wp:inline>
             <wp:extent cx="2667000" cy="2255123"/>
             <wp:effectExtent b="0" l="0" r="0" t="0"/>
-            <wp:docPr descr="" title="" id="53" name="Picture"/>
+            <wp:docPr descr="" title="" id="52" name="Picture"/>
             <a:graphic>
               <a:graphicData uri="http://schemas.openxmlformats.org/drawingml/2006/picture">
                 <pic:pic>
                   <pic:nvPicPr>
-                    <pic:cNvPr descr="9fe3cc051d708ce77346338e771152a295b28496f408100be72aa18b0dc2fe3c.png" id="54" name="Picture"/>
+                    <pic:cNvPr descr="9fe3cc051d708ce77346338e771152a295b28496f408100be72aa18b0dc2fe3c.png" id="53" name="Picture"/>
                     <pic:cNvPicPr>
                       <a:picLocks noChangeArrowheads="1" noChangeAspect="1"/>
                     </pic:cNvPicPr>
                   </pic:nvPicPr>
                   <pic:blipFill>
-                    <a:blip r:embed="rId52"/>
+                    <a:blip r:embed="rId51"/>
                     <a:stretch>
                       <a:fillRect/>
                     </a:stretch>
@@ -20411,8 +19331,8 @@
         <w:t xml:space="preserve">双键</w:t>
       </w:r>
     </w:p>
-    <w:bookmarkEnd w:id="55"/>
-    <w:bookmarkStart w:id="56" w:name="d-区金属-金属多重键"/>
+    <w:bookmarkEnd w:id="54"/>
+    <w:bookmarkStart w:id="55" w:name="d-区金属-金属多重键"/>
     <w:p>
       <w:pPr>
         <w:pStyle w:val="Heading3"/>
@@ -20958,9 +19878,9 @@
         <w:t>。</w:t>
       </w:r>
     </w:p>
+    <w:bookmarkEnd w:id="55"/>
     <w:bookmarkEnd w:id="56"/>
-    <w:bookmarkEnd w:id="57"/>
-    <w:bookmarkStart w:id="64" w:name="五步推断法与化学史策略"/>
+    <w:bookmarkStart w:id="63" w:name="五步推断法与化学史策略"/>
     <w:p>
       <w:pPr>
         <w:pStyle w:val="Heading2"/>
@@ -21161,7 +20081,7 @@
         <w:t>。）</w:t>
       </w:r>
     </w:p>
-    <w:bookmarkStart w:id="58" w:name="陌生体系先分型"/>
+    <w:bookmarkStart w:id="57" w:name="陌生体系先分型"/>
     <w:p>
       <w:pPr>
         <w:pStyle w:val="Heading3"/>
@@ -21713,8 +20633,8 @@
         </w:tc>
       </w:tr>
     </w:tbl>
-    <w:bookmarkEnd w:id="58"/>
-    <w:bookmarkStart w:id="59" w:name="五步推断法完整执行"/>
+    <w:bookmarkEnd w:id="57"/>
+    <w:bookmarkStart w:id="58" w:name="五步推断法完整执行"/>
     <w:p>
       <w:pPr>
         <w:pStyle w:val="Heading3"/>
@@ -21753,10 +20673,9 @@
     </w:p>
     <w:p>
       <w:pPr>
-        <w:pStyle w:val="Compact"/>
         <w:numPr>
           <w:ilvl w:val="0"/>
-          <w:numId w:val="1003"/>
+          <w:numId w:val="1005"/>
         </w:numPr>
         <w:ind w:firstLine="420"/>
       </w:pPr>
@@ -21835,10 +20754,9 @@
     </w:p>
     <w:p>
       <w:pPr>
-        <w:pStyle w:val="Compact"/>
         <w:numPr>
           <w:ilvl w:val="0"/>
-          <w:numId w:val="1003"/>
+          <w:numId w:val="1005"/>
         </w:numPr>
         <w:ind w:firstLine="420"/>
       </w:pPr>
@@ -21930,10 +20848,9 @@
     </w:p>
     <w:p>
       <w:pPr>
-        <w:pStyle w:val="Compact"/>
         <w:numPr>
           <w:ilvl w:val="0"/>
-          <w:numId w:val="1003"/>
+          <w:numId w:val="1005"/>
         </w:numPr>
         <w:ind w:firstLine="420"/>
       </w:pPr>
@@ -22024,10 +20941,9 @@
     </w:p>
     <w:p>
       <w:pPr>
-        <w:pStyle w:val="Compact"/>
         <w:numPr>
           <w:ilvl w:val="0"/>
-          <w:numId w:val="1003"/>
+          <w:numId w:val="1005"/>
         </w:numPr>
         <w:ind w:firstLine="420"/>
       </w:pPr>
@@ -22088,10 +21004,9 @@
     </w:p>
     <w:p>
       <w:pPr>
-        <w:pStyle w:val="Compact"/>
         <w:numPr>
           <w:ilvl w:val="0"/>
-          <w:numId w:val="1003"/>
+          <w:numId w:val="1005"/>
         </w:numPr>
         <w:ind w:firstLine="420"/>
       </w:pPr>
@@ -22343,8 +21258,8 @@
         <w:t>。</w:t>
       </w:r>
     </w:p>
-    <w:bookmarkEnd w:id="59"/>
-    <w:bookmarkStart w:id="63" w:name="化学史推断三步翻译法"/>
+    <w:bookmarkEnd w:id="58"/>
+    <w:bookmarkStart w:id="62" w:name="化学史推断三步翻译法"/>
     <w:p>
       <w:pPr>
         <w:pStyle w:val="Heading3"/>
@@ -22365,10 +21280,9 @@
     </w:p>
     <w:p>
       <w:pPr>
-        <w:pStyle w:val="Compact"/>
         <w:numPr>
           <w:ilvl w:val="0"/>
-          <w:numId w:val="1004"/>
+          <w:numId w:val="1006"/>
         </w:numPr>
         <w:ind w:firstLine="420"/>
       </w:pPr>
@@ -22549,10 +21463,9 @@
     </w:p>
     <w:p>
       <w:pPr>
-        <w:pStyle w:val="Compact"/>
         <w:numPr>
           <w:ilvl w:val="0"/>
-          <w:numId w:val="1004"/>
+          <w:numId w:val="1006"/>
         </w:numPr>
         <w:ind w:firstLine="420"/>
       </w:pPr>
@@ -22805,10 +21718,9 @@
     </w:p>
     <w:p>
       <w:pPr>
-        <w:pStyle w:val="Compact"/>
         <w:numPr>
           <w:ilvl w:val="0"/>
-          <w:numId w:val="1004"/>
+          <w:numId w:val="1006"/>
         </w:numPr>
         <w:ind w:firstLine="420"/>
       </w:pPr>
@@ -23528,18 +22440,18 @@
           <wp:inline>
             <wp:extent cx="2667000" cy="1508866"/>
             <wp:effectExtent b="0" l="0" r="0" t="0"/>
-            <wp:docPr descr="" title="" id="61" name="Picture"/>
+            <wp:docPr descr="" title="" id="60" name="Picture"/>
             <a:graphic>
               <a:graphicData uri="http://schemas.openxmlformats.org/drawingml/2006/picture">
                 <pic:pic>
                   <pic:nvPicPr>
-                    <pic:cNvPr descr="2107a90dc66e794e5b2fdd76dc23618e6406d182bcf9669649ecdc6c21a61a21.png" id="62" name="Picture"/>
+                    <pic:cNvPr descr="2107a90dc66e794e5b2fdd76dc23618e6406d182bcf9669649ecdc6c21a61a21.png" id="61" name="Picture"/>
                     <pic:cNvPicPr>
                       <a:picLocks noChangeArrowheads="1" noChangeAspect="1"/>
                     </pic:cNvPicPr>
                   </pic:nvPicPr>
                   <pic:blipFill>
-                    <a:blip r:embed="rId60"/>
+                    <a:blip r:embed="rId59"/>
                     <a:stretch>
                       <a:fillRect/>
                     </a:stretch>
@@ -23700,9 +22612,9 @@
         </w:pict>
       </w:r>
     </w:p>
+    <w:bookmarkEnd w:id="62"/>
     <w:bookmarkEnd w:id="63"/>
-    <w:bookmarkEnd w:id="64"/>
-    <w:bookmarkStart w:id="66" w:name="竞赛思考强化题与微观机理精解"/>
+    <w:bookmarkStart w:id="65" w:name="课后习题"/>
     <w:p>
       <w:pPr>
         <w:pStyle w:val="Heading2"/>
@@ -23718,7 +22630,7 @@
         <w:rPr>
           <w:rFonts w:hint="eastAsia" w:ascii="Times New Roman" w:hAnsi="Times New Roman" w:eastAsia="SimHei" w:cs="Times New Roman"/>
         </w:rPr>
-        <w:t xml:space="preserve">竞赛思考强化题与微观机理精解</w:t>
+        <w:t xml:space="preserve">课后习题</w:t>
       </w:r>
     </w:p>
     <w:p>
@@ -33544,7 +32456,7 @@
         <w:t xml:space="preserve">5.4~5.7？</w:t>
       </w:r>
     </w:p>
-    <w:bookmarkStart w:id="65" w:name="参考答案与精解"/>
+    <w:bookmarkStart w:id="64" w:name="参考答案与精解"/>
     <w:p>
       <w:pPr>
         <w:pStyle w:val="Heading3"/>
@@ -53935,8 +52847,8 @@
         <w:t>。</w:t>
       </w:r>
     </w:p>
+    <w:bookmarkEnd w:id="64"/>
     <w:bookmarkEnd w:id="65"/>
-    <w:bookmarkEnd w:id="66"/>
     <w:sectPr>
       <w:footerReference w:type="default" r:id="rId9"/>
       <w:footnotePr>
@@ -54170,6 +53082,91 @@
       </w:pPr>
     </w:lvl>
   </w:abstractNum>
+  <w:abstractNum w:abstractNumId="99412">
+    <w:nsid w:val="00A99412"/>
+    <w:multiLevelType w:val="multilevel"/>
+    <w:lvl w:ilvl="0">
+      <w:start w:val="2"/>
+      <w:numFmt w:val="decimal"/>
+      <w:lvlText w:val="%1."/>
+      <w:lvlJc w:val="left"/>
+      <w:pPr>
+        <w:ind w:left="720" w:hanging="360"/>
+      </w:pPr>
+    </w:lvl>
+    <w:lvl w:ilvl="1">
+      <w:start w:val="2"/>
+      <w:numFmt w:val="decimal"/>
+      <w:lvlText w:val="%2."/>
+      <w:lvlJc w:val="left"/>
+      <w:pPr>
+        <w:ind w:left="1440" w:hanging="360"/>
+      </w:pPr>
+    </w:lvl>
+    <w:lvl w:ilvl="2">
+      <w:start w:val="2"/>
+      <w:numFmt w:val="decimal"/>
+      <w:lvlText w:val="%3."/>
+      <w:lvlJc w:val="left"/>
+      <w:pPr>
+        <w:ind w:left="2160" w:hanging="360"/>
+      </w:pPr>
+    </w:lvl>
+    <w:lvl w:ilvl="3">
+      <w:start w:val="2"/>
+      <w:numFmt w:val="decimal"/>
+      <w:lvlText w:val="%4."/>
+      <w:lvlJc w:val="left"/>
+      <w:pPr>
+        <w:ind w:left="2880" w:hanging="360"/>
+      </w:pPr>
+    </w:lvl>
+    <w:lvl w:ilvl="4">
+      <w:start w:val="2"/>
+      <w:numFmt w:val="decimal"/>
+      <w:lvlText w:val="%5."/>
+      <w:lvlJc w:val="left"/>
+      <w:pPr>
+        <w:ind w:left="3600" w:hanging="360"/>
+      </w:pPr>
+    </w:lvl>
+    <w:lvl w:ilvl="5">
+      <w:start w:val="2"/>
+      <w:numFmt w:val="decimal"/>
+      <w:lvlText w:val="%6."/>
+      <w:lvlJc w:val="left"/>
+      <w:pPr>
+        <w:ind w:left="4320" w:hanging="360"/>
+      </w:pPr>
+    </w:lvl>
+    <w:lvl w:ilvl="6">
+      <w:start w:val="2"/>
+      <w:numFmt w:val="decimal"/>
+      <w:lvlText w:val="%7."/>
+      <w:lvlJc w:val="left"/>
+      <w:pPr>
+        <w:ind w:left="5040" w:hanging="360"/>
+      </w:pPr>
+    </w:lvl>
+    <w:lvl w:ilvl="7">
+      <w:start w:val="2"/>
+      <w:numFmt w:val="decimal"/>
+      <w:lvlText w:val="%8."/>
+      <w:lvlJc w:val="left"/>
+      <w:pPr>
+        <w:ind w:left="5760" w:hanging="360"/>
+      </w:pPr>
+    </w:lvl>
+    <w:lvl w:ilvl="8">
+      <w:start w:val="2"/>
+      <w:numFmt w:val="decimal"/>
+      <w:lvlText w:val="%9."/>
+      <w:lvlJc w:val="left"/>
+      <w:pPr>
+        <w:ind w:left="6480" w:hanging="360"/>
+      </w:pPr>
+    </w:lvl>
+  </w:abstractNum>
   <w:num w:numId="1000">
     <w:abstractNumId w:val="990"/>
   </w:num>
@@ -54204,33 +53201,33 @@
     </w:lvlOverride>
   </w:num>
   <w:num w:numId="1002">
-    <w:abstractNumId w:val="99411"/>
+    <w:abstractNumId w:val="99412"/>
     <w:lvlOverride w:ilvl="0">
-      <w:startOverride w:val="1"/>
+      <w:startOverride w:val="2"/>
     </w:lvlOverride>
     <w:lvlOverride w:ilvl="1">
-      <w:startOverride w:val="1"/>
+      <w:startOverride w:val="2"/>
     </w:lvlOverride>
     <w:lvlOverride w:ilvl="2">
-      <w:startOverride w:val="1"/>
+      <w:startOverride w:val="2"/>
     </w:lvlOverride>
     <w:lvlOverride w:ilvl="3">
-      <w:startOverride w:val="1"/>
+      <w:startOverride w:val="2"/>
     </w:lvlOverride>
     <w:lvlOverride w:ilvl="4">
-      <w:startOverride w:val="1"/>
+      <w:startOverride w:val="2"/>
     </w:lvlOverride>
     <w:lvlOverride w:ilvl="5">
-      <w:startOverride w:val="1"/>
+      <w:startOverride w:val="2"/>
     </w:lvlOverride>
     <w:lvlOverride w:ilvl="6">
-      <w:startOverride w:val="1"/>
+      <w:startOverride w:val="2"/>
     </w:lvlOverride>
     <w:lvlOverride w:ilvl="7">
-      <w:startOverride w:val="1"/>
+      <w:startOverride w:val="2"/>
     </w:lvlOverride>
     <w:lvlOverride w:ilvl="8">
-      <w:startOverride w:val="1"/>
+      <w:startOverride w:val="2"/>
     </w:lvlOverride>
   </w:num>
   <w:num w:numId="1003">
@@ -54264,6 +53261,66 @@
     </w:lvlOverride>
   </w:num>
   <w:num w:numId="1004">
+    <w:abstractNumId w:val="99411"/>
+    <w:lvlOverride w:ilvl="0">
+      <w:startOverride w:val="1"/>
+    </w:lvlOverride>
+    <w:lvlOverride w:ilvl="1">
+      <w:startOverride w:val="1"/>
+    </w:lvlOverride>
+    <w:lvlOverride w:ilvl="2">
+      <w:startOverride w:val="1"/>
+    </w:lvlOverride>
+    <w:lvlOverride w:ilvl="3">
+      <w:startOverride w:val="1"/>
+    </w:lvlOverride>
+    <w:lvlOverride w:ilvl="4">
+      <w:startOverride w:val="1"/>
+    </w:lvlOverride>
+    <w:lvlOverride w:ilvl="5">
+      <w:startOverride w:val="1"/>
+    </w:lvlOverride>
+    <w:lvlOverride w:ilvl="6">
+      <w:startOverride w:val="1"/>
+    </w:lvlOverride>
+    <w:lvlOverride w:ilvl="7">
+      <w:startOverride w:val="1"/>
+    </w:lvlOverride>
+    <w:lvlOverride w:ilvl="8">
+      <w:startOverride w:val="1"/>
+    </w:lvlOverride>
+  </w:num>
+  <w:num w:numId="1005">
+    <w:abstractNumId w:val="99411"/>
+    <w:lvlOverride w:ilvl="0">
+      <w:startOverride w:val="1"/>
+    </w:lvlOverride>
+    <w:lvlOverride w:ilvl="1">
+      <w:startOverride w:val="1"/>
+    </w:lvlOverride>
+    <w:lvlOverride w:ilvl="2">
+      <w:startOverride w:val="1"/>
+    </w:lvlOverride>
+    <w:lvlOverride w:ilvl="3">
+      <w:startOverride w:val="1"/>
+    </w:lvlOverride>
+    <w:lvlOverride w:ilvl="4">
+      <w:startOverride w:val="1"/>
+    </w:lvlOverride>
+    <w:lvlOverride w:ilvl="5">
+      <w:startOverride w:val="1"/>
+    </w:lvlOverride>
+    <w:lvlOverride w:ilvl="6">
+      <w:startOverride w:val="1"/>
+    </w:lvlOverride>
+    <w:lvlOverride w:ilvl="7">
+      <w:startOverride w:val="1"/>
+    </w:lvlOverride>
+    <w:lvlOverride w:ilvl="8">
+      <w:startOverride w:val="1"/>
+    </w:lvlOverride>
+  </w:num>
+  <w:num w:numId="1006">
     <w:abstractNumId w:val="99411"/>
     <w:lvlOverride w:ilvl="0">
       <w:startOverride w:val="1"/>

--- a/06-学生侧材料/讲义/5-无机化学/元素化学深度-超级充实版（自学完整）.docx
+++ b/06-学生侧材料/讲义/5-无机化学/元素化学深度-超级充实版（自学完整）.docx
@@ -126,7 +126,7 @@
         <w:rPr>
           <w:rFonts w:hint="eastAsia" w:ascii="Times New Roman" w:hAnsi="Times New Roman" w:eastAsia="FangSong" w:cs="Times New Roman"/>
         </w:rPr>
-        <w:t>元素知识是弹药</w:t>
+        <w:t>元素知识是基础</w:t>
       </w:r>
       <w:r>
         <w:rPr>
@@ -146,7 +146,7 @@
         <w:rPr>
           <w:rFonts w:hint="eastAsia" w:ascii="Times New Roman" w:hAnsi="Times New Roman" w:eastAsia="FangSong" w:cs="Times New Roman"/>
         </w:rPr>
-        <w:t>才是武器</w:t>
+        <w:t>才是核心</w:t>
       </w:r>
       <w:r>
         <w:rPr>
@@ -47407,7 +47407,7 @@
         <w:rPr>
           <w:rFonts w:hint="eastAsia" w:ascii="Times New Roman" w:hAnsi="Times New Roman" w:eastAsia="FangSong" w:cs="Times New Roman"/>
         </w:rPr>
-        <w:t>故白磷化学性质极为活泼</w:t>
+        <w:t>故白磷化学性质活泼</w:t>
       </w:r>
       <w:r>
         <w:rPr>

--- a/06-学生侧材料/讲义/5-无机化学/元素化学深度-超级充实版（自学完整）.docx
+++ b/06-学生侧材料/讲义/5-无机化学/元素化学深度-超级充实版（自学完整）.docx
@@ -1593,7 +1593,8 @@
     <w:tbl>
       <w:tblPr>
         <w:tblStyle w:val="Table"/>
-        <w:tblW w:type="auto" w:w="0"/>
+        <w:tblW w:type="pct" w:w="5000"/>
+        <w:tblLayout w:type="fixed"/>
         <w:tblLook w:firstRow="1" w:lastRow="0" w:firstColumn="0" w:lastColumn="0" w:noHBand="0" w:noVBand="0" w:val="0020"/>
         <w:jc w:val="center"/>
         <w:tblBorders>
@@ -1606,9 +1607,9 @@
         </w:tblBorders>
       </w:tblPr>
       <w:tblGrid>
-        <w:gridCol w:w="2640"/>
-        <w:gridCol w:w="2640"/>
-        <w:gridCol w:w="2640"/>
+        <w:gridCol w:w="3046"/>
+        <w:gridCol w:w="2436"/>
+        <w:gridCol w:w="2436"/>
       </w:tblGrid>
       <w:tr>
         <w:trPr>
@@ -1929,119 +1930,252 @@
           </w:p>
         </w:tc>
       </w:tr>
+      <w:tr>
+        <w:tc>
+          <w:tcPr/>
+          <w:p>
+            <w:pPr>
+              <w:pStyle w:val="Compact"/>
+              <w:jc w:val="center"/>
+            </w:pPr>
+            <w:r>
+              <w:rPr>
+                <w:rFonts w:hint="eastAsia" w:ascii="Times New Roman" w:hAnsi="Times New Roman" w:eastAsia="FangSong" w:cs="Times New Roman"/>
+              </w:rPr>
+              <w:t>元素推断判据链流程图</w:t>
+            </w:r>
+            <w:r>
+              <w:rPr>
+                <w:rFonts w:hint="eastAsia" w:ascii="Times New Roman" w:hAnsi="Times New Roman" w:eastAsia="Times New Roman" w:cs="Times New Roman"/>
+              </w:rPr>
+              <w:t>：</w:t>
+            </w:r>
+            <w:r>
+              <w:rPr>
+                <w:rFonts w:hint="eastAsia" w:ascii="Times New Roman" w:hAnsi="Times New Roman" w:eastAsia="FangSong" w:cs="Times New Roman"/>
+              </w:rPr>
+              <w:t>先定结构类型</w:t>
+            </w:r>
+            <w:r>
+              <w:rPr>
+                <w:rFonts w:hint="eastAsia" w:ascii="Times New Roman" w:hAnsi="Times New Roman" w:eastAsia="Times New Roman" w:cs="Times New Roman"/>
+              </w:rPr>
+              <w:t>，</w:t>
+            </w:r>
+          </w:p>
+        </w:tc>
+        <w:tc>
+          <w:tcPr/>
+          <w:p>
+            <w:pPr>
+              <w:pStyle w:val="Compact"/>
+              <w:jc w:val="center"/>
+            </w:pPr>
+          </w:p>
+        </w:tc>
+        <w:tc>
+          <w:tcPr/>
+          <w:p>
+            <w:pPr>
+              <w:pStyle w:val="Compact"/>
+              <w:jc w:val="center"/>
+            </w:pPr>
+          </w:p>
+        </w:tc>
+      </w:tr>
+      <w:tr>
+        <w:tc>
+          <w:tcPr/>
+          <w:p>
+            <w:pPr>
+              <w:pStyle w:val="Compact"/>
+              <w:jc w:val="center"/>
+            </w:pPr>
+            <w:r>
+              <w:rPr>
+                <w:rFonts w:ascii="Times New Roman" w:hAnsi="Times New Roman" w:eastAsia="Times New Roman" w:cs="Times New Roman"/>
+              </w:rPr>
+              <w:t xml:space="preserve">:—:</w:t>
+            </w:r>
+          </w:p>
+        </w:tc>
+        <w:tc>
+          <w:tcPr/>
+          <w:p>
+            <w:pPr>
+              <w:pStyle w:val="Compact"/>
+              <w:jc w:val="center"/>
+            </w:pPr>
+          </w:p>
+        </w:tc>
+        <w:tc>
+          <w:tcPr/>
+          <w:p>
+            <w:pPr>
+              <w:pStyle w:val="Compact"/>
+              <w:jc w:val="center"/>
+            </w:pPr>
+          </w:p>
+        </w:tc>
+      </w:tr>
+      <w:tr>
+        <w:tc>
+          <w:tcPr/>
+          <w:p>
+            <w:pPr>
+              <w:pStyle w:val="Compact"/>
+              <w:jc w:val="center"/>
+            </w:pPr>
+            <w:r>
+              <w:rPr>
+                <w:rFonts w:ascii="Times New Roman" w:hAnsi="Times New Roman" w:eastAsia="Times New Roman" w:cs="Times New Roman"/>
+              </w:rPr>
+              <w:drawing>
+                <wp:inline>
+                  <wp:extent cx="2667000" cy="928135"/>
+                  <wp:effectExtent b="0" l="0" r="0" t="0"/>
+                  <wp:docPr descr="" title="" id="11" name="Picture"/>
+                  <a:graphic>
+                    <a:graphicData uri="http://schemas.openxmlformats.org/drawingml/2006/picture">
+                      <pic:pic>
+                        <pic:nvPicPr>
+                          <pic:cNvPr descr="6b9607468769f18384970c7521169554fc0198bf089a4c4db6e9ffaaa0311084.png" id="12" name="Picture"/>
+                          <pic:cNvPicPr>
+                            <a:picLocks noChangeArrowheads="1" noChangeAspect="1"/>
+                          </pic:cNvPicPr>
+                        </pic:nvPicPr>
+                        <pic:blipFill>
+                          <a:blip r:embed="rId10"/>
+                          <a:stretch>
+                            <a:fillRect/>
+                          </a:stretch>
+                        </pic:blipFill>
+                        <pic:spPr bwMode="auto">
+                          <a:xfrm>
+                            <a:off x="0" y="0"/>
+                            <a:ext cx="2667000" cy="928135"/>
+                          </a:xfrm>
+                          <a:prstGeom prst="rect">
+                            <a:avLst/>
+                          </a:prstGeom>
+                          <a:noFill/>
+                          <a:ln w="9525">
+                            <a:noFill/>
+                            <a:headEnd/>
+                            <a:tailEnd/>
+                          </a:ln>
+                        </pic:spPr>
+                      </pic:pic>
+                    </a:graphicData>
+                  </a:graphic>
+                </wp:inline>
+              </w:drawing>
+            </w:r>
+          </w:p>
+        </w:tc>
+        <w:tc>
+          <w:tcPr/>
+          <w:p>
+            <w:pPr>
+              <w:pStyle w:val="Compact"/>
+              <w:jc w:val="center"/>
+            </w:pPr>
+          </w:p>
+        </w:tc>
+        <w:tc>
+          <w:tcPr/>
+          <w:p>
+            <w:pPr>
+              <w:pStyle w:val="Compact"/>
+              <w:jc w:val="center"/>
+            </w:pPr>
+          </w:p>
+        </w:tc>
+      </w:tr>
+      <w:tr>
+        <w:tc>
+          <w:tcPr/>
+          <w:p>
+            <w:pPr>
+              <w:pStyle w:val="Compact"/>
+              <w:jc w:val="center"/>
+            </w:pPr>
+            <w:r>
+              <w:rPr>
+                <w:rFonts w:ascii="Times New Roman" w:hAnsi="Times New Roman" w:eastAsia="Times New Roman" w:cs="Times New Roman"/>
+              </w:rPr>
+              <w:t xml:space="preserve">&gt; </w:t>
+            </w:r>
+            <w:r>
+              <w:rPr>
+                <w:rFonts w:hint="eastAsia" w:ascii="Times New Roman" w:hAnsi="Times New Roman" w:eastAsia="FangSong" w:cs="Times New Roman"/>
+              </w:rPr>
+              <w:t xml:space="preserve">图</w:t>
+            </w:r>
+            <w:r>
+              <w:rPr>
+                <w:rFonts w:ascii="Times New Roman" w:hAnsi="Times New Roman" w:eastAsia="Times New Roman" w:cs="Times New Roman"/>
+              </w:rPr>
+              <w:t xml:space="preserve"> </w:t>
+            </w:r>
+            <w:r>
+              <w:rPr>
+                <w:rFonts w:hint="eastAsia" w:ascii="Times New Roman" w:hAnsi="Times New Roman" w:eastAsia="Times New Roman" w:cs="Times New Roman"/>
+              </w:rPr>
+              <w:t>9-1：</w:t>
+            </w:r>
+            <w:r>
+              <w:rPr>
+                <w:rFonts w:hint="eastAsia" w:ascii="Times New Roman" w:hAnsi="Times New Roman" w:eastAsia="FangSong" w:cs="Times New Roman"/>
+              </w:rPr>
+              <w:t>元素推断判据链流程图</w:t>
+            </w:r>
+            <w:r>
+              <w:rPr>
+                <w:rFonts w:hint="eastAsia" w:ascii="Times New Roman" w:hAnsi="Times New Roman" w:eastAsia="Times New Roman" w:cs="Times New Roman"/>
+              </w:rPr>
+              <w:t>：</w:t>
+            </w:r>
+            <w:r>
+              <w:rPr>
+                <w:rFonts w:hint="eastAsia" w:ascii="Times New Roman" w:hAnsi="Times New Roman" w:eastAsia="FangSong" w:cs="Times New Roman"/>
+              </w:rPr>
+              <w:t>先定结构类型</w:t>
+            </w:r>
+            <w:r>
+              <w:rPr>
+                <w:rFonts w:hint="eastAsia" w:ascii="Times New Roman" w:hAnsi="Times New Roman" w:eastAsia="Times New Roman" w:cs="Times New Roman"/>
+              </w:rPr>
+              <w:t>，</w:t>
+            </w:r>
+            <w:r>
+              <w:rPr>
+                <w:rFonts w:hint="eastAsia" w:ascii="Times New Roman" w:hAnsi="Times New Roman" w:eastAsia="FangSong" w:cs="Times New Roman"/>
+              </w:rPr>
+              <w:t>再定中心元素角色</w:t>
+            </w:r>
+          </w:p>
+        </w:tc>
+        <w:tc>
+          <w:tcPr/>
+          <w:p>
+            <w:pPr>
+              <w:pStyle w:val="Compact"/>
+              <w:jc w:val="center"/>
+            </w:pPr>
+          </w:p>
+        </w:tc>
+        <w:tc>
+          <w:tcPr/>
+          <w:p>
+            <w:pPr>
+              <w:pStyle w:val="Compact"/>
+              <w:jc w:val="center"/>
+            </w:pPr>
+          </w:p>
+        </w:tc>
+      </w:tr>
     </w:tbl>
-    <w:p>
-      <w:pPr>
-        <w:pStyle w:val="BodyText"/>
-        <w:spacing w:before="160" w:after="80"/>
-        <w:jc w:val="center"/>
-      </w:pPr>
-      <w:r>
-        <w:rPr>
-          <w:rFonts w:ascii="Times New Roman" w:hAnsi="Times New Roman" w:eastAsia="Times New Roman" w:cs="Times New Roman"/>
-        </w:rPr>
-        <w:drawing>
-          <wp:inline>
-            <wp:extent cx="2667000" cy="928135"/>
-            <wp:effectExtent b="0" l="0" r="0" t="0"/>
-            <wp:docPr descr="" title="" id="11" name="Picture"/>
-            <a:graphic>
-              <a:graphicData uri="http://schemas.openxmlformats.org/drawingml/2006/picture">
-                <pic:pic>
-                  <pic:nvPicPr>
-                    <pic:cNvPr descr="6b9607468769f18384970c7521169554fc0198bf089a4c4db6e9ffaaa0311084.png" id="12" name="Picture"/>
-                    <pic:cNvPicPr>
-                      <a:picLocks noChangeArrowheads="1" noChangeAspect="1"/>
-                    </pic:cNvPicPr>
-                  </pic:nvPicPr>
-                  <pic:blipFill>
-                    <a:blip r:embed="rId10"/>
-                    <a:stretch>
-                      <a:fillRect/>
-                    </a:stretch>
-                  </pic:blipFill>
-                  <pic:spPr bwMode="auto">
-                    <a:xfrm>
-                      <a:off x="0" y="0"/>
-                      <a:ext cx="2667000" cy="928135"/>
-                    </a:xfrm>
-                    <a:prstGeom prst="rect">
-                      <a:avLst/>
-                    </a:prstGeom>
-                    <a:noFill/>
-                    <a:ln w="9525">
-                      <a:noFill/>
-                      <a:headEnd/>
-                      <a:tailEnd/>
-                    </a:ln>
-                  </pic:spPr>
-                </pic:pic>
-              </a:graphicData>
-            </a:graphic>
-          </wp:inline>
-        </w:drawing>
-      </w:r>
-      <w:r>
-        <w:rPr>
-          <w:rFonts w:ascii="Times New Roman" w:hAnsi="Times New Roman" w:eastAsia="Times New Roman" w:cs="Times New Roman"/>
-        </w:rPr>
-        <w:t xml:space="preserve"> </w:t>
-      </w:r>
-      <w:r>
-        <w:rPr>
-          <w:rFonts w:ascii="Times New Roman" w:hAnsi="Times New Roman" w:eastAsia="Times New Roman" w:cs="Times New Roman"/>
-        </w:rPr>
-        <w:t xml:space="preserve">&gt; </w:t>
-      </w:r>
-      <w:r>
-        <w:rPr>
-          <w:rFonts w:hint="eastAsia" w:ascii="Times New Roman" w:hAnsi="Times New Roman" w:eastAsia="FangSong" w:cs="Times New Roman"/>
-        </w:rPr>
-        <w:t xml:space="preserve">图</w:t>
-      </w:r>
-      <w:r>
-        <w:rPr>
-          <w:rFonts w:ascii="Times New Roman" w:hAnsi="Times New Roman" w:eastAsia="Times New Roman" w:cs="Times New Roman"/>
-        </w:rPr>
-        <w:t xml:space="preserve"> </w:t>
-      </w:r>
-      <w:r>
-        <w:rPr>
-          <w:rFonts w:hint="eastAsia" w:ascii="Times New Roman" w:hAnsi="Times New Roman" w:eastAsia="Times New Roman" w:cs="Times New Roman"/>
-        </w:rPr>
-        <w:t>9-1：</w:t>
-      </w:r>
-      <w:r>
-        <w:rPr>
-          <w:rFonts w:hint="eastAsia" w:ascii="Times New Roman" w:hAnsi="Times New Roman" w:eastAsia="FangSong" w:cs="Times New Roman"/>
-        </w:rPr>
-        <w:t>元素推断判据链流程图</w:t>
-      </w:r>
-      <w:r>
-        <w:rPr>
-          <w:rFonts w:hint="eastAsia" w:ascii="Times New Roman" w:hAnsi="Times New Roman" w:eastAsia="Times New Roman" w:cs="Times New Roman"/>
-        </w:rPr>
-        <w:t>：</w:t>
-      </w:r>
-      <w:r>
-        <w:rPr>
-          <w:rFonts w:hint="eastAsia" w:ascii="Times New Roman" w:hAnsi="Times New Roman" w:eastAsia="FangSong" w:cs="Times New Roman"/>
-        </w:rPr>
-        <w:t>先定结构类型</w:t>
-      </w:r>
-      <w:r>
-        <w:rPr>
-          <w:rFonts w:hint="eastAsia" w:ascii="Times New Roman" w:hAnsi="Times New Roman" w:eastAsia="Times New Roman" w:cs="Times New Roman"/>
-        </w:rPr>
-        <w:t>，</w:t>
-      </w:r>
-      <w:r>
-        <w:rPr>
-          <w:rFonts w:hint="eastAsia" w:ascii="Times New Roman" w:hAnsi="Times New Roman" w:eastAsia="FangSong" w:cs="Times New Roman"/>
-        </w:rPr>
-        <w:t>再定中心元素角色</w:t>
-      </w:r>
-    </w:p>
     <w:p>
       <w:pPr>
         <w:spacing w:before="160" w:after="80"/>
@@ -11385,6 +11519,96 @@
         <w:rPr>
           <w:rFonts w:ascii="Times New Roman" w:hAnsi="Times New Roman" w:eastAsia="Times New Roman" w:cs="Times New Roman"/>
         </w:rPr>
+        <w:t xml:space="preserve">| </w:t>
+      </w:r>
+      <w:r>
+        <w:rPr>
+          <w:rFonts w:hint="eastAsia" w:ascii="Times New Roman" w:hAnsi="Times New Roman" w:eastAsia="FangSong" w:cs="Times New Roman"/>
+        </w:rPr>
+        <w:t xml:space="preserve">氯元素碱性介质</w:t>
+      </w:r>
+      <w:r>
+        <w:rPr>
+          <w:rFonts w:ascii="Times New Roman" w:hAnsi="Times New Roman" w:eastAsia="Times New Roman" w:cs="Times New Roman"/>
+        </w:rPr>
+        <w:t xml:space="preserve"> Latimer </w:t>
+      </w:r>
+      <w:r>
+        <w:rPr>
+          <w:rFonts w:hint="eastAsia" w:ascii="Times New Roman" w:hAnsi="Times New Roman" w:eastAsia="FangSong" w:cs="Times New Roman"/>
+        </w:rPr>
+        <w:t xml:space="preserve">电势</w:t>
+      </w:r>
+      <w:r>
+        <w:rPr>
+          <w:rFonts w:ascii="Times New Roman" w:hAnsi="Times New Roman" w:eastAsia="Times New Roman" w:cs="Times New Roman"/>
+        </w:rPr>
+        <w:t xml:space="preserve"> | </w:t>
+      </w:r>
+      <w:r>
+        <w:rPr>
+          <w:rFonts w:hint="eastAsia" w:ascii="Times New Roman" w:hAnsi="Times New Roman" w:eastAsia="FangSong" w:cs="Times New Roman"/>
+        </w:rPr>
+        <w:t xml:space="preserve">锰元素酸性介质</w:t>
+      </w:r>
+      <w:r>
+        <w:rPr>
+          <w:rFonts w:ascii="Times New Roman" w:hAnsi="Times New Roman" w:eastAsia="Times New Roman" w:cs="Times New Roman"/>
+        </w:rPr>
+        <w:t xml:space="preserve"> Frost </w:t>
+      </w:r>
+      <w:r>
+        <w:rPr>
+          <w:rFonts w:hint="eastAsia" w:ascii="Times New Roman" w:hAnsi="Times New Roman" w:eastAsia="FangSong" w:cs="Times New Roman"/>
+        </w:rPr>
+        <w:t>自由能</w:t>
+      </w:r>
+      <w:r>
+        <w:rPr>
+          <w:rFonts w:hint="eastAsia" w:ascii="Times New Roman" w:hAnsi="Times New Roman" w:eastAsia="Times New Roman" w:cs="Times New Roman"/>
+        </w:rPr>
+        <w:t>-</w:t>
+      </w:r>
+      <w:r>
+        <w:rPr>
+          <w:rFonts w:ascii="Times New Roman" w:hAnsi="Times New Roman" w:eastAsia="Times New Roman" w:cs="Times New Roman"/>
+        </w:rPr>
+        <w:t xml:space="preserve"> |</w:t>
+      </w:r>
+      <w:r>
+        <w:rPr>
+          <w:rFonts w:ascii="Times New Roman" w:hAnsi="Times New Roman" w:eastAsia="Times New Roman" w:cs="Times New Roman"/>
+        </w:rPr>
+        <w:t xml:space="preserve"> </w:t>
+      </w:r>
+      <w:r>
+        <w:rPr>
+          <w:rFonts w:ascii="Times New Roman" w:hAnsi="Times New Roman" w:eastAsia="Times New Roman" w:cs="Times New Roman"/>
+        </w:rPr>
+        <w:t xml:space="preserve">| :—: | :—: |</w:t>
+      </w:r>
+      <w:r>
+        <w:rPr>
+          <w:rFonts w:ascii="Times New Roman" w:hAnsi="Times New Roman" w:eastAsia="Times New Roman" w:cs="Times New Roman"/>
+        </w:rPr>
+        <w:t xml:space="preserve"> </w:t>
+      </w:r>
+      <w:r>
+        <w:rPr>
+          <w:rFonts w:ascii="Times New Roman" w:hAnsi="Times New Roman" w:eastAsia="Times New Roman" w:cs="Times New Roman"/>
+        </w:rPr>
+        <w:t xml:space="preserve">|</w:t>
+      </w:r>
+      <w:r>
+        <w:rPr>
+          <w:rFonts w:ascii="Times New Roman" w:hAnsi="Times New Roman" w:eastAsia="Times New Roman" w:cs="Times New Roman"/>
+        </w:rPr>
+        <w:t xml:space="preserve"> </w:t>
+      </w:r>
+      <w:r>
+        <w:rPr>
+          <w:rFonts w:ascii="Times New Roman" w:hAnsi="Times New Roman" w:eastAsia="Times New Roman" w:cs="Times New Roman"/>
+        </w:rPr>
         <w:drawing>
           <wp:inline>
             <wp:extent cx="2667000" cy="397741"/>
@@ -11436,154 +11660,7 @@
         <w:rPr>
           <w:rFonts w:ascii="Times New Roman" w:hAnsi="Times New Roman" w:eastAsia="Times New Roman" w:cs="Times New Roman"/>
         </w:rPr>
-        <w:t xml:space="preserve">&gt; </w:t>
-      </w:r>
-      <w:r>
-        <w:rPr>
-          <w:rFonts w:hint="eastAsia" w:ascii="Times New Roman" w:hAnsi="Times New Roman" w:eastAsia="FangSong" w:cs="Times New Roman"/>
-        </w:rPr>
-        <w:t xml:space="preserve">图</w:t>
-      </w:r>
-      <w:r>
-        <w:rPr>
-          <w:rFonts w:ascii="Times New Roman" w:hAnsi="Times New Roman" w:eastAsia="Times New Roman" w:cs="Times New Roman"/>
-        </w:rPr>
-        <w:t xml:space="preserve"> </w:t>
-      </w:r>
-      <w:r>
-        <w:rPr>
-          <w:rFonts w:hint="eastAsia" w:ascii="Times New Roman" w:hAnsi="Times New Roman" w:eastAsia="Times New Roman" w:cs="Times New Roman"/>
-        </w:rPr>
-        <w:t>9-2：</w:t>
-      </w:r>
-      <w:r>
-        <w:rPr>
-          <w:rFonts w:hint="eastAsia" w:ascii="Times New Roman" w:hAnsi="Times New Roman" w:eastAsia="FangSong" w:cs="Times New Roman"/>
-        </w:rPr>
-        <w:t>氯元素碱性介质</w:t>
-      </w:r>
-      <w:r>
-        <w:rPr>
-          <w:rFonts w:ascii="Times New Roman" w:hAnsi="Times New Roman" w:eastAsia="Times New Roman" w:cs="Times New Roman"/>
-        </w:rPr>
-        <w:t xml:space="preserve"> Latimer </w:t>
-      </w:r>
-      <w:r>
-        <w:rPr>
-          <w:rFonts w:hint="eastAsia" w:ascii="Times New Roman" w:hAnsi="Times New Roman" w:eastAsia="FangSong" w:cs="Times New Roman"/>
-        </w:rPr>
-        <w:t>电势图</w:t>
-      </w:r>
-      <w:r>
-        <w:rPr>
-          <w:rFonts w:hint="eastAsia" w:ascii="Times New Roman" w:hAnsi="Times New Roman" w:eastAsia="Times New Roman" w:cs="Times New Roman"/>
-        </w:rPr>
-        <w:t>（Eθ(V)：ClO</w:t>
-      </w:r>
-      <w:r>
-        <w:rPr>
-          <w:rFonts w:hint="eastAsia" w:ascii="Times New Roman" w:hAnsi="Times New Roman" w:eastAsia="Times New Roman" w:cs="Times New Roman"/>
-          <w:vertAlign w:val="subscript"/>
-        </w:rPr>
-        <w:t>4</w:t>
-      </w:r>
-      <w:r>
-        <w:rPr>
-          <w:rFonts w:hint="eastAsia" w:ascii="Times New Roman" w:hAnsi="Times New Roman" w:eastAsia="Times New Roman" w:cs="Times New Roman"/>
-          <w:vertAlign w:val="superscript"/>
-        </w:rPr>
-        <w:t>-</w:t>
-      </w:r>
-      <w:r>
-        <w:rPr>
-          <w:rFonts w:ascii="Times New Roman" w:hAnsi="Times New Roman" w:eastAsia="Times New Roman" w:cs="Times New Roman"/>
-        </w:rPr>
-        <w:t xml:space="preserve"> +0.37 / ClO</w:t>
-      </w:r>
-      <w:r>
-        <w:rPr>
-          <w:rFonts w:ascii="Times New Roman" w:hAnsi="Times New Roman" w:eastAsia="Times New Roman" w:cs="Times New Roman"/>
-          <w:vertAlign w:val="subscript"/>
-        </w:rPr>
-        <w:t>3</w:t>
-      </w:r>
-      <w:r>
-        <w:rPr>
-          <w:rFonts w:ascii="Times New Roman" w:hAnsi="Times New Roman" w:eastAsia="Times New Roman" w:cs="Times New Roman"/>
-          <w:vertAlign w:val="superscript"/>
-        </w:rPr>
-        <w:t>-</w:t>
-      </w:r>
-      <w:r>
-        <w:rPr>
-          <w:rFonts w:ascii="Times New Roman" w:hAnsi="Times New Roman" w:eastAsia="Times New Roman" w:cs="Times New Roman"/>
-        </w:rPr>
-        <w:t xml:space="preserve"> +0.30 / ClO</w:t>
-      </w:r>
-      <w:r>
-        <w:rPr>
-          <w:rFonts w:ascii="Times New Roman" w:hAnsi="Times New Roman" w:eastAsia="Times New Roman" w:cs="Times New Roman"/>
-          <w:vertAlign w:val="subscript"/>
-        </w:rPr>
-        <w:t>2</w:t>
-      </w:r>
-      <w:r>
-        <w:rPr>
-          <w:rFonts w:ascii="Times New Roman" w:hAnsi="Times New Roman" w:eastAsia="Times New Roman" w:cs="Times New Roman"/>
-          <w:vertAlign w:val="superscript"/>
-        </w:rPr>
-        <w:t>-</w:t>
-      </w:r>
-      <w:r>
-        <w:rPr>
-          <w:rFonts w:ascii="Times New Roman" w:hAnsi="Times New Roman" w:eastAsia="Times New Roman" w:cs="Times New Roman"/>
-        </w:rPr>
-        <w:t xml:space="preserve"> +0.68 / ClO</w:t>
-      </w:r>
-      <w:r>
-        <w:rPr>
-          <w:rFonts w:ascii="Times New Roman" w:hAnsi="Times New Roman" w:eastAsia="Times New Roman" w:cs="Times New Roman"/>
-          <w:vertAlign w:val="superscript"/>
-        </w:rPr>
-        <w:t>-</w:t>
-      </w:r>
-      <w:r>
-        <w:rPr>
-          <w:rFonts w:ascii="Times New Roman" w:hAnsi="Times New Roman" w:eastAsia="Times New Roman" w:cs="Times New Roman"/>
-        </w:rPr>
-        <w:t xml:space="preserve"> +0.42 / Cl</w:t>
-      </w:r>
-      <w:r>
-        <w:rPr>
-          <w:rFonts w:ascii="Times New Roman" w:hAnsi="Times New Roman" w:eastAsia="Times New Roman" w:cs="Times New Roman"/>
-          <w:vertAlign w:val="subscript"/>
-        </w:rPr>
-        <w:t>2</w:t>
-      </w:r>
-      <w:r>
-        <w:rPr>
-          <w:rFonts w:ascii="Times New Roman" w:hAnsi="Times New Roman" w:eastAsia="Times New Roman" w:cs="Times New Roman"/>
-        </w:rPr>
-        <w:t xml:space="preserve"> +1.36 / </w:t>
-      </w:r>
-      <w:r>
-        <w:rPr>
-          <w:rFonts w:hint="eastAsia" w:ascii="Times New Roman" w:hAnsi="Times New Roman" w:eastAsia="Times New Roman" w:cs="Times New Roman"/>
-        </w:rPr>
-        <w:t>Cl</w:t>
-      </w:r>
-      <w:r>
-        <w:rPr>
-          <w:rFonts w:hint="eastAsia" w:ascii="Times New Roman" w:hAnsi="Times New Roman" w:eastAsia="Times New Roman" w:cs="Times New Roman"/>
-          <w:vertAlign w:val="superscript"/>
-        </w:rPr>
-        <w:t>-</w:t>
-      </w:r>
-      <w:r>
-        <w:rPr>
-          <w:rFonts w:hint="eastAsia" w:ascii="Times New Roman" w:hAnsi="Times New Roman" w:eastAsia="Times New Roman" w:cs="Times New Roman"/>
-        </w:rPr>
-        <w:t>）</w:t>
+        <w:t xml:space="preserve">|</w:t>
       </w:r>
       <w:r>
         <w:rPr>
@@ -11646,7 +11723,19 @@
         <w:rPr>
           <w:rFonts w:ascii="Times New Roman" w:hAnsi="Times New Roman" w:eastAsia="Times New Roman" w:cs="Times New Roman"/>
         </w:rPr>
-        <w:t xml:space="preserve">&gt; </w:t>
+        <w:t xml:space="preserve">|</w:t>
+      </w:r>
+      <w:r>
+        <w:rPr>
+          <w:rFonts w:ascii="Times New Roman" w:hAnsi="Times New Roman" w:eastAsia="Times New Roman" w:cs="Times New Roman"/>
+        </w:rPr>
+        <w:t xml:space="preserve"> </w:t>
+      </w:r>
+      <w:r>
+        <w:rPr>
+          <w:rFonts w:ascii="Times New Roman" w:hAnsi="Times New Roman" w:eastAsia="Times New Roman" w:cs="Times New Roman"/>
+        </w:rPr>
+        <w:t xml:space="preserve">| &gt; </w:t>
       </w:r>
       <w:r>
         <w:rPr>
@@ -11664,6 +11753,159 @@
         <w:rPr>
           <w:rFonts w:hint="eastAsia" w:ascii="Times New Roman" w:hAnsi="Times New Roman" w:eastAsia="Times New Roman" w:cs="Times New Roman"/>
         </w:rPr>
+        <w:t>9-2：</w:t>
+      </w:r>
+      <w:r>
+        <w:rPr>
+          <w:rFonts w:hint="eastAsia" w:ascii="Times New Roman" w:hAnsi="Times New Roman" w:eastAsia="FangSong" w:cs="Times New Roman"/>
+        </w:rPr>
+        <w:t>氯元素碱性介质</w:t>
+      </w:r>
+      <w:r>
+        <w:rPr>
+          <w:rFonts w:ascii="Times New Roman" w:hAnsi="Times New Roman" w:eastAsia="Times New Roman" w:cs="Times New Roman"/>
+        </w:rPr>
+        <w:t xml:space="preserve"> Latimer </w:t>
+      </w:r>
+      <w:r>
+        <w:rPr>
+          <w:rFonts w:hint="eastAsia" w:ascii="Times New Roman" w:hAnsi="Times New Roman" w:eastAsia="FangSong" w:cs="Times New Roman"/>
+        </w:rPr>
+        <w:t>电势图</w:t>
+      </w:r>
+      <w:r>
+        <w:rPr>
+          <w:rFonts w:hint="eastAsia" w:ascii="Times New Roman" w:hAnsi="Times New Roman" w:eastAsia="Times New Roman" w:cs="Times New Roman"/>
+        </w:rPr>
+        <w:t>（Eθ(V)：ClO</w:t>
+      </w:r>
+      <w:r>
+        <w:rPr>
+          <w:rFonts w:hint="eastAsia" w:ascii="Times New Roman" w:hAnsi="Times New Roman" w:eastAsia="Times New Roman" w:cs="Times New Roman"/>
+          <w:vertAlign w:val="subscript"/>
+        </w:rPr>
+        <w:t>4</w:t>
+      </w:r>
+      <w:r>
+        <w:rPr>
+          <w:rFonts w:hint="eastAsia" w:ascii="Times New Roman" w:hAnsi="Times New Roman" w:eastAsia="Times New Roman" w:cs="Times New Roman"/>
+          <w:vertAlign w:val="superscript"/>
+        </w:rPr>
+        <w:t>-</w:t>
+      </w:r>
+      <w:r>
+        <w:rPr>
+          <w:rFonts w:ascii="Times New Roman" w:hAnsi="Times New Roman" w:eastAsia="Times New Roman" w:cs="Times New Roman"/>
+        </w:rPr>
+        <w:t xml:space="preserve"> +0.37 / ClO</w:t>
+      </w:r>
+      <w:r>
+        <w:rPr>
+          <w:rFonts w:ascii="Times New Roman" w:hAnsi="Times New Roman" w:eastAsia="Times New Roman" w:cs="Times New Roman"/>
+          <w:vertAlign w:val="subscript"/>
+        </w:rPr>
+        <w:t>3</w:t>
+      </w:r>
+      <w:r>
+        <w:rPr>
+          <w:rFonts w:ascii="Times New Roman" w:hAnsi="Times New Roman" w:eastAsia="Times New Roman" w:cs="Times New Roman"/>
+          <w:vertAlign w:val="superscript"/>
+        </w:rPr>
+        <w:t>-</w:t>
+      </w:r>
+      <w:r>
+        <w:rPr>
+          <w:rFonts w:ascii="Times New Roman" w:hAnsi="Times New Roman" w:eastAsia="Times New Roman" w:cs="Times New Roman"/>
+        </w:rPr>
+        <w:t xml:space="preserve"> +0.30 / ClO</w:t>
+      </w:r>
+      <w:r>
+        <w:rPr>
+          <w:rFonts w:ascii="Times New Roman" w:hAnsi="Times New Roman" w:eastAsia="Times New Roman" w:cs="Times New Roman"/>
+          <w:vertAlign w:val="subscript"/>
+        </w:rPr>
+        <w:t>2</w:t>
+      </w:r>
+      <w:r>
+        <w:rPr>
+          <w:rFonts w:ascii="Times New Roman" w:hAnsi="Times New Roman" w:eastAsia="Times New Roman" w:cs="Times New Roman"/>
+          <w:vertAlign w:val="superscript"/>
+        </w:rPr>
+        <w:t>-</w:t>
+      </w:r>
+      <w:r>
+        <w:rPr>
+          <w:rFonts w:ascii="Times New Roman" w:hAnsi="Times New Roman" w:eastAsia="Times New Roman" w:cs="Times New Roman"/>
+        </w:rPr>
+        <w:t xml:space="preserve"> +0.68 / ClO</w:t>
+      </w:r>
+      <w:r>
+        <w:rPr>
+          <w:rFonts w:ascii="Times New Roman" w:hAnsi="Times New Roman" w:eastAsia="Times New Roman" w:cs="Times New Roman"/>
+          <w:vertAlign w:val="superscript"/>
+        </w:rPr>
+        <w:t>-</w:t>
+      </w:r>
+      <w:r>
+        <w:rPr>
+          <w:rFonts w:ascii="Times New Roman" w:hAnsi="Times New Roman" w:eastAsia="Times New Roman" w:cs="Times New Roman"/>
+        </w:rPr>
+        <w:t xml:space="preserve"> +0.42 / Cl</w:t>
+      </w:r>
+      <w:r>
+        <w:rPr>
+          <w:rFonts w:ascii="Times New Roman" w:hAnsi="Times New Roman" w:eastAsia="Times New Roman" w:cs="Times New Roman"/>
+          <w:vertAlign w:val="subscript"/>
+        </w:rPr>
+        <w:t>2</w:t>
+      </w:r>
+      <w:r>
+        <w:rPr>
+          <w:rFonts w:ascii="Times New Roman" w:hAnsi="Times New Roman" w:eastAsia="Times New Roman" w:cs="Times New Roman"/>
+        </w:rPr>
+        <w:t xml:space="preserve"> +1.36 / </w:t>
+      </w:r>
+      <w:r>
+        <w:rPr>
+          <w:rFonts w:hint="eastAsia" w:ascii="Times New Roman" w:hAnsi="Times New Roman" w:eastAsia="Times New Roman" w:cs="Times New Roman"/>
+        </w:rPr>
+        <w:t>Cl</w:t>
+      </w:r>
+      <w:r>
+        <w:rPr>
+          <w:rFonts w:hint="eastAsia" w:ascii="Times New Roman" w:hAnsi="Times New Roman" w:eastAsia="Times New Roman" w:cs="Times New Roman"/>
+          <w:vertAlign w:val="superscript"/>
+        </w:rPr>
+        <w:t>-</w:t>
+      </w:r>
+      <w:r>
+        <w:rPr>
+          <w:rFonts w:hint="eastAsia" w:ascii="Times New Roman" w:hAnsi="Times New Roman" w:eastAsia="Times New Roman" w:cs="Times New Roman"/>
+        </w:rPr>
+        <w:t>）</w:t>
+      </w:r>
+      <w:r>
+        <w:rPr>
+          <w:rFonts w:ascii="Times New Roman" w:hAnsi="Times New Roman" w:eastAsia="Times New Roman" w:cs="Times New Roman"/>
+        </w:rPr>
+        <w:t xml:space="preserve"> | &gt; </w:t>
+      </w:r>
+      <w:r>
+        <w:rPr>
+          <w:rFonts w:hint="eastAsia" w:ascii="Times New Roman" w:hAnsi="Times New Roman" w:eastAsia="FangSong" w:cs="Times New Roman"/>
+        </w:rPr>
+        <w:t xml:space="preserve">图</w:t>
+      </w:r>
+      <w:r>
+        <w:rPr>
+          <w:rFonts w:ascii="Times New Roman" w:hAnsi="Times New Roman" w:eastAsia="Times New Roman" w:cs="Times New Roman"/>
+        </w:rPr>
+        <w:t xml:space="preserve"> </w:t>
+      </w:r>
+      <w:r>
+        <w:rPr>
+          <w:rFonts w:hint="eastAsia" w:ascii="Times New Roman" w:hAnsi="Times New Roman" w:eastAsia="Times New Roman" w:cs="Times New Roman"/>
+        </w:rPr>
         <w:t>9-3：</w:t>
       </w:r>
       <w:r>
@@ -11758,6 +12000,12 @@
           <w:rFonts w:hint="eastAsia" w:ascii="Times New Roman" w:hAnsi="Times New Roman" w:eastAsia="Times New Roman" w:cs="Times New Roman"/>
         </w:rPr>
         <w:t>）</w:t>
+      </w:r>
+      <w:r>
+        <w:rPr>
+          <w:rFonts w:ascii="Times New Roman" w:hAnsi="Times New Roman" w:eastAsia="Times New Roman" w:cs="Times New Roman"/>
+        </w:rPr>
+        <w:t xml:space="preserve"> |</w:t>
       </w:r>
     </w:p>
     <w:p>
@@ -14326,6 +14574,7 @@
     <w:p>
       <w:pPr>
         <w:pStyle w:val="BodyText"/>
+        <w:spacing w:after="80"/>
         <w:ind w:firstLine="420"/>
       </w:pPr>
       <w:r>
@@ -14440,404 +14689,573 @@
         <w:t>」。</w:t>
       </w:r>
     </w:p>
-    <w:p>
-      <w:pPr>
-        <w:pStyle w:val="BodyText"/>
-        <w:spacing w:before="160" w:after="80"/>
+    <w:tbl>
+      <w:tblPr>
+        <w:tblStyle w:val="Table"/>
+        <w:tblW w:type="pct" w:w="5000"/>
+        <w:tblLayout w:type="fixed"/>
+        <w:tblLook w:firstRow="1" w:lastRow="0" w:firstColumn="0" w:lastColumn="0" w:noHBand="0" w:noVBand="0" w:val="0020"/>
         <w:jc w:val="center"/>
-      </w:pPr>
-      <w:r>
-        <w:rPr>
-          <w:rFonts w:ascii="Times New Roman" w:hAnsi="Times New Roman" w:eastAsia="Times New Roman" w:cs="Times New Roman"/>
-        </w:rPr>
-        <w:drawing>
-          <wp:inline>
-            <wp:extent cx="2667000" cy="1453958"/>
-            <wp:effectExtent b="0" l="0" r="0" t="0"/>
-            <wp:docPr descr="" title="" id="32" name="Picture"/>
-            <a:graphic>
-              <a:graphicData uri="http://schemas.openxmlformats.org/drawingml/2006/picture">
-                <pic:pic>
-                  <pic:nvPicPr>
-                    <pic:cNvPr descr="b52fb6281f10c0b36f2d700874eb83df47773b6789de99e18eed2e32f853b35f.png" id="33" name="Picture"/>
-                    <pic:cNvPicPr>
-                      <a:picLocks noChangeArrowheads="1" noChangeAspect="1"/>
-                    </pic:cNvPicPr>
-                  </pic:nvPicPr>
-                  <pic:blipFill>
-                    <a:blip r:embed="rId31"/>
-                    <a:stretch>
-                      <a:fillRect/>
-                    </a:stretch>
-                  </pic:blipFill>
-                  <pic:spPr bwMode="auto">
-                    <a:xfrm>
-                      <a:off x="0" y="0"/>
-                      <a:ext cx="2667000" cy="1453958"/>
-                    </a:xfrm>
-                    <a:prstGeom prst="rect">
-                      <a:avLst/>
-                    </a:prstGeom>
-                    <a:noFill/>
-                    <a:ln w="9525">
-                      <a:noFill/>
-                      <a:headEnd/>
-                      <a:tailEnd/>
-                    </a:ln>
-                  </pic:spPr>
-                </pic:pic>
-              </a:graphicData>
-            </a:graphic>
-          </wp:inline>
-        </w:drawing>
-      </w:r>
-      <w:r>
-        <w:rPr>
-          <w:rFonts w:ascii="Times New Roman" w:hAnsi="Times New Roman" w:eastAsia="Times New Roman" w:cs="Times New Roman"/>
-        </w:rPr>
-        <w:t xml:space="preserve"> </w:t>
-      </w:r>
-      <w:r>
-        <w:rPr>
-          <w:rFonts w:ascii="Times New Roman" w:hAnsi="Times New Roman" w:eastAsia="Times New Roman" w:cs="Times New Roman"/>
-        </w:rPr>
-        <w:t xml:space="preserve">&gt; </w:t>
-      </w:r>
-      <w:r>
-        <w:rPr>
-          <w:rFonts w:hint="eastAsia" w:ascii="Times New Roman" w:hAnsi="Times New Roman" w:eastAsia="FangSong" w:cs="Times New Roman"/>
-        </w:rPr>
-        <w:t xml:space="preserve">图</w:t>
-      </w:r>
-      <w:r>
-        <w:rPr>
-          <w:rFonts w:ascii="Times New Roman" w:hAnsi="Times New Roman" w:eastAsia="Times New Roman" w:cs="Times New Roman"/>
-        </w:rPr>
-        <w:t xml:space="preserve"> </w:t>
-      </w:r>
-      <w:r>
-        <w:rPr>
-          <w:rFonts w:hint="eastAsia" w:ascii="Times New Roman" w:hAnsi="Times New Roman" w:eastAsia="Times New Roman" w:cs="Times New Roman"/>
-        </w:rPr>
-        <w:t xml:space="preserve">9-4：Keggin</w:t>
-      </w:r>
-      <w:r>
-        <w:rPr>
-          <w:rFonts w:ascii="Times New Roman" w:hAnsi="Times New Roman" w:eastAsia="Times New Roman" w:cs="Times New Roman"/>
-        </w:rPr>
-        <w:t xml:space="preserve"> </w:t>
-      </w:r>
-      <w:r>
-        <w:rPr>
-          <w:rFonts w:hint="eastAsia" w:ascii="Times New Roman" w:hAnsi="Times New Roman" w:eastAsia="FangSong" w:cs="Times New Roman"/>
-        </w:rPr>
-        <w:t xml:space="preserve">型</w:t>
-      </w:r>
-      <w:r>
-        <w:rPr>
-          <w:rFonts w:ascii="Times New Roman" w:hAnsi="Times New Roman" w:eastAsia="Times New Roman" w:cs="Times New Roman"/>
-        </w:rPr>
-        <w:t xml:space="preserve"> [PMo</w:t>
-      </w:r>
-      <w:r>
-        <w:rPr>
-          <w:rFonts w:ascii="Times New Roman" w:hAnsi="Times New Roman" w:eastAsia="Times New Roman" w:cs="Times New Roman"/>
-          <w:vertAlign w:val="subscript"/>
-        </w:rPr>
-        <w:t>12</w:t>
-      </w:r>
-      <w:r>
-        <w:rPr>
-          <w:rFonts w:ascii="Times New Roman" w:hAnsi="Times New Roman" w:eastAsia="Times New Roman" w:cs="Times New Roman"/>
-        </w:rPr>
-        <w:t>O</w:t>
-      </w:r>
-      <w:r>
-        <w:rPr>
-          <w:rFonts w:ascii="Times New Roman" w:hAnsi="Times New Roman" w:eastAsia="Times New Roman" w:cs="Times New Roman"/>
-          <w:vertAlign w:val="subscript"/>
-        </w:rPr>
-        <w:t>40</w:t>
-      </w:r>
-      <w:r>
-        <w:rPr>
-          <w:rFonts w:ascii="Times New Roman" w:hAnsi="Times New Roman" w:eastAsia="Times New Roman" w:cs="Times New Roman"/>
-        </w:rPr>
-        <w:t>]</w:t>
-      </w:r>
-      <w:r>
-        <w:rPr>
-          <w:rFonts w:ascii="Times New Roman" w:hAnsi="Times New Roman" w:eastAsia="Times New Roman" w:cs="Times New Roman"/>
-          <w:vertAlign w:val="superscript"/>
-        </w:rPr>
-        <w:t>3-</w:t>
-      </w:r>
-      <w:r>
-        <w:rPr>
-          <w:rFonts w:ascii="Times New Roman" w:hAnsi="Times New Roman" w:eastAsia="Times New Roman" w:cs="Times New Roman"/>
-        </w:rPr>
-        <w:t xml:space="preserve"> </w:t>
-      </w:r>
-      <w:r>
-        <w:rPr>
-          <w:rFonts w:hint="eastAsia" w:ascii="Times New Roman" w:hAnsi="Times New Roman" w:eastAsia="FangSong" w:cs="Times New Roman"/>
-        </w:rPr>
-        <w:t>杂多酸阴离子结构</w:t>
-      </w:r>
-      <w:r>
-        <w:rPr>
-          <w:rFonts w:hint="eastAsia" w:ascii="Times New Roman" w:hAnsi="Times New Roman" w:eastAsia="Times New Roman" w:cs="Times New Roman"/>
-        </w:rPr>
-        <w:t>（</w:t>
-      </w:r>
-      <w:r>
-        <w:rPr>
-          <w:rFonts w:hint="eastAsia" w:ascii="Times New Roman" w:hAnsi="Times New Roman" w:eastAsia="FangSong" w:cs="Times New Roman"/>
-        </w:rPr>
-        <w:t>中心</w:t>
-      </w:r>
-      <w:r>
-        <w:rPr>
-          <w:rFonts w:ascii="Times New Roman" w:hAnsi="Times New Roman" w:eastAsia="Times New Roman" w:cs="Times New Roman"/>
-        </w:rPr>
-        <w:t xml:space="preserve"> PO</w:t>
-      </w:r>
-      <w:r>
-        <w:rPr>
-          <w:rFonts w:ascii="Times New Roman" w:hAnsi="Times New Roman" w:eastAsia="Times New Roman" w:cs="Times New Roman"/>
-          <w:vertAlign w:val="subscript"/>
-        </w:rPr>
-        <w:t>4</w:t>
-      </w:r>
-      <w:r>
-        <w:rPr>
-          <w:rFonts w:ascii="Times New Roman" w:hAnsi="Times New Roman" w:eastAsia="Times New Roman" w:cs="Times New Roman"/>
-        </w:rPr>
-        <w:t xml:space="preserve"> </w:t>
-      </w:r>
-      <w:r>
-        <w:rPr>
-          <w:rFonts w:hint="eastAsia" w:ascii="Times New Roman" w:hAnsi="Times New Roman" w:eastAsia="FangSong" w:cs="Times New Roman"/>
-        </w:rPr>
-        <w:t xml:space="preserve">四面体被</w:t>
-      </w:r>
-      <w:r>
-        <w:rPr>
-          <w:rFonts w:ascii="Times New Roman" w:hAnsi="Times New Roman" w:eastAsia="Times New Roman" w:cs="Times New Roman"/>
-        </w:rPr>
-        <w:t xml:space="preserve"> 12 </w:t>
-      </w:r>
-      <w:r>
-        <w:rPr>
-          <w:rFonts w:hint="eastAsia" w:ascii="Times New Roman" w:hAnsi="Times New Roman" w:eastAsia="FangSong" w:cs="Times New Roman"/>
-        </w:rPr>
-        <w:t xml:space="preserve">个</w:t>
-      </w:r>
-      <w:r>
-        <w:rPr>
-          <w:rFonts w:ascii="Times New Roman" w:hAnsi="Times New Roman" w:eastAsia="Times New Roman" w:cs="Times New Roman"/>
-        </w:rPr>
-        <w:t xml:space="preserve"> MoO</w:t>
-      </w:r>
-      <w:r>
-        <w:rPr>
-          <w:rFonts w:ascii="Times New Roman" w:hAnsi="Times New Roman" w:eastAsia="Times New Roman" w:cs="Times New Roman"/>
-          <w:vertAlign w:val="subscript"/>
-        </w:rPr>
-        <w:t>6</w:t>
-      </w:r>
-      <w:r>
-        <w:rPr>
-          <w:rFonts w:ascii="Times New Roman" w:hAnsi="Times New Roman" w:eastAsia="Times New Roman" w:cs="Times New Roman"/>
-        </w:rPr>
-        <w:t xml:space="preserve"> </w:t>
-      </w:r>
-      <w:r>
-        <w:rPr>
-          <w:rFonts w:hint="eastAsia" w:ascii="Times New Roman" w:hAnsi="Times New Roman" w:eastAsia="FangSong" w:cs="Times New Roman"/>
-        </w:rPr>
-        <w:t>八面体环绕</w:t>
-      </w:r>
-      <w:r>
-        <w:rPr>
-          <w:rFonts w:hint="eastAsia" w:ascii="Times New Roman" w:hAnsi="Times New Roman" w:eastAsia="Times New Roman" w:cs="Times New Roman"/>
-        </w:rPr>
-        <w:t>）</w:t>
-      </w:r>
-      <w:r>
-        <w:rPr>
-          <w:rFonts w:ascii="Times New Roman" w:hAnsi="Times New Roman" w:eastAsia="Times New Roman" w:cs="Times New Roman"/>
-        </w:rPr>
-        <w:t xml:space="preserve"> </w:t>
-      </w:r>
-      <w:r>
-        <w:rPr>
-          <w:rFonts w:ascii="Times New Roman" w:hAnsi="Times New Roman" w:eastAsia="Times New Roman" w:cs="Times New Roman"/>
-        </w:rPr>
-        <w:drawing>
-          <wp:inline>
-            <wp:extent cx="2667000" cy="3251095"/>
-            <wp:effectExtent b="0" l="0" r="0" t="0"/>
-            <wp:docPr descr="" title="" id="35" name="Picture"/>
-            <a:graphic>
-              <a:graphicData uri="http://schemas.openxmlformats.org/drawingml/2006/picture">
-                <pic:pic>
-                  <pic:nvPicPr>
-                    <pic:cNvPr descr="a8b79ded1473a5964996da27c9dc460b7b1506d3756983ec4003d965db0e1c17.png" id="36" name="Picture"/>
-                    <pic:cNvPicPr>
-                      <a:picLocks noChangeArrowheads="1" noChangeAspect="1"/>
-                    </pic:cNvPicPr>
-                  </pic:nvPicPr>
-                  <pic:blipFill>
-                    <a:blip r:embed="rId34"/>
-                    <a:stretch>
-                      <a:fillRect/>
-                    </a:stretch>
-                  </pic:blipFill>
-                  <pic:spPr bwMode="auto">
-                    <a:xfrm>
-                      <a:off x="0" y="0"/>
-                      <a:ext cx="2667000" cy="3251095"/>
-                    </a:xfrm>
-                    <a:prstGeom prst="rect">
-                      <a:avLst/>
-                    </a:prstGeom>
-                    <a:noFill/>
-                    <a:ln w="9525">
-                      <a:noFill/>
-                      <a:headEnd/>
-                      <a:tailEnd/>
-                    </a:ln>
-                  </pic:spPr>
-                </pic:pic>
-              </a:graphicData>
-            </a:graphic>
-          </wp:inline>
-        </w:drawing>
-      </w:r>
-      <w:r>
-        <w:rPr>
-          <w:rFonts w:ascii="Times New Roman" w:hAnsi="Times New Roman" w:eastAsia="Times New Roman" w:cs="Times New Roman"/>
-        </w:rPr>
-        <w:t xml:space="preserve"> </w:t>
-      </w:r>
-      <w:r>
-        <w:rPr>
-          <w:rFonts w:ascii="Times New Roman" w:hAnsi="Times New Roman" w:eastAsia="Times New Roman" w:cs="Times New Roman"/>
-        </w:rPr>
-        <w:t xml:space="preserve">&gt; </w:t>
-      </w:r>
-      <w:r>
-        <w:rPr>
-          <w:rFonts w:hint="eastAsia" w:ascii="Times New Roman" w:hAnsi="Times New Roman" w:eastAsia="FangSong" w:cs="Times New Roman"/>
-        </w:rPr>
-        <w:t xml:space="preserve">图</w:t>
-      </w:r>
-      <w:r>
-        <w:rPr>
-          <w:rFonts w:ascii="Times New Roman" w:hAnsi="Times New Roman" w:eastAsia="Times New Roman" w:cs="Times New Roman"/>
-        </w:rPr>
-        <w:t xml:space="preserve"> </w:t>
-      </w:r>
-      <w:r>
-        <w:rPr>
-          <w:rFonts w:hint="eastAsia" w:ascii="Times New Roman" w:hAnsi="Times New Roman" w:eastAsia="Times New Roman" w:cs="Times New Roman"/>
-        </w:rPr>
-        <w:t xml:space="preserve">9-5：Zintl</w:t>
-      </w:r>
-      <w:r>
-        <w:rPr>
-          <w:rFonts w:ascii="Times New Roman" w:hAnsi="Times New Roman" w:eastAsia="Times New Roman" w:cs="Times New Roman"/>
-        </w:rPr>
-        <w:t xml:space="preserve"> </w:t>
-      </w:r>
-      <w:r>
-        <w:rPr>
-          <w:rFonts w:hint="eastAsia" w:ascii="Times New Roman" w:hAnsi="Times New Roman" w:eastAsia="FangSong" w:cs="Times New Roman"/>
-        </w:rPr>
-        <w:t xml:space="preserve">相</w:t>
-      </w:r>
-      <w:r>
-        <w:rPr>
-          <w:rFonts w:ascii="Times New Roman" w:hAnsi="Times New Roman" w:eastAsia="Times New Roman" w:cs="Times New Roman"/>
-        </w:rPr>
-        <w:t xml:space="preserve"> [Sn</w:t>
-      </w:r>
-      <w:r>
-        <w:rPr>
-          <w:rFonts w:ascii="Times New Roman" w:hAnsi="Times New Roman" w:eastAsia="Times New Roman" w:cs="Times New Roman"/>
-          <w:vertAlign w:val="subscript"/>
-        </w:rPr>
-        <w:t>9</w:t>
-      </w:r>
-      <w:r>
-        <w:rPr>
-          <w:rFonts w:ascii="Times New Roman" w:hAnsi="Times New Roman" w:eastAsia="Times New Roman" w:cs="Times New Roman"/>
-        </w:rPr>
-        <w:t>]</w:t>
-      </w:r>
-      <w:r>
-        <w:rPr>
-          <w:rFonts w:ascii="Times New Roman" w:hAnsi="Times New Roman" w:eastAsia="Times New Roman" w:cs="Times New Roman"/>
-          <w:vertAlign w:val="superscript"/>
-        </w:rPr>
-        <w:t>4-</w:t>
-      </w:r>
-      <w:r>
-        <w:rPr>
-          <w:rFonts w:ascii="Times New Roman" w:hAnsi="Times New Roman" w:eastAsia="Times New Roman" w:cs="Times New Roman"/>
-        </w:rPr>
-        <w:t xml:space="preserve"> </w:t>
-      </w:r>
-      <w:r>
-        <w:rPr>
-          <w:rFonts w:hint="eastAsia" w:ascii="Times New Roman" w:hAnsi="Times New Roman" w:eastAsia="FangSong" w:cs="Times New Roman"/>
-        </w:rPr>
-        <w:t>的带帽四方反棱柱结构</w:t>
-      </w:r>
-      <w:r>
-        <w:rPr>
-          <w:rFonts w:hint="eastAsia" w:ascii="Times New Roman" w:hAnsi="Times New Roman" w:eastAsia="Times New Roman" w:cs="Times New Roman"/>
-        </w:rPr>
-        <w:t>（</w:t>
-      </w:r>
-      <w:r>
-        <w:rPr>
-          <w:rFonts w:hint="eastAsia" w:ascii="Times New Roman" w:hAnsi="Times New Roman" w:eastAsia="FangSong" w:cs="Times New Roman"/>
-        </w:rPr>
-        <w:t>符合</w:t>
-      </w:r>
-      <w:r>
-        <w:rPr>
-          <w:rFonts w:ascii="Times New Roman" w:hAnsi="Times New Roman" w:eastAsia="Times New Roman" w:cs="Times New Roman"/>
-        </w:rPr>
-        <w:t xml:space="preserve"> Wade </w:t>
-      </w:r>
-      <w:r>
-        <w:rPr>
-          <w:rFonts w:hint="eastAsia" w:ascii="Times New Roman" w:hAnsi="Times New Roman" w:eastAsia="FangSong" w:cs="Times New Roman"/>
-        </w:rPr>
-        <w:t xml:space="preserve">规则的</w:t>
-      </w:r>
-      <w:r>
-        <w:rPr>
-          <w:rFonts w:ascii="Times New Roman" w:hAnsi="Times New Roman" w:eastAsia="Times New Roman" w:cs="Times New Roman"/>
-        </w:rPr>
-        <w:t xml:space="preserve"> nido </w:t>
-      </w:r>
-      <w:r>
-        <w:rPr>
-          <w:rFonts w:hint="eastAsia" w:ascii="Times New Roman" w:hAnsi="Times New Roman" w:eastAsia="FangSong" w:cs="Times New Roman"/>
-        </w:rPr>
-        <w:t>巢式多面体簇</w:t>
-      </w:r>
-      <w:r>
-        <w:rPr>
-          <w:rFonts w:hint="eastAsia" w:ascii="Times New Roman" w:hAnsi="Times New Roman" w:eastAsia="Times New Roman" w:cs="Times New Roman"/>
-        </w:rPr>
-        <w:t>）</w:t>
-      </w:r>
-    </w:p>
+        <w:tblBorders>
+          <w:top w:val="single" w:sz="12" w:space="0" w:color="333333"/>
+          <w:bottom w:val="single" w:sz="12" w:space="0" w:color="333333"/>
+          <w:left w:val="none"/>
+          <w:right w:val="none"/>
+          <w:insideH w:val="none"/>
+          <w:insideV w:val="none"/>
+        </w:tblBorders>
+      </w:tblPr>
+      <w:tblGrid>
+        <w:gridCol w:w="3960"/>
+        <w:gridCol w:w="3960"/>
+      </w:tblGrid>
+      <w:tr>
+        <w:trPr>
+          <w:tblHeader w:val="on"/>
+        </w:trPr>
+        <w:tc>
+          <w:tcPr>
+            <w:tcBorders>
+              <w:bottom w:val="single" w:sz="6" w:space="0" w:color="333333"/>
+            </w:tcBorders>
+          </w:tcPr>
+          <w:p>
+            <w:pPr>
+              <w:pStyle w:val="Compact"/>
+              <w:jc w:val="center"/>
+            </w:pPr>
+            <w:r>
+              <w:rPr>
+                <w:rFonts w:ascii="Times New Roman" w:hAnsi="Times New Roman" w:eastAsia="Times New Roman" w:cs="Times New Roman"/>
+                <w:b/>
+              </w:rPr>
+              <w:t xml:space="preserve">Keggin </w:t>
+            </w:r>
+            <w:r>
+              <w:rPr>
+                <w:rFonts w:hint="eastAsia" w:ascii="Times New Roman" w:hAnsi="Times New Roman" w:eastAsia="SimHei" w:cs="Times New Roman"/>
+                <w:b/>
+              </w:rPr>
+              <w:t xml:space="preserve">型</w:t>
+            </w:r>
+            <w:r>
+              <w:rPr>
+                <w:rFonts w:ascii="Times New Roman" w:hAnsi="Times New Roman" w:eastAsia="Times New Roman" w:cs="Times New Roman"/>
+                <w:b/>
+              </w:rPr>
+              <w:t xml:space="preserve"> [PMo</w:t>
+            </w:r>
+            <w:r>
+              <w:rPr>
+                <w:rFonts w:ascii="Times New Roman" w:hAnsi="Times New Roman" w:eastAsia="Times New Roman" w:cs="Times New Roman"/>
+                <w:b/>
+                <w:vertAlign w:val="subscript"/>
+              </w:rPr>
+              <w:t>12</w:t>
+            </w:r>
+            <w:r>
+              <w:rPr>
+                <w:rFonts w:ascii="Times New Roman" w:hAnsi="Times New Roman" w:eastAsia="Times New Roman" w:cs="Times New Roman"/>
+                <w:b/>
+              </w:rPr>
+              <w:t>O</w:t>
+            </w:r>
+            <w:r>
+              <w:rPr>
+                <w:rFonts w:ascii="Times New Roman" w:hAnsi="Times New Roman" w:eastAsia="Times New Roman" w:cs="Times New Roman"/>
+                <w:b/>
+                <w:vertAlign w:val="subscript"/>
+              </w:rPr>
+              <w:t>40</w:t>
+            </w:r>
+          </w:p>
+        </w:tc>
+        <w:tc>
+          <w:tcPr>
+            <w:tcBorders>
+              <w:bottom w:val="single" w:sz="6" w:space="0" w:color="333333"/>
+            </w:tcBorders>
+          </w:tcPr>
+          <w:p>
+            <w:pPr>
+              <w:pStyle w:val="Compact"/>
+              <w:jc w:val="center"/>
+            </w:pPr>
+            <w:r>
+              <w:rPr>
+                <w:rFonts w:ascii="Times New Roman" w:hAnsi="Times New Roman" w:eastAsia="Times New Roman" w:cs="Times New Roman"/>
+                <w:b/>
+              </w:rPr>
+              <w:t xml:space="preserve">Zintl </w:t>
+            </w:r>
+            <w:r>
+              <w:rPr>
+                <w:rFonts w:hint="eastAsia" w:ascii="Times New Roman" w:hAnsi="Times New Roman" w:eastAsia="SimHei" w:cs="Times New Roman"/>
+                <w:b/>
+              </w:rPr>
+              <w:t xml:space="preserve">相</w:t>
+            </w:r>
+            <w:r>
+              <w:rPr>
+                <w:rFonts w:ascii="Times New Roman" w:hAnsi="Times New Roman" w:eastAsia="Times New Roman" w:cs="Times New Roman"/>
+                <w:b/>
+              </w:rPr>
+              <w:t xml:space="preserve"> [Sn</w:t>
+            </w:r>
+            <w:r>
+              <w:rPr>
+                <w:rFonts w:ascii="Times New Roman" w:hAnsi="Times New Roman" w:eastAsia="Times New Roman" w:cs="Times New Roman"/>
+                <w:b/>
+                <w:vertAlign w:val="subscript"/>
+              </w:rPr>
+              <w:t>9</w:t>
+            </w:r>
+            <w:r>
+              <w:rPr>
+                <w:rFonts w:ascii="Times New Roman" w:hAnsi="Times New Roman" w:eastAsia="Times New Roman" w:cs="Times New Roman"/>
+                <w:b/>
+              </w:rPr>
+              <w:t>]</w:t>
+            </w:r>
+            <w:r>
+              <w:rPr>
+                <w:rFonts w:ascii="Times New Roman" w:hAnsi="Times New Roman" w:eastAsia="Times New Roman" w:cs="Times New Roman"/>
+                <w:b/>
+                <w:vertAlign w:val="superscript"/>
+              </w:rPr>
+              <w:t>4-</w:t>
+            </w:r>
+            <w:r>
+              <w:rPr>
+                <w:rFonts w:ascii="Times New Roman" w:hAnsi="Times New Roman" w:eastAsia="Times New Roman" w:cs="Times New Roman"/>
+                <w:b/>
+              </w:rPr>
+              <w:t xml:space="preserve"> </w:t>
+            </w:r>
+            <w:r>
+              <w:rPr>
+                <w:rFonts w:hint="eastAsia" w:ascii="Times New Roman" w:hAnsi="Times New Roman" w:eastAsia="SimHei" w:cs="Times New Roman"/>
+                <w:b/>
+              </w:rPr>
+              <w:t xml:space="preserve">的带</w:t>
+            </w:r>
+          </w:p>
+        </w:tc>
+      </w:tr>
+      <w:tr>
+        <w:tc>
+          <w:tcPr/>
+          <w:p>
+            <w:pPr>
+              <w:pStyle w:val="Compact"/>
+              <w:jc w:val="center"/>
+            </w:pPr>
+            <w:r>
+              <w:rPr>
+                <w:rFonts w:ascii="Times New Roman" w:hAnsi="Times New Roman" w:eastAsia="Times New Roman" w:cs="Times New Roman"/>
+              </w:rPr>
+              <w:drawing>
+                <wp:inline>
+                  <wp:extent cx="2667000" cy="1453958"/>
+                  <wp:effectExtent b="0" l="0" r="0" t="0"/>
+                  <wp:docPr descr="" title="" id="32" name="Picture"/>
+                  <a:graphic>
+                    <a:graphicData uri="http://schemas.openxmlformats.org/drawingml/2006/picture">
+                      <pic:pic>
+                        <pic:nvPicPr>
+                          <pic:cNvPr descr="b52fb6281f10c0b36f2d700874eb83df47773b6789de99e18eed2e32f853b35f.png" id="33" name="Picture"/>
+                          <pic:cNvPicPr>
+                            <a:picLocks noChangeArrowheads="1" noChangeAspect="1"/>
+                          </pic:cNvPicPr>
+                        </pic:nvPicPr>
+                        <pic:blipFill>
+                          <a:blip r:embed="rId31"/>
+                          <a:stretch>
+                            <a:fillRect/>
+                          </a:stretch>
+                        </pic:blipFill>
+                        <pic:spPr bwMode="auto">
+                          <a:xfrm>
+                            <a:off x="0" y="0"/>
+                            <a:ext cx="2667000" cy="1453958"/>
+                          </a:xfrm>
+                          <a:prstGeom prst="rect">
+                            <a:avLst/>
+                          </a:prstGeom>
+                          <a:noFill/>
+                          <a:ln w="9525">
+                            <a:noFill/>
+                            <a:headEnd/>
+                            <a:tailEnd/>
+                          </a:ln>
+                        </pic:spPr>
+                      </pic:pic>
+                    </a:graphicData>
+                  </a:graphic>
+                </wp:inline>
+              </w:drawing>
+            </w:r>
+          </w:p>
+        </w:tc>
+        <w:tc>
+          <w:tcPr/>
+          <w:p>
+            <w:pPr>
+              <w:pStyle w:val="Compact"/>
+              <w:jc w:val="center"/>
+            </w:pPr>
+            <w:r>
+              <w:rPr>
+                <w:rFonts w:ascii="Times New Roman" w:hAnsi="Times New Roman" w:eastAsia="Times New Roman" w:cs="Times New Roman"/>
+              </w:rPr>
+              <w:drawing>
+                <wp:inline>
+                  <wp:extent cx="2667000" cy="3251095"/>
+                  <wp:effectExtent b="0" l="0" r="0" t="0"/>
+                  <wp:docPr descr="" title="" id="35" name="Picture"/>
+                  <a:graphic>
+                    <a:graphicData uri="http://schemas.openxmlformats.org/drawingml/2006/picture">
+                      <pic:pic>
+                        <pic:nvPicPr>
+                          <pic:cNvPr descr="a8b79ded1473a5964996da27c9dc460b7b1506d3756983ec4003d965db0e1c17.png" id="36" name="Picture"/>
+                          <pic:cNvPicPr>
+                            <a:picLocks noChangeArrowheads="1" noChangeAspect="1"/>
+                          </pic:cNvPicPr>
+                        </pic:nvPicPr>
+                        <pic:blipFill>
+                          <a:blip r:embed="rId34"/>
+                          <a:stretch>
+                            <a:fillRect/>
+                          </a:stretch>
+                        </pic:blipFill>
+                        <pic:spPr bwMode="auto">
+                          <a:xfrm>
+                            <a:off x="0" y="0"/>
+                            <a:ext cx="2667000" cy="3251095"/>
+                          </a:xfrm>
+                          <a:prstGeom prst="rect">
+                            <a:avLst/>
+                          </a:prstGeom>
+                          <a:noFill/>
+                          <a:ln w="9525">
+                            <a:noFill/>
+                            <a:headEnd/>
+                            <a:tailEnd/>
+                          </a:ln>
+                        </pic:spPr>
+                      </pic:pic>
+                    </a:graphicData>
+                  </a:graphic>
+                </wp:inline>
+              </w:drawing>
+            </w:r>
+          </w:p>
+        </w:tc>
+      </w:tr>
+      <w:tr>
+        <w:tc>
+          <w:tcPr/>
+          <w:p>
+            <w:pPr>
+              <w:pStyle w:val="Compact"/>
+              <w:jc w:val="center"/>
+            </w:pPr>
+            <w:r>
+              <w:rPr>
+                <w:rFonts w:ascii="Times New Roman" w:hAnsi="Times New Roman" w:eastAsia="Times New Roman" w:cs="Times New Roman"/>
+              </w:rPr>
+              <w:t xml:space="preserve">&gt; </w:t>
+            </w:r>
+            <w:r>
+              <w:rPr>
+                <w:rFonts w:hint="eastAsia" w:ascii="Times New Roman" w:hAnsi="Times New Roman" w:eastAsia="FangSong" w:cs="Times New Roman"/>
+              </w:rPr>
+              <w:t xml:space="preserve">图</w:t>
+            </w:r>
+            <w:r>
+              <w:rPr>
+                <w:rFonts w:ascii="Times New Roman" w:hAnsi="Times New Roman" w:eastAsia="Times New Roman" w:cs="Times New Roman"/>
+              </w:rPr>
+              <w:t xml:space="preserve"> </w:t>
+            </w:r>
+            <w:r>
+              <w:rPr>
+                <w:rFonts w:hint="eastAsia" w:ascii="Times New Roman" w:hAnsi="Times New Roman" w:eastAsia="Times New Roman" w:cs="Times New Roman"/>
+              </w:rPr>
+              <w:t xml:space="preserve">9-4：Keggin</w:t>
+            </w:r>
+            <w:r>
+              <w:rPr>
+                <w:rFonts w:ascii="Times New Roman" w:hAnsi="Times New Roman" w:eastAsia="Times New Roman" w:cs="Times New Roman"/>
+              </w:rPr>
+              <w:t xml:space="preserve"> </w:t>
+            </w:r>
+            <w:r>
+              <w:rPr>
+                <w:rFonts w:hint="eastAsia" w:ascii="Times New Roman" w:hAnsi="Times New Roman" w:eastAsia="FangSong" w:cs="Times New Roman"/>
+              </w:rPr>
+              <w:t xml:space="preserve">型</w:t>
+            </w:r>
+            <w:r>
+              <w:rPr>
+                <w:rFonts w:ascii="Times New Roman" w:hAnsi="Times New Roman" w:eastAsia="Times New Roman" w:cs="Times New Roman"/>
+              </w:rPr>
+              <w:t xml:space="preserve"> [PMo</w:t>
+            </w:r>
+            <w:r>
+              <w:rPr>
+                <w:rFonts w:ascii="Times New Roman" w:hAnsi="Times New Roman" w:eastAsia="Times New Roman" w:cs="Times New Roman"/>
+                <w:vertAlign w:val="subscript"/>
+              </w:rPr>
+              <w:t>12</w:t>
+            </w:r>
+            <w:r>
+              <w:rPr>
+                <w:rFonts w:ascii="Times New Roman" w:hAnsi="Times New Roman" w:eastAsia="Times New Roman" w:cs="Times New Roman"/>
+              </w:rPr>
+              <w:t>O</w:t>
+            </w:r>
+            <w:r>
+              <w:rPr>
+                <w:rFonts w:ascii="Times New Roman" w:hAnsi="Times New Roman" w:eastAsia="Times New Roman" w:cs="Times New Roman"/>
+                <w:vertAlign w:val="subscript"/>
+              </w:rPr>
+              <w:t>40</w:t>
+            </w:r>
+            <w:r>
+              <w:rPr>
+                <w:rFonts w:ascii="Times New Roman" w:hAnsi="Times New Roman" w:eastAsia="Times New Roman" w:cs="Times New Roman"/>
+              </w:rPr>
+              <w:t>]</w:t>
+            </w:r>
+            <w:r>
+              <w:rPr>
+                <w:rFonts w:ascii="Times New Roman" w:hAnsi="Times New Roman" w:eastAsia="Times New Roman" w:cs="Times New Roman"/>
+                <w:vertAlign w:val="superscript"/>
+              </w:rPr>
+              <w:t>3-</w:t>
+            </w:r>
+            <w:r>
+              <w:rPr>
+                <w:rFonts w:ascii="Times New Roman" w:hAnsi="Times New Roman" w:eastAsia="Times New Roman" w:cs="Times New Roman"/>
+              </w:rPr>
+              <w:t xml:space="preserve"> </w:t>
+            </w:r>
+            <w:r>
+              <w:rPr>
+                <w:rFonts w:hint="eastAsia" w:ascii="Times New Roman" w:hAnsi="Times New Roman" w:eastAsia="FangSong" w:cs="Times New Roman"/>
+              </w:rPr>
+              <w:t>杂多酸阴离子结构</w:t>
+            </w:r>
+            <w:r>
+              <w:rPr>
+                <w:rFonts w:hint="eastAsia" w:ascii="Times New Roman" w:hAnsi="Times New Roman" w:eastAsia="Times New Roman" w:cs="Times New Roman"/>
+              </w:rPr>
+              <w:t>（</w:t>
+            </w:r>
+            <w:r>
+              <w:rPr>
+                <w:rFonts w:hint="eastAsia" w:ascii="Times New Roman" w:hAnsi="Times New Roman" w:eastAsia="FangSong" w:cs="Times New Roman"/>
+              </w:rPr>
+              <w:t>中心</w:t>
+            </w:r>
+            <w:r>
+              <w:rPr>
+                <w:rFonts w:ascii="Times New Roman" w:hAnsi="Times New Roman" w:eastAsia="Times New Roman" w:cs="Times New Roman"/>
+              </w:rPr>
+              <w:t xml:space="preserve"> PO</w:t>
+            </w:r>
+            <w:r>
+              <w:rPr>
+                <w:rFonts w:ascii="Times New Roman" w:hAnsi="Times New Roman" w:eastAsia="Times New Roman" w:cs="Times New Roman"/>
+                <w:vertAlign w:val="subscript"/>
+              </w:rPr>
+              <w:t>4</w:t>
+            </w:r>
+            <w:r>
+              <w:rPr>
+                <w:rFonts w:ascii="Times New Roman" w:hAnsi="Times New Roman" w:eastAsia="Times New Roman" w:cs="Times New Roman"/>
+              </w:rPr>
+              <w:t xml:space="preserve"> </w:t>
+            </w:r>
+            <w:r>
+              <w:rPr>
+                <w:rFonts w:hint="eastAsia" w:ascii="Times New Roman" w:hAnsi="Times New Roman" w:eastAsia="FangSong" w:cs="Times New Roman"/>
+              </w:rPr>
+              <w:t xml:space="preserve">四面体被</w:t>
+            </w:r>
+            <w:r>
+              <w:rPr>
+                <w:rFonts w:ascii="Times New Roman" w:hAnsi="Times New Roman" w:eastAsia="Times New Roman" w:cs="Times New Roman"/>
+              </w:rPr>
+              <w:t xml:space="preserve"> 12 </w:t>
+            </w:r>
+            <w:r>
+              <w:rPr>
+                <w:rFonts w:hint="eastAsia" w:ascii="Times New Roman" w:hAnsi="Times New Roman" w:eastAsia="FangSong" w:cs="Times New Roman"/>
+              </w:rPr>
+              <w:t xml:space="preserve">个</w:t>
+            </w:r>
+            <w:r>
+              <w:rPr>
+                <w:rFonts w:ascii="Times New Roman" w:hAnsi="Times New Roman" w:eastAsia="Times New Roman" w:cs="Times New Roman"/>
+              </w:rPr>
+              <w:t xml:space="preserve"> MoO</w:t>
+            </w:r>
+            <w:r>
+              <w:rPr>
+                <w:rFonts w:ascii="Times New Roman" w:hAnsi="Times New Roman" w:eastAsia="Times New Roman" w:cs="Times New Roman"/>
+                <w:vertAlign w:val="subscript"/>
+              </w:rPr>
+              <w:t>6</w:t>
+            </w:r>
+            <w:r>
+              <w:rPr>
+                <w:rFonts w:ascii="Times New Roman" w:hAnsi="Times New Roman" w:eastAsia="Times New Roman" w:cs="Times New Roman"/>
+              </w:rPr>
+              <w:t xml:space="preserve"> </w:t>
+            </w:r>
+            <w:r>
+              <w:rPr>
+                <w:rFonts w:hint="eastAsia" w:ascii="Times New Roman" w:hAnsi="Times New Roman" w:eastAsia="FangSong" w:cs="Times New Roman"/>
+              </w:rPr>
+              <w:t>八面体环绕</w:t>
+            </w:r>
+            <w:r>
+              <w:rPr>
+                <w:rFonts w:hint="eastAsia" w:ascii="Times New Roman" w:hAnsi="Times New Roman" w:eastAsia="Times New Roman" w:cs="Times New Roman"/>
+              </w:rPr>
+              <w:t>）</w:t>
+            </w:r>
+          </w:p>
+        </w:tc>
+        <w:tc>
+          <w:tcPr/>
+          <w:p>
+            <w:pPr>
+              <w:pStyle w:val="Compact"/>
+              <w:jc w:val="center"/>
+            </w:pPr>
+            <w:r>
+              <w:rPr>
+                <w:rFonts w:ascii="Times New Roman" w:hAnsi="Times New Roman" w:eastAsia="Times New Roman" w:cs="Times New Roman"/>
+              </w:rPr>
+              <w:t xml:space="preserve">&gt; </w:t>
+            </w:r>
+            <w:r>
+              <w:rPr>
+                <w:rFonts w:hint="eastAsia" w:ascii="Times New Roman" w:hAnsi="Times New Roman" w:eastAsia="FangSong" w:cs="Times New Roman"/>
+              </w:rPr>
+              <w:t xml:space="preserve">图</w:t>
+            </w:r>
+            <w:r>
+              <w:rPr>
+                <w:rFonts w:ascii="Times New Roman" w:hAnsi="Times New Roman" w:eastAsia="Times New Roman" w:cs="Times New Roman"/>
+              </w:rPr>
+              <w:t xml:space="preserve"> </w:t>
+            </w:r>
+            <w:r>
+              <w:rPr>
+                <w:rFonts w:hint="eastAsia" w:ascii="Times New Roman" w:hAnsi="Times New Roman" w:eastAsia="Times New Roman" w:cs="Times New Roman"/>
+              </w:rPr>
+              <w:t xml:space="preserve">9-5：Zintl</w:t>
+            </w:r>
+            <w:r>
+              <w:rPr>
+                <w:rFonts w:ascii="Times New Roman" w:hAnsi="Times New Roman" w:eastAsia="Times New Roman" w:cs="Times New Roman"/>
+              </w:rPr>
+              <w:t xml:space="preserve"> </w:t>
+            </w:r>
+            <w:r>
+              <w:rPr>
+                <w:rFonts w:hint="eastAsia" w:ascii="Times New Roman" w:hAnsi="Times New Roman" w:eastAsia="FangSong" w:cs="Times New Roman"/>
+              </w:rPr>
+              <w:t xml:space="preserve">相</w:t>
+            </w:r>
+            <w:r>
+              <w:rPr>
+                <w:rFonts w:ascii="Times New Roman" w:hAnsi="Times New Roman" w:eastAsia="Times New Roman" w:cs="Times New Roman"/>
+              </w:rPr>
+              <w:t xml:space="preserve"> [Sn</w:t>
+            </w:r>
+            <w:r>
+              <w:rPr>
+                <w:rFonts w:ascii="Times New Roman" w:hAnsi="Times New Roman" w:eastAsia="Times New Roman" w:cs="Times New Roman"/>
+                <w:vertAlign w:val="subscript"/>
+              </w:rPr>
+              <w:t>9</w:t>
+            </w:r>
+            <w:r>
+              <w:rPr>
+                <w:rFonts w:ascii="Times New Roman" w:hAnsi="Times New Roman" w:eastAsia="Times New Roman" w:cs="Times New Roman"/>
+              </w:rPr>
+              <w:t>]</w:t>
+            </w:r>
+            <w:r>
+              <w:rPr>
+                <w:rFonts w:ascii="Times New Roman" w:hAnsi="Times New Roman" w:eastAsia="Times New Roman" w:cs="Times New Roman"/>
+                <w:vertAlign w:val="superscript"/>
+              </w:rPr>
+              <w:t>4-</w:t>
+            </w:r>
+            <w:r>
+              <w:rPr>
+                <w:rFonts w:ascii="Times New Roman" w:hAnsi="Times New Roman" w:eastAsia="Times New Roman" w:cs="Times New Roman"/>
+              </w:rPr>
+              <w:t xml:space="preserve"> </w:t>
+            </w:r>
+            <w:r>
+              <w:rPr>
+                <w:rFonts w:hint="eastAsia" w:ascii="Times New Roman" w:hAnsi="Times New Roman" w:eastAsia="FangSong" w:cs="Times New Roman"/>
+              </w:rPr>
+              <w:t>的带帽四方反棱柱结构</w:t>
+            </w:r>
+            <w:r>
+              <w:rPr>
+                <w:rFonts w:hint="eastAsia" w:ascii="Times New Roman" w:hAnsi="Times New Roman" w:eastAsia="Times New Roman" w:cs="Times New Roman"/>
+              </w:rPr>
+              <w:t>（</w:t>
+            </w:r>
+            <w:r>
+              <w:rPr>
+                <w:rFonts w:hint="eastAsia" w:ascii="Times New Roman" w:hAnsi="Times New Roman" w:eastAsia="FangSong" w:cs="Times New Roman"/>
+              </w:rPr>
+              <w:t>符合</w:t>
+            </w:r>
+            <w:r>
+              <w:rPr>
+                <w:rFonts w:ascii="Times New Roman" w:hAnsi="Times New Roman" w:eastAsia="Times New Roman" w:cs="Times New Roman"/>
+              </w:rPr>
+              <w:t xml:space="preserve"> Wade </w:t>
+            </w:r>
+            <w:r>
+              <w:rPr>
+                <w:rFonts w:hint="eastAsia" w:ascii="Times New Roman" w:hAnsi="Times New Roman" w:eastAsia="FangSong" w:cs="Times New Roman"/>
+              </w:rPr>
+              <w:t xml:space="preserve">规则的</w:t>
+            </w:r>
+            <w:r>
+              <w:rPr>
+                <w:rFonts w:ascii="Times New Roman" w:hAnsi="Times New Roman" w:eastAsia="Times New Roman" w:cs="Times New Roman"/>
+              </w:rPr>
+              <w:t xml:space="preserve"> nido </w:t>
+            </w:r>
+            <w:r>
+              <w:rPr>
+                <w:rFonts w:hint="eastAsia" w:ascii="Times New Roman" w:hAnsi="Times New Roman" w:eastAsia="FangSong" w:cs="Times New Roman"/>
+              </w:rPr>
+              <w:t>巢式多面体簇</w:t>
+            </w:r>
+            <w:r>
+              <w:rPr>
+                <w:rFonts w:hint="eastAsia" w:ascii="Times New Roman" w:hAnsi="Times New Roman" w:eastAsia="Times New Roman" w:cs="Times New Roman"/>
+              </w:rPr>
+              <w:t>）</w:t>
+            </w:r>
+          </w:p>
+        </w:tc>
+      </w:tr>
+    </w:tbl>
     <w:p>
       <w:pPr>
         <w:spacing w:before="160" w:after="80"/>
@@ -17109,6 +17527,7 @@
     <w:p>
       <w:pPr>
         <w:pStyle w:val="BodyText"/>
+        <w:spacing w:after="80"/>
         <w:ind w:firstLine="420"/>
       </w:pPr>
       <w:r>
@@ -17285,309 +17704,412 @@
         <w:t>。</w:t>
       </w:r>
     </w:p>
-    <w:p>
-      <w:pPr>
-        <w:pStyle w:val="BodyText"/>
-        <w:spacing w:before="160" w:after="80"/>
+    <w:tbl>
+      <w:tblPr>
+        <w:tblStyle w:val="Table"/>
+        <w:tblW w:type="pct" w:w="5000"/>
+        <w:tblLayout w:type="fixed"/>
+        <w:tblLook w:firstRow="1" w:lastRow="0" w:firstColumn="0" w:lastColumn="0" w:noHBand="0" w:noVBand="0" w:val="0020"/>
         <w:jc w:val="center"/>
-      </w:pPr>
-      <w:r>
-        <w:rPr>
-          <w:rFonts w:ascii="Times New Roman" w:hAnsi="Times New Roman" w:eastAsia="Times New Roman" w:cs="Times New Roman"/>
-        </w:rPr>
-        <w:drawing>
-          <wp:inline>
-            <wp:extent cx="2667000" cy="1852808"/>
-            <wp:effectExtent b="0" l="0" r="0" t="0"/>
-            <wp:docPr descr="" title="" id="42" name="Picture"/>
-            <a:graphic>
-              <a:graphicData uri="http://schemas.openxmlformats.org/drawingml/2006/picture">
-                <pic:pic>
-                  <pic:nvPicPr>
-                    <pic:cNvPr descr="31ef38222168615f8d57cd6e2773e2c90672c529bef1733b3a8387e31528cd47.jpg" id="43" name="Picture"/>
-                    <pic:cNvPicPr>
-                      <a:picLocks noChangeArrowheads="1" noChangeAspect="1"/>
-                    </pic:cNvPicPr>
-                  </pic:nvPicPr>
-                  <pic:blipFill>
-                    <a:blip r:embed="rId41"/>
-                    <a:stretch>
-                      <a:fillRect/>
-                    </a:stretch>
-                  </pic:blipFill>
-                  <pic:spPr bwMode="auto">
-                    <a:xfrm>
-                      <a:off x="0" y="0"/>
-                      <a:ext cx="2667000" cy="1852808"/>
-                    </a:xfrm>
-                    <a:prstGeom prst="rect">
-                      <a:avLst/>
-                    </a:prstGeom>
-                    <a:noFill/>
-                    <a:ln w="9525">
-                      <a:noFill/>
-                      <a:headEnd/>
-                      <a:tailEnd/>
-                    </a:ln>
-                  </pic:spPr>
-                </pic:pic>
-              </a:graphicData>
-            </a:graphic>
-          </wp:inline>
-        </w:drawing>
-      </w:r>
-      <w:r>
-        <w:rPr>
-          <w:rFonts w:ascii="Times New Roman" w:hAnsi="Times New Roman" w:eastAsia="Times New Roman" w:cs="Times New Roman"/>
-        </w:rPr>
-        <w:t xml:space="preserve"> </w:t>
-      </w:r>
-      <w:r>
-        <w:rPr>
-          <w:rFonts w:ascii="Times New Roman" w:hAnsi="Times New Roman" w:eastAsia="Times New Roman" w:cs="Times New Roman"/>
-        </w:rPr>
-        <w:t xml:space="preserve">&gt; </w:t>
-      </w:r>
-      <w:r>
-        <w:rPr>
-          <w:rFonts w:hint="eastAsia" w:ascii="Times New Roman" w:hAnsi="Times New Roman" w:eastAsia="FangSong" w:cs="Times New Roman"/>
-        </w:rPr>
-        <w:t xml:space="preserve">图</w:t>
-      </w:r>
-      <w:r>
-        <w:rPr>
-          <w:rFonts w:ascii="Times New Roman" w:hAnsi="Times New Roman" w:eastAsia="Times New Roman" w:cs="Times New Roman"/>
-        </w:rPr>
-        <w:t xml:space="preserve"> </w:t>
-      </w:r>
-      <w:r>
-        <w:rPr>
-          <w:rFonts w:hint="eastAsia" w:ascii="Times New Roman" w:hAnsi="Times New Roman" w:eastAsia="Times New Roman" w:cs="Times New Roman"/>
-        </w:rPr>
-        <w:t>9-6：</w:t>
-      </w:r>
-      <w:r>
-        <w:rPr>
-          <w:rFonts w:hint="eastAsia" w:ascii="Times New Roman" w:hAnsi="Times New Roman" w:eastAsia="FangSong" w:cs="Times New Roman"/>
-        </w:rPr>
-        <w:t>镧系收缩原子半径变化趋势</w:t>
-      </w:r>
-      <w:r>
-        <w:rPr>
-          <w:rFonts w:hint="eastAsia" w:ascii="Times New Roman" w:hAnsi="Times New Roman" w:eastAsia="Times New Roman" w:cs="Times New Roman"/>
-        </w:rPr>
-        <w:t>（La</w:t>
-      </w:r>
-      <w:r>
-        <w:rPr>
-          <w:rFonts w:ascii="Times New Roman" w:hAnsi="Times New Roman" w:eastAsia="Times New Roman" w:cs="Times New Roman"/>
-        </w:rPr>
-        <w:t xml:space="preserve"> </w:t>
-      </w:r>
-      <w:r>
-        <w:rPr>
-          <w:rFonts w:hint="eastAsia" w:ascii="Times New Roman" w:hAnsi="Times New Roman" w:eastAsia="FangSong" w:cs="Times New Roman"/>
-        </w:rPr>
-        <w:t xml:space="preserve">到</w:t>
-      </w:r>
-      <w:r>
-        <w:rPr>
-          <w:rFonts w:ascii="Times New Roman" w:hAnsi="Times New Roman" w:eastAsia="Times New Roman" w:cs="Times New Roman"/>
-        </w:rPr>
-        <w:t xml:space="preserve"> Lu </w:t>
-      </w:r>
-      <w:r>
-        <w:rPr>
-          <w:rFonts w:hint="eastAsia" w:ascii="Times New Roman" w:hAnsi="Times New Roman" w:eastAsia="FangSong" w:cs="Times New Roman"/>
-        </w:rPr>
-        <w:t>半径总体递减</w:t>
-      </w:r>
-      <w:r>
-        <w:rPr>
-          <w:rFonts w:hint="eastAsia" w:ascii="Times New Roman" w:hAnsi="Times New Roman" w:eastAsia="Times New Roman" w:cs="Times New Roman"/>
-        </w:rPr>
-        <w:t>，Eu</w:t>
-      </w:r>
-      <w:r>
-        <w:rPr>
-          <w:rFonts w:ascii="Times New Roman" w:hAnsi="Times New Roman" w:eastAsia="Times New Roman" w:cs="Times New Roman"/>
-        </w:rPr>
-        <w:t xml:space="preserve"> </w:t>
-      </w:r>
-      <w:r>
-        <w:rPr>
-          <w:rFonts w:hint="eastAsia" w:ascii="Times New Roman" w:hAnsi="Times New Roman" w:eastAsia="FangSong" w:cs="Times New Roman"/>
-        </w:rPr>
-        <w:t xml:space="preserve">与</w:t>
-      </w:r>
-      <w:r>
-        <w:rPr>
-          <w:rFonts w:ascii="Times New Roman" w:hAnsi="Times New Roman" w:eastAsia="Times New Roman" w:cs="Times New Roman"/>
-        </w:rPr>
-        <w:t xml:space="preserve"> Yb </w:t>
-      </w:r>
-      <w:r>
-        <w:rPr>
-          <w:rFonts w:hint="eastAsia" w:ascii="Times New Roman" w:hAnsi="Times New Roman" w:eastAsia="FangSong" w:cs="Times New Roman"/>
-        </w:rPr>
-        <w:t>因半满</w:t>
-      </w:r>
-      <w:r>
-        <w:rPr>
-          <w:rFonts w:hint="eastAsia" w:ascii="Times New Roman" w:hAnsi="Times New Roman" w:eastAsia="Times New Roman" w:cs="Times New Roman"/>
-        </w:rPr>
-        <w:t>/</w:t>
-      </w:r>
-      <w:r>
-        <w:rPr>
-          <w:rFonts w:hint="eastAsia" w:ascii="Times New Roman" w:hAnsi="Times New Roman" w:eastAsia="FangSong" w:cs="Times New Roman"/>
-        </w:rPr>
-        <w:t>全满结构突增</w:t>
-      </w:r>
-      <w:r>
-        <w:rPr>
-          <w:rFonts w:hint="eastAsia" w:ascii="Times New Roman" w:hAnsi="Times New Roman" w:eastAsia="Times New Roman" w:cs="Times New Roman"/>
-        </w:rPr>
-        <w:t>）</w:t>
-      </w:r>
-      <w:r>
-        <w:rPr>
-          <w:rFonts w:ascii="Times New Roman" w:hAnsi="Times New Roman" w:eastAsia="Times New Roman" w:cs="Times New Roman"/>
-        </w:rPr>
-        <w:t xml:space="preserve"> </w:t>
-      </w:r>
-      <w:r>
-        <w:rPr>
-          <w:rFonts w:ascii="Times New Roman" w:hAnsi="Times New Roman" w:eastAsia="Times New Roman" w:cs="Times New Roman"/>
-        </w:rPr>
-        <w:drawing>
-          <wp:inline>
-            <wp:extent cx="2667000" cy="970372"/>
-            <wp:effectExtent b="0" l="0" r="0" t="0"/>
-            <wp:docPr descr="" title="" id="45" name="Picture"/>
-            <a:graphic>
-              <a:graphicData uri="http://schemas.openxmlformats.org/drawingml/2006/picture">
-                <pic:pic>
-                  <pic:nvPicPr>
-                    <pic:cNvPr descr="7ae21325d46722ee4d31eb8156b5726d181ca80217499d49567ff01702844997.jpg" id="46" name="Picture"/>
-                    <pic:cNvPicPr>
-                      <a:picLocks noChangeArrowheads="1" noChangeAspect="1"/>
-                    </pic:cNvPicPr>
-                  </pic:nvPicPr>
-                  <pic:blipFill>
-                    <a:blip r:embed="rId44"/>
-                    <a:stretch>
-                      <a:fillRect/>
-                    </a:stretch>
-                  </pic:blipFill>
-                  <pic:spPr bwMode="auto">
-                    <a:xfrm>
-                      <a:off x="0" y="0"/>
-                      <a:ext cx="2667000" cy="970372"/>
-                    </a:xfrm>
-                    <a:prstGeom prst="rect">
-                      <a:avLst/>
-                    </a:prstGeom>
-                    <a:noFill/>
-                    <a:ln w="9525">
-                      <a:noFill/>
-                      <a:headEnd/>
-                      <a:tailEnd/>
-                    </a:ln>
-                  </pic:spPr>
-                </pic:pic>
-              </a:graphicData>
-            </a:graphic>
-          </wp:inline>
-        </w:drawing>
-      </w:r>
-      <w:r>
-        <w:rPr>
-          <w:rFonts w:ascii="Times New Roman" w:hAnsi="Times New Roman" w:eastAsia="Times New Roman" w:cs="Times New Roman"/>
-        </w:rPr>
-        <w:t xml:space="preserve"> </w:t>
-      </w:r>
-      <w:r>
-        <w:rPr>
-          <w:rFonts w:ascii="Times New Roman" w:hAnsi="Times New Roman" w:eastAsia="Times New Roman" w:cs="Times New Roman"/>
-        </w:rPr>
-        <w:t xml:space="preserve">&gt; </w:t>
-      </w:r>
-      <w:r>
-        <w:rPr>
-          <w:rFonts w:hint="eastAsia" w:ascii="Times New Roman" w:hAnsi="Times New Roman" w:eastAsia="FangSong" w:cs="Times New Roman"/>
-        </w:rPr>
-        <w:t xml:space="preserve">图</w:t>
-      </w:r>
-      <w:r>
-        <w:rPr>
-          <w:rFonts w:ascii="Times New Roman" w:hAnsi="Times New Roman" w:eastAsia="Times New Roman" w:cs="Times New Roman"/>
-        </w:rPr>
-        <w:t xml:space="preserve"> </w:t>
-      </w:r>
-      <w:r>
-        <w:rPr>
-          <w:rFonts w:hint="eastAsia" w:ascii="Times New Roman" w:hAnsi="Times New Roman" w:eastAsia="Times New Roman" w:cs="Times New Roman"/>
-        </w:rPr>
-        <w:t>9-7：</w:t>
-      </w:r>
-      <w:r>
-        <w:rPr>
-          <w:rFonts w:hint="eastAsia" w:ascii="Times New Roman" w:hAnsi="Times New Roman" w:eastAsia="FangSong" w:cs="Times New Roman"/>
-        </w:rPr>
-        <w:t>平面四边形</w:t>
-      </w:r>
-      <w:r>
-        <w:rPr>
-          <w:rFonts w:ascii="Times New Roman" w:hAnsi="Times New Roman" w:eastAsia="Times New Roman" w:cs="Times New Roman"/>
-        </w:rPr>
-        <w:t xml:space="preserve"> 16e</w:t>
-      </w:r>
-      <w:r>
-        <w:rPr>
-          <w:rFonts w:ascii="Times New Roman" w:hAnsi="Times New Roman" w:eastAsia="Times New Roman" w:cs="Times New Roman"/>
-          <w:vertAlign w:val="superscript"/>
-        </w:rPr>
-        <w:t>-</w:t>
-      </w:r>
-      <w:r>
-        <w:rPr>
-          <w:rFonts w:ascii="Times New Roman" w:hAnsi="Times New Roman" w:eastAsia="Times New Roman" w:cs="Times New Roman"/>
-        </w:rPr>
-        <w:t xml:space="preserve"> Pt(II) </w:t>
-      </w:r>
-      <w:r>
-        <w:rPr>
-          <w:rFonts w:hint="eastAsia" w:ascii="Times New Roman" w:hAnsi="Times New Roman" w:eastAsia="FangSong" w:cs="Times New Roman"/>
-        </w:rPr>
-        <w:t xml:space="preserve">配合物发生氧化加成转变为八面体</w:t>
-      </w:r>
-      <w:r>
-        <w:rPr>
-          <w:rFonts w:ascii="Times New Roman" w:hAnsi="Times New Roman" w:eastAsia="Times New Roman" w:cs="Times New Roman"/>
-        </w:rPr>
-        <w:t xml:space="preserve"> 18e</w:t>
-      </w:r>
-      <w:r>
-        <w:rPr>
-          <w:rFonts w:ascii="Times New Roman" w:hAnsi="Times New Roman" w:eastAsia="Times New Roman" w:cs="Times New Roman"/>
-          <w:vertAlign w:val="superscript"/>
-        </w:rPr>
-        <w:t>-</w:t>
-      </w:r>
-      <w:r>
-        <w:rPr>
-          <w:rFonts w:ascii="Times New Roman" w:hAnsi="Times New Roman" w:eastAsia="Times New Roman" w:cs="Times New Roman"/>
-        </w:rPr>
-        <w:t xml:space="preserve"> Pt(IV) </w:t>
-      </w:r>
-      <w:r>
-        <w:rPr>
-          <w:rFonts w:hint="eastAsia" w:ascii="Times New Roman" w:hAnsi="Times New Roman" w:eastAsia="FangSong" w:cs="Times New Roman"/>
-        </w:rPr>
-        <w:t xml:space="preserve">配合物</w:t>
-      </w:r>
-    </w:p>
+        <w:tblBorders>
+          <w:top w:val="single" w:sz="12" w:space="0" w:color="333333"/>
+          <w:bottom w:val="single" w:sz="12" w:space="0" w:color="333333"/>
+          <w:left w:val="none"/>
+          <w:right w:val="none"/>
+          <w:insideH w:val="none"/>
+          <w:insideV w:val="none"/>
+        </w:tblBorders>
+      </w:tblPr>
+      <w:tblGrid>
+        <w:gridCol w:w="3960"/>
+        <w:gridCol w:w="3960"/>
+      </w:tblGrid>
+      <w:tr>
+        <w:trPr>
+          <w:tblHeader w:val="on"/>
+        </w:trPr>
+        <w:tc>
+          <w:tcPr>
+            <w:tcBorders>
+              <w:bottom w:val="single" w:sz="6" w:space="0" w:color="333333"/>
+            </w:tcBorders>
+          </w:tcPr>
+          <w:p>
+            <w:pPr>
+              <w:pStyle w:val="Compact"/>
+              <w:jc w:val="center"/>
+            </w:pPr>
+            <w:r>
+              <w:rPr>
+                <w:rFonts w:hint="eastAsia" w:ascii="Times New Roman" w:hAnsi="Times New Roman" w:eastAsia="SimHei" w:cs="Times New Roman"/>
+                <w:b/>
+              </w:rPr>
+              <w:t xml:space="preserve">镧系收缩原子半径变化趋势</w:t>
+            </w:r>
+          </w:p>
+        </w:tc>
+        <w:tc>
+          <w:tcPr>
+            <w:tcBorders>
+              <w:bottom w:val="single" w:sz="6" w:space="0" w:color="333333"/>
+            </w:tcBorders>
+          </w:tcPr>
+          <w:p>
+            <w:pPr>
+              <w:pStyle w:val="Compact"/>
+              <w:jc w:val="center"/>
+            </w:pPr>
+            <w:r>
+              <w:rPr>
+                <w:rFonts w:hint="eastAsia" w:ascii="Times New Roman" w:hAnsi="Times New Roman" w:eastAsia="SimHei" w:cs="Times New Roman"/>
+                <w:b/>
+              </w:rPr>
+              <w:t xml:space="preserve">平面四边形</w:t>
+            </w:r>
+            <w:r>
+              <w:rPr>
+                <w:rFonts w:ascii="Times New Roman" w:hAnsi="Times New Roman" w:eastAsia="Times New Roman" w:cs="Times New Roman"/>
+                <w:b/>
+              </w:rPr>
+              <w:t xml:space="preserve"> 16e</w:t>
+            </w:r>
+            <w:r>
+              <w:rPr>
+                <w:rFonts w:ascii="Times New Roman" w:hAnsi="Times New Roman" w:eastAsia="Times New Roman" w:cs="Times New Roman"/>
+                <w:b/>
+                <w:vertAlign w:val="superscript"/>
+              </w:rPr>
+              <w:t>-</w:t>
+            </w:r>
+            <w:r>
+              <w:rPr>
+                <w:rFonts w:ascii="Times New Roman" w:hAnsi="Times New Roman" w:eastAsia="Times New Roman" w:cs="Times New Roman"/>
+                <w:b/>
+              </w:rPr>
+              <w:t xml:space="preserve"> Pt(II)</w:t>
+            </w:r>
+          </w:p>
+        </w:tc>
+      </w:tr>
+      <w:tr>
+        <w:tc>
+          <w:tcPr/>
+          <w:p>
+            <w:pPr>
+              <w:pStyle w:val="Compact"/>
+              <w:jc w:val="center"/>
+            </w:pPr>
+            <w:r>
+              <w:rPr>
+                <w:rFonts w:ascii="Times New Roman" w:hAnsi="Times New Roman" w:eastAsia="Times New Roman" w:cs="Times New Roman"/>
+              </w:rPr>
+              <w:drawing>
+                <wp:inline>
+                  <wp:extent cx="2667000" cy="1852808"/>
+                  <wp:effectExtent b="0" l="0" r="0" t="0"/>
+                  <wp:docPr descr="" title="" id="42" name="Picture"/>
+                  <a:graphic>
+                    <a:graphicData uri="http://schemas.openxmlformats.org/drawingml/2006/picture">
+                      <pic:pic>
+                        <pic:nvPicPr>
+                          <pic:cNvPr descr="31ef38222168615f8d57cd6e2773e2c90672c529bef1733b3a8387e31528cd47.jpg" id="43" name="Picture"/>
+                          <pic:cNvPicPr>
+                            <a:picLocks noChangeArrowheads="1" noChangeAspect="1"/>
+                          </pic:cNvPicPr>
+                        </pic:nvPicPr>
+                        <pic:blipFill>
+                          <a:blip r:embed="rId41"/>
+                          <a:stretch>
+                            <a:fillRect/>
+                          </a:stretch>
+                        </pic:blipFill>
+                        <pic:spPr bwMode="auto">
+                          <a:xfrm>
+                            <a:off x="0" y="0"/>
+                            <a:ext cx="2667000" cy="1852808"/>
+                          </a:xfrm>
+                          <a:prstGeom prst="rect">
+                            <a:avLst/>
+                          </a:prstGeom>
+                          <a:noFill/>
+                          <a:ln w="9525">
+                            <a:noFill/>
+                            <a:headEnd/>
+                            <a:tailEnd/>
+                          </a:ln>
+                        </pic:spPr>
+                      </pic:pic>
+                    </a:graphicData>
+                  </a:graphic>
+                </wp:inline>
+              </w:drawing>
+            </w:r>
+          </w:p>
+        </w:tc>
+        <w:tc>
+          <w:tcPr/>
+          <w:p>
+            <w:pPr>
+              <w:pStyle w:val="Compact"/>
+              <w:jc w:val="center"/>
+            </w:pPr>
+            <w:r>
+              <w:rPr>
+                <w:rFonts w:ascii="Times New Roman" w:hAnsi="Times New Roman" w:eastAsia="Times New Roman" w:cs="Times New Roman"/>
+              </w:rPr>
+              <w:drawing>
+                <wp:inline>
+                  <wp:extent cx="2667000" cy="970372"/>
+                  <wp:effectExtent b="0" l="0" r="0" t="0"/>
+                  <wp:docPr descr="" title="" id="45" name="Picture"/>
+                  <a:graphic>
+                    <a:graphicData uri="http://schemas.openxmlformats.org/drawingml/2006/picture">
+                      <pic:pic>
+                        <pic:nvPicPr>
+                          <pic:cNvPr descr="7ae21325d46722ee4d31eb8156b5726d181ca80217499d49567ff01702844997.jpg" id="46" name="Picture"/>
+                          <pic:cNvPicPr>
+                            <a:picLocks noChangeArrowheads="1" noChangeAspect="1"/>
+                          </pic:cNvPicPr>
+                        </pic:nvPicPr>
+                        <pic:blipFill>
+                          <a:blip r:embed="rId44"/>
+                          <a:stretch>
+                            <a:fillRect/>
+                          </a:stretch>
+                        </pic:blipFill>
+                        <pic:spPr bwMode="auto">
+                          <a:xfrm>
+                            <a:off x="0" y="0"/>
+                            <a:ext cx="2667000" cy="970372"/>
+                          </a:xfrm>
+                          <a:prstGeom prst="rect">
+                            <a:avLst/>
+                          </a:prstGeom>
+                          <a:noFill/>
+                          <a:ln w="9525">
+                            <a:noFill/>
+                            <a:headEnd/>
+                            <a:tailEnd/>
+                          </a:ln>
+                        </pic:spPr>
+                      </pic:pic>
+                    </a:graphicData>
+                  </a:graphic>
+                </wp:inline>
+              </w:drawing>
+            </w:r>
+          </w:p>
+        </w:tc>
+      </w:tr>
+      <w:tr>
+        <w:tc>
+          <w:tcPr/>
+          <w:p>
+            <w:pPr>
+              <w:pStyle w:val="Compact"/>
+              <w:jc w:val="center"/>
+            </w:pPr>
+            <w:r>
+              <w:rPr>
+                <w:rFonts w:ascii="Times New Roman" w:hAnsi="Times New Roman" w:eastAsia="Times New Roman" w:cs="Times New Roman"/>
+              </w:rPr>
+              <w:t xml:space="preserve">&gt; </w:t>
+            </w:r>
+            <w:r>
+              <w:rPr>
+                <w:rFonts w:hint="eastAsia" w:ascii="Times New Roman" w:hAnsi="Times New Roman" w:eastAsia="FangSong" w:cs="Times New Roman"/>
+              </w:rPr>
+              <w:t xml:space="preserve">图</w:t>
+            </w:r>
+            <w:r>
+              <w:rPr>
+                <w:rFonts w:ascii="Times New Roman" w:hAnsi="Times New Roman" w:eastAsia="Times New Roman" w:cs="Times New Roman"/>
+              </w:rPr>
+              <w:t xml:space="preserve"> </w:t>
+            </w:r>
+            <w:r>
+              <w:rPr>
+                <w:rFonts w:hint="eastAsia" w:ascii="Times New Roman" w:hAnsi="Times New Roman" w:eastAsia="Times New Roman" w:cs="Times New Roman"/>
+              </w:rPr>
+              <w:t>9-6：</w:t>
+            </w:r>
+            <w:r>
+              <w:rPr>
+                <w:rFonts w:hint="eastAsia" w:ascii="Times New Roman" w:hAnsi="Times New Roman" w:eastAsia="FangSong" w:cs="Times New Roman"/>
+              </w:rPr>
+              <w:t>镧系收缩原子半径变化趋势</w:t>
+            </w:r>
+            <w:r>
+              <w:rPr>
+                <w:rFonts w:hint="eastAsia" w:ascii="Times New Roman" w:hAnsi="Times New Roman" w:eastAsia="Times New Roman" w:cs="Times New Roman"/>
+              </w:rPr>
+              <w:t>（La</w:t>
+            </w:r>
+            <w:r>
+              <w:rPr>
+                <w:rFonts w:ascii="Times New Roman" w:hAnsi="Times New Roman" w:eastAsia="Times New Roman" w:cs="Times New Roman"/>
+              </w:rPr>
+              <w:t xml:space="preserve"> </w:t>
+            </w:r>
+            <w:r>
+              <w:rPr>
+                <w:rFonts w:hint="eastAsia" w:ascii="Times New Roman" w:hAnsi="Times New Roman" w:eastAsia="FangSong" w:cs="Times New Roman"/>
+              </w:rPr>
+              <w:t xml:space="preserve">到</w:t>
+            </w:r>
+            <w:r>
+              <w:rPr>
+                <w:rFonts w:ascii="Times New Roman" w:hAnsi="Times New Roman" w:eastAsia="Times New Roman" w:cs="Times New Roman"/>
+              </w:rPr>
+              <w:t xml:space="preserve"> Lu </w:t>
+            </w:r>
+            <w:r>
+              <w:rPr>
+                <w:rFonts w:hint="eastAsia" w:ascii="Times New Roman" w:hAnsi="Times New Roman" w:eastAsia="FangSong" w:cs="Times New Roman"/>
+              </w:rPr>
+              <w:t>半径总体递减</w:t>
+            </w:r>
+            <w:r>
+              <w:rPr>
+                <w:rFonts w:hint="eastAsia" w:ascii="Times New Roman" w:hAnsi="Times New Roman" w:eastAsia="Times New Roman" w:cs="Times New Roman"/>
+              </w:rPr>
+              <w:t>，Eu</w:t>
+            </w:r>
+            <w:r>
+              <w:rPr>
+                <w:rFonts w:ascii="Times New Roman" w:hAnsi="Times New Roman" w:eastAsia="Times New Roman" w:cs="Times New Roman"/>
+              </w:rPr>
+              <w:t xml:space="preserve"> </w:t>
+            </w:r>
+            <w:r>
+              <w:rPr>
+                <w:rFonts w:hint="eastAsia" w:ascii="Times New Roman" w:hAnsi="Times New Roman" w:eastAsia="FangSong" w:cs="Times New Roman"/>
+              </w:rPr>
+              <w:t xml:space="preserve">与</w:t>
+            </w:r>
+            <w:r>
+              <w:rPr>
+                <w:rFonts w:ascii="Times New Roman" w:hAnsi="Times New Roman" w:eastAsia="Times New Roman" w:cs="Times New Roman"/>
+              </w:rPr>
+              <w:t xml:space="preserve"> Yb </w:t>
+            </w:r>
+            <w:r>
+              <w:rPr>
+                <w:rFonts w:hint="eastAsia" w:ascii="Times New Roman" w:hAnsi="Times New Roman" w:eastAsia="FangSong" w:cs="Times New Roman"/>
+              </w:rPr>
+              <w:t>因半满</w:t>
+            </w:r>
+            <w:r>
+              <w:rPr>
+                <w:rFonts w:hint="eastAsia" w:ascii="Times New Roman" w:hAnsi="Times New Roman" w:eastAsia="Times New Roman" w:cs="Times New Roman"/>
+              </w:rPr>
+              <w:t>/</w:t>
+            </w:r>
+            <w:r>
+              <w:rPr>
+                <w:rFonts w:hint="eastAsia" w:ascii="Times New Roman" w:hAnsi="Times New Roman" w:eastAsia="FangSong" w:cs="Times New Roman"/>
+              </w:rPr>
+              <w:t>全满结构突增</w:t>
+            </w:r>
+            <w:r>
+              <w:rPr>
+                <w:rFonts w:hint="eastAsia" w:ascii="Times New Roman" w:hAnsi="Times New Roman" w:eastAsia="Times New Roman" w:cs="Times New Roman"/>
+              </w:rPr>
+              <w:t>）</w:t>
+            </w:r>
+          </w:p>
+        </w:tc>
+        <w:tc>
+          <w:tcPr/>
+          <w:p>
+            <w:pPr>
+              <w:pStyle w:val="Compact"/>
+              <w:jc w:val="center"/>
+            </w:pPr>
+            <w:r>
+              <w:rPr>
+                <w:rFonts w:ascii="Times New Roman" w:hAnsi="Times New Roman" w:eastAsia="Times New Roman" w:cs="Times New Roman"/>
+              </w:rPr>
+              <w:t xml:space="preserve">&gt; </w:t>
+            </w:r>
+            <w:r>
+              <w:rPr>
+                <w:rFonts w:hint="eastAsia" w:ascii="Times New Roman" w:hAnsi="Times New Roman" w:eastAsia="FangSong" w:cs="Times New Roman"/>
+              </w:rPr>
+              <w:t xml:space="preserve">图</w:t>
+            </w:r>
+            <w:r>
+              <w:rPr>
+                <w:rFonts w:ascii="Times New Roman" w:hAnsi="Times New Roman" w:eastAsia="Times New Roman" w:cs="Times New Roman"/>
+              </w:rPr>
+              <w:t xml:space="preserve"> </w:t>
+            </w:r>
+            <w:r>
+              <w:rPr>
+                <w:rFonts w:hint="eastAsia" w:ascii="Times New Roman" w:hAnsi="Times New Roman" w:eastAsia="Times New Roman" w:cs="Times New Roman"/>
+              </w:rPr>
+              <w:t>9-7：</w:t>
+            </w:r>
+            <w:r>
+              <w:rPr>
+                <w:rFonts w:hint="eastAsia" w:ascii="Times New Roman" w:hAnsi="Times New Roman" w:eastAsia="FangSong" w:cs="Times New Roman"/>
+              </w:rPr>
+              <w:t>平面四边形</w:t>
+            </w:r>
+            <w:r>
+              <w:rPr>
+                <w:rFonts w:ascii="Times New Roman" w:hAnsi="Times New Roman" w:eastAsia="Times New Roman" w:cs="Times New Roman"/>
+              </w:rPr>
+              <w:t xml:space="preserve"> 16e</w:t>
+            </w:r>
+            <w:r>
+              <w:rPr>
+                <w:rFonts w:ascii="Times New Roman" w:hAnsi="Times New Roman" w:eastAsia="Times New Roman" w:cs="Times New Roman"/>
+                <w:vertAlign w:val="superscript"/>
+              </w:rPr>
+              <w:t>-</w:t>
+            </w:r>
+            <w:r>
+              <w:rPr>
+                <w:rFonts w:ascii="Times New Roman" w:hAnsi="Times New Roman" w:eastAsia="Times New Roman" w:cs="Times New Roman"/>
+              </w:rPr>
+              <w:t xml:space="preserve"> Pt(II) </w:t>
+            </w:r>
+            <w:r>
+              <w:rPr>
+                <w:rFonts w:hint="eastAsia" w:ascii="Times New Roman" w:hAnsi="Times New Roman" w:eastAsia="FangSong" w:cs="Times New Roman"/>
+              </w:rPr>
+              <w:t xml:space="preserve">配合物发生氧化加成转变为八面体</w:t>
+            </w:r>
+            <w:r>
+              <w:rPr>
+                <w:rFonts w:ascii="Times New Roman" w:hAnsi="Times New Roman" w:eastAsia="Times New Roman" w:cs="Times New Roman"/>
+              </w:rPr>
+              <w:t xml:space="preserve"> 18e</w:t>
+            </w:r>
+            <w:r>
+              <w:rPr>
+                <w:rFonts w:ascii="Times New Roman" w:hAnsi="Times New Roman" w:eastAsia="Times New Roman" w:cs="Times New Roman"/>
+                <w:vertAlign w:val="superscript"/>
+              </w:rPr>
+              <w:t>-</w:t>
+            </w:r>
+            <w:r>
+              <w:rPr>
+                <w:rFonts w:ascii="Times New Roman" w:hAnsi="Times New Roman" w:eastAsia="Times New Roman" w:cs="Times New Roman"/>
+              </w:rPr>
+              <w:t xml:space="preserve"> Pt(IV) </w:t>
+            </w:r>
+            <w:r>
+              <w:rPr>
+                <w:rFonts w:hint="eastAsia" w:ascii="Times New Roman" w:hAnsi="Times New Roman" w:eastAsia="FangSong" w:cs="Times New Roman"/>
+              </w:rPr>
+              <w:t xml:space="preserve">配合物</w:t>
+            </w:r>
+          </w:p>
+        </w:tc>
+      </w:tr>
+    </w:tbl>
     <w:bookmarkEnd w:id="47"/>
     <w:bookmarkEnd w:id="48"/>
     <w:bookmarkStart w:id="56" w:name="陌生体系非经典化学键"/>
@@ -19076,7 +19598,7 @@
     <w:p>
       <w:pPr>
         <w:pStyle w:val="BodyText"/>
-        <w:spacing w:before="120"/>
+        <w:spacing w:before="120" w:after="80"/>
         <w:ind w:firstLine="420"/>
       </w:pPr>
       <w:r>
@@ -19205,132 +19727,193 @@
         <w:t>。</w:t>
       </w:r>
     </w:p>
-    <w:p>
-      <w:pPr>
-        <w:pStyle w:val="BodyText"/>
-        <w:spacing w:before="160" w:after="80"/>
+    <w:tbl>
+      <w:tblPr>
+        <w:tblStyle w:val="Table"/>
+        <w:tblW w:type="pct" w:w="5000"/>
+        <w:tblLayout w:type="fixed"/>
+        <w:tblLook w:firstRow="1" w:lastRow="0" w:firstColumn="0" w:lastColumn="0" w:noHBand="0" w:noVBand="0" w:val="0020"/>
         <w:jc w:val="center"/>
-      </w:pPr>
-      <w:r>
-        <w:rPr>
-          <w:rFonts w:ascii="Times New Roman" w:hAnsi="Times New Roman" w:eastAsia="Times New Roman" w:cs="Times New Roman"/>
-        </w:rPr>
-        <w:drawing>
-          <wp:inline>
-            <wp:extent cx="2667000" cy="2255123"/>
-            <wp:effectExtent b="0" l="0" r="0" t="0"/>
-            <wp:docPr descr="" title="" id="52" name="Picture"/>
-            <a:graphic>
-              <a:graphicData uri="http://schemas.openxmlformats.org/drawingml/2006/picture">
-                <pic:pic>
-                  <pic:nvPicPr>
-                    <pic:cNvPr descr="9fe3cc051d708ce77346338e771152a295b28496f408100be72aa18b0dc2fe3c.png" id="53" name="Picture"/>
-                    <pic:cNvPicPr>
-                      <a:picLocks noChangeArrowheads="1" noChangeAspect="1"/>
-                    </pic:cNvPicPr>
-                  </pic:nvPicPr>
-                  <pic:blipFill>
-                    <a:blip r:embed="rId51"/>
-                    <a:stretch>
-                      <a:fillRect/>
-                    </a:stretch>
-                  </pic:blipFill>
-                  <pic:spPr bwMode="auto">
-                    <a:xfrm>
-                      <a:off x="0" y="0"/>
-                      <a:ext cx="2667000" cy="2255123"/>
-                    </a:xfrm>
-                    <a:prstGeom prst="rect">
-                      <a:avLst/>
-                    </a:prstGeom>
-                    <a:noFill/>
-                    <a:ln w="9525">
-                      <a:noFill/>
-                      <a:headEnd/>
-                      <a:tailEnd/>
-                    </a:ln>
-                  </pic:spPr>
-                </pic:pic>
-              </a:graphicData>
-            </a:graphic>
-          </wp:inline>
-        </w:drawing>
-      </w:r>
-      <w:r>
-        <w:rPr>
-          <w:rFonts w:ascii="Times New Roman" w:hAnsi="Times New Roman" w:eastAsia="Times New Roman" w:cs="Times New Roman"/>
-        </w:rPr>
-        <w:t xml:space="preserve"> </w:t>
-      </w:r>
-      <w:r>
-        <w:rPr>
-          <w:rFonts w:ascii="Times New Roman" w:hAnsi="Times New Roman" w:eastAsia="Times New Roman" w:cs="Times New Roman"/>
-        </w:rPr>
-        <w:t xml:space="preserve">&gt; </w:t>
-      </w:r>
-      <w:r>
-        <w:rPr>
-          <w:rFonts w:hint="eastAsia" w:ascii="Times New Roman" w:hAnsi="Times New Roman" w:eastAsia="FangSong" w:cs="Times New Roman"/>
-        </w:rPr>
-        <w:t xml:space="preserve">图</w:t>
-      </w:r>
-      <w:r>
-        <w:rPr>
-          <w:rFonts w:ascii="Times New Roman" w:hAnsi="Times New Roman" w:eastAsia="Times New Roman" w:cs="Times New Roman"/>
-        </w:rPr>
-        <w:t xml:space="preserve"> </w:t>
-      </w:r>
-      <w:r>
-        <w:rPr>
-          <w:rFonts w:hint="eastAsia" w:ascii="Times New Roman" w:hAnsi="Times New Roman" w:eastAsia="Times New Roman" w:cs="Times New Roman"/>
-        </w:rPr>
-        <w:t>9-8：</w:t>
-      </w:r>
-      <w:r>
-        <w:rPr>
-          <w:rFonts w:hint="eastAsia" w:ascii="Times New Roman" w:hAnsi="Times New Roman" w:eastAsia="FangSong" w:cs="Times New Roman"/>
-        </w:rPr>
-        <w:t>主族多重键位阻稳定化示意</w:t>
-      </w:r>
-      <w:r>
-        <w:rPr>
-          <w:rFonts w:hint="eastAsia" w:ascii="Times New Roman" w:hAnsi="Times New Roman" w:eastAsia="Times New Roman" w:cs="Times New Roman"/>
-        </w:rPr>
-        <w:t>：Mes</w:t>
-      </w:r>
-      <w:r>
-        <w:rPr>
-          <w:rFonts w:ascii="Times New Roman" w:hAnsi="Times New Roman" w:eastAsia="Times New Roman" w:cs="Times New Roman"/>
-          <w:i/>
-          <w:iCs/>
-        </w:rPr>
-        <w:t xml:space="preserve">-P=P-Mes</w:t>
-      </w:r>
-      <w:r>
-        <w:rPr>
-          <w:rFonts w:hint="eastAsia" w:ascii="Times New Roman" w:hAnsi="Times New Roman" w:eastAsia="Times New Roman" w:cs="Times New Roman"/>
-        </w:rPr>
-        <w:t>，</w:t>
-      </w:r>
-      <w:r>
-        <w:rPr>
-          <w:rFonts w:hint="eastAsia" w:ascii="Times New Roman" w:hAnsi="Times New Roman" w:eastAsia="FangSong" w:cs="Times New Roman"/>
-        </w:rPr>
-        <w:t>大体积芳基隔离</w:t>
-      </w:r>
-      <w:r>
-        <w:rPr>
-          <w:rFonts w:ascii="Times New Roman" w:hAnsi="Times New Roman" w:eastAsia="Times New Roman" w:cs="Times New Roman"/>
-        </w:rPr>
-        <w:t xml:space="preserve"> P=P </w:t>
-      </w:r>
-      <w:r>
-        <w:rPr>
-          <w:rFonts w:hint="eastAsia" w:ascii="Times New Roman" w:hAnsi="Times New Roman" w:eastAsia="FangSong" w:cs="Times New Roman"/>
-        </w:rPr>
-        <w:t xml:space="preserve">双键</w:t>
-      </w:r>
-    </w:p>
+        <w:tblBorders>
+          <w:top w:val="single" w:sz="12" w:space="0" w:color="333333"/>
+          <w:bottom w:val="single" w:sz="12" w:space="0" w:color="333333"/>
+          <w:left w:val="none"/>
+          <w:right w:val="none"/>
+          <w:insideH w:val="none"/>
+          <w:insideV w:val="none"/>
+        </w:tblBorders>
+      </w:tblPr>
+      <w:tblGrid>
+        <w:gridCol w:w="7920"/>
+      </w:tblGrid>
+      <w:tr>
+        <w:trPr>
+          <w:tblHeader w:val="on"/>
+        </w:trPr>
+        <w:tc>
+          <w:tcPr>
+            <w:tcBorders>
+              <w:bottom w:val="single" w:sz="6" w:space="0" w:color="333333"/>
+            </w:tcBorders>
+          </w:tcPr>
+          <w:p>
+            <w:pPr>
+              <w:pStyle w:val="Compact"/>
+              <w:jc w:val="center"/>
+            </w:pPr>
+            <w:r>
+              <w:rPr>
+                <w:rFonts w:hint="eastAsia" w:ascii="Times New Roman" w:hAnsi="Times New Roman" w:eastAsia="SimHei" w:cs="Times New Roman"/>
+                <w:b/>
+              </w:rPr>
+              <w:t>主族多重键位阻稳定化示意</w:t>
+            </w:r>
+            <w:r>
+              <w:rPr>
+                <w:rFonts w:hint="eastAsia" w:ascii="Times New Roman" w:hAnsi="Times New Roman" w:eastAsia="Times New Roman" w:cs="Times New Roman"/>
+                <w:b/>
+              </w:rPr>
+              <w:t>：Mes*-</w:t>
+            </w:r>
+          </w:p>
+        </w:tc>
+      </w:tr>
+      <w:tr>
+        <w:tc>
+          <w:tcPr/>
+          <w:p>
+            <w:pPr>
+              <w:pStyle w:val="Compact"/>
+              <w:jc w:val="center"/>
+            </w:pPr>
+            <w:r>
+              <w:rPr>
+                <w:rFonts w:ascii="Times New Roman" w:hAnsi="Times New Roman" w:eastAsia="Times New Roman" w:cs="Times New Roman"/>
+              </w:rPr>
+              <w:drawing>
+                <wp:inline>
+                  <wp:extent cx="2667000" cy="2255123"/>
+                  <wp:effectExtent b="0" l="0" r="0" t="0"/>
+                  <wp:docPr descr="" title="" id="52" name="Picture"/>
+                  <a:graphic>
+                    <a:graphicData uri="http://schemas.openxmlformats.org/drawingml/2006/picture">
+                      <pic:pic>
+                        <pic:nvPicPr>
+                          <pic:cNvPr descr="9fe3cc051d708ce77346338e771152a295b28496f408100be72aa18b0dc2fe3c.png" id="53" name="Picture"/>
+                          <pic:cNvPicPr>
+                            <a:picLocks noChangeArrowheads="1" noChangeAspect="1"/>
+                          </pic:cNvPicPr>
+                        </pic:nvPicPr>
+                        <pic:blipFill>
+                          <a:blip r:embed="rId51"/>
+                          <a:stretch>
+                            <a:fillRect/>
+                          </a:stretch>
+                        </pic:blipFill>
+                        <pic:spPr bwMode="auto">
+                          <a:xfrm>
+                            <a:off x="0" y="0"/>
+                            <a:ext cx="2667000" cy="2255123"/>
+                          </a:xfrm>
+                          <a:prstGeom prst="rect">
+                            <a:avLst/>
+                          </a:prstGeom>
+                          <a:noFill/>
+                          <a:ln w="9525">
+                            <a:noFill/>
+                            <a:headEnd/>
+                            <a:tailEnd/>
+                          </a:ln>
+                        </pic:spPr>
+                      </pic:pic>
+                    </a:graphicData>
+                  </a:graphic>
+                </wp:inline>
+              </w:drawing>
+            </w:r>
+          </w:p>
+        </w:tc>
+      </w:tr>
+      <w:tr>
+        <w:tc>
+          <w:tcPr/>
+          <w:p>
+            <w:pPr>
+              <w:pStyle w:val="Compact"/>
+              <w:jc w:val="center"/>
+            </w:pPr>
+            <w:r>
+              <w:rPr>
+                <w:rFonts w:ascii="Times New Roman" w:hAnsi="Times New Roman" w:eastAsia="Times New Roman" w:cs="Times New Roman"/>
+              </w:rPr>
+              <w:t xml:space="preserve">&gt; </w:t>
+            </w:r>
+            <w:r>
+              <w:rPr>
+                <w:rFonts w:hint="eastAsia" w:ascii="Times New Roman" w:hAnsi="Times New Roman" w:eastAsia="FangSong" w:cs="Times New Roman"/>
+              </w:rPr>
+              <w:t xml:space="preserve">图</w:t>
+            </w:r>
+            <w:r>
+              <w:rPr>
+                <w:rFonts w:ascii="Times New Roman" w:hAnsi="Times New Roman" w:eastAsia="Times New Roman" w:cs="Times New Roman"/>
+              </w:rPr>
+              <w:t xml:space="preserve"> </w:t>
+            </w:r>
+            <w:r>
+              <w:rPr>
+                <w:rFonts w:hint="eastAsia" w:ascii="Times New Roman" w:hAnsi="Times New Roman" w:eastAsia="Times New Roman" w:cs="Times New Roman"/>
+              </w:rPr>
+              <w:t>9-8：</w:t>
+            </w:r>
+            <w:r>
+              <w:rPr>
+                <w:rFonts w:hint="eastAsia" w:ascii="Times New Roman" w:hAnsi="Times New Roman" w:eastAsia="FangSong" w:cs="Times New Roman"/>
+              </w:rPr>
+              <w:t>主族多重键位阻稳定化示意</w:t>
+            </w:r>
+            <w:r>
+              <w:rPr>
+                <w:rFonts w:hint="eastAsia" w:ascii="Times New Roman" w:hAnsi="Times New Roman" w:eastAsia="Times New Roman" w:cs="Times New Roman"/>
+              </w:rPr>
+              <w:t>：Mes</w:t>
+            </w:r>
+            <w:r>
+              <w:rPr>
+                <w:rFonts w:ascii="Times New Roman" w:hAnsi="Times New Roman" w:eastAsia="Times New Roman" w:cs="Times New Roman"/>
+                <w:i/>
+                <w:iCs/>
+              </w:rPr>
+              <w:t xml:space="preserve">-P=P-Mes</w:t>
+            </w:r>
+            <w:r>
+              <w:rPr>
+                <w:rFonts w:hint="eastAsia" w:ascii="Times New Roman" w:hAnsi="Times New Roman" w:eastAsia="Times New Roman" w:cs="Times New Roman"/>
+              </w:rPr>
+              <w:t>，</w:t>
+            </w:r>
+            <w:r>
+              <w:rPr>
+                <w:rFonts w:hint="eastAsia" w:ascii="Times New Roman" w:hAnsi="Times New Roman" w:eastAsia="FangSong" w:cs="Times New Roman"/>
+              </w:rPr>
+              <w:t>大体积芳基隔离</w:t>
+            </w:r>
+            <w:r>
+              <w:rPr>
+                <w:rFonts w:ascii="Times New Roman" w:hAnsi="Times New Roman" w:eastAsia="Times New Roman" w:cs="Times New Roman"/>
+              </w:rPr>
+              <w:t xml:space="preserve"> P=P </w:t>
+            </w:r>
+            <w:r>
+              <w:rPr>
+                <w:rFonts w:hint="eastAsia" w:ascii="Times New Roman" w:hAnsi="Times New Roman" w:eastAsia="FangSong" w:cs="Times New Roman"/>
+              </w:rPr>
+              <w:t xml:space="preserve">双键</w:t>
+            </w:r>
+          </w:p>
+        </w:tc>
+      </w:tr>
+    </w:tbl>
     <w:bookmarkEnd w:id="54"/>
     <w:bookmarkStart w:id="55" w:name="d-区金属-金属多重键"/>
     <w:p>
@@ -19880,7 +20463,7 @@
     </w:p>
     <w:bookmarkEnd w:id="55"/>
     <w:bookmarkEnd w:id="56"/>
-    <w:bookmarkStart w:id="63" w:name="五步推断法与化学史策略"/>
+    <w:bookmarkStart w:id="64" w:name="五步推断法与化学史策略"/>
     <w:p>
       <w:pPr>
         <w:pStyle w:val="Heading2"/>
@@ -22373,6 +22956,7 @@
     <w:p>
       <w:pPr>
         <w:pStyle w:val="BodyText"/>
+        <w:spacing w:after="80"/>
         <w:ind w:firstLine="420"/>
       </w:pPr>
       <w:r>
@@ -22426,170 +23010,234 @@
         <w:t>。</w:t>
       </w:r>
     </w:p>
+    <w:tbl>
+      <w:tblPr>
+        <w:tblStyle w:val="Table"/>
+        <w:tblW w:type="pct" w:w="5000"/>
+        <w:tblLayout w:type="fixed"/>
+        <w:tblLook w:firstRow="1" w:lastRow="0" w:firstColumn="0" w:lastColumn="0" w:noHBand="0" w:noVBand="0" w:val="0020"/>
+        <w:jc w:val="center"/>
+        <w:tblBorders>
+          <w:top w:val="single" w:sz="12" w:space="0" w:color="333333"/>
+          <w:bottom w:val="single" w:sz="12" w:space="0" w:color="333333"/>
+          <w:left w:val="none"/>
+          <w:right w:val="none"/>
+          <w:insideH w:val="none"/>
+          <w:insideV w:val="none"/>
+        </w:tblBorders>
+      </w:tblPr>
+      <w:tblGrid>
+        <w:gridCol w:w="7920"/>
+      </w:tblGrid>
+      <w:tr>
+        <w:trPr>
+          <w:tblHeader w:val="on"/>
+        </w:trPr>
+        <w:tc>
+          <w:tcPr>
+            <w:tcBorders>
+              <w:bottom w:val="single" w:sz="6" w:space="0" w:color="333333"/>
+            </w:tcBorders>
+          </w:tcPr>
+          <w:p>
+            <w:pPr>
+              <w:pStyle w:val="Compact"/>
+              <w:jc w:val="center"/>
+            </w:pPr>
+            <w:r>
+              <w:rPr>
+                <w:rFonts w:hint="eastAsia" w:ascii="Times New Roman" w:hAnsi="Times New Roman" w:eastAsia="SimHei" w:cs="Times New Roman"/>
+                <w:b/>
+              </w:rPr>
+              <w:t xml:space="preserve">五步推断法逐层过滤漏斗</w:t>
+            </w:r>
+          </w:p>
+        </w:tc>
+      </w:tr>
+      <w:tr>
+        <w:tc>
+          <w:tcPr/>
+          <w:p>
+            <w:pPr>
+              <w:pStyle w:val="Compact"/>
+              <w:jc w:val="center"/>
+            </w:pPr>
+            <w:r>
+              <w:rPr>
+                <w:rFonts w:ascii="Times New Roman" w:hAnsi="Times New Roman" w:eastAsia="Times New Roman" w:cs="Times New Roman"/>
+              </w:rPr>
+              <w:drawing>
+                <wp:inline>
+                  <wp:extent cx="2667000" cy="1508866"/>
+                  <wp:effectExtent b="0" l="0" r="0" t="0"/>
+                  <wp:docPr descr="" title="" id="60" name="Picture"/>
+                  <a:graphic>
+                    <a:graphicData uri="http://schemas.openxmlformats.org/drawingml/2006/picture">
+                      <pic:pic>
+                        <pic:nvPicPr>
+                          <pic:cNvPr descr="2107a90dc66e794e5b2fdd76dc23618e6406d182bcf9669649ecdc6c21a61a21.png" id="61" name="Picture"/>
+                          <pic:cNvPicPr>
+                            <a:picLocks noChangeArrowheads="1" noChangeAspect="1"/>
+                          </pic:cNvPicPr>
+                        </pic:nvPicPr>
+                        <pic:blipFill>
+                          <a:blip r:embed="rId59"/>
+                          <a:stretch>
+                            <a:fillRect/>
+                          </a:stretch>
+                        </pic:blipFill>
+                        <pic:spPr bwMode="auto">
+                          <a:xfrm>
+                            <a:off x="0" y="0"/>
+                            <a:ext cx="2667000" cy="1508866"/>
+                          </a:xfrm>
+                          <a:prstGeom prst="rect">
+                            <a:avLst/>
+                          </a:prstGeom>
+                          <a:noFill/>
+                          <a:ln w="9525">
+                            <a:noFill/>
+                            <a:headEnd/>
+                            <a:tailEnd/>
+                          </a:ln>
+                        </pic:spPr>
+                      </pic:pic>
+                    </a:graphicData>
+                  </a:graphic>
+                </wp:inline>
+              </w:drawing>
+            </w:r>
+          </w:p>
+        </w:tc>
+      </w:tr>
+      <w:tr>
+        <w:tc>
+          <w:tcPr/>
+          <w:p>
+            <w:pPr>
+              <w:pStyle w:val="Compact"/>
+              <w:jc w:val="center"/>
+            </w:pPr>
+            <w:r>
+              <w:rPr>
+                <w:rFonts w:ascii="Times New Roman" w:hAnsi="Times New Roman" w:eastAsia="Times New Roman" w:cs="Times New Roman"/>
+              </w:rPr>
+              <w:t xml:space="preserve">&gt; </w:t>
+            </w:r>
+            <w:r>
+              <w:rPr>
+                <w:rFonts w:hint="eastAsia" w:ascii="Times New Roman" w:hAnsi="Times New Roman" w:eastAsia="FangSong" w:cs="Times New Roman"/>
+              </w:rPr>
+              <w:t xml:space="preserve">图</w:t>
+            </w:r>
+            <w:r>
+              <w:rPr>
+                <w:rFonts w:ascii="Times New Roman" w:hAnsi="Times New Roman" w:eastAsia="Times New Roman" w:cs="Times New Roman"/>
+              </w:rPr>
+              <w:t xml:space="preserve"> </w:t>
+            </w:r>
+            <w:r>
+              <w:rPr>
+                <w:rFonts w:hint="eastAsia" w:ascii="Times New Roman" w:hAnsi="Times New Roman" w:eastAsia="Times New Roman" w:cs="Times New Roman"/>
+              </w:rPr>
+              <w:t>9-9：</w:t>
+            </w:r>
+            <w:r>
+              <w:rPr>
+                <w:rFonts w:hint="eastAsia" w:ascii="Times New Roman" w:hAnsi="Times New Roman" w:eastAsia="FangSong" w:cs="Times New Roman"/>
+              </w:rPr>
+              <w:t>五步推断法逐层过滤漏斗</w:t>
+            </w:r>
+            <w:r>
+              <w:rPr>
+                <w:rFonts w:hint="eastAsia" w:ascii="Times New Roman" w:hAnsi="Times New Roman" w:eastAsia="Times New Roman" w:cs="Times New Roman"/>
+              </w:rPr>
+              <w:t>（</w:t>
+            </w:r>
+            <w:r>
+              <w:rPr>
+                <w:rFonts w:hint="eastAsia" w:ascii="Times New Roman" w:hAnsi="Times New Roman" w:eastAsia="FangSong" w:cs="Times New Roman"/>
+              </w:rPr>
+              <w:t>物理性质</w:t>
+            </w:r>
+            <w:r>
+              <w:rPr>
+                <w:rFonts w:ascii="Times New Roman" w:hAnsi="Times New Roman" w:eastAsia="Times New Roman" w:cs="Times New Roman"/>
+              </w:rPr>
+              <w:t xml:space="preserve"> → </w:t>
+            </w:r>
+            <w:r>
+              <w:rPr>
+                <w:rFonts w:hint="eastAsia" w:ascii="Times New Roman" w:hAnsi="Times New Roman" w:eastAsia="FangSong" w:cs="Times New Roman"/>
+              </w:rPr>
+              <w:t xml:space="preserve">结构线索</w:t>
+            </w:r>
+            <w:r>
+              <w:rPr>
+                <w:rFonts w:ascii="Times New Roman" w:hAnsi="Times New Roman" w:eastAsia="Times New Roman" w:cs="Times New Roman"/>
+              </w:rPr>
+              <w:t xml:space="preserve"> → </w:t>
+            </w:r>
+            <w:r>
+              <w:rPr>
+                <w:rFonts w:hint="eastAsia" w:ascii="Times New Roman" w:hAnsi="Times New Roman" w:eastAsia="FangSong" w:cs="Times New Roman"/>
+              </w:rPr>
+              <w:t>氧化还原</w:t>
+            </w:r>
+            <w:r>
+              <w:rPr>
+                <w:rFonts w:hint="eastAsia" w:ascii="Times New Roman" w:hAnsi="Times New Roman" w:eastAsia="Times New Roman" w:cs="Times New Roman"/>
+              </w:rPr>
+              <w:t>/</w:t>
+            </w:r>
+            <w:r>
+              <w:rPr>
+                <w:rFonts w:hint="eastAsia" w:ascii="Times New Roman" w:hAnsi="Times New Roman" w:eastAsia="FangSong" w:cs="Times New Roman"/>
+              </w:rPr>
+              <w:t>配位</w:t>
+            </w:r>
+            <w:r>
+              <w:rPr>
+                <w:rFonts w:ascii="Times New Roman" w:hAnsi="Times New Roman" w:eastAsia="Times New Roman" w:cs="Times New Roman"/>
+              </w:rPr>
+              <w:t xml:space="preserve"> → </w:t>
+            </w:r>
+            <w:r>
+              <w:rPr>
+                <w:rFonts w:hint="eastAsia" w:ascii="Times New Roman" w:hAnsi="Times New Roman" w:eastAsia="FangSong" w:cs="Times New Roman"/>
+              </w:rPr>
+              <w:t xml:space="preserve">热力学验证</w:t>
+            </w:r>
+            <w:r>
+              <w:rPr>
+                <w:rFonts w:ascii="Times New Roman" w:hAnsi="Times New Roman" w:eastAsia="Times New Roman" w:cs="Times New Roman"/>
+              </w:rPr>
+              <w:t xml:space="preserve"> → </w:t>
+            </w:r>
+            <w:r>
+              <w:rPr>
+                <w:rFonts w:hint="eastAsia" w:ascii="Times New Roman" w:hAnsi="Times New Roman" w:eastAsia="FangSong" w:cs="Times New Roman"/>
+              </w:rPr>
+              <w:t>方程式闭环</w:t>
+            </w:r>
+            <w:r>
+              <w:rPr>
+                <w:rFonts w:hint="eastAsia" w:ascii="Times New Roman" w:hAnsi="Times New Roman" w:eastAsia="Times New Roman" w:cs="Times New Roman"/>
+              </w:rPr>
+              <w:t>）</w:t>
+            </w:r>
+          </w:p>
+        </w:tc>
+      </w:tr>
+    </w:tbl>
     <w:p>
       <w:pPr>
-        <w:pStyle w:val="BodyText"/>
         <w:spacing w:before="160" w:after="80"/>
-        <w:jc w:val="center"/>
       </w:pPr>
       <w:r>
-        <w:rPr>
-          <w:rFonts w:ascii="Times New Roman" w:hAnsi="Times New Roman" w:eastAsia="Times New Roman" w:cs="Times New Roman"/>
-        </w:rPr>
-        <w:drawing>
-          <wp:inline>
-            <wp:extent cx="2667000" cy="1508866"/>
-            <wp:effectExtent b="0" l="0" r="0" t="0"/>
-            <wp:docPr descr="" title="" id="60" name="Picture"/>
-            <a:graphic>
-              <a:graphicData uri="http://schemas.openxmlformats.org/drawingml/2006/picture">
-                <pic:pic>
-                  <pic:nvPicPr>
-                    <pic:cNvPr descr="2107a90dc66e794e5b2fdd76dc23618e6406d182bcf9669649ecdc6c21a61a21.png" id="61" name="Picture"/>
-                    <pic:cNvPicPr>
-                      <a:picLocks noChangeArrowheads="1" noChangeAspect="1"/>
-                    </pic:cNvPicPr>
-                  </pic:nvPicPr>
-                  <pic:blipFill>
-                    <a:blip r:embed="rId59"/>
-                    <a:stretch>
-                      <a:fillRect/>
-                    </a:stretch>
-                  </pic:blipFill>
-                  <pic:spPr bwMode="auto">
-                    <a:xfrm>
-                      <a:off x="0" y="0"/>
-                      <a:ext cx="2667000" cy="1508866"/>
-                    </a:xfrm>
-                    <a:prstGeom prst="rect">
-                      <a:avLst/>
-                    </a:prstGeom>
-                    <a:noFill/>
-                    <a:ln w="9525">
-                      <a:noFill/>
-                      <a:headEnd/>
-                      <a:tailEnd/>
-                    </a:ln>
-                  </pic:spPr>
-                </pic:pic>
-              </a:graphicData>
-            </a:graphic>
-          </wp:inline>
-        </w:drawing>
-      </w:r>
-      <w:r>
-        <w:rPr>
-          <w:rFonts w:ascii="Times New Roman" w:hAnsi="Times New Roman" w:eastAsia="Times New Roman" w:cs="Times New Roman"/>
-        </w:rPr>
-        <w:t xml:space="preserve"> </w:t>
-      </w:r>
-      <w:r>
-        <w:rPr>
-          <w:rFonts w:ascii="Times New Roman" w:hAnsi="Times New Roman" w:eastAsia="Times New Roman" w:cs="Times New Roman"/>
-        </w:rPr>
-        <w:t xml:space="preserve">&gt; </w:t>
-      </w:r>
-      <w:r>
-        <w:rPr>
-          <w:rFonts w:hint="eastAsia" w:ascii="Times New Roman" w:hAnsi="Times New Roman" w:eastAsia="FangSong" w:cs="Times New Roman"/>
-        </w:rPr>
-        <w:t xml:space="preserve">图</w:t>
-      </w:r>
-      <w:r>
-        <w:rPr>
-          <w:rFonts w:ascii="Times New Roman" w:hAnsi="Times New Roman" w:eastAsia="Times New Roman" w:cs="Times New Roman"/>
-        </w:rPr>
-        <w:t xml:space="preserve"> </w:t>
-      </w:r>
-      <w:r>
-        <w:rPr>
-          <w:rFonts w:hint="eastAsia" w:ascii="Times New Roman" w:hAnsi="Times New Roman" w:eastAsia="Times New Roman" w:cs="Times New Roman"/>
-        </w:rPr>
-        <w:t>9-9：</w:t>
-      </w:r>
-      <w:r>
-        <w:rPr>
-          <w:rFonts w:hint="eastAsia" w:ascii="Times New Roman" w:hAnsi="Times New Roman" w:eastAsia="FangSong" w:cs="Times New Roman"/>
-        </w:rPr>
-        <w:t>五步推断法逐层过滤漏斗</w:t>
-      </w:r>
-      <w:r>
-        <w:rPr>
-          <w:rFonts w:hint="eastAsia" w:ascii="Times New Roman" w:hAnsi="Times New Roman" w:eastAsia="Times New Roman" w:cs="Times New Roman"/>
-        </w:rPr>
-        <w:t>（</w:t>
-      </w:r>
-      <w:r>
-        <w:rPr>
-          <w:rFonts w:hint="eastAsia" w:ascii="Times New Roman" w:hAnsi="Times New Roman" w:eastAsia="FangSong" w:cs="Times New Roman"/>
-        </w:rPr>
-        <w:t>物理性质</w:t>
-      </w:r>
-      <w:r>
-        <w:rPr>
-          <w:rFonts w:ascii="Times New Roman" w:hAnsi="Times New Roman" w:eastAsia="Times New Roman" w:cs="Times New Roman"/>
-        </w:rPr>
-        <w:t xml:space="preserve"> → </w:t>
-      </w:r>
-      <w:r>
-        <w:rPr>
-          <w:rFonts w:hint="eastAsia" w:ascii="Times New Roman" w:hAnsi="Times New Roman" w:eastAsia="FangSong" w:cs="Times New Roman"/>
-        </w:rPr>
-        <w:t xml:space="preserve">结构线索</w:t>
-      </w:r>
-      <w:r>
-        <w:rPr>
-          <w:rFonts w:ascii="Times New Roman" w:hAnsi="Times New Roman" w:eastAsia="Times New Roman" w:cs="Times New Roman"/>
-        </w:rPr>
-        <w:t xml:space="preserve"> → </w:t>
-      </w:r>
-      <w:r>
-        <w:rPr>
-          <w:rFonts w:hint="eastAsia" w:ascii="Times New Roman" w:hAnsi="Times New Roman" w:eastAsia="FangSong" w:cs="Times New Roman"/>
-        </w:rPr>
-        <w:t>氧化还原</w:t>
-      </w:r>
-      <w:r>
-        <w:rPr>
-          <w:rFonts w:hint="eastAsia" w:ascii="Times New Roman" w:hAnsi="Times New Roman" w:eastAsia="Times New Roman" w:cs="Times New Roman"/>
-        </w:rPr>
-        <w:t>/</w:t>
-      </w:r>
-      <w:r>
-        <w:rPr>
-          <w:rFonts w:hint="eastAsia" w:ascii="Times New Roman" w:hAnsi="Times New Roman" w:eastAsia="FangSong" w:cs="Times New Roman"/>
-        </w:rPr>
-        <w:t>配位</w:t>
-      </w:r>
-      <w:r>
-        <w:rPr>
-          <w:rFonts w:ascii="Times New Roman" w:hAnsi="Times New Roman" w:eastAsia="Times New Roman" w:cs="Times New Roman"/>
-        </w:rPr>
-        <w:t xml:space="preserve"> → </w:t>
-      </w:r>
-      <w:r>
-        <w:rPr>
-          <w:rFonts w:hint="eastAsia" w:ascii="Times New Roman" w:hAnsi="Times New Roman" w:eastAsia="FangSong" w:cs="Times New Roman"/>
-        </w:rPr>
-        <w:t xml:space="preserve">热力学验证</w:t>
-      </w:r>
-      <w:r>
-        <w:rPr>
-          <w:rFonts w:ascii="Times New Roman" w:hAnsi="Times New Roman" w:eastAsia="Times New Roman" w:cs="Times New Roman"/>
-        </w:rPr>
-        <w:t xml:space="preserve"> → </w:t>
-      </w:r>
-      <w:r>
-        <w:rPr>
-          <w:rFonts w:hint="eastAsia" w:ascii="Times New Roman" w:hAnsi="Times New Roman" w:eastAsia="FangSong" w:cs="Times New Roman"/>
-        </w:rPr>
-        <w:t>方程式闭环</w:t>
-      </w:r>
-      <w:r>
-        <w:rPr>
-          <w:rFonts w:hint="eastAsia" w:ascii="Times New Roman" w:hAnsi="Times New Roman" w:eastAsia="Times New Roman" w:cs="Times New Roman"/>
-        </w:rPr>
-        <w:t>）</w:t>
+        <w:pict>
+          <v:rect style="width:0;height:1.5pt" o:hralign="center" o:hrstd="t" o:hr="t"/>
+        </w:pict>
       </w:r>
     </w:p>
     <w:p>
@@ -22602,19 +23250,2764 @@
         </w:pict>
       </w:r>
     </w:p>
+    <w:bookmarkEnd w:id="62"/>
+    <w:bookmarkStart w:id="63" w:name="陌生体系物质速查俗名颜色性质反应"/>
     <w:p>
       <w:pPr>
-        <w:spacing w:before="160" w:after="80"/>
+        <w:pStyle w:val="Heading3"/>
+        <w:spacing w:after="120" w:before="280"/>
       </w:pPr>
       <w:r>
-        <w:pict>
-          <v:rect style="width:0;height:1.5pt" o:hralign="center" o:hrstd="t" o:hr="t"/>
-        </w:pict>
+        <w:rPr>
+          <w:rFonts w:ascii="Times New Roman" w:hAnsi="Times New Roman" w:eastAsia="Times New Roman" w:cs="Times New Roman"/>
+        </w:rPr>
+        <w:t xml:space="preserve">7.4 </w:t>
+      </w:r>
+      <w:r>
+        <w:rPr>
+          <w:rFonts w:hint="eastAsia" w:ascii="Times New Roman" w:hAnsi="Times New Roman" w:eastAsia="SimHei" w:cs="Times New Roman"/>
+        </w:rPr>
+        <w:t>陌生体系物质速查</w:t>
+      </w:r>
+      <w:r>
+        <w:rPr>
+          <w:rFonts w:hint="eastAsia" w:ascii="Times New Roman" w:hAnsi="Times New Roman" w:eastAsia="Times New Roman" w:cs="Times New Roman"/>
+        </w:rPr>
+        <w:t>（</w:t>
+      </w:r>
+      <w:r>
+        <w:rPr>
+          <w:rFonts w:hint="eastAsia" w:ascii="Times New Roman" w:hAnsi="Times New Roman" w:eastAsia="SimHei" w:cs="Times New Roman"/>
+        </w:rPr>
+        <w:t>俗名</w:t>
+      </w:r>
+      <w:r>
+        <w:rPr>
+          <w:rFonts w:hint="eastAsia" w:ascii="Times New Roman" w:hAnsi="Times New Roman" w:eastAsia="Times New Roman" w:cs="Times New Roman"/>
+        </w:rPr>
+        <w:t>·</w:t>
+      </w:r>
+      <w:r>
+        <w:rPr>
+          <w:rFonts w:hint="eastAsia" w:ascii="Times New Roman" w:hAnsi="Times New Roman" w:eastAsia="SimHei" w:cs="Times New Roman"/>
+        </w:rPr>
+        <w:t>颜色</w:t>
+      </w:r>
+      <w:r>
+        <w:rPr>
+          <w:rFonts w:hint="eastAsia" w:ascii="Times New Roman" w:hAnsi="Times New Roman" w:eastAsia="Times New Roman" w:cs="Times New Roman"/>
+        </w:rPr>
+        <w:t>·</w:t>
+      </w:r>
+      <w:r>
+        <w:rPr>
+          <w:rFonts w:hint="eastAsia" w:ascii="Times New Roman" w:hAnsi="Times New Roman" w:eastAsia="SimHei" w:cs="Times New Roman"/>
+        </w:rPr>
+        <w:t>性质</w:t>
+      </w:r>
+      <w:r>
+        <w:rPr>
+          <w:rFonts w:hint="eastAsia" w:ascii="Times New Roman" w:hAnsi="Times New Roman" w:eastAsia="Times New Roman" w:cs="Times New Roman"/>
+        </w:rPr>
+        <w:t>·</w:t>
+      </w:r>
+      <w:r>
+        <w:rPr>
+          <w:rFonts w:hint="eastAsia" w:ascii="Times New Roman" w:hAnsi="Times New Roman" w:eastAsia="SimHei" w:cs="Times New Roman"/>
+        </w:rPr>
+        <w:t>反应</w:t>
+      </w:r>
+      <w:r>
+        <w:rPr>
+          <w:rFonts w:hint="eastAsia" w:ascii="Times New Roman" w:hAnsi="Times New Roman" w:eastAsia="Times New Roman" w:cs="Times New Roman"/>
+        </w:rPr>
+        <w:t>）</w:t>
       </w:r>
     </w:p>
-    <w:bookmarkEnd w:id="62"/>
+    <w:tbl>
+      <w:tblPr>
+        <w:tblStyle w:val="Table"/>
+        <w:tblW w:type="pct" w:w="5000"/>
+        <w:tblLayout w:type="fixed"/>
+        <w:tblLook w:firstRow="1" w:lastRow="0" w:firstColumn="0" w:lastColumn="0" w:noHBand="0" w:noVBand="0" w:val="0020"/>
+        <w:jc w:val="center"/>
+        <w:tblBorders>
+          <w:top w:val="single" w:sz="12" w:space="0" w:color="333333"/>
+          <w:bottom w:val="single" w:sz="12" w:space="0" w:color="333333"/>
+          <w:left w:val="none"/>
+          <w:right w:val="none"/>
+          <w:insideH w:val="none"/>
+          <w:insideV w:val="none"/>
+        </w:tblBorders>
+      </w:tblPr>
+      <w:tblGrid>
+        <w:gridCol w:w="1584"/>
+        <w:gridCol w:w="1584"/>
+        <w:gridCol w:w="1584"/>
+        <w:gridCol w:w="1584"/>
+        <w:gridCol w:w="1584"/>
+      </w:tblGrid>
+      <w:tr>
+        <w:trPr>
+          <w:tblHeader w:val="on"/>
+        </w:trPr>
+        <w:tc>
+          <w:tcPr>
+            <w:tcBorders>
+              <w:bottom w:val="single" w:sz="6" w:space="0" w:color="333333"/>
+            </w:tcBorders>
+          </w:tcPr>
+          <w:p>
+            <w:pPr>
+              <w:pStyle w:val="Compact"/>
+              <w:jc w:val="center"/>
+            </w:pPr>
+            <w:r>
+              <w:rPr>
+                <w:rFonts w:hint="eastAsia" w:ascii="Times New Roman" w:hAnsi="Times New Roman" w:eastAsia="SimHei" w:cs="Times New Roman"/>
+                <w:b/>
+              </w:rPr>
+              <w:t xml:space="preserve">物质或体系</w:t>
+            </w:r>
+          </w:p>
+        </w:tc>
+        <w:tc>
+          <w:tcPr>
+            <w:tcBorders>
+              <w:bottom w:val="single" w:sz="6" w:space="0" w:color="333333"/>
+            </w:tcBorders>
+          </w:tcPr>
+          <w:p>
+            <w:pPr>
+              <w:pStyle w:val="Compact"/>
+              <w:jc w:val="center"/>
+            </w:pPr>
+            <w:r>
+              <w:rPr>
+                <w:rFonts w:hint="eastAsia" w:ascii="Times New Roman" w:hAnsi="Times New Roman" w:eastAsia="SimHei" w:cs="Times New Roman"/>
+                <w:b/>
+              </w:rPr>
+              <w:t xml:space="preserve">俗名</w:t>
+            </w:r>
+          </w:p>
+        </w:tc>
+        <w:tc>
+          <w:tcPr>
+            <w:tcBorders>
+              <w:bottom w:val="single" w:sz="6" w:space="0" w:color="333333"/>
+            </w:tcBorders>
+          </w:tcPr>
+          <w:p>
+            <w:pPr>
+              <w:pStyle w:val="Compact"/>
+              <w:jc w:val="center"/>
+            </w:pPr>
+            <w:r>
+              <w:rPr>
+                <w:rFonts w:hint="eastAsia" w:ascii="Times New Roman" w:hAnsi="Times New Roman" w:eastAsia="SimHei" w:cs="Times New Roman"/>
+                <w:b/>
+              </w:rPr>
+              <w:t>颜色</w:t>
+            </w:r>
+            <w:r>
+              <w:rPr>
+                <w:rFonts w:hint="eastAsia" w:ascii="Times New Roman" w:hAnsi="Times New Roman" w:eastAsia="Times New Roman" w:cs="Times New Roman"/>
+                <w:b/>
+              </w:rPr>
+              <w:t>·</w:t>
+            </w:r>
+            <w:r>
+              <w:rPr>
+                <w:rFonts w:hint="eastAsia" w:ascii="Times New Roman" w:hAnsi="Times New Roman" w:eastAsia="SimHei" w:cs="Times New Roman"/>
+                <w:b/>
+              </w:rPr>
+              <w:t>状态</w:t>
+            </w:r>
+          </w:p>
+        </w:tc>
+        <w:tc>
+          <w:tcPr>
+            <w:tcBorders>
+              <w:bottom w:val="single" w:sz="6" w:space="0" w:color="333333"/>
+            </w:tcBorders>
+          </w:tcPr>
+          <w:p>
+            <w:pPr>
+              <w:pStyle w:val="Compact"/>
+              <w:jc w:val="center"/>
+            </w:pPr>
+            <w:r>
+              <w:rPr>
+                <w:rFonts w:hint="eastAsia" w:ascii="Times New Roman" w:hAnsi="Times New Roman" w:eastAsia="SimHei" w:cs="Times New Roman"/>
+                <w:b/>
+              </w:rPr>
+              <w:t xml:space="preserve">关键性质</w:t>
+            </w:r>
+          </w:p>
+        </w:tc>
+        <w:tc>
+          <w:tcPr>
+            <w:tcBorders>
+              <w:bottom w:val="single" w:sz="6" w:space="0" w:color="333333"/>
+            </w:tcBorders>
+          </w:tcPr>
+          <w:p>
+            <w:pPr>
+              <w:pStyle w:val="Compact"/>
+              <w:jc w:val="center"/>
+            </w:pPr>
+            <w:r>
+              <w:rPr>
+                <w:rFonts w:hint="eastAsia" w:ascii="Times New Roman" w:hAnsi="Times New Roman" w:eastAsia="SimHei" w:cs="Times New Roman"/>
+                <w:b/>
+              </w:rPr>
+              <w:t xml:space="preserve">特征反应</w:t>
+            </w:r>
+          </w:p>
+        </w:tc>
+      </w:tr>
+      <w:tr>
+        <w:tc>
+          <w:tcPr/>
+          <w:p>
+            <w:pPr>
+              <w:pStyle w:val="Compact"/>
+              <w:jc w:val="center"/>
+            </w:pPr>
+            <m:oMath>
+              <m:r>
+                <m:rPr>
+                  <m:sty m:val="p"/>
+                </m:rPr>
+                <m:t>[</m:t>
+              </m:r>
+              <m:r>
+                <m:rPr>
+                  <m:sty m:val="p"/>
+                </m:rPr>
+                <m:t>P</m:t>
+              </m:r>
+              <m:r>
+                <m:rPr>
+                  <m:sty m:val="p"/>
+                </m:rPr>
+                <m:t>M</m:t>
+              </m:r>
+              <m:sSub>
+                <m:e>
+                  <m:r>
+                    <m:rPr>
+                      <m:sty m:val="p"/>
+                    </m:rPr>
+                    <m:t>o</m:t>
+                  </m:r>
+                </m:e>
+                <m:sub>
+                  <m:r>
+                    <m:rPr>
+                      <m:sty m:val="p"/>
+                    </m:rPr>
+                    <m:t>12</m:t>
+                  </m:r>
+                </m:sub>
+              </m:sSub>
+              <m:sSub>
+                <m:e>
+                  <m:r>
+                    <m:rPr>
+                      <m:sty m:val="p"/>
+                    </m:rPr>
+                    <m:t>O</m:t>
+                  </m:r>
+                </m:e>
+                <m:sub>
+                  <m:r>
+                    <m:rPr>
+                      <m:sty m:val="p"/>
+                    </m:rPr>
+                    <m:t>40</m:t>
+                  </m:r>
+                </m:sub>
+              </m:sSub>
+              <m:sSup>
+                <m:e>
+                  <m:r>
+                    <m:rPr>
+                      <m:sty m:val="p"/>
+                    </m:rPr>
+                    <m:t>]</m:t>
+                  </m:r>
+                </m:e>
+                <m:sup>
+                  <m:r>
+                    <m:t>3</m:t>
+                  </m:r>
+                  <m:r>
+                    <m:rPr>
+                      <m:sty m:val="p"/>
+                    </m:rPr>
+                    <m:t>−</m:t>
+                  </m:r>
+                </m:sup>
+              </m:sSup>
+            </m:oMath>
+            <w:r>
+              <w:rPr>
+                <w:rFonts w:ascii="Times New Roman" w:hAnsi="Times New Roman" w:eastAsia="Times New Roman" w:cs="Times New Roman"/>
+              </w:rPr>
+              <w:t xml:space="preserve">​</w:t>
+            </w:r>
+          </w:p>
+        </w:tc>
+        <w:tc>
+          <w:tcPr/>
+          <w:p>
+            <w:pPr>
+              <w:pStyle w:val="Compact"/>
+              <w:jc w:val="center"/>
+            </w:pPr>
+            <w:r>
+              <w:rPr>
+                <w:rFonts w:ascii="Times New Roman" w:hAnsi="Times New Roman" w:eastAsia="Times New Roman" w:cs="Times New Roman"/>
+              </w:rPr>
+              <w:t xml:space="preserve">Keggin </w:t>
+            </w:r>
+            <w:r>
+              <w:rPr>
+                <w:rFonts w:hint="eastAsia" w:ascii="Times New Roman" w:hAnsi="Times New Roman" w:eastAsia="FangSong" w:cs="Times New Roman"/>
+              </w:rPr>
+              <w:t xml:space="preserve">型磷钼杂多酸根</w:t>
+            </w:r>
+          </w:p>
+        </w:tc>
+        <w:tc>
+          <w:tcPr/>
+          <w:p>
+            <w:pPr>
+              <w:pStyle w:val="Compact"/>
+              <w:jc w:val="center"/>
+            </w:pPr>
+            <w:r>
+              <w:rPr>
+                <w:rFonts w:hint="eastAsia" w:ascii="Times New Roman" w:hAnsi="Times New Roman" w:eastAsia="FangSong" w:cs="Times New Roman"/>
+              </w:rPr>
+              <w:t xml:space="preserve">黄色</w:t>
+            </w:r>
+          </w:p>
+        </w:tc>
+        <w:tc>
+          <w:tcPr/>
+          <w:p>
+            <w:pPr>
+              <w:pStyle w:val="Compact"/>
+              <w:jc w:val="center"/>
+            </w:pPr>
+            <w:r>
+              <w:rPr>
+                <w:rFonts w:hint="eastAsia" w:ascii="Times New Roman" w:hAnsi="Times New Roman" w:eastAsia="FangSong" w:cs="Times New Roman"/>
+              </w:rPr>
+              <w:t>杂多酸</w:t>
+            </w:r>
+            <w:r>
+              <w:rPr>
+                <w:rFonts w:hint="eastAsia" w:ascii="Times New Roman" w:hAnsi="Times New Roman" w:eastAsia="Times New Roman" w:cs="Times New Roman"/>
+              </w:rPr>
+              <w:t>（</w:t>
+            </w:r>
+            <w:r>
+              <w:rPr>
+                <w:rFonts w:hint="eastAsia" w:ascii="Times New Roman" w:hAnsi="Times New Roman" w:eastAsia="FangSong" w:cs="Times New Roman"/>
+              </w:rPr>
+              <w:t>含</w:t>
+            </w:r>
+            <w:r>
+              <w:rPr>
+                <w:rFonts w:ascii="Times New Roman" w:hAnsi="Times New Roman" w:eastAsia="Times New Roman" w:cs="Times New Roman"/>
+              </w:rPr>
+              <w:t xml:space="preserve"> P </w:t>
+            </w:r>
+            <w:r>
+              <w:rPr>
+                <w:rFonts w:hint="eastAsia" w:ascii="Times New Roman" w:hAnsi="Times New Roman" w:eastAsia="FangSong" w:cs="Times New Roman"/>
+              </w:rPr>
+              <w:t>杂原子</w:t>
+            </w:r>
+            <w:r>
+              <w:rPr>
+                <w:rFonts w:hint="eastAsia" w:ascii="Times New Roman" w:hAnsi="Times New Roman" w:eastAsia="Times New Roman" w:cs="Times New Roman"/>
+              </w:rPr>
+              <w:t>），</w:t>
+            </w:r>
+            <w:r>
+              <w:rPr>
+                <w:rFonts w:hint="eastAsia" w:ascii="Times New Roman" w:hAnsi="Times New Roman" w:eastAsia="FangSong" w:cs="Times New Roman"/>
+              </w:rPr>
+              <w:t>酸性强</w:t>
+            </w:r>
+          </w:p>
+        </w:tc>
+        <w:tc>
+          <w:tcPr/>
+          <w:p>
+            <w:pPr>
+              <w:pStyle w:val="Compact"/>
+              <w:jc w:val="center"/>
+            </w:pPr>
+            <w:r>
+              <w:rPr>
+                <w:rFonts w:hint="eastAsia" w:ascii="Times New Roman" w:hAnsi="Times New Roman" w:eastAsia="FangSong" w:cs="Times New Roman"/>
+              </w:rPr>
+              <w:t>被还原为深蓝色钼蓝</w:t>
+            </w:r>
+            <w:r>
+              <w:rPr>
+                <w:rFonts w:hint="eastAsia" w:ascii="Times New Roman" w:hAnsi="Times New Roman" w:eastAsia="Times New Roman" w:cs="Times New Roman"/>
+              </w:rPr>
+              <w:t>，</w:t>
+            </w:r>
+            <w:r>
+              <w:rPr>
+                <w:rFonts w:hint="eastAsia" w:ascii="Times New Roman" w:hAnsi="Times New Roman" w:eastAsia="FangSong" w:cs="Times New Roman"/>
+              </w:rPr>
+              <w:t>用于磷的比色测定</w:t>
+            </w:r>
+          </w:p>
+        </w:tc>
+      </w:tr>
+      <w:tr>
+        <w:tc>
+          <w:tcPr/>
+          <w:p>
+            <w:pPr>
+              <w:pStyle w:val="Compact"/>
+              <w:jc w:val="center"/>
+            </w:pPr>
+            <m:oMath>
+              <m:sSub>
+                <m:e>
+                  <m:r>
+                    <m:rPr>
+                      <m:sty m:val="p"/>
+                    </m:rPr>
+                    <m:t>H</m:t>
+                  </m:r>
+                </m:e>
+                <m:sub>
+                  <m:r>
+                    <m:rPr>
+                      <m:sty m:val="p"/>
+                    </m:rPr>
+                    <m:t>3</m:t>
+                  </m:r>
+                </m:sub>
+              </m:sSub>
+              <m:r>
+                <m:rPr>
+                  <m:sty m:val="p"/>
+                </m:rPr>
+                <m:t>[</m:t>
+              </m:r>
+              <m:r>
+                <m:rPr>
+                  <m:sty m:val="p"/>
+                </m:rPr>
+                <m:t>P</m:t>
+              </m:r>
+              <m:r>
+                <m:rPr>
+                  <m:sty m:val="p"/>
+                </m:rPr>
+                <m:t>M</m:t>
+              </m:r>
+              <m:sSub>
+                <m:e>
+                  <m:r>
+                    <m:rPr>
+                      <m:sty m:val="p"/>
+                    </m:rPr>
+                    <m:t>o</m:t>
+                  </m:r>
+                </m:e>
+                <m:sub>
+                  <m:r>
+                    <m:rPr>
+                      <m:sty m:val="p"/>
+                    </m:rPr>
+                    <m:t>12</m:t>
+                  </m:r>
+                </m:sub>
+              </m:sSub>
+              <m:sSub>
+                <m:e>
+                  <m:r>
+                    <m:rPr>
+                      <m:sty m:val="p"/>
+                    </m:rPr>
+                    <m:t>O</m:t>
+                  </m:r>
+                </m:e>
+                <m:sub>
+                  <m:r>
+                    <m:rPr>
+                      <m:sty m:val="p"/>
+                    </m:rPr>
+                    <m:t>40</m:t>
+                  </m:r>
+                </m:sub>
+              </m:sSub>
+              <m:r>
+                <m:rPr>
+                  <m:sty m:val="p"/>
+                </m:rPr>
+                <m:t>]</m:t>
+              </m:r>
+            </m:oMath>
+            <w:r>
+              <w:rPr>
+                <w:rFonts w:ascii="Times New Roman" w:hAnsi="Times New Roman" w:eastAsia="Times New Roman" w:cs="Times New Roman"/>
+              </w:rPr>
+              <w:t xml:space="preserve">​</w:t>
+            </w:r>
+          </w:p>
+        </w:tc>
+        <w:tc>
+          <w:tcPr/>
+          <w:p>
+            <w:pPr>
+              <w:pStyle w:val="Compact"/>
+              <w:jc w:val="center"/>
+            </w:pPr>
+            <w:r>
+              <w:rPr>
+                <w:rFonts w:hint="eastAsia" w:ascii="Times New Roman" w:hAnsi="Times New Roman" w:eastAsia="FangSong" w:cs="Times New Roman"/>
+              </w:rPr>
+              <w:t xml:space="preserve">钼蓝</w:t>
+            </w:r>
+          </w:p>
+        </w:tc>
+        <w:tc>
+          <w:tcPr/>
+          <w:p>
+            <w:pPr>
+              <w:pStyle w:val="Compact"/>
+              <w:jc w:val="center"/>
+            </w:pPr>
+            <w:r>
+              <w:rPr>
+                <w:rFonts w:hint="eastAsia" w:ascii="Times New Roman" w:hAnsi="Times New Roman" w:eastAsia="FangSong" w:cs="Times New Roman"/>
+              </w:rPr>
+              <w:t xml:space="preserve">深蓝色</w:t>
+            </w:r>
+          </w:p>
+        </w:tc>
+        <w:tc>
+          <w:tcPr/>
+          <w:p>
+            <w:pPr>
+              <w:pStyle w:val="Compact"/>
+              <w:jc w:val="center"/>
+            </w:pPr>
+            <w:r>
+              <w:rPr>
+                <w:rFonts w:hint="eastAsia" w:ascii="Times New Roman" w:hAnsi="Times New Roman" w:eastAsia="FangSong" w:cs="Times New Roman"/>
+              </w:rPr>
+              <w:t xml:space="preserve">混合价</w:t>
+            </w:r>
+            <w:r>
+              <w:rPr>
+                <w:rFonts w:ascii="Times New Roman" w:hAnsi="Times New Roman" w:eastAsia="Times New Roman" w:cs="Times New Roman"/>
+              </w:rPr>
+              <w:t xml:space="preserve"> Mo(V) </w:t>
+            </w:r>
+            <w:r>
+              <w:rPr>
+                <w:rFonts w:hint="eastAsia" w:ascii="Times New Roman" w:hAnsi="Times New Roman" w:eastAsia="FangSong" w:cs="Times New Roman"/>
+              </w:rPr>
+              <w:t xml:space="preserve">与</w:t>
+            </w:r>
+            <w:r>
+              <w:rPr>
+                <w:rFonts w:ascii="Times New Roman" w:hAnsi="Times New Roman" w:eastAsia="Times New Roman" w:cs="Times New Roman"/>
+              </w:rPr>
+              <w:t xml:space="preserve"> Mo(VI)</w:t>
+            </w:r>
+          </w:p>
+        </w:tc>
+        <w:tc>
+          <w:tcPr/>
+          <w:p>
+            <w:pPr>
+              <w:pStyle w:val="Compact"/>
+              <w:jc w:val="center"/>
+            </w:pPr>
+            <m:oMath>
+              <m:r>
+                <m:rPr>
+                  <m:sty m:val="p"/>
+                </m:rPr>
+                <m:t>M</m:t>
+              </m:r>
+              <m:sSup>
+                <m:e>
+                  <m:r>
+                    <m:rPr>
+                      <m:sty m:val="p"/>
+                    </m:rPr>
+                    <m:t>o</m:t>
+                  </m:r>
+                </m:e>
+                <m:sup>
+                  <m:r>
+                    <m:rPr>
+                      <m:sty m:val="p"/>
+                    </m:rPr>
+                    <m:t>6</m:t>
+                  </m:r>
+                  <m:r>
+                    <m:rPr>
+                      <m:sty m:val="p"/>
+                    </m:rPr>
+                    <m:t>+</m:t>
+                  </m:r>
+                </m:sup>
+              </m:sSup>
+              <m:r>
+                <m:rPr>
+                  <m:sty m:val="p"/>
+                </m:rPr>
+                <m:t>+</m:t>
+              </m:r>
+              <m:sSup>
+                <m:e>
+                  <m:r>
+                    <m:rPr>
+                      <m:sty m:val="p"/>
+                    </m:rPr>
+                    <m:t>e</m:t>
+                  </m:r>
+                </m:e>
+                <m:sup>
+                  <m:r>
+                    <m:rPr>
+                      <m:sty m:val="p"/>
+                    </m:rPr>
+                    <m:t>−</m:t>
+                  </m:r>
+                </m:sup>
+              </m:sSup>
+              <m:r>
+                <m:rPr>
+                  <m:sty m:val="p"/>
+                </m:rPr>
+                <m:t>→</m:t>
+              </m:r>
+              <m:r>
+                <m:rPr>
+                  <m:sty m:val="p"/>
+                </m:rPr>
+                <m:t>M</m:t>
+              </m:r>
+              <m:sSup>
+                <m:e>
+                  <m:r>
+                    <m:rPr>
+                      <m:sty m:val="p"/>
+                    </m:rPr>
+                    <m:t>o</m:t>
+                  </m:r>
+                </m:e>
+                <m:sup>
+                  <m:r>
+                    <m:rPr>
+                      <m:sty m:val="p"/>
+                    </m:rPr>
+                    <m:t>5</m:t>
+                  </m:r>
+                  <m:r>
+                    <m:rPr>
+                      <m:sty m:val="p"/>
+                    </m:rPr>
+                    <m:t>+</m:t>
+                  </m:r>
+                </m:sup>
+              </m:sSup>
+            </m:oMath>
+            <w:r>
+              <w:rPr>
+                <w:rFonts w:hint="eastAsia" w:ascii="Times New Roman" w:hAnsi="Times New Roman" w:eastAsia="Times New Roman" w:cs="Times New Roman"/>
+              </w:rPr>
+              <w:t>，</w:t>
+            </w:r>
+            <w:r>
+              <w:rPr>
+                <w:rFonts w:hint="eastAsia" w:ascii="Times New Roman" w:hAnsi="Times New Roman" w:eastAsia="FangSong" w:cs="Times New Roman"/>
+              </w:rPr>
+              <w:t>颜色极深</w:t>
+            </w:r>
+          </w:p>
+        </w:tc>
+      </w:tr>
+      <w:tr>
+        <w:tc>
+          <w:tcPr/>
+          <w:p>
+            <w:pPr>
+              <w:pStyle w:val="Compact"/>
+              <w:jc w:val="center"/>
+            </w:pPr>
+            <m:oMath>
+              <m:r>
+                <m:rPr>
+                  <m:sty m:val="p"/>
+                </m:rPr>
+                <m:t>[</m:t>
+              </m:r>
+              <m:r>
+                <m:rPr>
+                  <m:sty m:val="p"/>
+                </m:rPr>
+                <m:t>S</m:t>
+              </m:r>
+              <m:sSub>
+                <m:e>
+                  <m:r>
+                    <m:rPr>
+                      <m:sty m:val="p"/>
+                    </m:rPr>
+                    <m:t>n</m:t>
+                  </m:r>
+                </m:e>
+                <m:sub>
+                  <m:r>
+                    <m:rPr>
+                      <m:sty m:val="p"/>
+                    </m:rPr>
+                    <m:t>9</m:t>
+                  </m:r>
+                </m:sub>
+              </m:sSub>
+              <m:sSup>
+                <m:e>
+                  <m:r>
+                    <m:rPr>
+                      <m:sty m:val="p"/>
+                    </m:rPr>
+                    <m:t>]</m:t>
+                  </m:r>
+                </m:e>
+                <m:sup>
+                  <m:r>
+                    <m:t>4</m:t>
+                  </m:r>
+                  <m:r>
+                    <m:rPr>
+                      <m:sty m:val="p"/>
+                    </m:rPr>
+                    <m:t>−</m:t>
+                  </m:r>
+                </m:sup>
+              </m:sSup>
+            </m:oMath>
+            <w:r>
+              <w:rPr>
+                <w:rFonts w:ascii="Times New Roman" w:hAnsi="Times New Roman" w:eastAsia="Times New Roman" w:cs="Times New Roman"/>
+              </w:rPr>
+              <w:t xml:space="preserve">​</w:t>
+            </w:r>
+          </w:p>
+        </w:tc>
+        <w:tc>
+          <w:tcPr/>
+          <w:p>
+            <w:pPr>
+              <w:pStyle w:val="Compact"/>
+              <w:jc w:val="center"/>
+            </w:pPr>
+            <w:r>
+              <w:rPr>
+                <w:rFonts w:ascii="Times New Roman" w:hAnsi="Times New Roman" w:eastAsia="Times New Roman" w:cs="Times New Roman"/>
+              </w:rPr>
+              <w:t xml:space="preserve">Zintl </w:t>
+            </w:r>
+            <w:r>
+              <w:rPr>
+                <w:rFonts w:hint="eastAsia" w:ascii="Times New Roman" w:hAnsi="Times New Roman" w:eastAsia="FangSong" w:cs="Times New Roman"/>
+              </w:rPr>
+              <w:t xml:space="preserve">相九锡阴离子</w:t>
+            </w:r>
+          </w:p>
+        </w:tc>
+        <w:tc>
+          <w:tcPr/>
+          <w:p>
+            <w:pPr>
+              <w:pStyle w:val="Compact"/>
+              <w:jc w:val="center"/>
+            </w:pPr>
+            <w:r>
+              <w:rPr>
+                <w:rFonts w:hint="eastAsia" w:ascii="Times New Roman" w:hAnsi="Times New Roman" w:eastAsia="FangSong" w:cs="Times New Roman"/>
+              </w:rPr>
+              <w:t xml:space="preserve">深色晶体</w:t>
+            </w:r>
+          </w:p>
+        </w:tc>
+        <w:tc>
+          <w:tcPr/>
+          <w:p>
+            <w:pPr>
+              <w:pStyle w:val="Compact"/>
+              <w:jc w:val="center"/>
+            </w:pPr>
+            <w:r>
+              <w:rPr>
+                <w:rFonts w:hint="eastAsia" w:ascii="Times New Roman" w:hAnsi="Times New Roman" w:eastAsia="FangSong" w:cs="Times New Roman"/>
+              </w:rPr>
+              <w:t>带帽四方反棱柱</w:t>
+            </w:r>
+            <w:r>
+              <w:rPr>
+                <w:rFonts w:hint="eastAsia" w:ascii="Times New Roman" w:hAnsi="Times New Roman" w:eastAsia="Times New Roman" w:cs="Times New Roman"/>
+              </w:rPr>
+              <w:t>，</w:t>
+            </w:r>
+            <w:r>
+              <w:rPr>
+                <w:rFonts w:hint="eastAsia" w:ascii="Times New Roman" w:hAnsi="Times New Roman" w:eastAsia="FangSong" w:cs="Times New Roman"/>
+              </w:rPr>
+              <w:t>符合</w:t>
+            </w:r>
+            <w:r>
+              <w:rPr>
+                <w:rFonts w:ascii="Times New Roman" w:hAnsi="Times New Roman" w:eastAsia="Times New Roman" w:cs="Times New Roman"/>
+              </w:rPr>
+              <w:t xml:space="preserve"> Wade </w:t>
+            </w:r>
+            <w:r>
+              <w:rPr>
+                <w:rFonts w:hint="eastAsia" w:ascii="Times New Roman" w:hAnsi="Times New Roman" w:eastAsia="FangSong" w:cs="Times New Roman"/>
+              </w:rPr>
+              <w:t xml:space="preserve">规则</w:t>
+            </w:r>
+          </w:p>
+        </w:tc>
+        <w:tc>
+          <w:tcPr/>
+          <w:p>
+            <w:pPr>
+              <w:pStyle w:val="Compact"/>
+              <w:jc w:val="center"/>
+            </w:pPr>
+            <w:r>
+              <w:rPr>
+                <w:rFonts w:hint="eastAsia" w:ascii="Times New Roman" w:hAnsi="Times New Roman" w:eastAsia="FangSong" w:cs="Times New Roman"/>
+              </w:rPr>
+              <w:t xml:space="preserve">与酸反应放出锡烷</w:t>
+            </w:r>
+            <w:r>
+              <w:rPr>
+                <w:rFonts w:ascii="Times New Roman" w:hAnsi="Times New Roman" w:eastAsia="Times New Roman" w:cs="Times New Roman"/>
+              </w:rPr>
+              <w:t xml:space="preserve"> </w:t>
+            </w:r>
+            <m:oMath>
+              <m:r>
+                <m:rPr>
+                  <m:sty m:val="p"/>
+                </m:rPr>
+                <m:t>S</m:t>
+              </m:r>
+              <m:r>
+                <m:rPr>
+                  <m:sty m:val="p"/>
+                </m:rPr>
+                <m:t>n</m:t>
+              </m:r>
+              <m:sSub>
+                <m:e>
+                  <m:r>
+                    <m:rPr>
+                      <m:sty m:val="p"/>
+                    </m:rPr>
+                    <m:t>H</m:t>
+                  </m:r>
+                </m:e>
+                <m:sub>
+                  <m:r>
+                    <m:rPr>
+                      <m:sty m:val="p"/>
+                    </m:rPr>
+                    <m:t>4</m:t>
+                  </m:r>
+                </m:sub>
+              </m:sSub>
+            </m:oMath>
+          </w:p>
+        </w:tc>
+      </w:tr>
+      <w:tr>
+        <w:tc>
+          <w:tcPr/>
+          <w:p>
+            <w:pPr>
+              <w:pStyle w:val="Compact"/>
+              <w:jc w:val="center"/>
+            </w:pPr>
+            <m:oMath>
+              <m:r>
+                <m:rPr>
+                  <m:sty m:val="p"/>
+                </m:rPr>
+                <m:t>[</m:t>
+              </m:r>
+              <m:r>
+                <m:rPr>
+                  <m:sty m:val="p"/>
+                </m:rPr>
+                <m:t>S</m:t>
+              </m:r>
+              <m:sSub>
+                <m:e>
+                  <m:r>
+                    <m:rPr>
+                      <m:sty m:val="p"/>
+                    </m:rPr>
+                    <m:t>n</m:t>
+                  </m:r>
+                </m:e>
+                <m:sub>
+                  <m:r>
+                    <m:rPr>
+                      <m:sty m:val="p"/>
+                    </m:rPr>
+                    <m:t>4</m:t>
+                  </m:r>
+                </m:sub>
+              </m:sSub>
+              <m:sSup>
+                <m:e>
+                  <m:r>
+                    <m:rPr>
+                      <m:sty m:val="p"/>
+                    </m:rPr>
+                    <m:t>]</m:t>
+                  </m:r>
+                </m:e>
+                <m:sup>
+                  <m:r>
+                    <m:t>2</m:t>
+                  </m:r>
+                  <m:r>
+                    <m:rPr>
+                      <m:sty m:val="p"/>
+                    </m:rPr>
+                    <m:t>−</m:t>
+                  </m:r>
+                </m:sup>
+              </m:sSup>
+            </m:oMath>
+            <w:r>
+              <w:rPr>
+                <w:rFonts w:ascii="Times New Roman" w:hAnsi="Times New Roman" w:eastAsia="Times New Roman" w:cs="Times New Roman"/>
+              </w:rPr>
+              <w:t xml:space="preserve">​</w:t>
+            </w:r>
+          </w:p>
+        </w:tc>
+        <w:tc>
+          <w:tcPr/>
+          <w:p>
+            <w:pPr>
+              <w:pStyle w:val="Compact"/>
+              <w:jc w:val="center"/>
+            </w:pPr>
+            <w:r>
+              <w:rPr>
+                <w:rFonts w:ascii="Times New Roman" w:hAnsi="Times New Roman" w:eastAsia="Times New Roman" w:cs="Times New Roman"/>
+              </w:rPr>
+              <w:t xml:space="preserve">Zintl </w:t>
+            </w:r>
+            <w:r>
+              <w:rPr>
+                <w:rFonts w:hint="eastAsia" w:ascii="Times New Roman" w:hAnsi="Times New Roman" w:eastAsia="FangSong" w:cs="Times New Roman"/>
+              </w:rPr>
+              <w:t xml:space="preserve">相四锡阴离子</w:t>
+            </w:r>
+          </w:p>
+        </w:tc>
+        <w:tc>
+          <w:tcPr/>
+          <w:p>
+            <w:pPr>
+              <w:pStyle w:val="Compact"/>
+              <w:jc w:val="center"/>
+            </w:pPr>
+            <w:r>
+              <w:rPr>
+                <w:rFonts w:ascii="Times New Roman" w:hAnsi="Times New Roman" w:eastAsia="Times New Roman" w:cs="Times New Roman"/>
+              </w:rPr>
+              <w:t xml:space="preserve">—</w:t>
+            </w:r>
+          </w:p>
+        </w:tc>
+        <w:tc>
+          <w:tcPr/>
+          <w:p>
+            <w:pPr>
+              <w:pStyle w:val="Compact"/>
+              <w:jc w:val="center"/>
+            </w:pPr>
+            <w:r>
+              <w:rPr>
+                <w:rFonts w:hint="eastAsia" w:ascii="Times New Roman" w:hAnsi="Times New Roman" w:eastAsia="FangSong" w:cs="Times New Roman"/>
+              </w:rPr>
+              <w:t xml:space="preserve">四面体簇合阴离子</w:t>
+            </w:r>
+          </w:p>
+        </w:tc>
+        <w:tc>
+          <w:tcPr/>
+          <w:p>
+            <w:pPr>
+              <w:pStyle w:val="Compact"/>
+              <w:jc w:val="center"/>
+            </w:pPr>
+            <m:oMath>
+              <m:r>
+                <m:rPr>
+                  <m:sty m:val="p"/>
+                </m:rPr>
+                <m:t>4</m:t>
+              </m:r>
+              <m:r>
+                <m:rPr>
+                  <m:sty m:val="p"/>
+                </m:rPr>
+                <m:t>S</m:t>
+              </m:r>
+              <m:r>
+                <m:rPr>
+                  <m:sty m:val="p"/>
+                </m:rPr>
+                <m:t>n</m:t>
+              </m:r>
+              <m:r>
+                <m:rPr>
+                  <m:sty m:val="p"/>
+                </m:rPr>
+                <m:t>+</m:t>
+              </m:r>
+              <m:r>
+                <m:t>2</m:t>
+              </m:r>
+              <m:r>
+                <m:rPr>
+                  <m:sty m:val="p"/>
+                </m:rPr>
+                <m:t>K</m:t>
+              </m:r>
+              <m:r>
+                <m:rPr>
+                  <m:sty m:val="p"/>
+                </m:rPr>
+                <m:t>→</m:t>
+              </m:r>
+              <m:sSub>
+                <m:e>
+                  <m:r>
+                    <m:rPr>
+                      <m:sty m:val="p"/>
+                    </m:rPr>
+                    <m:t>K</m:t>
+                  </m:r>
+                </m:e>
+                <m:sub>
+                  <m:r>
+                    <m:rPr>
+                      <m:sty m:val="p"/>
+                    </m:rPr>
+                    <m:t>2</m:t>
+                  </m:r>
+                </m:sub>
+              </m:sSub>
+              <m:r>
+                <m:rPr>
+                  <m:sty m:val="p"/>
+                </m:rPr>
+                <m:t>S</m:t>
+              </m:r>
+              <m:sSub>
+                <m:e>
+                  <m:r>
+                    <m:rPr>
+                      <m:sty m:val="p"/>
+                    </m:rPr>
+                    <m:t>n</m:t>
+                  </m:r>
+                </m:e>
+                <m:sub>
+                  <m:r>
+                    <m:rPr>
+                      <m:sty m:val="p"/>
+                    </m:rPr>
+                    <m:t>4</m:t>
+                  </m:r>
+                </m:sub>
+              </m:sSub>
+            </m:oMath>
+            <w:r>
+              <w:rPr>
+                <w:rFonts w:ascii="Times New Roman" w:hAnsi="Times New Roman" w:eastAsia="Times New Roman" w:cs="Times New Roman"/>
+              </w:rPr>
+              <w:t xml:space="preserve">​</w:t>
+            </w:r>
+          </w:p>
+        </w:tc>
+      </w:tr>
+      <w:tr>
+        <w:tc>
+          <w:tcPr/>
+          <w:p>
+            <w:pPr>
+              <w:pStyle w:val="Compact"/>
+              <w:jc w:val="center"/>
+            </w:pPr>
+            <m:oMath>
+              <m:sSub>
+                <m:e>
+                  <m:r>
+                    <m:rPr>
+                      <m:sty m:val="p"/>
+                    </m:rPr>
+                    <m:t>K</m:t>
+                  </m:r>
+                </m:e>
+                <m:sub>
+                  <m:r>
+                    <m:rPr>
+                      <m:sty m:val="p"/>
+                    </m:rPr>
+                    <m:t>2</m:t>
+                  </m:r>
+                </m:sub>
+              </m:sSub>
+              <m:r>
+                <m:rPr>
+                  <m:sty m:val="p"/>
+                </m:rPr>
+                <m:t>[</m:t>
+              </m:r>
+              <m:r>
+                <m:rPr>
+                  <m:sty m:val="p"/>
+                </m:rPr>
+                <m:t>P</m:t>
+              </m:r>
+              <m:r>
+                <m:rPr>
+                  <m:sty m:val="p"/>
+                </m:rPr>
+                <m:t>t</m:t>
+              </m:r>
+              <m:r>
+                <m:rPr>
+                  <m:sty m:val="p"/>
+                </m:rPr>
+                <m:t>C</m:t>
+              </m:r>
+              <m:sSub>
+                <m:e>
+                  <m:r>
+                    <m:rPr>
+                      <m:sty m:val="p"/>
+                    </m:rPr>
+                    <m:t>l</m:t>
+                  </m:r>
+                </m:e>
+                <m:sub>
+                  <m:r>
+                    <m:rPr>
+                      <m:sty m:val="p"/>
+                    </m:rPr>
+                    <m:t>6</m:t>
+                  </m:r>
+                </m:sub>
+              </m:sSub>
+              <m:r>
+                <m:rPr>
+                  <m:sty m:val="p"/>
+                </m:rPr>
+                <m:t>]</m:t>
+              </m:r>
+            </m:oMath>
+            <w:r>
+              <w:rPr>
+                <w:rFonts w:ascii="Times New Roman" w:hAnsi="Times New Roman" w:eastAsia="Times New Roman" w:cs="Times New Roman"/>
+              </w:rPr>
+              <w:t xml:space="preserve">​</w:t>
+            </w:r>
+          </w:p>
+        </w:tc>
+        <w:tc>
+          <w:tcPr/>
+          <w:p>
+            <w:pPr>
+              <w:pStyle w:val="Compact"/>
+              <w:jc w:val="center"/>
+            </w:pPr>
+            <w:r>
+              <w:rPr>
+                <w:rFonts w:hint="eastAsia" w:ascii="Times New Roman" w:hAnsi="Times New Roman" w:eastAsia="FangSong" w:cs="Times New Roman"/>
+              </w:rPr>
+              <w:t xml:space="preserve">氯铂酸钾</w:t>
+            </w:r>
+          </w:p>
+        </w:tc>
+        <w:tc>
+          <w:tcPr/>
+          <w:p>
+            <w:pPr>
+              <w:pStyle w:val="Compact"/>
+              <w:jc w:val="center"/>
+            </w:pPr>
+            <w:r>
+              <w:rPr>
+                <w:rFonts w:hint="eastAsia" w:ascii="Times New Roman" w:hAnsi="Times New Roman" w:eastAsia="FangSong" w:cs="Times New Roman"/>
+              </w:rPr>
+              <w:t xml:space="preserve">橙黄色晶体</w:t>
+            </w:r>
+          </w:p>
+        </w:tc>
+        <w:tc>
+          <w:tcPr/>
+          <w:p>
+            <w:pPr>
+              <w:pStyle w:val="Compact"/>
+              <w:jc w:val="center"/>
+            </w:pPr>
+            <m:oMath>
+              <m:r>
+                <m:rPr>
+                  <m:sty m:val="p"/>
+                </m:rPr>
+                <m:t>P</m:t>
+              </m:r>
+              <m:r>
+                <m:rPr>
+                  <m:sty m:val="p"/>
+                </m:rPr>
+                <m:t>t</m:t>
+              </m:r>
+              <m:r>
+                <m:rPr>
+                  <m:sty m:val="p"/>
+                </m:rPr>
+                <m:t>(</m:t>
+              </m:r>
+              <m:r>
+                <m:rPr>
+                  <m:sty m:val="p"/>
+                </m:rPr>
+                <m:t>I</m:t>
+              </m:r>
+              <m:r>
+                <m:rPr>
+                  <m:sty m:val="p"/>
+                </m:rPr>
+                <m:t>V</m:t>
+              </m:r>
+              <m:r>
+                <m:rPr>
+                  <m:sty m:val="p"/>
+                </m:rPr>
+                <m:t>)</m:t>
+              </m:r>
+            </m:oMath>
+            <w:r>
+              <w:rPr>
+                <w:rFonts w:hint="eastAsia" w:ascii="Times New Roman" w:hAnsi="Times New Roman" w:eastAsia="Times New Roman" w:cs="Times New Roman"/>
+              </w:rPr>
+              <w:t xml:space="preserve">，</w:t>
+            </w:r>
+            <m:oMath>
+              <m:sSup>
+                <m:e>
+                  <m:r>
+                    <m:t>d</m:t>
+                  </m:r>
+                </m:e>
+                <m:sup>
+                  <m:r>
+                    <m:t>6</m:t>
+                  </m:r>
+                </m:sup>
+              </m:sSup>
+            </m:oMath>
+            <w:r>
+              <w:rPr>
+                <w:rFonts w:ascii="Times New Roman" w:hAnsi="Times New Roman" w:eastAsia="Times New Roman" w:cs="Times New Roman"/>
+              </w:rPr>
+              <w:t xml:space="preserve"> </w:t>
+            </w:r>
+            <w:r>
+              <w:rPr>
+                <w:rFonts w:hint="eastAsia" w:ascii="Times New Roman" w:hAnsi="Times New Roman" w:eastAsia="FangSong" w:cs="Times New Roman"/>
+              </w:rPr>
+              <w:t xml:space="preserve">低自旋</w:t>
+            </w:r>
+          </w:p>
+        </w:tc>
+        <w:tc>
+          <w:tcPr/>
+          <w:p>
+            <w:pPr>
+              <w:pStyle w:val="Compact"/>
+              <w:jc w:val="center"/>
+            </w:pPr>
+            <w:r>
+              <w:rPr>
+                <w:rFonts w:hint="eastAsia" w:ascii="Times New Roman" w:hAnsi="Times New Roman" w:eastAsia="FangSong" w:cs="Times New Roman"/>
+              </w:rPr>
+              <w:t xml:space="preserve">与</w:t>
+            </w:r>
+            <w:r>
+              <w:rPr>
+                <w:rFonts w:ascii="Times New Roman" w:hAnsi="Times New Roman" w:eastAsia="Times New Roman" w:cs="Times New Roman"/>
+              </w:rPr>
+              <w:t xml:space="preserve"> </w:t>
+            </w:r>
+            <m:oMath>
+              <m:r>
+                <m:rPr>
+                  <m:sty m:val="p"/>
+                </m:rPr>
+                <m:t>N</m:t>
+              </m:r>
+              <m:sSub>
+                <m:e>
+                  <m:r>
+                    <m:rPr>
+                      <m:sty m:val="p"/>
+                    </m:rPr>
+                    <m:t>H</m:t>
+                  </m:r>
+                </m:e>
+                <m:sub>
+                  <m:r>
+                    <m:rPr>
+                      <m:sty m:val="p"/>
+                    </m:rPr>
+                    <m:t>3</m:t>
+                  </m:r>
+                </m:sub>
+              </m:sSub>
+            </m:oMath>
+            <w:r>
+              <w:rPr>
+                <w:rFonts w:ascii="Times New Roman" w:hAnsi="Times New Roman" w:eastAsia="Times New Roman" w:cs="Times New Roman"/>
+              </w:rPr>
+              <w:t xml:space="preserve"> </w:t>
+            </w:r>
+            <w:r>
+              <w:rPr>
+                <w:rFonts w:hint="eastAsia" w:ascii="Times New Roman" w:hAnsi="Times New Roman" w:eastAsia="FangSong" w:cs="Times New Roman"/>
+              </w:rPr>
+              <w:t xml:space="preserve">作用得顺铂前体</w:t>
+            </w:r>
+          </w:p>
+        </w:tc>
+      </w:tr>
+      <w:tr>
+        <w:tc>
+          <w:tcPr/>
+          <w:p>
+            <w:pPr>
+              <w:pStyle w:val="Compact"/>
+              <w:jc w:val="center"/>
+            </w:pPr>
+            <m:oMath>
+              <m:r>
+                <m:t>c</m:t>
+              </m:r>
+              <m:r>
+                <m:t>i</m:t>
+              </m:r>
+              <m:r>
+                <m:t>s</m:t>
+              </m:r>
+              <m:r>
+                <m:rPr>
+                  <m:nor/>
+                  <m:sty m:val="p"/>
+                </m:rPr>
+                <m:t>-</m:t>
+              </m:r>
+              <m:r>
+                <m:rPr>
+                  <m:sty m:val="p"/>
+                </m:rPr>
+                <m:t>[</m:t>
+              </m:r>
+              <m:r>
+                <m:rPr>
+                  <m:sty m:val="p"/>
+                </m:rPr>
+                <m:t>P</m:t>
+              </m:r>
+              <m:r>
+                <m:rPr>
+                  <m:sty m:val="p"/>
+                </m:rPr>
+                <m:t>t</m:t>
+              </m:r>
+              <m:r>
+                <m:rPr>
+                  <m:sty m:val="p"/>
+                </m:rPr>
+                <m:t>(</m:t>
+              </m:r>
+              <m:r>
+                <m:rPr>
+                  <m:sty m:val="p"/>
+                </m:rPr>
+                <m:t>N</m:t>
+              </m:r>
+              <m:sSub>
+                <m:e>
+                  <m:r>
+                    <m:rPr>
+                      <m:sty m:val="p"/>
+                    </m:rPr>
+                    <m:t>H</m:t>
+                  </m:r>
+                </m:e>
+                <m:sub>
+                  <m:r>
+                    <m:rPr>
+                      <m:sty m:val="p"/>
+                    </m:rPr>
+                    <m:t>3</m:t>
+                  </m:r>
+                </m:sub>
+              </m:sSub>
+              <m:sSub>
+                <m:e>
+                  <m:r>
+                    <m:rPr>
+                      <m:sty m:val="p"/>
+                    </m:rPr>
+                    <m:t>)</m:t>
+                  </m:r>
+                </m:e>
+                <m:sub>
+                  <m:r>
+                    <m:rPr>
+                      <m:sty m:val="p"/>
+                    </m:rPr>
+                    <m:t>2</m:t>
+                  </m:r>
+                </m:sub>
+              </m:sSub>
+              <m:r>
+                <m:rPr>
+                  <m:sty m:val="p"/>
+                </m:rPr>
+                <m:t>C</m:t>
+              </m:r>
+              <m:sSub>
+                <m:e>
+                  <m:r>
+                    <m:rPr>
+                      <m:sty m:val="p"/>
+                    </m:rPr>
+                    <m:t>l</m:t>
+                  </m:r>
+                </m:e>
+                <m:sub>
+                  <m:r>
+                    <m:rPr>
+                      <m:sty m:val="p"/>
+                    </m:rPr>
+                    <m:t>2</m:t>
+                  </m:r>
+                </m:sub>
+              </m:sSub>
+              <m:r>
+                <m:rPr>
+                  <m:sty m:val="p"/>
+                </m:rPr>
+                <m:t>]</m:t>
+              </m:r>
+            </m:oMath>
+            <w:r>
+              <w:rPr>
+                <w:rFonts w:ascii="Times New Roman" w:hAnsi="Times New Roman" w:eastAsia="Times New Roman" w:cs="Times New Roman"/>
+              </w:rPr>
+              <w:t xml:space="preserve">​</w:t>
+            </w:r>
+          </w:p>
+        </w:tc>
+        <w:tc>
+          <w:tcPr/>
+          <w:p>
+            <w:pPr>
+              <w:pStyle w:val="Compact"/>
+              <w:jc w:val="center"/>
+            </w:pPr>
+            <w:r>
+              <w:rPr>
+                <w:rFonts w:hint="eastAsia" w:ascii="Times New Roman" w:hAnsi="Times New Roman" w:eastAsia="FangSong" w:cs="Times New Roman"/>
+              </w:rPr>
+              <w:t xml:space="preserve">顺铂</w:t>
+            </w:r>
+          </w:p>
+        </w:tc>
+        <w:tc>
+          <w:tcPr/>
+          <w:p>
+            <w:pPr>
+              <w:pStyle w:val="Compact"/>
+              <w:jc w:val="center"/>
+            </w:pPr>
+            <w:r>
+              <w:rPr>
+                <w:rFonts w:hint="eastAsia" w:ascii="Times New Roman" w:hAnsi="Times New Roman" w:eastAsia="FangSong" w:cs="Times New Roman"/>
+              </w:rPr>
+              <w:t xml:space="preserve">黄色固体</w:t>
+            </w:r>
+          </w:p>
+        </w:tc>
+        <w:tc>
+          <w:tcPr/>
+          <w:p>
+            <w:pPr>
+              <w:pStyle w:val="Compact"/>
+              <w:jc w:val="center"/>
+            </w:pPr>
+            <w:r>
+              <w:rPr>
+                <w:rFonts w:hint="eastAsia" w:ascii="Times New Roman" w:hAnsi="Times New Roman" w:eastAsia="FangSong" w:cs="Times New Roman"/>
+              </w:rPr>
+              <w:t>平面正方形</w:t>
+            </w:r>
+            <w:r>
+              <w:rPr>
+                <w:rFonts w:hint="eastAsia" w:ascii="Times New Roman" w:hAnsi="Times New Roman" w:eastAsia="Times New Roman" w:cs="Times New Roman"/>
+              </w:rPr>
+              <w:t>，</w:t>
+            </w:r>
+            <m:oMath>
+              <m:r>
+                <m:rPr>
+                  <m:sty m:val="p"/>
+                </m:rPr>
+                <m:t>P</m:t>
+              </m:r>
+              <m:r>
+                <m:rPr>
+                  <m:sty m:val="p"/>
+                </m:rPr>
+                <m:t>t</m:t>
+              </m:r>
+              <m:r>
+                <m:rPr>
+                  <m:sty m:val="p"/>
+                </m:rPr>
+                <m:t>(</m:t>
+              </m:r>
+              <m:r>
+                <m:rPr>
+                  <m:sty m:val="p"/>
+                </m:rPr>
+                <m:t>I</m:t>
+              </m:r>
+              <m:r>
+                <m:rPr>
+                  <m:sty m:val="p"/>
+                </m:rPr>
+                <m:t>I</m:t>
+              </m:r>
+              <m:r>
+                <m:rPr>
+                  <m:sty m:val="p"/>
+                </m:rPr>
+                <m:t>)</m:t>
+              </m:r>
+            </m:oMath>
+            <w:r>
+              <w:rPr>
+                <w:rFonts w:ascii="Times New Roman" w:hAnsi="Times New Roman" w:eastAsia="Times New Roman" w:cs="Times New Roman"/>
+              </w:rPr>
+              <w:t xml:space="preserve"> </w:t>
+            </w:r>
+            <m:oMath>
+              <m:sSup>
+                <m:e>
+                  <m:r>
+                    <m:t>d</m:t>
+                  </m:r>
+                </m:e>
+                <m:sup>
+                  <m:r>
+                    <m:t>8</m:t>
+                  </m:r>
+                </m:sup>
+              </m:sSup>
+            </m:oMath>
+          </w:p>
+        </w:tc>
+        <w:tc>
+          <w:tcPr/>
+          <w:p>
+            <w:pPr>
+              <w:pStyle w:val="Compact"/>
+              <w:jc w:val="center"/>
+            </w:pPr>
+            <w:r>
+              <w:rPr>
+                <w:rFonts w:hint="eastAsia" w:ascii="Times New Roman" w:hAnsi="Times New Roman" w:eastAsia="FangSong" w:cs="Times New Roman"/>
+              </w:rPr>
+              <w:t>抗肿瘤药物</w:t>
+            </w:r>
+            <w:r>
+              <w:rPr>
+                <w:rFonts w:hint="eastAsia" w:ascii="Times New Roman" w:hAnsi="Times New Roman" w:eastAsia="Times New Roman" w:cs="Times New Roman"/>
+              </w:rPr>
+              <w:t>，</w:t>
+            </w:r>
+            <w:r>
+              <w:rPr>
+                <w:rFonts w:hint="eastAsia" w:ascii="Times New Roman" w:hAnsi="Times New Roman" w:eastAsia="FangSong" w:cs="Times New Roman"/>
+              </w:rPr>
+              <w:t>与</w:t>
+            </w:r>
+            <w:r>
+              <w:rPr>
+                <w:rFonts w:ascii="Times New Roman" w:hAnsi="Times New Roman" w:eastAsia="Times New Roman" w:cs="Times New Roman"/>
+              </w:rPr>
+              <w:t xml:space="preserve"> DNA </w:t>
+            </w:r>
+            <w:r>
+              <w:rPr>
+                <w:rFonts w:hint="eastAsia" w:ascii="Times New Roman" w:hAnsi="Times New Roman" w:eastAsia="FangSong" w:cs="Times New Roman"/>
+              </w:rPr>
+              <w:t xml:space="preserve">交联</w:t>
+            </w:r>
+          </w:p>
+        </w:tc>
+      </w:tr>
+      <w:tr>
+        <w:tc>
+          <w:tcPr/>
+          <w:p>
+            <w:pPr>
+              <w:pStyle w:val="Compact"/>
+              <w:jc w:val="center"/>
+            </w:pPr>
+            <m:oMath>
+              <m:r>
+                <m:rPr>
+                  <m:sty m:val="p"/>
+                </m:rPr>
+                <m:t>C</m:t>
+              </m:r>
+              <m:sSup>
+                <m:e>
+                  <m:r>
+                    <m:rPr>
+                      <m:sty m:val="p"/>
+                    </m:rPr>
+                    <m:t>e</m:t>
+                  </m:r>
+                </m:e>
+                <m:sup>
+                  <m:r>
+                    <m:rPr>
+                      <m:sty m:val="p"/>
+                    </m:rPr>
+                    <m:t>4</m:t>
+                  </m:r>
+                  <m:r>
+                    <m:rPr>
+                      <m:sty m:val="p"/>
+                    </m:rPr>
+                    <m:t>+</m:t>
+                  </m:r>
+                </m:sup>
+              </m:sSup>
+            </m:oMath>
+            <w:r>
+              <w:rPr>
+                <w:rFonts w:ascii="Times New Roman" w:hAnsi="Times New Roman" w:eastAsia="Times New Roman" w:cs="Times New Roman"/>
+              </w:rPr>
+              <w:t xml:space="preserve">​</w:t>
+            </w:r>
+          </w:p>
+        </w:tc>
+        <w:tc>
+          <w:tcPr/>
+          <w:p>
+            <w:pPr>
+              <w:pStyle w:val="Compact"/>
+              <w:jc w:val="center"/>
+            </w:pPr>
+            <w:r>
+              <w:rPr>
+                <w:rFonts w:hint="eastAsia" w:ascii="Times New Roman" w:hAnsi="Times New Roman" w:eastAsia="FangSong" w:cs="Times New Roman"/>
+              </w:rPr>
+              <w:t>铈</w:t>
+            </w:r>
+            <w:r>
+              <w:rPr>
+                <w:rFonts w:hint="eastAsia" w:ascii="Times New Roman" w:hAnsi="Times New Roman" w:eastAsia="Times New Roman" w:cs="Times New Roman"/>
+              </w:rPr>
+              <w:t>(IV)</w:t>
+            </w:r>
+          </w:p>
+        </w:tc>
+        <w:tc>
+          <w:tcPr/>
+          <w:p>
+            <w:pPr>
+              <w:pStyle w:val="Compact"/>
+              <w:jc w:val="center"/>
+            </w:pPr>
+            <w:r>
+              <w:rPr>
+                <w:rFonts w:hint="eastAsia" w:ascii="Times New Roman" w:hAnsi="Times New Roman" w:eastAsia="FangSong" w:cs="Times New Roman"/>
+              </w:rPr>
+              <w:t>橙红色</w:t>
+            </w:r>
+            <w:r>
+              <w:rPr>
+                <w:rFonts w:hint="eastAsia" w:ascii="Times New Roman" w:hAnsi="Times New Roman" w:eastAsia="Times New Roman" w:cs="Times New Roman"/>
+              </w:rPr>
+              <w:t>（</w:t>
+            </w:r>
+            <w:r>
+              <w:rPr>
+                <w:rFonts w:hint="eastAsia" w:ascii="Times New Roman" w:hAnsi="Times New Roman" w:eastAsia="FangSong" w:cs="Times New Roman"/>
+              </w:rPr>
+              <w:t>强酸性</w:t>
+            </w:r>
+            <w:r>
+              <w:rPr>
+                <w:rFonts w:hint="eastAsia" w:ascii="Times New Roman" w:hAnsi="Times New Roman" w:eastAsia="Times New Roman" w:cs="Times New Roman"/>
+              </w:rPr>
+              <w:t>）</w:t>
+            </w:r>
+          </w:p>
+        </w:tc>
+        <w:tc>
+          <w:tcPr/>
+          <w:p>
+            <w:pPr>
+              <w:pStyle w:val="Compact"/>
+              <w:jc w:val="center"/>
+            </w:pPr>
+            <w:r>
+              <w:rPr>
+                <w:rFonts w:hint="eastAsia" w:ascii="Times New Roman" w:hAnsi="Times New Roman" w:eastAsia="FangSong" w:cs="Times New Roman"/>
+              </w:rPr>
+              <w:t>强氧化剂</w:t>
+            </w:r>
+            <w:r>
+              <w:rPr>
+                <w:rFonts w:hint="eastAsia" w:ascii="Times New Roman" w:hAnsi="Times New Roman" w:eastAsia="Times New Roman" w:cs="Times New Roman"/>
+              </w:rPr>
+              <w:t>，</w:t>
+            </w:r>
+            <m:oMath>
+              <m:r>
+                <m:t>4</m:t>
+              </m:r>
+              <m:sSup>
+                <m:e>
+                  <m:r>
+                    <m:t>f</m:t>
+                  </m:r>
+                </m:e>
+                <m:sup>
+                  <m:r>
+                    <m:t>0</m:t>
+                  </m:r>
+                </m:sup>
+              </m:sSup>
+            </m:oMath>
+          </w:p>
+        </w:tc>
+        <w:tc>
+          <w:tcPr/>
+          <w:p>
+            <w:pPr>
+              <w:pStyle w:val="Compact"/>
+              <w:jc w:val="center"/>
+            </w:pPr>
+            <m:oMath>
+              <m:r>
+                <m:rPr>
+                  <m:sty m:val="p"/>
+                </m:rPr>
+                <m:t>C</m:t>
+              </m:r>
+              <m:sSup>
+                <m:e>
+                  <m:r>
+                    <m:rPr>
+                      <m:sty m:val="p"/>
+                    </m:rPr>
+                    <m:t>e</m:t>
+                  </m:r>
+                </m:e>
+                <m:sup>
+                  <m:r>
+                    <m:rPr>
+                      <m:sty m:val="p"/>
+                    </m:rPr>
+                    <m:t>4</m:t>
+                  </m:r>
+                  <m:r>
+                    <m:rPr>
+                      <m:sty m:val="p"/>
+                    </m:rPr>
+                    <m:t>+</m:t>
+                  </m:r>
+                </m:sup>
+              </m:sSup>
+              <m:r>
+                <m:rPr>
+                  <m:sty m:val="p"/>
+                </m:rPr>
+                <m:t>+</m:t>
+              </m:r>
+              <m:r>
+                <m:rPr>
+                  <m:sty m:val="p"/>
+                </m:rPr>
+                <m:t>F</m:t>
+              </m:r>
+              <m:sSup>
+                <m:e>
+                  <m:r>
+                    <m:rPr>
+                      <m:sty m:val="p"/>
+                    </m:rPr>
+                    <m:t>e</m:t>
+                  </m:r>
+                </m:e>
+                <m:sup>
+                  <m:r>
+                    <m:rPr>
+                      <m:sty m:val="p"/>
+                    </m:rPr>
+                    <m:t>2</m:t>
+                  </m:r>
+                  <m:r>
+                    <m:rPr>
+                      <m:sty m:val="p"/>
+                    </m:rPr>
+                    <m:t>+</m:t>
+                  </m:r>
+                </m:sup>
+              </m:sSup>
+              <m:r>
+                <m:rPr>
+                  <m:sty m:val="p"/>
+                </m:rPr>
+                <m:t>→</m:t>
+              </m:r>
+              <m:r>
+                <m:rPr>
+                  <m:sty m:val="p"/>
+                </m:rPr>
+                <m:t>C</m:t>
+              </m:r>
+              <m:sSup>
+                <m:e>
+                  <m:r>
+                    <m:rPr>
+                      <m:sty m:val="p"/>
+                    </m:rPr>
+                    <m:t>e</m:t>
+                  </m:r>
+                </m:e>
+                <m:sup>
+                  <m:r>
+                    <m:rPr>
+                      <m:sty m:val="p"/>
+                    </m:rPr>
+                    <m:t>3</m:t>
+                  </m:r>
+                  <m:r>
+                    <m:rPr>
+                      <m:sty m:val="p"/>
+                    </m:rPr>
+                    <m:t>+</m:t>
+                  </m:r>
+                </m:sup>
+              </m:sSup>
+              <m:r>
+                <m:rPr>
+                  <m:sty m:val="p"/>
+                </m:rPr>
+                <m:t>+</m:t>
+              </m:r>
+              <m:r>
+                <m:rPr>
+                  <m:sty m:val="p"/>
+                </m:rPr>
+                <m:t>F</m:t>
+              </m:r>
+              <m:sSup>
+                <m:e>
+                  <m:r>
+                    <m:rPr>
+                      <m:sty m:val="p"/>
+                    </m:rPr>
+                    <m:t>e</m:t>
+                  </m:r>
+                </m:e>
+                <m:sup>
+                  <m:r>
+                    <m:rPr>
+                      <m:sty m:val="p"/>
+                    </m:rPr>
+                    <m:t>3</m:t>
+                  </m:r>
+                  <m:r>
+                    <m:rPr>
+                      <m:sty m:val="p"/>
+                    </m:rPr>
+                    <m:t>+</m:t>
+                  </m:r>
+                </m:sup>
+              </m:sSup>
+            </m:oMath>
+            <w:r>
+              <w:rPr>
+                <w:rFonts w:ascii="Times New Roman" w:hAnsi="Times New Roman" w:eastAsia="Times New Roman" w:cs="Times New Roman"/>
+              </w:rPr>
+              <w:t xml:space="preserve">​</w:t>
+            </w:r>
+          </w:p>
+        </w:tc>
+      </w:tr>
+      <w:tr>
+        <w:tc>
+          <w:tcPr/>
+          <w:p>
+            <w:pPr>
+              <w:pStyle w:val="Compact"/>
+              <w:jc w:val="center"/>
+            </w:pPr>
+            <m:oMath>
+              <m:r>
+                <m:rPr>
+                  <m:sty m:val="p"/>
+                </m:rPr>
+                <m:t>E</m:t>
+              </m:r>
+              <m:sSup>
+                <m:e>
+                  <m:r>
+                    <m:rPr>
+                      <m:sty m:val="p"/>
+                    </m:rPr>
+                    <m:t>u</m:t>
+                  </m:r>
+                </m:e>
+                <m:sup>
+                  <m:r>
+                    <m:rPr>
+                      <m:sty m:val="p"/>
+                    </m:rPr>
+                    <m:t>2</m:t>
+                  </m:r>
+                  <m:r>
+                    <m:rPr>
+                      <m:sty m:val="p"/>
+                    </m:rPr>
+                    <m:t>+</m:t>
+                  </m:r>
+                </m:sup>
+              </m:sSup>
+            </m:oMath>
+            <w:r>
+              <w:rPr>
+                <w:rFonts w:ascii="Times New Roman" w:hAnsi="Times New Roman" w:eastAsia="Times New Roman" w:cs="Times New Roman"/>
+              </w:rPr>
+              <w:t xml:space="preserve">​</w:t>
+            </w:r>
+          </w:p>
+        </w:tc>
+        <w:tc>
+          <w:tcPr/>
+          <w:p>
+            <w:pPr>
+              <w:pStyle w:val="Compact"/>
+              <w:jc w:val="center"/>
+            </w:pPr>
+            <w:r>
+              <w:rPr>
+                <w:rFonts w:hint="eastAsia" w:ascii="Times New Roman" w:hAnsi="Times New Roman" w:eastAsia="FangSong" w:cs="Times New Roman"/>
+              </w:rPr>
+              <w:t>铕</w:t>
+            </w:r>
+            <w:r>
+              <w:rPr>
+                <w:rFonts w:hint="eastAsia" w:ascii="Times New Roman" w:hAnsi="Times New Roman" w:eastAsia="Times New Roman" w:cs="Times New Roman"/>
+              </w:rPr>
+              <w:t>(II)</w:t>
+            </w:r>
+          </w:p>
+        </w:tc>
+        <w:tc>
+          <w:tcPr/>
+          <w:p>
+            <w:pPr>
+              <w:pStyle w:val="Compact"/>
+              <w:jc w:val="center"/>
+            </w:pPr>
+            <w:r>
+              <w:rPr>
+                <w:rFonts w:hint="eastAsia" w:ascii="Times New Roman" w:hAnsi="Times New Roman" w:eastAsia="FangSong" w:cs="Times New Roman"/>
+              </w:rPr>
+              <w:t xml:space="preserve">无色</w:t>
+            </w:r>
+          </w:p>
+        </w:tc>
+        <w:tc>
+          <w:tcPr/>
+          <w:p>
+            <w:pPr>
+              <w:pStyle w:val="Compact"/>
+              <w:jc w:val="center"/>
+            </w:pPr>
+            <w:r>
+              <w:rPr>
+                <w:rFonts w:hint="eastAsia" w:ascii="Times New Roman" w:hAnsi="Times New Roman" w:eastAsia="FangSong" w:cs="Times New Roman"/>
+              </w:rPr>
+              <w:t>还原性</w:t>
+            </w:r>
+            <w:r>
+              <w:rPr>
+                <w:rFonts w:hint="eastAsia" w:ascii="Times New Roman" w:hAnsi="Times New Roman" w:eastAsia="Times New Roman" w:cs="Times New Roman"/>
+              </w:rPr>
+              <w:t>（</w:t>
+            </w:r>
+            <m:oMath>
+              <m:r>
+                <m:t>4</m:t>
+              </m:r>
+              <m:sSup>
+                <m:e>
+                  <m:r>
+                    <m:t>f</m:t>
+                  </m:r>
+                </m:e>
+                <m:sup>
+                  <m:r>
+                    <m:t>7</m:t>
+                  </m:r>
+                </m:sup>
+              </m:sSup>
+            </m:oMath>
+            <w:r>
+              <w:rPr>
+                <w:rFonts w:ascii="Times New Roman" w:hAnsi="Times New Roman" w:eastAsia="Times New Roman" w:cs="Times New Roman"/>
+              </w:rPr>
+              <w:t xml:space="preserve"> </w:t>
+            </w:r>
+            <w:r>
+              <w:rPr>
+                <w:rFonts w:hint="eastAsia" w:ascii="Times New Roman" w:hAnsi="Times New Roman" w:eastAsia="FangSong" w:cs="Times New Roman"/>
+              </w:rPr>
+              <w:t>半满</w:t>
+            </w:r>
+            <w:r>
+              <w:rPr>
+                <w:rFonts w:hint="eastAsia" w:ascii="Times New Roman" w:hAnsi="Times New Roman" w:eastAsia="Times New Roman" w:cs="Times New Roman"/>
+              </w:rPr>
+              <w:t>）</w:t>
+            </w:r>
+          </w:p>
+        </w:tc>
+        <w:tc>
+          <w:tcPr/>
+          <w:p>
+            <w:pPr>
+              <w:pStyle w:val="Compact"/>
+              <w:jc w:val="center"/>
+            </w:pPr>
+            <m:oMath>
+              <m:r>
+                <m:rPr>
+                  <m:sty m:val="p"/>
+                </m:rPr>
+                <m:t>E</m:t>
+              </m:r>
+              <m:sSup>
+                <m:e>
+                  <m:r>
+                    <m:rPr>
+                      <m:sty m:val="p"/>
+                    </m:rPr>
+                    <m:t>u</m:t>
+                  </m:r>
+                </m:e>
+                <m:sup>
+                  <m:r>
+                    <m:rPr>
+                      <m:sty m:val="p"/>
+                    </m:rPr>
+                    <m:t>2</m:t>
+                  </m:r>
+                  <m:r>
+                    <m:rPr>
+                      <m:sty m:val="p"/>
+                    </m:rPr>
+                    <m:t>+</m:t>
+                  </m:r>
+                </m:sup>
+              </m:sSup>
+            </m:oMath>
+            <w:r>
+              <w:rPr>
+                <w:rFonts w:ascii="Times New Roman" w:hAnsi="Times New Roman" w:eastAsia="Times New Roman" w:cs="Times New Roman"/>
+              </w:rPr>
+              <w:t xml:space="preserve"> </w:t>
+            </w:r>
+            <w:r>
+              <w:rPr>
+                <w:rFonts w:hint="eastAsia" w:ascii="Times New Roman" w:hAnsi="Times New Roman" w:eastAsia="FangSong" w:cs="Times New Roman"/>
+              </w:rPr>
+              <w:t xml:space="preserve">在空气中被氧化为</w:t>
+            </w:r>
+            <w:r>
+              <w:rPr>
+                <w:rFonts w:ascii="Times New Roman" w:hAnsi="Times New Roman" w:eastAsia="Times New Roman" w:cs="Times New Roman"/>
+              </w:rPr>
+              <w:t xml:space="preserve"> </w:t>
+            </w:r>
+            <m:oMath>
+              <m:r>
+                <m:rPr>
+                  <m:sty m:val="p"/>
+                </m:rPr>
+                <m:t>E</m:t>
+              </m:r>
+              <m:sSup>
+                <m:e>
+                  <m:r>
+                    <m:rPr>
+                      <m:sty m:val="p"/>
+                    </m:rPr>
+                    <m:t>u</m:t>
+                  </m:r>
+                </m:e>
+                <m:sup>
+                  <m:r>
+                    <m:rPr>
+                      <m:sty m:val="p"/>
+                    </m:rPr>
+                    <m:t>3</m:t>
+                  </m:r>
+                  <m:r>
+                    <m:rPr>
+                      <m:sty m:val="p"/>
+                    </m:rPr>
+                    <m:t>+</m:t>
+                  </m:r>
+                </m:sup>
+              </m:sSup>
+            </m:oMath>
+          </w:p>
+        </w:tc>
+      </w:tr>
+      <w:tr>
+        <w:tc>
+          <w:tcPr/>
+          <w:p>
+            <w:pPr>
+              <w:pStyle w:val="Compact"/>
+              <w:jc w:val="center"/>
+            </w:pPr>
+            <m:oMath>
+              <m:r>
+                <m:rPr>
+                  <m:sty m:val="p"/>
+                </m:rPr>
+                <m:t>[</m:t>
+              </m:r>
+              <m:r>
+                <m:rPr>
+                  <m:sty m:val="p"/>
+                </m:rPr>
+                <m:t>R</m:t>
+              </m:r>
+              <m:sSub>
+                <m:e>
+                  <m:r>
+                    <m:rPr>
+                      <m:sty m:val="p"/>
+                    </m:rPr>
+                    <m:t>e</m:t>
+                  </m:r>
+                </m:e>
+                <m:sub>
+                  <m:r>
+                    <m:rPr>
+                      <m:sty m:val="p"/>
+                    </m:rPr>
+                    <m:t>2</m:t>
+                  </m:r>
+                </m:sub>
+              </m:sSub>
+              <m:r>
+                <m:rPr>
+                  <m:sty m:val="p"/>
+                </m:rPr>
+                <m:t>C</m:t>
+              </m:r>
+              <m:sSub>
+                <m:e>
+                  <m:r>
+                    <m:rPr>
+                      <m:sty m:val="p"/>
+                    </m:rPr>
+                    <m:t>l</m:t>
+                  </m:r>
+                </m:e>
+                <m:sub>
+                  <m:r>
+                    <m:rPr>
+                      <m:sty m:val="p"/>
+                    </m:rPr>
+                    <m:t>8</m:t>
+                  </m:r>
+                </m:sub>
+              </m:sSub>
+              <m:sSup>
+                <m:e>
+                  <m:r>
+                    <m:rPr>
+                      <m:sty m:val="p"/>
+                    </m:rPr>
+                    <m:t>]</m:t>
+                  </m:r>
+                </m:e>
+                <m:sup>
+                  <m:r>
+                    <m:t>2</m:t>
+                  </m:r>
+                  <m:r>
+                    <m:rPr>
+                      <m:sty m:val="p"/>
+                    </m:rPr>
+                    <m:t>−</m:t>
+                  </m:r>
+                </m:sup>
+              </m:sSup>
+            </m:oMath>
+            <w:r>
+              <w:rPr>
+                <w:rFonts w:ascii="Times New Roman" w:hAnsi="Times New Roman" w:eastAsia="Times New Roman" w:cs="Times New Roman"/>
+              </w:rPr>
+              <w:t xml:space="preserve">​</w:t>
+            </w:r>
+          </w:p>
+        </w:tc>
+        <w:tc>
+          <w:tcPr/>
+          <w:p>
+            <w:pPr>
+              <w:pStyle w:val="Compact"/>
+              <w:jc w:val="center"/>
+            </w:pPr>
+            <w:r>
+              <w:rPr>
+                <w:rFonts w:hint="eastAsia" w:ascii="Times New Roman" w:hAnsi="Times New Roman" w:eastAsia="FangSong" w:cs="Times New Roman"/>
+              </w:rPr>
+              <w:t>八氯合二铼</w:t>
+            </w:r>
+            <w:r>
+              <w:rPr>
+                <w:rFonts w:hint="eastAsia" w:ascii="Times New Roman" w:hAnsi="Times New Roman" w:eastAsia="Times New Roman" w:cs="Times New Roman"/>
+              </w:rPr>
+              <w:t>(III)</w:t>
+            </w:r>
+            <w:r>
+              <w:rPr>
+                <w:rFonts w:hint="eastAsia" w:ascii="Times New Roman" w:hAnsi="Times New Roman" w:eastAsia="FangSong" w:cs="Times New Roman"/>
+              </w:rPr>
+              <w:t>酸根</w:t>
+            </w:r>
+          </w:p>
+        </w:tc>
+        <w:tc>
+          <w:tcPr/>
+          <w:p>
+            <w:pPr>
+              <w:pStyle w:val="Compact"/>
+              <w:jc w:val="center"/>
+            </w:pPr>
+            <w:r>
+              <w:rPr>
+                <w:rFonts w:hint="eastAsia" w:ascii="Times New Roman" w:hAnsi="Times New Roman" w:eastAsia="FangSong" w:cs="Times New Roman"/>
+              </w:rPr>
+              <w:t xml:space="preserve">深蓝色</w:t>
+            </w:r>
+          </w:p>
+        </w:tc>
+        <w:tc>
+          <w:tcPr/>
+          <w:p>
+            <w:pPr>
+              <w:pStyle w:val="Compact"/>
+              <w:jc w:val="center"/>
+            </w:pPr>
+            <w:r>
+              <w:rPr>
+                <w:rFonts w:ascii="Times New Roman" w:hAnsi="Times New Roman" w:eastAsia="Times New Roman" w:cs="Times New Roman"/>
+              </w:rPr>
+              <w:t xml:space="preserve">Re—Re </w:t>
+            </w:r>
+            <w:r>
+              <w:rPr>
+                <w:rFonts w:hint="eastAsia" w:ascii="Times New Roman" w:hAnsi="Times New Roman" w:eastAsia="FangSong" w:cs="Times New Roman"/>
+              </w:rPr>
+              <w:t xml:space="preserve">四重键</w:t>
+            </w:r>
+          </w:p>
+        </w:tc>
+        <w:tc>
+          <w:tcPr/>
+          <w:p>
+            <w:pPr>
+              <w:pStyle w:val="Compact"/>
+              <w:jc w:val="center"/>
+            </w:pPr>
+            <w:r>
+              <w:rPr>
+                <w:rFonts w:hint="eastAsia" w:ascii="Times New Roman" w:hAnsi="Times New Roman" w:eastAsia="FangSong" w:cs="Times New Roman"/>
+              </w:rPr>
+              <w:t xml:space="preserve">键级</w:t>
+            </w:r>
+            <w:r>
+              <w:rPr>
+                <w:rFonts w:ascii="Times New Roman" w:hAnsi="Times New Roman" w:eastAsia="Times New Roman" w:cs="Times New Roman"/>
+              </w:rPr>
+              <w:t xml:space="preserve"> </w:t>
+            </w:r>
+            <w:r>
+              <w:rPr>
+                <w:rFonts w:hint="eastAsia" w:ascii="Times New Roman" w:hAnsi="Times New Roman" w:eastAsia="Times New Roman" w:cs="Times New Roman"/>
+              </w:rPr>
+              <w:t xml:space="preserve">4：</w:t>
+            </w:r>
+            <m:oMath>
+              <m:sSup>
+                <m:e>
+                  <m:r>
+                    <m:t>σ</m:t>
+                  </m:r>
+                </m:e>
+                <m:sup>
+                  <m:r>
+                    <m:t>2</m:t>
+                  </m:r>
+                </m:sup>
+              </m:sSup>
+              <m:sSup>
+                <m:e>
+                  <m:r>
+                    <m:t>π</m:t>
+                  </m:r>
+                </m:e>
+                <m:sup>
+                  <m:r>
+                    <m:t>4</m:t>
+                  </m:r>
+                </m:sup>
+              </m:sSup>
+              <m:sSup>
+                <m:e>
+                  <m:r>
+                    <m:t>δ</m:t>
+                  </m:r>
+                </m:e>
+                <m:sup>
+                  <m:r>
+                    <m:t>2</m:t>
+                  </m:r>
+                </m:sup>
+              </m:sSup>
+            </m:oMath>
+          </w:p>
+        </w:tc>
+      </w:tr>
+      <w:tr>
+        <w:tc>
+          <w:tcPr/>
+          <w:p>
+            <w:pPr>
+              <w:pStyle w:val="Compact"/>
+              <w:jc w:val="center"/>
+            </w:pPr>
+            <m:oMath>
+              <m:r>
+                <m:rPr>
+                  <m:sty m:val="p"/>
+                </m:rPr>
+                <m:t>M</m:t>
+              </m:r>
+              <m:r>
+                <m:rPr>
+                  <m:sty m:val="p"/>
+                </m:rPr>
+                <m:t>e</m:t>
+              </m:r>
+              <m:sSup>
+                <m:e>
+                  <m:r>
+                    <m:rPr>
+                      <m:sty m:val="p"/>
+                    </m:rPr>
+                    <m:t>s</m:t>
+                  </m:r>
+                </m:e>
+                <m:sup>
+                  <m:r>
+                    <m:rPr>
+                      <m:sty m:val="p"/>
+                    </m:rPr>
+                    <m:t>*</m:t>
+                  </m:r>
+                </m:sup>
+              </m:sSup>
+              <m:r>
+                <m:rPr>
+                  <m:sty m:val="p"/>
+                </m:rPr>
+                <m:t>P</m:t>
+              </m:r>
+              <m:r>
+                <m:rPr>
+                  <m:sty m:val="p"/>
+                </m:rPr>
+                <m:t>=</m:t>
+              </m:r>
+              <m:r>
+                <m:rPr>
+                  <m:sty m:val="p"/>
+                </m:rPr>
+                <m:t>P</m:t>
+              </m:r>
+              <m:r>
+                <m:rPr>
+                  <m:sty m:val="p"/>
+                </m:rPr>
+                <m:t>M</m:t>
+              </m:r>
+              <m:r>
+                <m:rPr>
+                  <m:sty m:val="p"/>
+                </m:rPr>
+                <m:t>e</m:t>
+              </m:r>
+              <m:sSup>
+                <m:e>
+                  <m:r>
+                    <m:rPr>
+                      <m:sty m:val="p"/>
+                    </m:rPr>
+                    <m:t>s</m:t>
+                  </m:r>
+                </m:e>
+                <m:sup>
+                  <m:r>
+                    <m:rPr>
+                      <m:sty m:val="p"/>
+                    </m:rPr>
+                    <m:t>*</m:t>
+                  </m:r>
+                </m:sup>
+              </m:sSup>
+            </m:oMath>
+            <w:r>
+              <w:rPr>
+                <w:rFonts w:ascii="Times New Roman" w:hAnsi="Times New Roman" w:eastAsia="Times New Roman" w:cs="Times New Roman"/>
+              </w:rPr>
+              <w:t xml:space="preserve">​</w:t>
+            </w:r>
+          </w:p>
+        </w:tc>
+        <w:tc>
+          <w:tcPr/>
+          <w:p>
+            <w:pPr>
+              <w:pStyle w:val="Compact"/>
+              <w:jc w:val="center"/>
+            </w:pPr>
+            <w:r>
+              <w:rPr>
+                <w:rFonts w:hint="eastAsia" w:ascii="Times New Roman" w:hAnsi="Times New Roman" w:eastAsia="FangSong" w:cs="Times New Roman"/>
+              </w:rPr>
+              <w:t xml:space="preserve">位阻稳定的磷磷双键</w:t>
+            </w:r>
+          </w:p>
+        </w:tc>
+        <w:tc>
+          <w:tcPr/>
+          <w:p>
+            <w:pPr>
+              <w:pStyle w:val="Compact"/>
+              <w:jc w:val="center"/>
+            </w:pPr>
+            <w:r>
+              <w:rPr>
+                <w:rFonts w:hint="eastAsia" w:ascii="Times New Roman" w:hAnsi="Times New Roman" w:eastAsia="FangSong" w:cs="Times New Roman"/>
+              </w:rPr>
+              <w:t xml:space="preserve">橙红色固体</w:t>
+            </w:r>
+          </w:p>
+        </w:tc>
+        <w:tc>
+          <w:tcPr/>
+          <w:p>
+            <w:pPr>
+              <w:pStyle w:val="Compact"/>
+              <w:jc w:val="center"/>
+            </w:pPr>
+            <w:r>
+              <w:rPr>
+                <w:rFonts w:hint="eastAsia" w:ascii="Times New Roman" w:hAnsi="Times New Roman" w:eastAsia="FangSong" w:cs="Times New Roman"/>
+              </w:rPr>
+              <w:t xml:space="preserve">大位阻芳基阻止聚合</w:t>
+            </w:r>
+          </w:p>
+        </w:tc>
+        <w:tc>
+          <w:tcPr/>
+          <w:p>
+            <w:pPr>
+              <w:pStyle w:val="Compact"/>
+              <w:jc w:val="center"/>
+            </w:pPr>
+            <w:r>
+              <w:rPr>
+                <w:rFonts w:hint="eastAsia" w:ascii="Times New Roman" w:hAnsi="Times New Roman" w:eastAsia="FangSong" w:cs="Times New Roman"/>
+              </w:rPr>
+              <w:t xml:space="preserve">与</w:t>
+            </w:r>
+            <w:r>
+              <w:rPr>
+                <w:rFonts w:ascii="Times New Roman" w:hAnsi="Times New Roman" w:eastAsia="Times New Roman" w:cs="Times New Roman"/>
+              </w:rPr>
+              <w:t xml:space="preserve"> </w:t>
+            </w:r>
+            <m:oMath>
+              <m:sSub>
+                <m:e>
+                  <m:r>
+                    <m:rPr>
+                      <m:sty m:val="p"/>
+                    </m:rPr>
+                    <m:t>H</m:t>
+                  </m:r>
+                </m:e>
+                <m:sub>
+                  <m:r>
+                    <m:rPr>
+                      <m:sty m:val="p"/>
+                    </m:rPr>
+                    <m:t>2</m:t>
+                  </m:r>
+                </m:sub>
+              </m:sSub>
+              <m:r>
+                <m:rPr>
+                  <m:sty m:val="p"/>
+                </m:rPr>
+                <m:t>O</m:t>
+              </m:r>
+            </m:oMath>
+            <w:r>
+              <w:rPr>
+                <w:rFonts w:ascii="Times New Roman" w:hAnsi="Times New Roman" w:eastAsia="Times New Roman" w:cs="Times New Roman"/>
+              </w:rPr>
+              <w:t xml:space="preserve"> </w:t>
+            </w:r>
+            <w:r>
+              <w:rPr>
+                <w:rFonts w:hint="eastAsia" w:ascii="Times New Roman" w:hAnsi="Times New Roman" w:eastAsia="FangSong" w:cs="Times New Roman"/>
+              </w:rPr>
+              <w:t xml:space="preserve">加成断裂</w:t>
+            </w:r>
+            <w:r>
+              <w:rPr>
+                <w:rFonts w:ascii="Times New Roman" w:hAnsi="Times New Roman" w:eastAsia="Times New Roman" w:cs="Times New Roman"/>
+              </w:rPr>
+              <w:t xml:space="preserve"> P=P</w:t>
+            </w:r>
+          </w:p>
+        </w:tc>
+      </w:tr>
+      <w:tr>
+        <w:tc>
+          <w:tcPr/>
+          <w:p>
+            <w:pPr>
+              <w:pStyle w:val="Compact"/>
+              <w:jc w:val="center"/>
+            </w:pPr>
+            <m:oMath>
+              <m:r>
+                <m:rPr>
+                  <m:sty m:val="p"/>
+                </m:rPr>
+                <m:t>G</m:t>
+              </m:r>
+              <m:sSub>
+                <m:e>
+                  <m:r>
+                    <m:rPr>
+                      <m:sty m:val="p"/>
+                    </m:rPr>
+                    <m:t>a</m:t>
+                  </m:r>
+                </m:e>
+                <m:sub>
+                  <m:r>
+                    <m:rPr>
+                      <m:sty m:val="p"/>
+                    </m:rPr>
+                    <m:t>2</m:t>
+                  </m:r>
+                </m:sub>
+              </m:sSub>
+              <m:r>
+                <m:rPr>
+                  <m:sty m:val="p"/>
+                </m:rPr>
+                <m:t>C</m:t>
+              </m:r>
+              <m:sSub>
+                <m:e>
+                  <m:r>
+                    <m:rPr>
+                      <m:sty m:val="p"/>
+                    </m:rPr>
+                    <m:t>l</m:t>
+                  </m:r>
+                </m:e>
+                <m:sub>
+                  <m:r>
+                    <m:rPr>
+                      <m:sty m:val="p"/>
+                    </m:rPr>
+                    <m:t>4</m:t>
+                  </m:r>
+                </m:sub>
+              </m:sSub>
+            </m:oMath>
+            <w:r>
+              <w:rPr>
+                <w:rFonts w:ascii="Times New Roman" w:hAnsi="Times New Roman" w:eastAsia="Times New Roman" w:cs="Times New Roman"/>
+              </w:rPr>
+              <w:t xml:space="preserve">​</w:t>
+            </w:r>
+          </w:p>
+        </w:tc>
+        <w:tc>
+          <w:tcPr/>
+          <w:p>
+            <w:pPr>
+              <w:pStyle w:val="Compact"/>
+              <w:jc w:val="center"/>
+            </w:pPr>
+            <w:r>
+              <w:rPr>
+                <w:rFonts w:hint="eastAsia" w:ascii="Times New Roman" w:hAnsi="Times New Roman" w:eastAsia="FangSong" w:cs="Times New Roman"/>
+              </w:rPr>
+              <w:t xml:space="preserve">二氯化镓二聚体</w:t>
+            </w:r>
+          </w:p>
+        </w:tc>
+        <w:tc>
+          <w:tcPr/>
+          <w:p>
+            <w:pPr>
+              <w:pStyle w:val="Compact"/>
+              <w:jc w:val="center"/>
+            </w:pPr>
+            <w:r>
+              <w:rPr>
+                <w:rFonts w:hint="eastAsia" w:ascii="Times New Roman" w:hAnsi="Times New Roman" w:eastAsia="FangSong" w:cs="Times New Roman"/>
+              </w:rPr>
+              <w:t xml:space="preserve">白色固体</w:t>
+            </w:r>
+          </w:p>
+        </w:tc>
+        <w:tc>
+          <w:tcPr/>
+          <w:p>
+            <w:pPr>
+              <w:pStyle w:val="Compact"/>
+              <w:jc w:val="center"/>
+            </w:pPr>
+            <w:r>
+              <w:rPr>
+                <w:rFonts w:ascii="Times New Roman" w:hAnsi="Times New Roman" w:eastAsia="Times New Roman" w:cs="Times New Roman"/>
+              </w:rPr>
+              <w:t xml:space="preserve">Ga—Ga </w:t>
+            </w:r>
+            <w:r>
+              <w:rPr>
+                <w:rFonts w:hint="eastAsia" w:ascii="Times New Roman" w:hAnsi="Times New Roman" w:eastAsia="FangSong" w:cs="Times New Roman"/>
+              </w:rPr>
+              <w:t>单键</w:t>
+            </w:r>
+            <w:r>
+              <w:rPr>
+                <w:rFonts w:hint="eastAsia" w:ascii="Times New Roman" w:hAnsi="Times New Roman" w:eastAsia="Times New Roman" w:cs="Times New Roman"/>
+              </w:rPr>
+              <w:t>（</w:t>
+            </w:r>
+            <w:r>
+              <w:rPr>
+                <w:rFonts w:hint="eastAsia" w:ascii="Times New Roman" w:hAnsi="Times New Roman" w:eastAsia="FangSong" w:cs="Times New Roman"/>
+              </w:rPr>
+              <w:t>非经典低价态</w:t>
+            </w:r>
+            <w:r>
+              <w:rPr>
+                <w:rFonts w:hint="eastAsia" w:ascii="Times New Roman" w:hAnsi="Times New Roman" w:eastAsia="Times New Roman" w:cs="Times New Roman"/>
+              </w:rPr>
+              <w:t>）</w:t>
+            </w:r>
+          </w:p>
+        </w:tc>
+        <w:tc>
+          <w:tcPr/>
+          <w:p>
+            <w:pPr>
+              <w:pStyle w:val="Compact"/>
+              <w:jc w:val="center"/>
+            </w:pPr>
+            <w:r>
+              <w:rPr>
+                <w:rFonts w:hint="eastAsia" w:ascii="Times New Roman" w:hAnsi="Times New Roman" w:eastAsia="FangSong" w:cs="Times New Roman"/>
+              </w:rPr>
+              <w:t xml:space="preserve">与路易斯碱配位解离</w:t>
+            </w:r>
+          </w:p>
+        </w:tc>
+      </w:tr>
+    </w:tbl>
     <w:bookmarkEnd w:id="63"/>
-    <w:bookmarkStart w:id="65" w:name="课后习题"/>
+    <w:bookmarkEnd w:id="64"/>
+    <w:bookmarkStart w:id="66" w:name="课后习题"/>
     <w:p>
       <w:pPr>
         <w:pStyle w:val="Heading2"/>
@@ -32456,7 +35849,7 @@
         <w:t xml:space="preserve">5.4~5.7？</w:t>
       </w:r>
     </w:p>
-    <w:bookmarkStart w:id="64" w:name="参考答案与精解"/>
+    <w:bookmarkStart w:id="65" w:name="参考答案与精解"/>
     <w:p>
       <w:pPr>
         <w:pStyle w:val="Heading3"/>
@@ -52847,8 +56240,8 @@
         <w:t>。</w:t>
       </w:r>
     </w:p>
-    <w:bookmarkEnd w:id="64"/>
     <w:bookmarkEnd w:id="65"/>
+    <w:bookmarkEnd w:id="66"/>
     <w:sectPr>
       <w:footerReference w:type="default" r:id="rId9"/>
       <w:footnotePr>

--- a/06-学生侧材料/讲义/5-无机化学/元素化学深度-超级充实版（自学完整）.docx
+++ b/06-学生侧材料/讲义/5-无机化学/元素化学深度-超级充实版（自学完整）.docx
@@ -1170,195 +1170,15 @@
           <w:b/>
           <w:bCs/>
         </w:rPr>
-        <w:t>）</w:t>
-      </w:r>
-      <w:r>
-        <w:rPr>
-          <w:rFonts w:hint="eastAsia" w:ascii="Times New Roman" w:hAnsi="Times New Roman" w:eastAsia="Times New Roman" w:cs="Times New Roman"/>
-        </w:rPr>
         <w:t>：</w:t>
       </w:r>
-      <w:r>
-        <w:rPr>
-          <w:rFonts w:hint="eastAsia" w:ascii="Times New Roman" w:hAnsi="Times New Roman" w:eastAsia="FangSong" w:cs="Times New Roman"/>
-        </w:rPr>
-        <w:t>第四轮元素题不再主要考</w:t>
-      </w:r>
-      <w:r>
-        <w:rPr>
-          <w:rFonts w:hint="eastAsia" w:ascii="Times New Roman" w:hAnsi="Times New Roman" w:eastAsia="Times New Roman" w:cs="Times New Roman"/>
-        </w:rPr>
-        <w:t>「</w:t>
-      </w:r>
-      <w:r>
-        <w:rPr>
-          <w:rFonts w:hint="eastAsia" w:ascii="Times New Roman" w:hAnsi="Times New Roman" w:eastAsia="FangSong" w:cs="Times New Roman"/>
-        </w:rPr>
-        <w:t>背了多少</w:t>
-      </w:r>
-      <w:r>
-        <w:rPr>
-          <w:rFonts w:hint="eastAsia" w:ascii="Times New Roman" w:hAnsi="Times New Roman" w:eastAsia="Times New Roman" w:cs="Times New Roman"/>
-        </w:rPr>
-        <w:t>」，</w:t>
-      </w:r>
-      <w:r>
-        <w:rPr>
-          <w:rFonts w:hint="eastAsia" w:ascii="Times New Roman" w:hAnsi="Times New Roman" w:eastAsia="FangSong" w:cs="Times New Roman"/>
-        </w:rPr>
-        <w:t>而是考</w:t>
-      </w:r>
-      <w:r>
-        <w:rPr>
-          <w:rFonts w:hint="eastAsia" w:ascii="Times New Roman" w:hAnsi="Times New Roman" w:eastAsia="Times New Roman" w:cs="Times New Roman"/>
-        </w:rPr>
-        <w:t>「</w:t>
-      </w:r>
-      <w:r>
-        <w:rPr>
-          <w:rFonts w:hint="eastAsia" w:ascii="Times New Roman" w:hAnsi="Times New Roman" w:eastAsia="FangSong" w:cs="Times New Roman"/>
-        </w:rPr>
-        <w:t>能不能推</w:t>
-      </w:r>
-      <w:r>
-        <w:rPr>
-          <w:rFonts w:hint="eastAsia" w:ascii="Times New Roman" w:hAnsi="Times New Roman" w:eastAsia="Times New Roman" w:cs="Times New Roman"/>
-        </w:rPr>
-        <w:t>」。</w:t>
-      </w:r>
-      <w:r>
-        <w:rPr>
-          <w:rFonts w:hint="eastAsia" w:ascii="Times New Roman" w:hAnsi="Times New Roman" w:eastAsia="FangSong" w:cs="Times New Roman"/>
-        </w:rPr>
-        <w:t>传统元素知识</w:t>
-      </w:r>
-      <w:r>
-        <w:rPr>
-          <w:rFonts w:hint="eastAsia" w:ascii="Times New Roman" w:hAnsi="Times New Roman" w:eastAsia="Times New Roman" w:cs="Times New Roman"/>
-        </w:rPr>
-        <w:t>（</w:t>
-      </w:r>
-      <w:r>
-        <w:rPr>
-          <w:rFonts w:hint="eastAsia" w:ascii="Times New Roman" w:hAnsi="Times New Roman" w:eastAsia="FangSong" w:cs="Times New Roman"/>
-        </w:rPr>
-        <w:t>记方程</w:t>
-      </w:r>
-      <w:r>
-        <w:rPr>
-          <w:rFonts w:hint="eastAsia" w:ascii="Times New Roman" w:hAnsi="Times New Roman" w:eastAsia="Times New Roman" w:cs="Times New Roman"/>
-        </w:rPr>
-        <w:t>、</w:t>
-      </w:r>
-      <w:r>
-        <w:rPr>
-          <w:rFonts w:hint="eastAsia" w:ascii="Times New Roman" w:hAnsi="Times New Roman" w:eastAsia="FangSong" w:cs="Times New Roman"/>
-        </w:rPr>
-        <w:t>背颜色</w:t>
-      </w:r>
-      <w:r>
-        <w:rPr>
-          <w:rFonts w:hint="eastAsia" w:ascii="Times New Roman" w:hAnsi="Times New Roman" w:eastAsia="Times New Roman" w:cs="Times New Roman"/>
-        </w:rPr>
-        <w:t>）</w:t>
-      </w:r>
-      <w:r>
-        <w:rPr>
-          <w:rFonts w:hint="eastAsia" w:ascii="Times New Roman" w:hAnsi="Times New Roman" w:eastAsia="FangSong" w:cs="Times New Roman"/>
-        </w:rPr>
-        <w:t>已大幅压缩</w:t>
-      </w:r>
-      <w:r>
-        <w:rPr>
-          <w:rFonts w:hint="eastAsia" w:ascii="Times New Roman" w:hAnsi="Times New Roman" w:eastAsia="Times New Roman" w:cs="Times New Roman"/>
-        </w:rPr>
-        <w:t>；</w:t>
-      </w:r>
-      <w:r>
-        <w:rPr>
-          <w:rFonts w:hint="eastAsia" w:ascii="Times New Roman" w:hAnsi="Times New Roman" w:eastAsia="FangSong" w:cs="Times New Roman"/>
-        </w:rPr>
-        <w:t>新考法给的是陌生物质的结构图</w:t>
-      </w:r>
-      <w:r>
-        <w:rPr>
-          <w:rFonts w:hint="eastAsia" w:ascii="Times New Roman" w:hAnsi="Times New Roman" w:eastAsia="Times New Roman" w:cs="Times New Roman"/>
-        </w:rPr>
-        <w:t>、</w:t>
-      </w:r>
-      <w:r>
-        <w:rPr>
-          <w:rFonts w:hint="eastAsia" w:ascii="Times New Roman" w:hAnsi="Times New Roman" w:eastAsia="FangSong" w:cs="Times New Roman"/>
-        </w:rPr>
-        <w:t>晶胞</w:t>
-      </w:r>
-      <w:r>
-        <w:rPr>
-          <w:rFonts w:hint="eastAsia" w:ascii="Times New Roman" w:hAnsi="Times New Roman" w:eastAsia="Times New Roman" w:cs="Times New Roman"/>
-        </w:rPr>
-        <w:t>、</w:t>
-      </w:r>
-      <w:r>
-        <w:rPr>
-          <w:rFonts w:hint="eastAsia" w:ascii="Times New Roman" w:hAnsi="Times New Roman" w:eastAsia="FangSong" w:cs="Times New Roman"/>
-        </w:rPr>
-        <w:t>磁性数据</w:t>
-      </w:r>
-      <w:r>
-        <w:rPr>
-          <w:rFonts w:hint="eastAsia" w:ascii="Times New Roman" w:hAnsi="Times New Roman" w:eastAsia="Times New Roman" w:cs="Times New Roman"/>
-        </w:rPr>
-        <w:t>，</w:t>
-      </w:r>
-      <w:r>
-        <w:rPr>
-          <w:rFonts w:hint="eastAsia" w:ascii="Times New Roman" w:hAnsi="Times New Roman" w:eastAsia="FangSong" w:cs="Times New Roman"/>
-        </w:rPr>
-        <w:t>要求你反推组成与性质</w:t>
-      </w:r>
-      <w:r>
-        <w:rPr>
-          <w:rFonts w:hint="eastAsia" w:ascii="Times New Roman" w:hAnsi="Times New Roman" w:eastAsia="Times New Roman" w:cs="Times New Roman"/>
-        </w:rPr>
-        <w:t>。</w:t>
-      </w:r>
-      <w:r>
-        <w:rPr>
-          <w:rFonts w:hint="eastAsia" w:ascii="Times New Roman" w:hAnsi="Times New Roman" w:eastAsia="FangSong" w:cs="Times New Roman"/>
-        </w:rPr>
-        <w:t>背再熟</w:t>
-      </w:r>
-      <w:r>
-        <w:rPr>
-          <w:rFonts w:hint="eastAsia" w:ascii="Times New Roman" w:hAnsi="Times New Roman" w:eastAsia="Times New Roman" w:cs="Times New Roman"/>
-        </w:rPr>
-        <w:t>，</w:t>
-      </w:r>
-      <w:r>
-        <w:rPr>
-          <w:rFonts w:hint="eastAsia" w:ascii="Times New Roman" w:hAnsi="Times New Roman" w:eastAsia="FangSong" w:cs="Times New Roman"/>
-        </w:rPr>
-        <w:t>遇到没见过的体系依然需要判据链支撑</w:t>
-      </w:r>
-      <w:r>
-        <w:rPr>
-          <w:rFonts w:hint="eastAsia" w:ascii="Times New Roman" w:hAnsi="Times New Roman" w:eastAsia="Times New Roman" w:cs="Times New Roman"/>
-        </w:rPr>
-        <w:t>。</w:t>
-      </w:r>
-    </w:p>
-    <w:p>
-      <w:pPr>
-        <w:pStyle w:val="BodyText"/>
-        <w:ind w:firstLine="420"/>
-      </w:pPr>
       <w:r>
         <w:rPr>
           <w:rFonts w:hint="eastAsia" w:ascii="Times New Roman" w:hAnsi="Times New Roman" w:eastAsia="FangSong" w:cs="Times New Roman"/>
           <w:b/>
           <w:bCs/>
         </w:rPr>
-        <w:t>值得注意</w:t>
+        <w:t>判据链取代现象表</w:t>
       </w:r>
       <w:r>
         <w:rPr>
@@ -1366,7 +1186,163 @@
           <w:b/>
           <w:bCs/>
         </w:rPr>
+        <w:t>）</w:t>
+      </w:r>
+      <w:r>
+        <w:rPr>
+          <w:rFonts w:hint="eastAsia" w:ascii="Times New Roman" w:hAnsi="Times New Roman" w:eastAsia="Times New Roman" w:cs="Times New Roman"/>
+        </w:rPr>
+        <w:t>：</w:t>
+      </w:r>
+      <w:r>
+        <w:rPr>
+          <w:rFonts w:hint="eastAsia" w:ascii="Times New Roman" w:hAnsi="Times New Roman" w:eastAsia="FangSong" w:cs="Times New Roman"/>
+        </w:rPr>
+        <w:t>第四轮元素题不再主要考</w:t>
+      </w:r>
+      <w:r>
+        <w:rPr>
+          <w:rFonts w:hint="eastAsia" w:ascii="Times New Roman" w:hAnsi="Times New Roman" w:eastAsia="Times New Roman" w:cs="Times New Roman"/>
+        </w:rPr>
+        <w:t>「</w:t>
+      </w:r>
+      <w:r>
+        <w:rPr>
+          <w:rFonts w:hint="eastAsia" w:ascii="Times New Roman" w:hAnsi="Times New Roman" w:eastAsia="FangSong" w:cs="Times New Roman"/>
+        </w:rPr>
+        <w:t>背了多少</w:t>
+      </w:r>
+      <w:r>
+        <w:rPr>
+          <w:rFonts w:hint="eastAsia" w:ascii="Times New Roman" w:hAnsi="Times New Roman" w:eastAsia="Times New Roman" w:cs="Times New Roman"/>
+        </w:rPr>
+        <w:t>」，</w:t>
+      </w:r>
+      <w:r>
+        <w:rPr>
+          <w:rFonts w:hint="eastAsia" w:ascii="Times New Roman" w:hAnsi="Times New Roman" w:eastAsia="FangSong" w:cs="Times New Roman"/>
+        </w:rPr>
+        <w:t>而是考</w:t>
+      </w:r>
+      <w:r>
+        <w:rPr>
+          <w:rFonts w:hint="eastAsia" w:ascii="Times New Roman" w:hAnsi="Times New Roman" w:eastAsia="Times New Roman" w:cs="Times New Roman"/>
+        </w:rPr>
+        <w:t>「</w:t>
+      </w:r>
+      <w:r>
+        <w:rPr>
+          <w:rFonts w:hint="eastAsia" w:ascii="Times New Roman" w:hAnsi="Times New Roman" w:eastAsia="FangSong" w:cs="Times New Roman"/>
+        </w:rPr>
+        <w:t>能不能推</w:t>
+      </w:r>
+      <w:r>
+        <w:rPr>
+          <w:rFonts w:hint="eastAsia" w:ascii="Times New Roman" w:hAnsi="Times New Roman" w:eastAsia="Times New Roman" w:cs="Times New Roman"/>
+        </w:rPr>
+        <w:t>」——</w:t>
+      </w:r>
+      <w:r>
+        <w:rPr>
+          <w:rFonts w:hint="eastAsia" w:ascii="Times New Roman" w:hAnsi="Times New Roman" w:eastAsia="FangSong" w:cs="Times New Roman"/>
+        </w:rPr>
+        <w:t>给的是陌生物质的结构图</w:t>
+      </w:r>
+      <w:r>
+        <w:rPr>
+          <w:rFonts w:hint="eastAsia" w:ascii="Times New Roman" w:hAnsi="Times New Roman" w:eastAsia="Times New Roman" w:cs="Times New Roman"/>
+        </w:rPr>
+        <w:t>、</w:t>
+      </w:r>
+      <w:r>
+        <w:rPr>
+          <w:rFonts w:hint="eastAsia" w:ascii="Times New Roman" w:hAnsi="Times New Roman" w:eastAsia="FangSong" w:cs="Times New Roman"/>
+        </w:rPr>
+        <w:t>晶胞</w:t>
+      </w:r>
+      <w:r>
+        <w:rPr>
+          <w:rFonts w:hint="eastAsia" w:ascii="Times New Roman" w:hAnsi="Times New Roman" w:eastAsia="Times New Roman" w:cs="Times New Roman"/>
+        </w:rPr>
+        <w:t>、</w:t>
+      </w:r>
+      <w:r>
+        <w:rPr>
+          <w:rFonts w:hint="eastAsia" w:ascii="Times New Roman" w:hAnsi="Times New Roman" w:eastAsia="FangSong" w:cs="Times New Roman"/>
+        </w:rPr>
+        <w:t>磁性数据</w:t>
+      </w:r>
+      <w:r>
+        <w:rPr>
+          <w:rFonts w:hint="eastAsia" w:ascii="Times New Roman" w:hAnsi="Times New Roman" w:eastAsia="Times New Roman" w:cs="Times New Roman"/>
+        </w:rPr>
+        <w:t>，</w:t>
+      </w:r>
+      <w:r>
+        <w:rPr>
+          <w:rFonts w:hint="eastAsia" w:ascii="Times New Roman" w:hAnsi="Times New Roman" w:eastAsia="FangSong" w:cs="Times New Roman"/>
+        </w:rPr>
+        <w:t>要求反推组成与性质</w:t>
+      </w:r>
+      <w:r>
+        <w:rPr>
+          <w:rFonts w:hint="eastAsia" w:ascii="Times New Roman" w:hAnsi="Times New Roman" w:eastAsia="Times New Roman" w:cs="Times New Roman"/>
+        </w:rPr>
+        <w:t>；</w:t>
+      </w:r>
+      <w:r>
+        <w:rPr>
+          <w:rFonts w:hint="eastAsia" w:ascii="Times New Roman" w:hAnsi="Times New Roman" w:eastAsia="FangSong" w:cs="Times New Roman"/>
+        </w:rPr>
+        <w:t>传统元素知识</w:t>
+      </w:r>
+      <w:r>
+        <w:rPr>
+          <w:rFonts w:hint="eastAsia" w:ascii="Times New Roman" w:hAnsi="Times New Roman" w:eastAsia="Times New Roman" w:cs="Times New Roman"/>
+        </w:rPr>
         <w:t>（</w:t>
+      </w:r>
+      <w:r>
+        <w:rPr>
+          <w:rFonts w:hint="eastAsia" w:ascii="Times New Roman" w:hAnsi="Times New Roman" w:eastAsia="FangSong" w:cs="Times New Roman"/>
+        </w:rPr>
+        <w:t>记方程</w:t>
+      </w:r>
+      <w:r>
+        <w:rPr>
+          <w:rFonts w:hint="eastAsia" w:ascii="Times New Roman" w:hAnsi="Times New Roman" w:eastAsia="Times New Roman" w:cs="Times New Roman"/>
+        </w:rPr>
+        <w:t>、</w:t>
+      </w:r>
+      <w:r>
+        <w:rPr>
+          <w:rFonts w:hint="eastAsia" w:ascii="Times New Roman" w:hAnsi="Times New Roman" w:eastAsia="FangSong" w:cs="Times New Roman"/>
+        </w:rPr>
+        <w:t>背颜色</w:t>
+      </w:r>
+      <w:r>
+        <w:rPr>
+          <w:rFonts w:hint="eastAsia" w:ascii="Times New Roman" w:hAnsi="Times New Roman" w:eastAsia="Times New Roman" w:cs="Times New Roman"/>
+        </w:rPr>
+        <w:t>）</w:t>
+      </w:r>
+      <w:r>
+        <w:rPr>
+          <w:rFonts w:hint="eastAsia" w:ascii="Times New Roman" w:hAnsi="Times New Roman" w:eastAsia="FangSong" w:cs="Times New Roman"/>
+        </w:rPr>
+        <w:t>已大幅压缩</w:t>
+      </w:r>
+      <w:r>
+        <w:rPr>
+          <w:rFonts w:hint="eastAsia" w:ascii="Times New Roman" w:hAnsi="Times New Roman" w:eastAsia="Times New Roman" w:cs="Times New Roman"/>
+        </w:rPr>
+        <w:t>。</w:t>
+      </w:r>
+      <w:r>
+        <w:rPr>
+          <w:rFonts w:hint="eastAsia" w:ascii="Times New Roman" w:hAnsi="Times New Roman" w:eastAsia="FangSong" w:cs="Times New Roman"/>
+        </w:rPr>
+        <w:t>核心不是现象表而是</w:t>
       </w:r>
       <w:r>
         <w:rPr>
@@ -1374,93 +1350,13 @@
           <w:b/>
           <w:bCs/>
         </w:rPr>
-        <w:t>判据链取代现象表</w:t>
-      </w:r>
-      <w:r>
-        <w:rPr>
-          <w:rFonts w:hint="eastAsia" w:ascii="Times New Roman" w:hAnsi="Times New Roman" w:eastAsia="Times New Roman" w:cs="Times New Roman"/>
-          <w:b/>
-          <w:bCs/>
-        </w:rPr>
-        <w:t>）</w:t>
+        <w:t xml:space="preserve">判据链</w:t>
       </w:r>
       <w:r>
         <w:rPr>
           <w:rFonts w:hint="eastAsia" w:ascii="Times New Roman" w:hAnsi="Times New Roman" w:eastAsia="Times New Roman" w:cs="Times New Roman"/>
         </w:rPr>
         <w:t>：</w:t>
-      </w:r>
-      <w:r>
-        <w:rPr>
-          <w:rFonts w:hint="eastAsia" w:ascii="Times New Roman" w:hAnsi="Times New Roman" w:eastAsia="FangSong" w:cs="Times New Roman"/>
-        </w:rPr>
-        <w:t>元素题的核心不是现象表</w:t>
-      </w:r>
-      <w:r>
-        <w:rPr>
-          <w:rFonts w:hint="eastAsia" w:ascii="Times New Roman" w:hAnsi="Times New Roman" w:eastAsia="Times New Roman" w:cs="Times New Roman"/>
-        </w:rPr>
-        <w:t>，</w:t>
-      </w:r>
-      <w:r>
-        <w:rPr>
-          <w:rFonts w:hint="eastAsia" w:ascii="Times New Roman" w:hAnsi="Times New Roman" w:eastAsia="FangSong" w:cs="Times New Roman"/>
-        </w:rPr>
-        <w:t>而是判据链</w:t>
-      </w:r>
-      <w:r>
-        <w:rPr>
-          <w:rFonts w:hint="eastAsia" w:ascii="Times New Roman" w:hAnsi="Times New Roman" w:eastAsia="Times New Roman" w:cs="Times New Roman"/>
-        </w:rPr>
-        <w:t>。</w:t>
-      </w:r>
-      <w:r>
-        <w:rPr>
-          <w:rFonts w:hint="eastAsia" w:ascii="Times New Roman" w:hAnsi="Times New Roman" w:eastAsia="FangSong" w:cs="Times New Roman"/>
-        </w:rPr>
-        <w:t>只说</w:t>
-      </w:r>
-      <w:r>
-        <w:rPr>
-          <w:rFonts w:hint="eastAsia" w:ascii="Times New Roman" w:hAnsi="Times New Roman" w:eastAsia="Times New Roman" w:cs="Times New Roman"/>
-        </w:rPr>
-        <w:t>「</w:t>
-      </w:r>
-      <w:r>
-        <w:rPr>
-          <w:rFonts w:hint="eastAsia" w:ascii="Times New Roman" w:hAnsi="Times New Roman" w:eastAsia="FangSong" w:cs="Times New Roman"/>
-        </w:rPr>
-        <w:t>更稳定</w:t>
-      </w:r>
-      <w:r>
-        <w:rPr>
-          <w:rFonts w:hint="eastAsia" w:ascii="Times New Roman" w:hAnsi="Times New Roman" w:eastAsia="Times New Roman" w:cs="Times New Roman"/>
-        </w:rPr>
-        <w:t>」</w:t>
-      </w:r>
-      <w:r>
-        <w:rPr>
-          <w:rFonts w:hint="eastAsia" w:ascii="Times New Roman" w:hAnsi="Times New Roman" w:eastAsia="FangSong" w:cs="Times New Roman"/>
-        </w:rPr>
-        <w:t>而不说为什么</w:t>
-      </w:r>
-      <w:r>
-        <w:rPr>
-          <w:rFonts w:ascii="Times New Roman" w:hAnsi="Times New Roman" w:eastAsia="Times New Roman" w:cs="Times New Roman"/>
-        </w:rPr>
-        <w:t xml:space="preserve"> = </w:t>
-      </w:r>
-      <w:r>
-        <w:rPr>
-          <w:rFonts w:hint="eastAsia" w:ascii="Times New Roman" w:hAnsi="Times New Roman" w:eastAsia="FangSong" w:cs="Times New Roman"/>
-        </w:rPr>
-        <w:t>只会定性不会串判据</w:t>
-      </w:r>
-      <w:r>
-        <w:rPr>
-          <w:rFonts w:hint="eastAsia" w:ascii="Times New Roman" w:hAnsi="Times New Roman" w:eastAsia="Times New Roman" w:cs="Times New Roman"/>
-        </w:rPr>
-        <w:t>。</w:t>
       </w:r>
       <w:r>
         <w:rPr>
@@ -4398,24 +4294,15 @@
         </w:rPr>
         <w:t xml:space="preserve">：</w:t>
       </w:r>
-      <w:r>
-        <w:rPr>
-          <w:rFonts w:ascii="Times New Roman" w:hAnsi="Times New Roman" w:eastAsia="Times New Roman" w:cs="Times New Roman"/>
-        </w:rPr>
-        <w:t xml:space="preserve"> </w:t>
-      </w:r>
-      <w:r>
-        <w:rPr>
-          <w:rFonts w:ascii="Times New Roman" w:hAnsi="Times New Roman" w:eastAsia="Times New Roman" w:cs="Times New Roman"/>
-        </w:rPr>
-        <w:t xml:space="preserve">1.</w:t>
-      </w:r>
-      <w:r>
-        <w:rPr>
-          <w:rFonts w:ascii="Times New Roman" w:hAnsi="Times New Roman" w:eastAsia="Times New Roman" w:cs="Times New Roman"/>
-        </w:rPr>
-        <w:t xml:space="preserve"> </w:t>
-      </w:r>
+    </w:p>
+    <w:p>
+      <w:pPr>
+        <w:numPr>
+          <w:ilvl w:val="0"/>
+          <w:numId w:val="1002"/>
+        </w:numPr>
+        <w:ind w:firstLine="420"/>
+      </w:pPr>
       <m:oMath>
         <m:r>
           <m:t>n</m:t>
@@ -29996,12 +29883,12 @@
         </w:rPr>
         <w:t xml:space="preserve">）</w:t>
       </w:r>
-      <w:r>
-        <w:rPr>
-          <w:rFonts w:ascii="Times New Roman" w:hAnsi="Times New Roman" w:eastAsia="Times New Roman" w:cs="Times New Roman"/>
-        </w:rPr>
-        <w:t xml:space="preserve"> </w:t>
-      </w:r>
+    </w:p>
+    <w:p>
+      <w:pPr>
+        <w:pStyle w:val="BodyText"/>
+        <w:ind w:firstLine="420"/>
+      </w:pPr>
       <w:r>
         <w:rPr>
           <w:rFonts w:ascii="Times New Roman" w:hAnsi="Times New Roman" w:eastAsia="Times New Roman" w:cs="Times New Roman"/>
@@ -30064,12 +29951,12 @@
         </w:rPr>
         <w:t>2</w:t>
       </w:r>
-      <w:r>
-        <w:rPr>
-          <w:rFonts w:ascii="Times New Roman" w:hAnsi="Times New Roman" w:eastAsia="Times New Roman" w:cs="Times New Roman"/>
-        </w:rPr>
-        <w:t xml:space="preserve"> </w:t>
-      </w:r>
+    </w:p>
+    <w:p>
+      <w:pPr>
+        <w:pStyle w:val="BodyText"/>
+        <w:ind w:firstLine="420"/>
+      </w:pPr>
       <w:r>
         <w:rPr>
           <w:rFonts w:ascii="Times New Roman" w:hAnsi="Times New Roman" w:eastAsia="Times New Roman" w:cs="Times New Roman"/>
@@ -30107,12 +29994,12 @@
         </w:rPr>
         <w:t>属于非电解质</w:t>
       </w:r>
-      <w:r>
-        <w:rPr>
-          <w:rFonts w:ascii="Times New Roman" w:hAnsi="Times New Roman" w:eastAsia="Times New Roman" w:cs="Times New Roman"/>
-        </w:rPr>
-        <w:t xml:space="preserve"> </w:t>
-      </w:r>
+    </w:p>
+    <w:p>
+      <w:pPr>
+        <w:pStyle w:val="BodyText"/>
+        <w:ind w:firstLine="420"/>
+      </w:pPr>
       <w:r>
         <w:rPr>
           <w:rFonts w:ascii="Times New Roman" w:hAnsi="Times New Roman" w:eastAsia="Times New Roman" w:cs="Times New Roman"/>
@@ -30213,12 +30100,12 @@
         </w:rPr>
         <w:t xml:space="preserve">弱</w:t>
       </w:r>
-      <w:r>
-        <w:rPr>
-          <w:rFonts w:ascii="Times New Roman" w:hAnsi="Times New Roman" w:eastAsia="Times New Roman" w:cs="Times New Roman"/>
-        </w:rPr>
-        <w:t xml:space="preserve"> </w:t>
-      </w:r>
+    </w:p>
+    <w:p>
+      <w:pPr>
+        <w:pStyle w:val="BodyText"/>
+        <w:ind w:firstLine="420"/>
+      </w:pPr>
       <w:r>
         <w:rPr>
           <w:rFonts w:ascii="Times New Roman" w:hAnsi="Times New Roman" w:eastAsia="Times New Roman" w:cs="Times New Roman"/>
@@ -56475,91 +56362,6 @@
       </w:pPr>
     </w:lvl>
   </w:abstractNum>
-  <w:abstractNum w:abstractNumId="99412">
-    <w:nsid w:val="00A99412"/>
-    <w:multiLevelType w:val="multilevel"/>
-    <w:lvl w:ilvl="0">
-      <w:start w:val="2"/>
-      <w:numFmt w:val="decimal"/>
-      <w:lvlText w:val="%1."/>
-      <w:lvlJc w:val="left"/>
-      <w:pPr>
-        <w:ind w:left="720" w:hanging="360"/>
-      </w:pPr>
-    </w:lvl>
-    <w:lvl w:ilvl="1">
-      <w:start w:val="2"/>
-      <w:numFmt w:val="decimal"/>
-      <w:lvlText w:val="%2."/>
-      <w:lvlJc w:val="left"/>
-      <w:pPr>
-        <w:ind w:left="1440" w:hanging="360"/>
-      </w:pPr>
-    </w:lvl>
-    <w:lvl w:ilvl="2">
-      <w:start w:val="2"/>
-      <w:numFmt w:val="decimal"/>
-      <w:lvlText w:val="%3."/>
-      <w:lvlJc w:val="left"/>
-      <w:pPr>
-        <w:ind w:left="2160" w:hanging="360"/>
-      </w:pPr>
-    </w:lvl>
-    <w:lvl w:ilvl="3">
-      <w:start w:val="2"/>
-      <w:numFmt w:val="decimal"/>
-      <w:lvlText w:val="%4."/>
-      <w:lvlJc w:val="left"/>
-      <w:pPr>
-        <w:ind w:left="2880" w:hanging="360"/>
-      </w:pPr>
-    </w:lvl>
-    <w:lvl w:ilvl="4">
-      <w:start w:val="2"/>
-      <w:numFmt w:val="decimal"/>
-      <w:lvlText w:val="%5."/>
-      <w:lvlJc w:val="left"/>
-      <w:pPr>
-        <w:ind w:left="3600" w:hanging="360"/>
-      </w:pPr>
-    </w:lvl>
-    <w:lvl w:ilvl="5">
-      <w:start w:val="2"/>
-      <w:numFmt w:val="decimal"/>
-      <w:lvlText w:val="%6."/>
-      <w:lvlJc w:val="left"/>
-      <w:pPr>
-        <w:ind w:left="4320" w:hanging="360"/>
-      </w:pPr>
-    </w:lvl>
-    <w:lvl w:ilvl="6">
-      <w:start w:val="2"/>
-      <w:numFmt w:val="decimal"/>
-      <w:lvlText w:val="%7."/>
-      <w:lvlJc w:val="left"/>
-      <w:pPr>
-        <w:ind w:left="5040" w:hanging="360"/>
-      </w:pPr>
-    </w:lvl>
-    <w:lvl w:ilvl="7">
-      <w:start w:val="2"/>
-      <w:numFmt w:val="decimal"/>
-      <w:lvlText w:val="%8."/>
-      <w:lvlJc w:val="left"/>
-      <w:pPr>
-        <w:ind w:left="5760" w:hanging="360"/>
-      </w:pPr>
-    </w:lvl>
-    <w:lvl w:ilvl="8">
-      <w:start w:val="2"/>
-      <w:numFmt w:val="decimal"/>
-      <w:lvlText w:val="%9."/>
-      <w:lvlJc w:val="left"/>
-      <w:pPr>
-        <w:ind w:left="6480" w:hanging="360"/>
-      </w:pPr>
-    </w:lvl>
-  </w:abstractNum>
   <w:num w:numId="1000">
     <w:abstractNumId w:val="990"/>
   </w:num>
@@ -56594,33 +56396,33 @@
     </w:lvlOverride>
   </w:num>
   <w:num w:numId="1002">
-    <w:abstractNumId w:val="99412"/>
+    <w:abstractNumId w:val="99411"/>
     <w:lvlOverride w:ilvl="0">
-      <w:startOverride w:val="2"/>
+      <w:startOverride w:val="1"/>
     </w:lvlOverride>
     <w:lvlOverride w:ilvl="1">
-      <w:startOverride w:val="2"/>
+      <w:startOverride w:val="1"/>
     </w:lvlOverride>
     <w:lvlOverride w:ilvl="2">
-      <w:startOverride w:val="2"/>
+      <w:startOverride w:val="1"/>
     </w:lvlOverride>
     <w:lvlOverride w:ilvl="3">
-      <w:startOverride w:val="2"/>
+      <w:startOverride w:val="1"/>
     </w:lvlOverride>
     <w:lvlOverride w:ilvl="4">
-      <w:startOverride w:val="2"/>
+      <w:startOverride w:val="1"/>
     </w:lvlOverride>
     <w:lvlOverride w:ilvl="5">
-      <w:startOverride w:val="2"/>
+      <w:startOverride w:val="1"/>
     </w:lvlOverride>
     <w:lvlOverride w:ilvl="6">
-      <w:startOverride w:val="2"/>
+      <w:startOverride w:val="1"/>
     </w:lvlOverride>
     <w:lvlOverride w:ilvl="7">
-      <w:startOverride w:val="2"/>
+      <w:startOverride w:val="1"/>
     </w:lvlOverride>
     <w:lvlOverride w:ilvl="8">
-      <w:startOverride w:val="2"/>
+      <w:startOverride w:val="1"/>
     </w:lvlOverride>
   </w:num>
   <w:num w:numId="1003">

--- a/06-学生侧材料/讲义/5-无机化学/元素化学深度-超级充实版（自学完整）.docx
+++ b/06-学生侧材料/讲义/5-无机化学/元素化学深度-超级充实版（自学完整）.docx
@@ -11498,7 +11498,7 @@
         </w:rPr>
         <w:drawing>
           <wp:inline>
-            <wp:extent cx="2667000" cy="397741"/>
+            <wp:extent cx="2381250" cy="355126"/>
             <wp:effectExtent b="0" l="0" r="0" t="0"/>
             <wp:docPr descr="" title="" id="23" name="Picture"/>
             <a:graphic>
@@ -11519,7 +11519,7 @@
                   <pic:spPr bwMode="auto">
                     <a:xfrm>
                       <a:off x="0" y="0"/>
-                      <a:ext cx="2667000" cy="397741"/>
+                      <a:ext cx="2381250" cy="355126"/>
                     </a:xfrm>
                     <a:prstGeom prst="rect">
                       <a:avLst/>
@@ -11561,7 +11561,7 @@
         </w:rPr>
         <w:drawing>
           <wp:inline>
-            <wp:extent cx="2667000" cy="1926013"/>
+            <wp:extent cx="2381250" cy="1719655"/>
             <wp:effectExtent b="0" l="0" r="0" t="0"/>
             <wp:docPr descr="" title="" id="26" name="Picture"/>
             <a:graphic>
@@ -11582,7 +11582,7 @@
                   <pic:spPr bwMode="auto">
                     <a:xfrm>
                       <a:off x="0" y="0"/>
-                      <a:ext cx="2667000" cy="1926013"/>
+                      <a:ext cx="2381250" cy="1719655"/>
                     </a:xfrm>
                     <a:prstGeom prst="rect">
                       <a:avLst/>
@@ -14743,7 +14743,7 @@
               </w:rPr>
               <w:drawing>
                 <wp:inline>
-                  <wp:extent cx="2667000" cy="1453958"/>
+                  <wp:extent cx="2381250" cy="1298177"/>
                   <wp:effectExtent b="0" l="0" r="0" t="0"/>
                   <wp:docPr descr="" title="" id="32" name="Picture"/>
                   <a:graphic>
@@ -14764,7 +14764,7 @@
                         <pic:spPr bwMode="auto">
                           <a:xfrm>
                             <a:off x="0" y="0"/>
-                            <a:ext cx="2667000" cy="1453958"/>
+                            <a:ext cx="2381250" cy="1298177"/>
                           </a:xfrm>
                           <a:prstGeom prst="rect">
                             <a:avLst/>
@@ -14797,7 +14797,7 @@
               </w:rPr>
               <w:drawing>
                 <wp:inline>
-                  <wp:extent cx="2667000" cy="3251095"/>
+                  <wp:extent cx="2381250" cy="2902763"/>
                   <wp:effectExtent b="0" l="0" r="0" t="0"/>
                   <wp:docPr descr="" title="" id="35" name="Picture"/>
                   <a:graphic>
@@ -14818,7 +14818,7 @@
                         <pic:spPr bwMode="auto">
                           <a:xfrm>
                             <a:off x="0" y="0"/>
-                            <a:ext cx="2667000" cy="3251095"/>
+                            <a:ext cx="2381250" cy="2902763"/>
                           </a:xfrm>
                           <a:prstGeom prst="rect">
                             <a:avLst/>
@@ -17692,7 +17692,7 @@
               </w:rPr>
               <w:drawing>
                 <wp:inline>
-                  <wp:extent cx="2667000" cy="1852808"/>
+                  <wp:extent cx="2381250" cy="1654293"/>
                   <wp:effectExtent b="0" l="0" r="0" t="0"/>
                   <wp:docPr descr="" title="" id="42" name="Picture"/>
                   <a:graphic>
@@ -17713,7 +17713,7 @@
                         <pic:spPr bwMode="auto">
                           <a:xfrm>
                             <a:off x="0" y="0"/>
-                            <a:ext cx="2667000" cy="1852808"/>
+                            <a:ext cx="2381250" cy="1654293"/>
                           </a:xfrm>
                           <a:prstGeom prst="rect">
                             <a:avLst/>
@@ -17746,7 +17746,7 @@
               </w:rPr>
               <w:drawing>
                 <wp:inline>
-                  <wp:extent cx="2667000" cy="970372"/>
+                  <wp:extent cx="2381250" cy="866404"/>
                   <wp:effectExtent b="0" l="0" r="0" t="0"/>
                   <wp:docPr descr="" title="" id="45" name="Picture"/>
                   <a:graphic>
@@ -17767,7 +17767,7 @@
                         <pic:spPr bwMode="auto">
                           <a:xfrm>
                             <a:off x="0" y="0"/>
-                            <a:ext cx="2667000" cy="970372"/>
+                            <a:ext cx="2381250" cy="866404"/>
                           </a:xfrm>
                           <a:prstGeom prst="rect">
                             <a:avLst/>

--- a/06-学生侧材料/讲义/5-无机化学/元素化学深度-超级充实版（自学完整）.docx
+++ b/06-学生侧材料/讲义/5-无机化学/元素化学深度-超级充实版（自学完整）.docx
@@ -31135,11 +31135,31 @@
         </w:rPr>
         <w:t xml:space="preserve"> </w:t>
       </w:r>
-      <w:r>
-        <w:rPr>
-          <w:rFonts w:hint="eastAsia" w:ascii="Times New Roman" w:hAnsi="Times New Roman" w:eastAsia="Times New Roman" w:cs="Times New Roman"/>
-        </w:rPr>
-        <w:t>Δ_o（</w:t>
+      <m:oMath>
+        <m:sSub>
+          <m:e>
+            <m:r>
+              <m:rPr>
+                <m:sty m:val="p"/>
+              </m:rPr>
+              <m:t>Δ</m:t>
+            </m:r>
+          </m:e>
+          <m:sub>
+            <m:r>
+              <m:rPr>
+                <m:sty m:val="p"/>
+              </m:rPr>
+              <m:t>o</m:t>
+            </m:r>
+          </m:sub>
+        </m:sSub>
+      </m:oMath>
+      <w:r>
+        <w:rPr>
+          <w:rFonts w:hint="eastAsia" w:ascii="Times New Roman" w:hAnsi="Times New Roman" w:eastAsia="Times New Roman" w:cs="Times New Roman"/>
+        </w:rPr>
+        <w:t>（</w:t>
       </w:r>
       <w:r>
         <w:rPr>
@@ -31761,8 +31781,45 @@
         <w:rPr>
           <w:rFonts w:hint="eastAsia" w:ascii="Times New Roman" w:hAnsi="Times New Roman" w:eastAsia="Times New Roman" w:cs="Times New Roman"/>
         </w:rPr>
-        <w:t>（t_{2g}/e_g</w:t>
-      </w:r>
+        <w:t>（</w:t>
+      </w:r>
+      <m:oMath>
+        <m:sSub>
+          <m:e>
+            <m:r>
+              <m:t>t</m:t>
+            </m:r>
+          </m:e>
+          <m:sub>
+            <m:r>
+              <m:t>2</m:t>
+            </m:r>
+            <m:r>
+              <m:t>g</m:t>
+            </m:r>
+          </m:sub>
+        </m:sSub>
+      </m:oMath>
+      <w:r>
+        <w:rPr>
+          <w:rFonts w:ascii="Times New Roman" w:hAnsi="Times New Roman" w:eastAsia="Times New Roman" w:cs="Times New Roman"/>
+        </w:rPr>
+        <w:t xml:space="preserve">/</w:t>
+      </w:r>
+      <m:oMath>
+        <m:sSub>
+          <m:e>
+            <m:r>
+              <m:t>e</m:t>
+            </m:r>
+          </m:e>
+          <m:sub>
+            <m:r>
+              <m:t>g</m:t>
+            </m:r>
+          </m:sub>
+        </m:sSub>
+      </m:oMath>
       <w:r>
         <w:rPr>
           <w:rFonts w:ascii="Times New Roman" w:hAnsi="Times New Roman" w:eastAsia="Times New Roman" w:cs="Times New Roman"/>
@@ -46727,11 +46784,28 @@
         </w:rPr>
         <w:t xml:space="preserve"> </w:t>
       </w:r>
-      <w:r>
-        <w:rPr>
-          <w:rFonts w:hint="eastAsia" w:ascii="Times New Roman" w:hAnsi="Times New Roman" w:eastAsia="Times New Roman" w:cs="Times New Roman"/>
-        </w:rPr>
-        <w:t>t_{2g}（</w:t>
+      <m:oMath>
+        <m:sSub>
+          <m:e>
+            <m:r>
+              <m:t>t</m:t>
+            </m:r>
+          </m:e>
+          <m:sub>
+            <m:r>
+              <m:t>2</m:t>
+            </m:r>
+            <m:r>
+              <m:t>g</m:t>
+            </m:r>
+          </m:sub>
+        </m:sSub>
+      </m:oMath>
+      <w:r>
+        <w:rPr>
+          <w:rFonts w:hint="eastAsia" w:ascii="Times New Roman" w:hAnsi="Times New Roman" w:eastAsia="Times New Roman" w:cs="Times New Roman"/>
+        </w:rPr>
+        <w:t>（</w:t>
       </w:r>
       <w:r>
         <w:rPr>
@@ -46757,11 +46831,25 @@
         </w:rPr>
         <w:t xml:space="preserve"> </w:t>
       </w:r>
-      <w:r>
-        <w:rPr>
-          <w:rFonts w:hint="eastAsia" w:ascii="Times New Roman" w:hAnsi="Times New Roman" w:eastAsia="Times New Roman" w:cs="Times New Roman"/>
-        </w:rPr>
-        <w:t>e_g（</w:t>
+      <m:oMath>
+        <m:sSub>
+          <m:e>
+            <m:r>
+              <m:t>e</m:t>
+            </m:r>
+          </m:e>
+          <m:sub>
+            <m:r>
+              <m:t>g</m:t>
+            </m:r>
+          </m:sub>
+        </m:sSub>
+      </m:oMath>
+      <w:r>
+        <w:rPr>
+          <w:rFonts w:hint="eastAsia" w:ascii="Times New Roman" w:hAnsi="Times New Roman" w:eastAsia="Times New Roman" w:cs="Times New Roman"/>
+        </w:rPr>
+        <w:t>（</w:t>
       </w:r>
       <w:r>
         <w:rPr>
@@ -46937,11 +47025,31 @@
         </w:rPr>
         <w:t xml:space="preserve"> </w:t>
       </w:r>
-      <w:r>
-        <w:rPr>
-          <w:rFonts w:hint="eastAsia" w:ascii="Times New Roman" w:hAnsi="Times New Roman" w:eastAsia="Times New Roman" w:cs="Times New Roman"/>
-        </w:rPr>
-        <w:t>Δ_o；</w:t>
+      <m:oMath>
+        <m:sSub>
+          <m:e>
+            <m:r>
+              <m:rPr>
+                <m:sty m:val="p"/>
+              </m:rPr>
+              <m:t>Δ</m:t>
+            </m:r>
+          </m:e>
+          <m:sub>
+            <m:r>
+              <m:rPr>
+                <m:sty m:val="p"/>
+              </m:rPr>
+              <m:t>o</m:t>
+            </m:r>
+          </m:sub>
+        </m:sSub>
+      </m:oMath>
+      <w:r>
+        <w:rPr>
+          <w:rFonts w:hint="eastAsia" w:ascii="Times New Roman" w:hAnsi="Times New Roman" w:eastAsia="Times New Roman" w:cs="Times New Roman"/>
+        </w:rPr>
+        <w:t>；</w:t>
       </w:r>
       <w:r>
         <w:rPr>
@@ -47717,8 +47825,28 @@
         <w:rPr>
           <w:rFonts w:hint="eastAsia" w:ascii="Times New Roman" w:hAnsi="Times New Roman" w:eastAsia="Times New Roman" w:cs="Times New Roman"/>
         </w:rPr>
-        <w:t>，Δ_o</w:t>
-      </w:r>
+        <w:t>，</w:t>
+      </w:r>
+      <m:oMath>
+        <m:sSub>
+          <m:e>
+            <m:r>
+              <m:rPr>
+                <m:sty m:val="p"/>
+              </m:rPr>
+              <m:t>Δ</m:t>
+            </m:r>
+          </m:e>
+          <m:sub>
+            <m:r>
+              <m:rPr>
+                <m:sty m:val="p"/>
+              </m:rPr>
+              <m:t>o</m:t>
+            </m:r>
+          </m:sub>
+        </m:sSub>
+      </m:oMath>
       <w:r>
         <w:rPr>
           <w:rFonts w:ascii="Times New Roman" w:hAnsi="Times New Roman" w:eastAsia="Times New Roman" w:cs="Times New Roman"/>
@@ -47850,13 +47978,39 @@
         <w:rPr>
           <w:rFonts w:hint="eastAsia" w:ascii="Times New Roman" w:hAnsi="Times New Roman" w:eastAsia="Times New Roman" w:cs="Times New Roman"/>
         </w:rPr>
-        <w:t>（Δ_o</w:t>
-      </w:r>
-      <w:r>
-        <w:rPr>
-          <w:rFonts w:ascii="Times New Roman" w:hAnsi="Times New Roman" w:eastAsia="Times New Roman" w:cs="Times New Roman"/>
-        </w:rPr>
-        <w:t xml:space="preserve"> &gt; </w:t>
+        <w:t>（</w:t>
+      </w:r>
+      <m:oMath>
+        <m:sSub>
+          <m:e>
+            <m:r>
+              <m:rPr>
+                <m:sty m:val="p"/>
+              </m:rPr>
+              <m:t>Δ</m:t>
+            </m:r>
+          </m:e>
+          <m:sub>
+            <m:r>
+              <m:rPr>
+                <m:sty m:val="p"/>
+              </m:rPr>
+              <m:t>o</m:t>
+            </m:r>
+          </m:sub>
+        </m:sSub>
+      </m:oMath>
+      <w:r>
+        <w:rPr>
+          <w:rFonts w:ascii="Times New Roman" w:hAnsi="Times New Roman" w:eastAsia="Times New Roman" w:cs="Times New Roman"/>
+        </w:rPr>
+        <w:t xml:space="preserve"> </w:t>
+      </w:r>
+      <w:r>
+        <w:rPr>
+          <w:rFonts w:ascii="Times New Roman" w:hAnsi="Times New Roman" w:eastAsia="Times New Roman" w:cs="Times New Roman"/>
+        </w:rPr>
+        <w:t xml:space="preserve">&gt; </w:t>
       </w:r>
       <w:r>
         <w:rPr>
@@ -48053,13 +48207,39 @@
         <w:rPr>
           <w:rFonts w:hint="eastAsia" w:ascii="Times New Roman" w:hAnsi="Times New Roman" w:eastAsia="Times New Roman" w:cs="Times New Roman"/>
         </w:rPr>
-        <w:t>（Δ_o</w:t>
-      </w:r>
-      <w:r>
-        <w:rPr>
-          <w:rFonts w:ascii="Times New Roman" w:hAnsi="Times New Roman" w:eastAsia="Times New Roman" w:cs="Times New Roman"/>
-        </w:rPr>
-        <w:t xml:space="preserve"> &lt; </w:t>
+        <w:t>（</w:t>
+      </w:r>
+      <m:oMath>
+        <m:sSub>
+          <m:e>
+            <m:r>
+              <m:rPr>
+                <m:sty m:val="p"/>
+              </m:rPr>
+              <m:t>Δ</m:t>
+            </m:r>
+          </m:e>
+          <m:sub>
+            <m:r>
+              <m:rPr>
+                <m:sty m:val="p"/>
+              </m:rPr>
+              <m:t>o</m:t>
+            </m:r>
+          </m:sub>
+        </m:sSub>
+      </m:oMath>
+      <w:r>
+        <w:rPr>
+          <w:rFonts w:ascii="Times New Roman" w:hAnsi="Times New Roman" w:eastAsia="Times New Roman" w:cs="Times New Roman"/>
+        </w:rPr>
+        <w:t xml:space="preserve"> </w:t>
+      </w:r>
+      <w:r>
+        <w:rPr>
+          <w:rFonts w:ascii="Times New Roman" w:hAnsi="Times New Roman" w:eastAsia="Times New Roman" w:cs="Times New Roman"/>
+        </w:rPr>
+        <w:t xml:space="preserve">&lt; </w:t>
       </w:r>
       <w:r>
         <w:rPr>
@@ -48365,19 +48545,58 @@
         </w:rPr>
         <w:t xml:space="preserve"> </w:t>
       </w:r>
-      <w:r>
-        <w:rPr>
-          <w:rFonts w:hint="eastAsia" w:ascii="Times New Roman" w:hAnsi="Times New Roman" w:eastAsia="Times New Roman" w:cs="Times New Roman"/>
-          <w:vertAlign w:val="superscript"/>
-        </w:rPr>
-        <w:t>5</w:t>
-      </w:r>
-      <w:r>
-        <w:rPr>
-          <w:rFonts w:hint="eastAsia" w:ascii="Times New Roman" w:hAnsi="Times New Roman" w:eastAsia="Times New Roman" w:cs="Times New Roman"/>
-        </w:rPr>
-        <w:t>T_{2g}，t_{2g}</w:t>
-      </w:r>
+      <m:oMath>
+        <m:sSup>
+          <m:e>
+            <m:r>
+              <m:t>​</m:t>
+            </m:r>
+          </m:e>
+          <m:sup>
+            <m:r>
+              <m:t>5</m:t>
+            </m:r>
+          </m:sup>
+        </m:sSup>
+        <m:sSub>
+          <m:e>
+            <m:r>
+              <m:t>T</m:t>
+            </m:r>
+          </m:e>
+          <m:sub>
+            <m:r>
+              <m:t>2</m:t>
+            </m:r>
+            <m:r>
+              <m:t>g</m:t>
+            </m:r>
+          </m:sub>
+        </m:sSub>
+      </m:oMath>
+      <w:r>
+        <w:rPr>
+          <w:rFonts w:hint="eastAsia" w:ascii="Times New Roman" w:hAnsi="Times New Roman" w:eastAsia="Times New Roman" w:cs="Times New Roman"/>
+        </w:rPr>
+        <w:t xml:space="preserve">，</w:t>
+      </w:r>
+      <m:oMath>
+        <m:sSub>
+          <m:e>
+            <m:r>
+              <m:t>t</m:t>
+            </m:r>
+          </m:e>
+          <m:sub>
+            <m:r>
+              <m:t>2</m:t>
+            </m:r>
+            <m:r>
+              <m:t>g</m:t>
+            </m:r>
+          </m:sub>
+        </m:sSub>
+      </m:oMath>
       <w:r>
         <w:rPr>
           <w:rFonts w:ascii="Times New Roman" w:hAnsi="Times New Roman" w:eastAsia="Times New Roman" w:cs="Times New Roman"/>
@@ -48584,8 +48803,22 @@
         <w:rPr>
           <w:rFonts w:hint="eastAsia" w:ascii="Times New Roman" w:hAnsi="Times New Roman" w:eastAsia="Times New Roman" w:cs="Times New Roman"/>
         </w:rPr>
-        <w:t xml:space="preserve">，e_g</w:t>
-      </w:r>
+        <w:t xml:space="preserve">，</w:t>
+      </w:r>
+      <m:oMath>
+        <m:sSub>
+          <m:e>
+            <m:r>
+              <m:t>e</m:t>
+            </m:r>
+          </m:e>
+          <m:sub>
+            <m:r>
+              <m:t>g</m:t>
+            </m:r>
+          </m:sub>
+        </m:sSub>
+      </m:oMath>
       <w:r>
         <w:rPr>
           <w:rFonts w:ascii="Times New Roman" w:hAnsi="Times New Roman" w:eastAsia="Times New Roman" w:cs="Times New Roman"/>
@@ -48626,20 +48859,36 @@
         <w:rPr>
           <w:rFonts w:ascii="Times New Roman" w:hAnsi="Times New Roman" w:eastAsia="Times New Roman" w:cs="Times New Roman"/>
         </w:rPr>
-        <w:t xml:space="preserve"> d_{z</w:t>
-      </w:r>
-      <w:r>
-        <w:rPr>
-          <w:rFonts w:ascii="Times New Roman" w:hAnsi="Times New Roman" w:eastAsia="Times New Roman" w:cs="Times New Roman"/>
-          <w:vertAlign w:val="superscript"/>
-        </w:rPr>
-        <w:t>2</w:t>
-      </w:r>
-      <w:r>
-        <w:rPr>
-          <w:rFonts w:ascii="Times New Roman" w:hAnsi="Times New Roman" w:eastAsia="Times New Roman" w:cs="Times New Roman"/>
-        </w:rPr>
-        <w:t xml:space="preserve">} </w:t>
+        <w:t xml:space="preserve"> </w:t>
+      </w:r>
+      <m:oMath>
+        <m:sSub>
+          <m:e>
+            <m:r>
+              <m:t>d</m:t>
+            </m:r>
+          </m:e>
+          <m:sub>
+            <m:sSup>
+              <m:e>
+                <m:r>
+                  <m:t>z</m:t>
+                </m:r>
+              </m:e>
+              <m:sup>
+                <m:r>
+                  <m:t>2</m:t>
+                </m:r>
+              </m:sup>
+            </m:sSup>
+          </m:sub>
+        </m:sSub>
+      </m:oMath>
+      <w:r>
+        <w:rPr>
+          <w:rFonts w:ascii="Times New Roman" w:hAnsi="Times New Roman" w:eastAsia="Times New Roman" w:cs="Times New Roman"/>
+        </w:rPr>
+        <w:t xml:space="preserve"> </w:t>
       </w:r>
       <w:r>
         <w:rPr>
@@ -48651,33 +48900,62 @@
         <w:rPr>
           <w:rFonts w:ascii="Times New Roman" w:hAnsi="Times New Roman" w:eastAsia="Times New Roman" w:cs="Times New Roman"/>
         </w:rPr>
-        <w:t xml:space="preserve"> d_{x</w:t>
-      </w:r>
-      <w:r>
-        <w:rPr>
-          <w:rFonts w:ascii="Times New Roman" w:hAnsi="Times New Roman" w:eastAsia="Times New Roman" w:cs="Times New Roman"/>
-          <w:vertAlign w:val="superscript"/>
-        </w:rPr>
-        <w:t>2</w:t>
-      </w:r>
-      <w:r>
-        <w:rPr>
-          <w:rFonts w:ascii="Times New Roman" w:hAnsi="Times New Roman" w:eastAsia="Times New Roman" w:cs="Times New Roman"/>
-        </w:rPr>
-        <w:t>−y</w:t>
-      </w:r>
-      <w:r>
-        <w:rPr>
-          <w:rFonts w:ascii="Times New Roman" w:hAnsi="Times New Roman" w:eastAsia="Times New Roman" w:cs="Times New Roman"/>
-          <w:vertAlign w:val="superscript"/>
-        </w:rPr>
-        <w:t>2</w:t>
-      </w:r>
-      <w:r>
-        <w:rPr>
-          <w:rFonts w:ascii="Times New Roman" w:hAnsi="Times New Roman" w:eastAsia="Times New Roman" w:cs="Times New Roman"/>
-        </w:rPr>
-        <w:t xml:space="preserve">} </w:t>
+        <w:t xml:space="preserve"> </w:t>
+      </w:r>
+      <m:oMath>
+        <m:oMathPr>
+          <m:ctrlPr>
+            <w:rPr>
+              <w:sz w:val="28"/>
+              <w:szCs w:val="28"/>
+            </w:rPr>
+          </m:ctrlPr>
+        </m:oMathPr>
+        <m:sSub>
+          <m:e>
+            <m:r>
+              <m:t>d</m:t>
+            </m:r>
+          </m:e>
+          <m:sub>
+            <m:sSup>
+              <m:e>
+                <m:r>
+                  <m:t>x</m:t>
+                </m:r>
+              </m:e>
+              <m:sup>
+                <m:r>
+                  <m:t>2</m:t>
+                </m:r>
+              </m:sup>
+            </m:sSup>
+            <m:r>
+              <m:rPr>
+                <m:sty m:val="p"/>
+              </m:rPr>
+              <m:t>−</m:t>
+            </m:r>
+            <m:sSup>
+              <m:e>
+                <m:r>
+                  <m:t>y</m:t>
+                </m:r>
+              </m:e>
+              <m:sup>
+                <m:r>
+                  <m:t>2</m:t>
+                </m:r>
+              </m:sup>
+            </m:sSup>
+          </m:sub>
+        </m:sSub>
+      </m:oMath>
+      <w:r>
+        <w:rPr>
+          <w:rFonts w:ascii="Times New Roman" w:hAnsi="Times New Roman" w:eastAsia="Times New Roman" w:cs="Times New Roman"/>
+        </w:rPr>
+        <w:t xml:space="preserve"> </w:t>
       </w:r>
       <w:r>
         <w:rPr>
@@ -48749,20 +49027,36 @@
         <w:rPr>
           <w:rFonts w:ascii="Times New Roman" w:hAnsi="Times New Roman" w:eastAsia="Times New Roman" w:cs="Times New Roman"/>
         </w:rPr>
-        <w:t xml:space="preserve"> d_{z</w:t>
-      </w:r>
-      <w:r>
-        <w:rPr>
-          <w:rFonts w:ascii="Times New Roman" w:hAnsi="Times New Roman" w:eastAsia="Times New Roman" w:cs="Times New Roman"/>
-          <w:vertAlign w:val="superscript"/>
-        </w:rPr>
-        <w:t>2</w:t>
-      </w:r>
-      <w:r>
-        <w:rPr>
-          <w:rFonts w:ascii="Times New Roman" w:hAnsi="Times New Roman" w:eastAsia="Times New Roman" w:cs="Times New Roman"/>
-        </w:rPr>
-        <w:t xml:space="preserve">} </w:t>
+        <w:t xml:space="preserve"> </w:t>
+      </w:r>
+      <m:oMath>
+        <m:sSub>
+          <m:e>
+            <m:r>
+              <m:t>d</m:t>
+            </m:r>
+          </m:e>
+          <m:sub>
+            <m:sSup>
+              <m:e>
+                <m:r>
+                  <m:t>z</m:t>
+                </m:r>
+              </m:e>
+              <m:sup>
+                <m:r>
+                  <m:t>2</m:t>
+                </m:r>
+              </m:sup>
+            </m:sSup>
+          </m:sub>
+        </m:sSub>
+      </m:oMath>
+      <w:r>
+        <w:rPr>
+          <w:rFonts w:ascii="Times New Roman" w:hAnsi="Times New Roman" w:eastAsia="Times New Roman" w:cs="Times New Roman"/>
+        </w:rPr>
+        <w:t xml:space="preserve"> </w:t>
       </w:r>
       <w:r>
         <w:rPr>
@@ -48774,34 +49068,57 @@
         <w:rPr>
           <w:rFonts w:hint="eastAsia" w:ascii="Times New Roman" w:hAnsi="Times New Roman" w:eastAsia="Times New Roman" w:cs="Times New Roman"/>
         </w:rPr>
-        <w:t>、d_{x</w:t>
-      </w:r>
-      <w:r>
-        <w:rPr>
-          <w:rFonts w:hint="eastAsia" w:ascii="Times New Roman" w:hAnsi="Times New Roman" w:eastAsia="Times New Roman" w:cs="Times New Roman"/>
-          <w:vertAlign w:val="superscript"/>
-        </w:rPr>
-        <w:t>2</w:t>
-      </w:r>
-      <w:r>
-        <w:rPr>
-          <w:rFonts w:hint="eastAsia" w:ascii="Times New Roman" w:hAnsi="Times New Roman" w:eastAsia="Times New Roman" w:cs="Times New Roman"/>
-        </w:rPr>
-        <w:t>−y</w:t>
-      </w:r>
-      <w:r>
-        <w:rPr>
-          <w:rFonts w:hint="eastAsia" w:ascii="Times New Roman" w:hAnsi="Times New Roman" w:eastAsia="Times New Roman" w:cs="Times New Roman"/>
-          <w:vertAlign w:val="superscript"/>
-        </w:rPr>
-        <w:t>2</w:t>
-      </w:r>
-      <w:r>
-        <w:rPr>
-          <w:rFonts w:hint="eastAsia" w:ascii="Times New Roman" w:hAnsi="Times New Roman" w:eastAsia="Times New Roman" w:cs="Times New Roman"/>
-        </w:rPr>
-        <w:t>}</w:t>
-      </w:r>
+        <w:t>、</w:t>
+      </w:r>
+      <m:oMath>
+        <m:oMathPr>
+          <m:ctrlPr>
+            <w:rPr>
+              <w:sz w:val="28"/>
+              <w:szCs w:val="28"/>
+            </w:rPr>
+          </m:ctrlPr>
+        </m:oMathPr>
+        <m:sSub>
+          <m:e>
+            <m:r>
+              <m:t>d</m:t>
+            </m:r>
+          </m:e>
+          <m:sub>
+            <m:sSup>
+              <m:e>
+                <m:r>
+                  <m:t>x</m:t>
+                </m:r>
+              </m:e>
+              <m:sup>
+                <m:r>
+                  <m:t>2</m:t>
+                </m:r>
+              </m:sup>
+            </m:sSup>
+            <m:r>
+              <m:rPr>
+                <m:sty m:val="p"/>
+              </m:rPr>
+              <m:t>−</m:t>
+            </m:r>
+            <m:sSup>
+              <m:e>
+                <m:r>
+                  <m:t>y</m:t>
+                </m:r>
+              </m:e>
+              <m:sup>
+                <m:r>
+                  <m:t>2</m:t>
+                </m:r>
+              </m:sup>
+            </m:sSup>
+          </m:sub>
+        </m:sSub>
+      </m:oMath>
       <w:r>
         <w:rPr>
           <w:rFonts w:ascii="Times New Roman" w:hAnsi="Times New Roman" w:eastAsia="Times New Roman" w:cs="Times New Roman"/>
@@ -48832,37 +49149,60 @@
         </w:rPr>
         <w:t xml:space="preserve"> </w:t>
       </w:r>
-      <w:r>
-        <w:rPr>
-          <w:rFonts w:hint="eastAsia" w:ascii="Times New Roman" w:hAnsi="Times New Roman" w:eastAsia="Times New Roman" w:cs="Times New Roman"/>
-        </w:rPr>
-        <w:t>d_{x</w:t>
-      </w:r>
-      <w:r>
-        <w:rPr>
-          <w:rFonts w:hint="eastAsia" w:ascii="Times New Roman" w:hAnsi="Times New Roman" w:eastAsia="Times New Roman" w:cs="Times New Roman"/>
-          <w:vertAlign w:val="superscript"/>
-        </w:rPr>
-        <w:t>2</w:t>
-      </w:r>
-      <w:r>
-        <w:rPr>
-          <w:rFonts w:hint="eastAsia" w:ascii="Times New Roman" w:hAnsi="Times New Roman" w:eastAsia="Times New Roman" w:cs="Times New Roman"/>
-        </w:rPr>
-        <w:t>−y</w:t>
-      </w:r>
-      <w:r>
-        <w:rPr>
-          <w:rFonts w:hint="eastAsia" w:ascii="Times New Roman" w:hAnsi="Times New Roman" w:eastAsia="Times New Roman" w:cs="Times New Roman"/>
-          <w:vertAlign w:val="superscript"/>
-        </w:rPr>
-        <w:t>2</w:t>
-      </w:r>
-      <w:r>
-        <w:rPr>
-          <w:rFonts w:hint="eastAsia" w:ascii="Times New Roman" w:hAnsi="Times New Roman" w:eastAsia="Times New Roman" w:cs="Times New Roman"/>
-        </w:rPr>
-        <w:t>}，</w:t>
+      <m:oMath>
+        <m:oMathPr>
+          <m:ctrlPr>
+            <w:rPr>
+              <w:sz w:val="28"/>
+              <w:szCs w:val="28"/>
+            </w:rPr>
+          </m:ctrlPr>
+        </m:oMathPr>
+        <m:sSub>
+          <m:e>
+            <m:r>
+              <m:t>d</m:t>
+            </m:r>
+          </m:e>
+          <m:sub>
+            <m:sSup>
+              <m:e>
+                <m:r>
+                  <m:t>x</m:t>
+                </m:r>
+              </m:e>
+              <m:sup>
+                <m:r>
+                  <m:t>2</m:t>
+                </m:r>
+              </m:sup>
+            </m:sSup>
+            <m:r>
+              <m:rPr>
+                <m:sty m:val="p"/>
+              </m:rPr>
+              <m:t>−</m:t>
+            </m:r>
+            <m:sSup>
+              <m:e>
+                <m:r>
+                  <m:t>y</m:t>
+                </m:r>
+              </m:e>
+              <m:sup>
+                <m:r>
+                  <m:t>2</m:t>
+                </m:r>
+              </m:sup>
+            </m:sSup>
+          </m:sub>
+        </m:sSub>
+      </m:oMath>
+      <w:r>
+        <w:rPr>
+          <w:rFonts w:hint="eastAsia" w:ascii="Times New Roman" w:hAnsi="Times New Roman" w:eastAsia="Times New Roman" w:cs="Times New Roman"/>
+        </w:rPr>
+        <w:t>，</w:t>
       </w:r>
       <w:r>
         <w:rPr>
@@ -48892,7 +49232,30 @@
         <w:rPr>
           <w:rFonts w:hint="eastAsia" w:ascii="Times New Roman" w:hAnsi="Times New Roman" w:eastAsia="Times New Roman" w:cs="Times New Roman"/>
         </w:rPr>
-        <w:t>（D_{4h}）</w:t>
+        <w:t>（</w:t>
+      </w:r>
+      <m:oMath>
+        <m:sSub>
+          <m:e>
+            <m:r>
+              <m:t>D</m:t>
+            </m:r>
+          </m:e>
+          <m:sub>
+            <m:r>
+              <m:t>4</m:t>
+            </m:r>
+            <m:r>
+              <m:t>h</m:t>
+            </m:r>
+          </m:sub>
+        </m:sSub>
+      </m:oMath>
+      <w:r>
+        <w:rPr>
+          <w:rFonts w:hint="eastAsia" w:ascii="Times New Roman" w:hAnsi="Times New Roman" w:eastAsia="Times New Roman" w:cs="Times New Roman"/>
+        </w:rPr>
+        <w:t>）</w:t>
       </w:r>
       <w:r>
         <w:rPr>

--- a/06-学生侧材料/讲义/5-无机化学/元素化学深度-超级充实版（自学完整）.docx
+++ b/06-学生侧材料/讲义/5-无机化学/元素化学深度-超级充实版（自学完整）.docx
@@ -1489,8 +1489,7 @@
     <w:tbl>
       <w:tblPr>
         <w:tblStyle w:val="Table"/>
-        <w:tblW w:type="pct" w:w="5000"/>
-        <w:tblLayout w:type="fixed"/>
+        <w:tblW w:type="auto" w:w="0"/>
         <w:tblLook w:firstRow="1" w:lastRow="0" w:firstColumn="0" w:lastColumn="0" w:noHBand="0" w:noVBand="0" w:val="0020"/>
         <w:jc w:val="center"/>
         <w:tblBorders>
@@ -1503,9 +1502,9 @@
         </w:tblBorders>
       </w:tblPr>
       <w:tblGrid>
-        <w:gridCol w:w="3046"/>
-        <w:gridCol w:w="2436"/>
-        <w:gridCol w:w="2436"/>
+        <w:gridCol w:w="2640"/>
+        <w:gridCol w:w="2640"/>
+        <w:gridCol w:w="2640"/>
       </w:tblGrid>
       <w:tr>
         <w:trPr>
@@ -1826,9 +1825,41 @@
           </w:p>
         </w:tc>
       </w:tr>
+    </w:tbl>
+    <w:p>
+      <w:pPr>
+        <w:spacing w:before="120" w:after="80"/>
+      </w:pPr>
+    </w:p>
+    <w:tbl>
+      <w:tblPr>
+        <w:tblStyle w:val="Table"/>
+        <w:tblW w:type="pct" w:w="5000"/>
+        <w:tblLayout w:type="fixed"/>
+        <w:tblLook w:firstRow="1" w:lastRow="0" w:firstColumn="0" w:lastColumn="0" w:noHBand="0" w:noVBand="0" w:val="0020"/>
+        <w:jc w:val="center"/>
+        <w:tblBorders>
+          <w:top w:val="single" w:sz="12" w:space="0" w:color="333333"/>
+          <w:bottom w:val="single" w:sz="12" w:space="0" w:color="333333"/>
+          <w:left w:val="none"/>
+          <w:right w:val="none"/>
+          <w:insideH w:val="none"/>
+          <w:insideV w:val="none"/>
+        </w:tblBorders>
+      </w:tblPr>
+      <w:tblGrid>
+        <w:gridCol w:w="7920"/>
+      </w:tblGrid>
       <w:tr>
+        <w:trPr>
+          <w:tblHeader w:val="on"/>
+        </w:trPr>
         <w:tc>
-          <w:tcPr/>
+          <w:tcPr>
+            <w:tcBorders>
+              <w:bottom w:val="single" w:sz="6" w:space="0" w:color="333333"/>
+            </w:tcBorders>
+          </w:tcPr>
           <w:p>
             <w:pPr>
               <w:pStyle w:val="Compact"/>
@@ -1836,81 +1867,32 @@
             </w:pPr>
             <w:r>
               <w:rPr>
-                <w:rFonts w:hint="eastAsia" w:ascii="Times New Roman" w:hAnsi="Times New Roman" w:eastAsia="FangSong" w:cs="Times New Roman"/>
+                <w:rFonts w:hint="eastAsia" w:ascii="Times New Roman" w:hAnsi="Times New Roman" w:eastAsia="SimHei" w:cs="Times New Roman"/>
+                <w:b/>
               </w:rPr>
               <w:t>元素推断判据链流程图</w:t>
             </w:r>
             <w:r>
               <w:rPr>
                 <w:rFonts w:hint="eastAsia" w:ascii="Times New Roman" w:hAnsi="Times New Roman" w:eastAsia="Times New Roman" w:cs="Times New Roman"/>
+                <w:b/>
               </w:rPr>
               <w:t>：</w:t>
             </w:r>
             <w:r>
               <w:rPr>
-                <w:rFonts w:hint="eastAsia" w:ascii="Times New Roman" w:hAnsi="Times New Roman" w:eastAsia="FangSong" w:cs="Times New Roman"/>
+                <w:rFonts w:hint="eastAsia" w:ascii="Times New Roman" w:hAnsi="Times New Roman" w:eastAsia="SimHei" w:cs="Times New Roman"/>
+                <w:b/>
               </w:rPr>
               <w:t>先定结构类型</w:t>
             </w:r>
             <w:r>
               <w:rPr>
                 <w:rFonts w:hint="eastAsia" w:ascii="Times New Roman" w:hAnsi="Times New Roman" w:eastAsia="Times New Roman" w:cs="Times New Roman"/>
+                <w:b/>
               </w:rPr>
               <w:t>，</w:t>
             </w:r>
-          </w:p>
-        </w:tc>
-        <w:tc>
-          <w:tcPr/>
-          <w:p>
-            <w:pPr>
-              <w:pStyle w:val="Compact"/>
-              <w:jc w:val="center"/>
-            </w:pPr>
-          </w:p>
-        </w:tc>
-        <w:tc>
-          <w:tcPr/>
-          <w:p>
-            <w:pPr>
-              <w:pStyle w:val="Compact"/>
-              <w:jc w:val="center"/>
-            </w:pPr>
-          </w:p>
-        </w:tc>
-      </w:tr>
-      <w:tr>
-        <w:tc>
-          <w:tcPr/>
-          <w:p>
-            <w:pPr>
-              <w:pStyle w:val="Compact"/>
-              <w:jc w:val="center"/>
-            </w:pPr>
-            <w:r>
-              <w:rPr>
-                <w:rFonts w:ascii="Times New Roman" w:hAnsi="Times New Roman" w:eastAsia="Times New Roman" w:cs="Times New Roman"/>
-              </w:rPr>
-              <w:t xml:space="preserve">:—:</w:t>
-            </w:r>
-          </w:p>
-        </w:tc>
-        <w:tc>
-          <w:tcPr/>
-          <w:p>
-            <w:pPr>
-              <w:pStyle w:val="Compact"/>
-              <w:jc w:val="center"/>
-            </w:pPr>
-          </w:p>
-        </w:tc>
-        <w:tc>
-          <w:tcPr/>
-          <w:p>
-            <w:pPr>
-              <w:pStyle w:val="Compact"/>
-              <w:jc w:val="center"/>
-            </w:pPr>
           </w:p>
         </w:tc>
       </w:tr>
@@ -1969,24 +1951,6 @@
             </w:r>
           </w:p>
         </w:tc>
-        <w:tc>
-          <w:tcPr/>
-          <w:p>
-            <w:pPr>
-              <w:pStyle w:val="Compact"/>
-              <w:jc w:val="center"/>
-            </w:pPr>
-          </w:p>
-        </w:tc>
-        <w:tc>
-          <w:tcPr/>
-          <w:p>
-            <w:pPr>
-              <w:pStyle w:val="Compact"/>
-              <w:jc w:val="center"/>
-            </w:pPr>
-          </w:p>
-        </w:tc>
       </w:tr>
       <w:tr>
         <w:tc>
@@ -2050,24 +2014,6 @@
               </w:rPr>
               <w:t>再定中心元素角色</w:t>
             </w:r>
-          </w:p>
-        </w:tc>
-        <w:tc>
-          <w:tcPr/>
-          <w:p>
-            <w:pPr>
-              <w:pStyle w:val="Compact"/>
-              <w:jc w:val="center"/>
-            </w:pPr>
-          </w:p>
-        </w:tc>
-        <w:tc>
-          <w:tcPr/>
-          <w:p>
-            <w:pPr>
-              <w:pStyle w:val="Compact"/>
-              <w:jc w:val="center"/>
-            </w:pPr>
           </w:p>
         </w:tc>
       </w:tr>

--- a/06-学生侧材料/讲义/5-无机化学/元素化学深度-超级充实版（自学完整）.docx
+++ b/06-学生侧材料/讲义/5-无机化学/元素化学深度-超级充实版（自学完整）.docx
@@ -5230,8 +5230,8 @@
         </w:tblBorders>
       </w:tblPr>
       <w:tblGrid>
-        <w:gridCol w:w="3960"/>
-        <w:gridCol w:w="3960"/>
+        <w:gridCol w:w="6798"/>
+        <w:gridCol w:w="1122"/>
       </w:tblGrid>
       <w:tr>
         <w:trPr>
@@ -8445,9 +8445,9 @@
         </w:tblBorders>
       </w:tblPr>
       <w:tblGrid>
-        <w:gridCol w:w="3046"/>
-        <w:gridCol w:w="2436"/>
-        <w:gridCol w:w="2436"/>
+        <w:gridCol w:w="858"/>
+        <w:gridCol w:w="3762"/>
+        <w:gridCol w:w="3300"/>
       </w:tblGrid>
       <w:tr>
         <w:trPr>

--- a/06-学生侧材料/讲义/5-无机化学/元素化学深度-超级充实版（自学完整）.docx
+++ b/06-学生侧材料/讲义/5-无机化学/元素化学深度-超级充实版（自学完整）.docx
@@ -4687,9 +4687,9 @@
         </w:tblBorders>
       </w:tblPr>
       <w:tblGrid>
-        <w:gridCol w:w="3046"/>
-        <w:gridCol w:w="2436"/>
-        <w:gridCol w:w="2436"/>
+        <w:gridCol w:w="1254"/>
+        <w:gridCol w:w="1782"/>
+        <w:gridCol w:w="4884"/>
       </w:tblGrid>
       <w:tr>
         <w:trPr>

--- a/06-学生侧材料/讲义/5-无机化学/元素化学深度-超级充实版（自学完整）.docx
+++ b/06-学生侧材料/讲义/5-无机化学/元素化学深度-超级充实版（自学完整）.docx
@@ -23088,7 +23088,7 @@
     <w:p>
       <w:pPr>
         <w:pStyle w:val="Heading3"/>
-        <w:spacing w:after="120" w:before="280"/>
+        <w:spacing w:before="280" w:after="120"/>
       </w:pPr>
       <w:r>
         <w:rPr>
@@ -23153,6 +23153,77 @@
       <w:r>
         <w:rPr>
           <w:rFonts w:hint="eastAsia" w:ascii="Times New Roman" w:hAnsi="Times New Roman" w:eastAsia="Times New Roman" w:cs="Times New Roman"/>
+        </w:rPr>
+        <w:t>）</w:t>
+      </w:r>
+    </w:p>
+    <w:p>
+      <w:pPr>
+        <w:pStyle w:val="FirstParagraph"/>
+        <w:spacing w:after="80"/>
+        <w:ind w:firstLine="420"/>
+      </w:pPr>
+      <w:r>
+        <w:rPr>
+          <w:rFonts w:hint="eastAsia" w:ascii="Times New Roman" w:hAnsi="Times New Roman" w:eastAsia="FangSong" w:cs="Times New Roman"/>
+          <w:b/>
+          <w:bCs/>
+        </w:rPr>
+        <w:t>陌生体系物质速查</w:t>
+      </w:r>
+      <w:r>
+        <w:rPr>
+          <w:rFonts w:hint="eastAsia" w:ascii="Times New Roman" w:hAnsi="Times New Roman" w:eastAsia="Times New Roman" w:cs="Times New Roman"/>
+          <w:b/>
+          <w:bCs/>
+        </w:rPr>
+        <w:t>（</w:t>
+      </w:r>
+      <w:r>
+        <w:rPr>
+          <w:rFonts w:hint="eastAsia" w:ascii="Times New Roman" w:hAnsi="Times New Roman" w:eastAsia="FangSong" w:cs="Times New Roman"/>
+          <w:b/>
+          <w:bCs/>
+        </w:rPr>
+        <w:t>俗名</w:t>
+      </w:r>
+      <w:r>
+        <w:rPr>
+          <w:rFonts w:hint="eastAsia" w:ascii="Times New Roman" w:hAnsi="Times New Roman" w:eastAsia="Times New Roman" w:cs="Times New Roman"/>
+          <w:b/>
+          <w:bCs/>
+        </w:rPr>
+        <w:t>·</w:t>
+      </w:r>
+      <w:r>
+        <w:rPr>
+          <w:rFonts w:hint="eastAsia" w:ascii="Times New Roman" w:hAnsi="Times New Roman" w:eastAsia="FangSong" w:cs="Times New Roman"/>
+          <w:b/>
+          <w:bCs/>
+        </w:rPr>
+        <w:t>颜色</w:t>
+      </w:r>
+      <w:r>
+        <w:rPr>
+          <w:rFonts w:hint="eastAsia" w:ascii="Times New Roman" w:hAnsi="Times New Roman" w:eastAsia="Times New Roman" w:cs="Times New Roman"/>
+          <w:b/>
+          <w:bCs/>
+        </w:rPr>
+        <w:t>·</w:t>
+      </w:r>
+      <w:r>
+        <w:rPr>
+          <w:rFonts w:hint="eastAsia" w:ascii="Times New Roman" w:hAnsi="Times New Roman" w:eastAsia="FangSong" w:cs="Times New Roman"/>
+          <w:b/>
+          <w:bCs/>
+        </w:rPr>
+        <w:t>性质</w:t>
+      </w:r>
+      <w:r>
+        <w:rPr>
+          <w:rFonts w:hint="eastAsia" w:ascii="Times New Roman" w:hAnsi="Times New Roman" w:eastAsia="Times New Roman" w:cs="Times New Roman"/>
+          <w:b/>
+          <w:bCs/>
         </w:rPr>
         <w:t>）</w:t>
       </w:r>
@@ -23174,11 +23245,10 @@
         </w:tblBorders>
       </w:tblPr>
       <w:tblGrid>
-        <w:gridCol w:w="1584"/>
-        <w:gridCol w:w="1584"/>
-        <w:gridCol w:w="1584"/>
-        <w:gridCol w:w="1584"/>
-        <w:gridCol w:w="1584"/>
+        <w:gridCol w:w="1980"/>
+        <w:gridCol w:w="1980"/>
+        <w:gridCol w:w="1980"/>
+        <w:gridCol w:w="1980"/>
       </w:tblGrid>
       <w:tr>
         <w:trPr>
@@ -23275,26 +23345,6 @@
                 <w:b/>
               </w:rPr>
               <w:t xml:space="preserve">关键性质</w:t>
-            </w:r>
-          </w:p>
-        </w:tc>
-        <w:tc>
-          <w:tcPr>
-            <w:tcBorders>
-              <w:bottom w:val="single" w:sz="6" w:space="0" w:color="333333"/>
-            </w:tcBorders>
-          </w:tcPr>
-          <w:p>
-            <w:pPr>
-              <w:pStyle w:val="Compact"/>
-              <w:jc w:val="center"/>
-            </w:pPr>
-            <w:r>
-              <w:rPr>
-                <w:rFonts w:hint="eastAsia" w:ascii="Times New Roman" w:hAnsi="Times New Roman" w:eastAsia="SimHei" w:cs="Times New Roman"/>
-                <w:b/>
-              </w:rPr>
-              <w:t xml:space="preserve">特征反应</w:t>
             </w:r>
           </w:p>
         </w:tc>
@@ -23476,33 +23526,6 @@
                 <w:rFonts w:hint="eastAsia" w:ascii="Times New Roman" w:hAnsi="Times New Roman" w:eastAsia="FangSong" w:cs="Times New Roman"/>
               </w:rPr>
               <w:t>酸性强</w:t>
-            </w:r>
-          </w:p>
-        </w:tc>
-        <w:tc>
-          <w:tcPr/>
-          <w:p>
-            <w:pPr>
-              <w:pStyle w:val="Compact"/>
-              <w:jc w:val="center"/>
-            </w:pPr>
-            <w:r>
-              <w:rPr>
-                <w:rFonts w:hint="eastAsia" w:ascii="Times New Roman" w:hAnsi="Times New Roman" w:eastAsia="FangSong" w:cs="Times New Roman"/>
-              </w:rPr>
-              <w:t>被还原为深蓝色钼蓝</w:t>
-            </w:r>
-            <w:r>
-              <w:rPr>
-                <w:rFonts w:hint="eastAsia" w:ascii="Times New Roman" w:hAnsi="Times New Roman" w:eastAsia="Times New Roman" w:cs="Times New Roman"/>
-              </w:rPr>
-              <w:t>，</w:t>
-            </w:r>
-            <w:r>
-              <w:rPr>
-                <w:rFonts w:hint="eastAsia" w:ascii="Times New Roman" w:hAnsi="Times New Roman" w:eastAsia="FangSong" w:cs="Times New Roman"/>
-              </w:rPr>
-              <w:t>用于磷的比色测定</w:t>
             </w:r>
           </w:p>
         </w:tc>
@@ -23666,119 +23689,6 @@
             </w:r>
           </w:p>
         </w:tc>
-        <w:tc>
-          <w:tcPr/>
-          <w:p>
-            <w:pPr>
-              <w:pStyle w:val="Compact"/>
-              <w:jc w:val="center"/>
-            </w:pPr>
-            <m:oMath>
-              <m:r>
-                <m:rPr>
-                  <m:sty m:val="p"/>
-                </m:rPr>
-                <m:t>M</m:t>
-              </m:r>
-              <m:sSup>
-                <m:e>
-                  <m:r>
-                    <m:rPr>
-                      <m:sty m:val="p"/>
-                    </m:rPr>
-                    <m:t>o</m:t>
-                  </m:r>
-                </m:e>
-                <m:sup>
-                  <m:r>
-                    <m:rPr>
-                      <m:sty m:val="p"/>
-                    </m:rPr>
-                    <m:t>6</m:t>
-                  </m:r>
-                  <m:r>
-                    <m:rPr>
-                      <m:sty m:val="p"/>
-                    </m:rPr>
-                    <m:t>+</m:t>
-                  </m:r>
-                </m:sup>
-              </m:sSup>
-              <m:r>
-                <m:rPr>
-                  <m:sty m:val="p"/>
-                </m:rPr>
-                <m:t>+</m:t>
-              </m:r>
-              <m:sSup>
-                <m:e>
-                  <m:r>
-                    <m:rPr>
-                      <m:sty m:val="p"/>
-                    </m:rPr>
-                    <m:t>e</m:t>
-                  </m:r>
-                </m:e>
-                <m:sup>
-                  <m:r>
-                    <m:rPr>
-                      <m:sty m:val="p"/>
-                    </m:rPr>
-                    <m:t>−</m:t>
-                  </m:r>
-                </m:sup>
-              </m:sSup>
-              <m:r>
-                <m:rPr>
-                  <m:sty m:val="p"/>
-                </m:rPr>
-                <m:t>→</m:t>
-              </m:r>
-              <m:r>
-                <m:rPr>
-                  <m:sty m:val="p"/>
-                </m:rPr>
-                <m:t>M</m:t>
-              </m:r>
-              <m:sSup>
-                <m:e>
-                  <m:r>
-                    <m:rPr>
-                      <m:sty m:val="p"/>
-                    </m:rPr>
-                    <m:t>o</m:t>
-                  </m:r>
-                </m:e>
-                <m:sup>
-                  <m:r>
-                    <m:rPr>
-                      <m:sty m:val="p"/>
-                    </m:rPr>
-                    <m:t>5</m:t>
-                  </m:r>
-                  <m:r>
-                    <m:rPr>
-                      <m:sty m:val="p"/>
-                    </m:rPr>
-                    <m:t>+</m:t>
-                  </m:r>
-                </m:sup>
-              </m:sSup>
-            </m:oMath>
-            <w:r>
-              <w:rPr>
-                <w:rFonts w:hint="eastAsia" w:ascii="Times New Roman" w:hAnsi="Times New Roman" w:eastAsia="Times New Roman" w:cs="Times New Roman"/>
-              </w:rPr>
-              <w:t>，</w:t>
-            </w:r>
-            <w:r>
-              <w:rPr>
-                <w:rFonts w:hint="eastAsia" w:ascii="Times New Roman" w:hAnsi="Times New Roman" w:eastAsia="FangSong" w:cs="Times New Roman"/>
-              </w:rPr>
-              <w:t>颜色极深</w:t>
-            </w:r>
-          </w:p>
-        </w:tc>
       </w:tr>
       <w:tr>
         <w:tc>
@@ -23922,59 +23832,6 @@
               </w:rPr>
               <w:t xml:space="preserve">规则</w:t>
             </w:r>
-          </w:p>
-        </w:tc>
-        <w:tc>
-          <w:tcPr/>
-          <w:p>
-            <w:pPr>
-              <w:pStyle w:val="Compact"/>
-              <w:jc w:val="center"/>
-            </w:pPr>
-            <w:r>
-              <w:rPr>
-                <w:rFonts w:hint="eastAsia" w:ascii="Times New Roman" w:hAnsi="Times New Roman" w:eastAsia="FangSong" w:cs="Times New Roman"/>
-              </w:rPr>
-              <w:t xml:space="preserve">与酸反应放出锡烷</w:t>
-            </w:r>
-            <w:r>
-              <w:rPr>
-                <w:rFonts w:ascii="Times New Roman" w:hAnsi="Times New Roman" w:eastAsia="Times New Roman" w:cs="Times New Roman"/>
-              </w:rPr>
-              <w:t xml:space="preserve"> </w:t>
-            </w:r>
-            <m:oMath>
-              <m:r>
-                <m:rPr>
-                  <m:sty m:val="p"/>
-                </m:rPr>
-                <m:t>S</m:t>
-              </m:r>
-              <m:r>
-                <m:rPr>
-                  <m:sty m:val="p"/>
-                </m:rPr>
-                <m:t>n</m:t>
-              </m:r>
-              <m:sSub>
-                <m:e>
-                  <m:r>
-                    <m:rPr>
-                      <m:sty m:val="p"/>
-                    </m:rPr>
-                    <m:t>H</m:t>
-                  </m:r>
-                </m:e>
-                <m:sub>
-                  <m:r>
-                    <m:rPr>
-                      <m:sty m:val="p"/>
-                    </m:rPr>
-                    <m:t>4</m:t>
-                  </m:r>
-                </m:sub>
-              </m:sSub>
-            </m:oMath>
           </w:p>
         </w:tc>
       </w:tr>
@@ -24095,104 +23952,6 @@
                 <w:rFonts w:hint="eastAsia" w:ascii="Times New Roman" w:hAnsi="Times New Roman" w:eastAsia="FangSong" w:cs="Times New Roman"/>
               </w:rPr>
               <w:t xml:space="preserve">四面体簇合阴离子</w:t>
-            </w:r>
-          </w:p>
-        </w:tc>
-        <w:tc>
-          <w:tcPr/>
-          <w:p>
-            <w:pPr>
-              <w:pStyle w:val="Compact"/>
-              <w:jc w:val="center"/>
-            </w:pPr>
-            <m:oMath>
-              <m:r>
-                <m:rPr>
-                  <m:sty m:val="p"/>
-                </m:rPr>
-                <m:t>4</m:t>
-              </m:r>
-              <m:r>
-                <m:rPr>
-                  <m:sty m:val="p"/>
-                </m:rPr>
-                <m:t>S</m:t>
-              </m:r>
-              <m:r>
-                <m:rPr>
-                  <m:sty m:val="p"/>
-                </m:rPr>
-                <m:t>n</m:t>
-              </m:r>
-              <m:r>
-                <m:rPr>
-                  <m:sty m:val="p"/>
-                </m:rPr>
-                <m:t>+</m:t>
-              </m:r>
-              <m:r>
-                <m:t>2</m:t>
-              </m:r>
-              <m:r>
-                <m:rPr>
-                  <m:sty m:val="p"/>
-                </m:rPr>
-                <m:t>K</m:t>
-              </m:r>
-              <m:r>
-                <m:rPr>
-                  <m:sty m:val="p"/>
-                </m:rPr>
-                <m:t>→</m:t>
-              </m:r>
-              <m:sSub>
-                <m:e>
-                  <m:r>
-                    <m:rPr>
-                      <m:sty m:val="p"/>
-                    </m:rPr>
-                    <m:t>K</m:t>
-                  </m:r>
-                </m:e>
-                <m:sub>
-                  <m:r>
-                    <m:rPr>
-                      <m:sty m:val="p"/>
-                    </m:rPr>
-                    <m:t>2</m:t>
-                  </m:r>
-                </m:sub>
-              </m:sSub>
-              <m:r>
-                <m:rPr>
-                  <m:sty m:val="p"/>
-                </m:rPr>
-                <m:t>S</m:t>
-              </m:r>
-              <m:sSub>
-                <m:e>
-                  <m:r>
-                    <m:rPr>
-                      <m:sty m:val="p"/>
-                    </m:rPr>
-                    <m:t>n</m:t>
-                  </m:r>
-                </m:e>
-                <m:sub>
-                  <m:r>
-                    <m:rPr>
-                      <m:sty m:val="p"/>
-                    </m:rPr>
-                    <m:t>4</m:t>
-                  </m:r>
-                </m:sub>
-              </m:sSub>
-            </m:oMath>
-            <w:r>
-              <w:rPr>
-                <w:rFonts w:ascii="Times New Roman" w:hAnsi="Times New Roman" w:eastAsia="Times New Roman" w:cs="Times New Roman"/>
-              </w:rPr>
-              <w:t xml:space="preserve">​</w:t>
             </w:r>
           </w:p>
         </w:tc>
@@ -24387,65 +24146,6 @@
                 <w:rFonts w:hint="eastAsia" w:ascii="Times New Roman" w:hAnsi="Times New Roman" w:eastAsia="FangSong" w:cs="Times New Roman"/>
               </w:rPr>
               <w:t xml:space="preserve">低自旋</w:t>
-            </w:r>
-          </w:p>
-        </w:tc>
-        <w:tc>
-          <w:tcPr/>
-          <w:p>
-            <w:pPr>
-              <w:pStyle w:val="Compact"/>
-              <w:jc w:val="center"/>
-            </w:pPr>
-            <w:r>
-              <w:rPr>
-                <w:rFonts w:hint="eastAsia" w:ascii="Times New Roman" w:hAnsi="Times New Roman" w:eastAsia="FangSong" w:cs="Times New Roman"/>
-              </w:rPr>
-              <w:t xml:space="preserve">与</w:t>
-            </w:r>
-            <w:r>
-              <w:rPr>
-                <w:rFonts w:ascii="Times New Roman" w:hAnsi="Times New Roman" w:eastAsia="Times New Roman" w:cs="Times New Roman"/>
-              </w:rPr>
-              <w:t xml:space="preserve"> </w:t>
-            </w:r>
-            <m:oMath>
-              <m:r>
-                <m:rPr>
-                  <m:sty m:val="p"/>
-                </m:rPr>
-                <m:t>N</m:t>
-              </m:r>
-              <m:sSub>
-                <m:e>
-                  <m:r>
-                    <m:rPr>
-                      <m:sty m:val="p"/>
-                    </m:rPr>
-                    <m:t>H</m:t>
-                  </m:r>
-                </m:e>
-                <m:sub>
-                  <m:r>
-                    <m:rPr>
-                      <m:sty m:val="p"/>
-                    </m:rPr>
-                    <m:t>3</m:t>
-                  </m:r>
-                </m:sub>
-              </m:sSub>
-            </m:oMath>
-            <w:r>
-              <w:rPr>
-                <w:rFonts w:ascii="Times New Roman" w:hAnsi="Times New Roman" w:eastAsia="Times New Roman" w:cs="Times New Roman"/>
-              </w:rPr>
-              <w:t xml:space="preserve"> </w:t>
-            </w:r>
-            <w:r>
-              <w:rPr>
-                <w:rFonts w:hint="eastAsia" w:ascii="Times New Roman" w:hAnsi="Times New Roman" w:eastAsia="FangSong" w:cs="Times New Roman"/>
-              </w:rPr>
-              <w:t xml:space="preserve">作用得顺铂前体</w:t>
             </w:r>
           </w:p>
         </w:tc>
@@ -24689,6 +24389,1298 @@
             </m:oMath>
           </w:p>
         </w:tc>
+      </w:tr>
+      <w:tr>
+        <w:tc>
+          <w:tcPr/>
+          <w:p>
+            <w:pPr>
+              <w:pStyle w:val="Compact"/>
+              <w:jc w:val="center"/>
+            </w:pPr>
+            <m:oMath>
+              <m:r>
+                <m:rPr>
+                  <m:sty m:val="p"/>
+                </m:rPr>
+                <m:t>C</m:t>
+              </m:r>
+              <m:sSup>
+                <m:e>
+                  <m:r>
+                    <m:rPr>
+                      <m:sty m:val="p"/>
+                    </m:rPr>
+                    <m:t>e</m:t>
+                  </m:r>
+                </m:e>
+                <m:sup>
+                  <m:r>
+                    <m:rPr>
+                      <m:sty m:val="p"/>
+                    </m:rPr>
+                    <m:t>4</m:t>
+                  </m:r>
+                  <m:r>
+                    <m:rPr>
+                      <m:sty m:val="p"/>
+                    </m:rPr>
+                    <m:t>+</m:t>
+                  </m:r>
+                </m:sup>
+              </m:sSup>
+            </m:oMath>
+            <w:r>
+              <w:rPr>
+                <w:rFonts w:ascii="Times New Roman" w:hAnsi="Times New Roman" w:eastAsia="Times New Roman" w:cs="Times New Roman"/>
+              </w:rPr>
+              <w:t xml:space="preserve">​</w:t>
+            </w:r>
+          </w:p>
+        </w:tc>
+        <w:tc>
+          <w:tcPr/>
+          <w:p>
+            <w:pPr>
+              <w:pStyle w:val="Compact"/>
+              <w:jc w:val="center"/>
+            </w:pPr>
+            <w:r>
+              <w:rPr>
+                <w:rFonts w:hint="eastAsia" w:ascii="Times New Roman" w:hAnsi="Times New Roman" w:eastAsia="FangSong" w:cs="Times New Roman"/>
+              </w:rPr>
+              <w:t>铈</w:t>
+            </w:r>
+            <w:r>
+              <w:rPr>
+                <w:rFonts w:hint="eastAsia" w:ascii="Times New Roman" w:hAnsi="Times New Roman" w:eastAsia="Times New Roman" w:cs="Times New Roman"/>
+              </w:rPr>
+              <w:t>(IV)</w:t>
+            </w:r>
+          </w:p>
+        </w:tc>
+        <w:tc>
+          <w:tcPr/>
+          <w:p>
+            <w:pPr>
+              <w:pStyle w:val="Compact"/>
+              <w:jc w:val="center"/>
+            </w:pPr>
+            <w:r>
+              <w:rPr>
+                <w:rFonts w:hint="eastAsia" w:ascii="Times New Roman" w:hAnsi="Times New Roman" w:eastAsia="FangSong" w:cs="Times New Roman"/>
+              </w:rPr>
+              <w:t>橙红色</w:t>
+            </w:r>
+            <w:r>
+              <w:rPr>
+                <w:rFonts w:hint="eastAsia" w:ascii="Times New Roman" w:hAnsi="Times New Roman" w:eastAsia="Times New Roman" w:cs="Times New Roman"/>
+              </w:rPr>
+              <w:t>（</w:t>
+            </w:r>
+            <w:r>
+              <w:rPr>
+                <w:rFonts w:hint="eastAsia" w:ascii="Times New Roman" w:hAnsi="Times New Roman" w:eastAsia="FangSong" w:cs="Times New Roman"/>
+              </w:rPr>
+              <w:t>强酸性</w:t>
+            </w:r>
+            <w:r>
+              <w:rPr>
+                <w:rFonts w:hint="eastAsia" w:ascii="Times New Roman" w:hAnsi="Times New Roman" w:eastAsia="Times New Roman" w:cs="Times New Roman"/>
+              </w:rPr>
+              <w:t>）</w:t>
+            </w:r>
+          </w:p>
+        </w:tc>
+        <w:tc>
+          <w:tcPr/>
+          <w:p>
+            <w:pPr>
+              <w:pStyle w:val="Compact"/>
+              <w:jc w:val="center"/>
+            </w:pPr>
+            <w:r>
+              <w:rPr>
+                <w:rFonts w:hint="eastAsia" w:ascii="Times New Roman" w:hAnsi="Times New Roman" w:eastAsia="FangSong" w:cs="Times New Roman"/>
+              </w:rPr>
+              <w:t>强氧化剂</w:t>
+            </w:r>
+            <w:r>
+              <w:rPr>
+                <w:rFonts w:hint="eastAsia" w:ascii="Times New Roman" w:hAnsi="Times New Roman" w:eastAsia="Times New Roman" w:cs="Times New Roman"/>
+              </w:rPr>
+              <w:t>，</w:t>
+            </w:r>
+            <m:oMath>
+              <m:r>
+                <m:t>4</m:t>
+              </m:r>
+              <m:sSup>
+                <m:e>
+                  <m:r>
+                    <m:t>f</m:t>
+                  </m:r>
+                </m:e>
+                <m:sup>
+                  <m:r>
+                    <m:t>0</m:t>
+                  </m:r>
+                </m:sup>
+              </m:sSup>
+            </m:oMath>
+          </w:p>
+        </w:tc>
+      </w:tr>
+      <w:tr>
+        <w:tc>
+          <w:tcPr/>
+          <w:p>
+            <w:pPr>
+              <w:pStyle w:val="Compact"/>
+              <w:jc w:val="center"/>
+            </w:pPr>
+            <m:oMath>
+              <m:r>
+                <m:rPr>
+                  <m:sty m:val="p"/>
+                </m:rPr>
+                <m:t>E</m:t>
+              </m:r>
+              <m:sSup>
+                <m:e>
+                  <m:r>
+                    <m:rPr>
+                      <m:sty m:val="p"/>
+                    </m:rPr>
+                    <m:t>u</m:t>
+                  </m:r>
+                </m:e>
+                <m:sup>
+                  <m:r>
+                    <m:rPr>
+                      <m:sty m:val="p"/>
+                    </m:rPr>
+                    <m:t>2</m:t>
+                  </m:r>
+                  <m:r>
+                    <m:rPr>
+                      <m:sty m:val="p"/>
+                    </m:rPr>
+                    <m:t>+</m:t>
+                  </m:r>
+                </m:sup>
+              </m:sSup>
+            </m:oMath>
+            <w:r>
+              <w:rPr>
+                <w:rFonts w:ascii="Times New Roman" w:hAnsi="Times New Roman" w:eastAsia="Times New Roman" w:cs="Times New Roman"/>
+              </w:rPr>
+              <w:t xml:space="preserve">​</w:t>
+            </w:r>
+          </w:p>
+        </w:tc>
+        <w:tc>
+          <w:tcPr/>
+          <w:p>
+            <w:pPr>
+              <w:pStyle w:val="Compact"/>
+              <w:jc w:val="center"/>
+            </w:pPr>
+            <w:r>
+              <w:rPr>
+                <w:rFonts w:hint="eastAsia" w:ascii="Times New Roman" w:hAnsi="Times New Roman" w:eastAsia="FangSong" w:cs="Times New Roman"/>
+              </w:rPr>
+              <w:t>铕</w:t>
+            </w:r>
+            <w:r>
+              <w:rPr>
+                <w:rFonts w:hint="eastAsia" w:ascii="Times New Roman" w:hAnsi="Times New Roman" w:eastAsia="Times New Roman" w:cs="Times New Roman"/>
+              </w:rPr>
+              <w:t>(II)</w:t>
+            </w:r>
+          </w:p>
+        </w:tc>
+        <w:tc>
+          <w:tcPr/>
+          <w:p>
+            <w:pPr>
+              <w:pStyle w:val="Compact"/>
+              <w:jc w:val="center"/>
+            </w:pPr>
+            <w:r>
+              <w:rPr>
+                <w:rFonts w:hint="eastAsia" w:ascii="Times New Roman" w:hAnsi="Times New Roman" w:eastAsia="FangSong" w:cs="Times New Roman"/>
+              </w:rPr>
+              <w:t xml:space="preserve">无色</w:t>
+            </w:r>
+          </w:p>
+        </w:tc>
+        <w:tc>
+          <w:tcPr/>
+          <w:p>
+            <w:pPr>
+              <w:pStyle w:val="Compact"/>
+              <w:jc w:val="center"/>
+            </w:pPr>
+            <w:r>
+              <w:rPr>
+                <w:rFonts w:hint="eastAsia" w:ascii="Times New Roman" w:hAnsi="Times New Roman" w:eastAsia="FangSong" w:cs="Times New Roman"/>
+              </w:rPr>
+              <w:t>还原性</w:t>
+            </w:r>
+            <w:r>
+              <w:rPr>
+                <w:rFonts w:hint="eastAsia" w:ascii="Times New Roman" w:hAnsi="Times New Roman" w:eastAsia="Times New Roman" w:cs="Times New Roman"/>
+              </w:rPr>
+              <w:t>（</w:t>
+            </w:r>
+            <m:oMath>
+              <m:r>
+                <m:t>4</m:t>
+              </m:r>
+              <m:sSup>
+                <m:e>
+                  <m:r>
+                    <m:t>f</m:t>
+                  </m:r>
+                </m:e>
+                <m:sup>
+                  <m:r>
+                    <m:t>7</m:t>
+                  </m:r>
+                </m:sup>
+              </m:sSup>
+            </m:oMath>
+            <w:r>
+              <w:rPr>
+                <w:rFonts w:ascii="Times New Roman" w:hAnsi="Times New Roman" w:eastAsia="Times New Roman" w:cs="Times New Roman"/>
+              </w:rPr>
+              <w:t xml:space="preserve"> </w:t>
+            </w:r>
+            <w:r>
+              <w:rPr>
+                <w:rFonts w:hint="eastAsia" w:ascii="Times New Roman" w:hAnsi="Times New Roman" w:eastAsia="FangSong" w:cs="Times New Roman"/>
+              </w:rPr>
+              <w:t>半满</w:t>
+            </w:r>
+            <w:r>
+              <w:rPr>
+                <w:rFonts w:hint="eastAsia" w:ascii="Times New Roman" w:hAnsi="Times New Roman" w:eastAsia="Times New Roman" w:cs="Times New Roman"/>
+              </w:rPr>
+              <w:t>）</w:t>
+            </w:r>
+          </w:p>
+        </w:tc>
+      </w:tr>
+    </w:tbl>
+    <w:p>
+      <w:pPr>
+        <w:pStyle w:val="BodyText"/>
+        <w:spacing w:before="120" w:after="80"/>
+        <w:ind w:firstLine="420"/>
+      </w:pPr>
+      <w:r>
+        <w:rPr>
+          <w:rFonts w:hint="eastAsia" w:ascii="Times New Roman" w:hAnsi="Times New Roman" w:eastAsia="FangSong" w:cs="Times New Roman"/>
+          <w:b/>
+          <w:bCs/>
+        </w:rPr>
+        <w:t>陌生体系物质速查</w:t>
+      </w:r>
+      <w:r>
+        <w:rPr>
+          <w:rFonts w:hint="eastAsia" w:ascii="Times New Roman" w:hAnsi="Times New Roman" w:eastAsia="Times New Roman" w:cs="Times New Roman"/>
+          <w:b/>
+          <w:bCs/>
+        </w:rPr>
+        <w:t>（</w:t>
+      </w:r>
+      <w:r>
+        <w:rPr>
+          <w:rFonts w:hint="eastAsia" w:ascii="Times New Roman" w:hAnsi="Times New Roman" w:eastAsia="FangSong" w:cs="Times New Roman"/>
+          <w:b/>
+          <w:bCs/>
+        </w:rPr>
+        <w:t>续</w:t>
+      </w:r>
+      <w:r>
+        <w:rPr>
+          <w:rFonts w:hint="eastAsia" w:ascii="Times New Roman" w:hAnsi="Times New Roman" w:eastAsia="Times New Roman" w:cs="Times New Roman"/>
+          <w:b/>
+          <w:bCs/>
+        </w:rPr>
+        <w:t>）——</w:t>
+      </w:r>
+      <w:r>
+        <w:rPr>
+          <w:rFonts w:hint="eastAsia" w:ascii="Times New Roman" w:hAnsi="Times New Roman" w:eastAsia="FangSong" w:cs="Times New Roman"/>
+          <w:b/>
+          <w:bCs/>
+        </w:rPr>
+        <w:t>物质与特征反应对照</w:t>
+      </w:r>
+    </w:p>
+    <w:tbl>
+      <w:tblPr>
+        <w:tblStyle w:val="Table"/>
+        <w:tblW w:type="pct" w:w="5000"/>
+        <w:tblLayout w:type="fixed"/>
+        <w:tblLook w:firstRow="1" w:lastRow="0" w:firstColumn="0" w:lastColumn="0" w:noHBand="0" w:noVBand="0" w:val="0020"/>
+        <w:jc w:val="center"/>
+        <w:tblBorders>
+          <w:top w:val="single" w:sz="12" w:space="0" w:color="333333"/>
+          <w:bottom w:val="single" w:sz="12" w:space="0" w:color="333333"/>
+          <w:left w:val="none"/>
+          <w:right w:val="none"/>
+          <w:insideH w:val="none"/>
+          <w:insideV w:val="none"/>
+        </w:tblBorders>
+      </w:tblPr>
+      <w:tblGrid>
+        <w:gridCol w:w="2262"/>
+        <w:gridCol w:w="5657"/>
+      </w:tblGrid>
+      <w:tr>
+        <w:trPr>
+          <w:tblHeader w:val="on"/>
+        </w:trPr>
+        <w:tc>
+          <w:tcPr>
+            <w:tcBorders>
+              <w:bottom w:val="single" w:sz="6" w:space="0" w:color="333333"/>
+            </w:tcBorders>
+          </w:tcPr>
+          <w:p>
+            <w:pPr>
+              <w:pStyle w:val="Compact"/>
+              <w:jc w:val="center"/>
+            </w:pPr>
+            <w:r>
+              <w:rPr>
+                <w:rFonts w:hint="eastAsia" w:ascii="Times New Roman" w:hAnsi="Times New Roman" w:eastAsia="SimHei" w:cs="Times New Roman"/>
+                <w:b/>
+              </w:rPr>
+              <w:t xml:space="preserve">物质或体系</w:t>
+            </w:r>
+          </w:p>
+        </w:tc>
+        <w:tc>
+          <w:tcPr>
+            <w:tcBorders>
+              <w:bottom w:val="single" w:sz="6" w:space="0" w:color="333333"/>
+            </w:tcBorders>
+          </w:tcPr>
+          <w:p>
+            <w:pPr>
+              <w:pStyle w:val="Compact"/>
+              <w:jc w:val="center"/>
+            </w:pPr>
+            <w:r>
+              <w:rPr>
+                <w:rFonts w:hint="eastAsia" w:ascii="Times New Roman" w:hAnsi="Times New Roman" w:eastAsia="SimHei" w:cs="Times New Roman"/>
+                <w:b/>
+              </w:rPr>
+              <w:t xml:space="preserve">特征反应</w:t>
+            </w:r>
+          </w:p>
+        </w:tc>
+      </w:tr>
+      <w:tr>
+        <w:tc>
+          <w:tcPr/>
+          <w:p>
+            <w:pPr>
+              <w:pStyle w:val="Compact"/>
+              <w:jc w:val="center"/>
+            </w:pPr>
+            <m:oMath>
+              <m:r>
+                <m:rPr>
+                  <m:sty m:val="p"/>
+                </m:rPr>
+                <m:t>[</m:t>
+              </m:r>
+              <m:r>
+                <m:rPr>
+                  <m:sty m:val="p"/>
+                </m:rPr>
+                <m:t>P</m:t>
+              </m:r>
+              <m:r>
+                <m:rPr>
+                  <m:sty m:val="p"/>
+                </m:rPr>
+                <m:t>M</m:t>
+              </m:r>
+              <m:sSub>
+                <m:e>
+                  <m:r>
+                    <m:rPr>
+                      <m:sty m:val="p"/>
+                    </m:rPr>
+                    <m:t>o</m:t>
+                  </m:r>
+                </m:e>
+                <m:sub>
+                  <m:r>
+                    <m:rPr>
+                      <m:sty m:val="p"/>
+                    </m:rPr>
+                    <m:t>12</m:t>
+                  </m:r>
+                </m:sub>
+              </m:sSub>
+              <m:sSub>
+                <m:e>
+                  <m:r>
+                    <m:rPr>
+                      <m:sty m:val="p"/>
+                    </m:rPr>
+                    <m:t>O</m:t>
+                  </m:r>
+                </m:e>
+                <m:sub>
+                  <m:r>
+                    <m:rPr>
+                      <m:sty m:val="p"/>
+                    </m:rPr>
+                    <m:t>40</m:t>
+                  </m:r>
+                </m:sub>
+              </m:sSub>
+              <m:sSup>
+                <m:e>
+                  <m:r>
+                    <m:rPr>
+                      <m:sty m:val="p"/>
+                    </m:rPr>
+                    <m:t>]</m:t>
+                  </m:r>
+                </m:e>
+                <m:sup>
+                  <m:r>
+                    <m:t>3</m:t>
+                  </m:r>
+                  <m:r>
+                    <m:rPr>
+                      <m:sty m:val="p"/>
+                    </m:rPr>
+                    <m:t>−</m:t>
+                  </m:r>
+                </m:sup>
+              </m:sSup>
+            </m:oMath>
+            <w:r>
+              <w:rPr>
+                <w:rFonts w:ascii="Times New Roman" w:hAnsi="Times New Roman" w:eastAsia="Times New Roman" w:cs="Times New Roman"/>
+              </w:rPr>
+              <w:t xml:space="preserve">​</w:t>
+            </w:r>
+          </w:p>
+        </w:tc>
+        <w:tc>
+          <w:tcPr/>
+          <w:p>
+            <w:pPr>
+              <w:pStyle w:val="Compact"/>
+              <w:jc w:val="center"/>
+            </w:pPr>
+            <w:r>
+              <w:rPr>
+                <w:rFonts w:hint="eastAsia" w:ascii="Times New Roman" w:hAnsi="Times New Roman" w:eastAsia="FangSong" w:cs="Times New Roman"/>
+              </w:rPr>
+              <w:t>被还原为深蓝色钼蓝</w:t>
+            </w:r>
+            <w:r>
+              <w:rPr>
+                <w:rFonts w:hint="eastAsia" w:ascii="Times New Roman" w:hAnsi="Times New Roman" w:eastAsia="Times New Roman" w:cs="Times New Roman"/>
+              </w:rPr>
+              <w:t>，</w:t>
+            </w:r>
+            <w:r>
+              <w:rPr>
+                <w:rFonts w:hint="eastAsia" w:ascii="Times New Roman" w:hAnsi="Times New Roman" w:eastAsia="FangSong" w:cs="Times New Roman"/>
+              </w:rPr>
+              <w:t>用于磷的比色测定</w:t>
+            </w:r>
+          </w:p>
+        </w:tc>
+      </w:tr>
+      <w:tr>
+        <w:tc>
+          <w:tcPr/>
+          <w:p>
+            <w:pPr>
+              <w:pStyle w:val="Compact"/>
+              <w:jc w:val="center"/>
+            </w:pPr>
+            <m:oMath>
+              <m:sSub>
+                <m:e>
+                  <m:r>
+                    <m:rPr>
+                      <m:sty m:val="p"/>
+                    </m:rPr>
+                    <m:t>H</m:t>
+                  </m:r>
+                </m:e>
+                <m:sub>
+                  <m:r>
+                    <m:rPr>
+                      <m:sty m:val="p"/>
+                    </m:rPr>
+                    <m:t>3</m:t>
+                  </m:r>
+                </m:sub>
+              </m:sSub>
+              <m:r>
+                <m:rPr>
+                  <m:sty m:val="p"/>
+                </m:rPr>
+                <m:t>[</m:t>
+              </m:r>
+              <m:r>
+                <m:rPr>
+                  <m:sty m:val="p"/>
+                </m:rPr>
+                <m:t>P</m:t>
+              </m:r>
+              <m:r>
+                <m:rPr>
+                  <m:sty m:val="p"/>
+                </m:rPr>
+                <m:t>M</m:t>
+              </m:r>
+              <m:sSub>
+                <m:e>
+                  <m:r>
+                    <m:rPr>
+                      <m:sty m:val="p"/>
+                    </m:rPr>
+                    <m:t>o</m:t>
+                  </m:r>
+                </m:e>
+                <m:sub>
+                  <m:r>
+                    <m:rPr>
+                      <m:sty m:val="p"/>
+                    </m:rPr>
+                    <m:t>12</m:t>
+                  </m:r>
+                </m:sub>
+              </m:sSub>
+              <m:sSub>
+                <m:e>
+                  <m:r>
+                    <m:rPr>
+                      <m:sty m:val="p"/>
+                    </m:rPr>
+                    <m:t>O</m:t>
+                  </m:r>
+                </m:e>
+                <m:sub>
+                  <m:r>
+                    <m:rPr>
+                      <m:sty m:val="p"/>
+                    </m:rPr>
+                    <m:t>40</m:t>
+                  </m:r>
+                </m:sub>
+              </m:sSub>
+              <m:r>
+                <m:rPr>
+                  <m:sty m:val="p"/>
+                </m:rPr>
+                <m:t>]</m:t>
+              </m:r>
+            </m:oMath>
+            <w:r>
+              <w:rPr>
+                <w:rFonts w:ascii="Times New Roman" w:hAnsi="Times New Roman" w:eastAsia="Times New Roman" w:cs="Times New Roman"/>
+              </w:rPr>
+              <w:t xml:space="preserve">​</w:t>
+            </w:r>
+          </w:p>
+        </w:tc>
+        <w:tc>
+          <w:tcPr/>
+          <w:p>
+            <w:pPr>
+              <w:pStyle w:val="Compact"/>
+              <w:jc w:val="center"/>
+            </w:pPr>
+            <m:oMath>
+              <m:r>
+                <m:rPr>
+                  <m:sty m:val="p"/>
+                </m:rPr>
+                <m:t>M</m:t>
+              </m:r>
+              <m:sSup>
+                <m:e>
+                  <m:r>
+                    <m:rPr>
+                      <m:sty m:val="p"/>
+                    </m:rPr>
+                    <m:t>o</m:t>
+                  </m:r>
+                </m:e>
+                <m:sup>
+                  <m:r>
+                    <m:rPr>
+                      <m:sty m:val="p"/>
+                    </m:rPr>
+                    <m:t>6</m:t>
+                  </m:r>
+                  <m:r>
+                    <m:rPr>
+                      <m:sty m:val="p"/>
+                    </m:rPr>
+                    <m:t>+</m:t>
+                  </m:r>
+                </m:sup>
+              </m:sSup>
+              <m:r>
+                <m:rPr>
+                  <m:sty m:val="p"/>
+                </m:rPr>
+                <m:t>+</m:t>
+              </m:r>
+              <m:sSup>
+                <m:e>
+                  <m:r>
+                    <m:rPr>
+                      <m:sty m:val="p"/>
+                    </m:rPr>
+                    <m:t>e</m:t>
+                  </m:r>
+                </m:e>
+                <m:sup>
+                  <m:r>
+                    <m:rPr>
+                      <m:sty m:val="p"/>
+                    </m:rPr>
+                    <m:t>−</m:t>
+                  </m:r>
+                </m:sup>
+              </m:sSup>
+              <m:r>
+                <m:rPr>
+                  <m:sty m:val="p"/>
+                </m:rPr>
+                <m:t>→</m:t>
+              </m:r>
+              <m:r>
+                <m:rPr>
+                  <m:sty m:val="p"/>
+                </m:rPr>
+                <m:t>M</m:t>
+              </m:r>
+              <m:sSup>
+                <m:e>
+                  <m:r>
+                    <m:rPr>
+                      <m:sty m:val="p"/>
+                    </m:rPr>
+                    <m:t>o</m:t>
+                  </m:r>
+                </m:e>
+                <m:sup>
+                  <m:r>
+                    <m:rPr>
+                      <m:sty m:val="p"/>
+                    </m:rPr>
+                    <m:t>5</m:t>
+                  </m:r>
+                  <m:r>
+                    <m:rPr>
+                      <m:sty m:val="p"/>
+                    </m:rPr>
+                    <m:t>+</m:t>
+                  </m:r>
+                </m:sup>
+              </m:sSup>
+            </m:oMath>
+            <w:r>
+              <w:rPr>
+                <w:rFonts w:hint="eastAsia" w:ascii="Times New Roman" w:hAnsi="Times New Roman" w:eastAsia="Times New Roman" w:cs="Times New Roman"/>
+              </w:rPr>
+              <w:t>，</w:t>
+            </w:r>
+            <w:r>
+              <w:rPr>
+                <w:rFonts w:hint="eastAsia" w:ascii="Times New Roman" w:hAnsi="Times New Roman" w:eastAsia="FangSong" w:cs="Times New Roman"/>
+              </w:rPr>
+              <w:t>颜色极深</w:t>
+            </w:r>
+          </w:p>
+        </w:tc>
+      </w:tr>
+      <w:tr>
+        <w:tc>
+          <w:tcPr/>
+          <w:p>
+            <w:pPr>
+              <w:pStyle w:val="Compact"/>
+              <w:jc w:val="center"/>
+            </w:pPr>
+            <m:oMath>
+              <m:r>
+                <m:rPr>
+                  <m:sty m:val="p"/>
+                </m:rPr>
+                <m:t>[</m:t>
+              </m:r>
+              <m:r>
+                <m:rPr>
+                  <m:sty m:val="p"/>
+                </m:rPr>
+                <m:t>S</m:t>
+              </m:r>
+              <m:sSub>
+                <m:e>
+                  <m:r>
+                    <m:rPr>
+                      <m:sty m:val="p"/>
+                    </m:rPr>
+                    <m:t>n</m:t>
+                  </m:r>
+                </m:e>
+                <m:sub>
+                  <m:r>
+                    <m:rPr>
+                      <m:sty m:val="p"/>
+                    </m:rPr>
+                    <m:t>9</m:t>
+                  </m:r>
+                </m:sub>
+              </m:sSub>
+              <m:sSup>
+                <m:e>
+                  <m:r>
+                    <m:rPr>
+                      <m:sty m:val="p"/>
+                    </m:rPr>
+                    <m:t>]</m:t>
+                  </m:r>
+                </m:e>
+                <m:sup>
+                  <m:r>
+                    <m:t>4</m:t>
+                  </m:r>
+                  <m:r>
+                    <m:rPr>
+                      <m:sty m:val="p"/>
+                    </m:rPr>
+                    <m:t>−</m:t>
+                  </m:r>
+                </m:sup>
+              </m:sSup>
+            </m:oMath>
+            <w:r>
+              <w:rPr>
+                <w:rFonts w:ascii="Times New Roman" w:hAnsi="Times New Roman" w:eastAsia="Times New Roman" w:cs="Times New Roman"/>
+              </w:rPr>
+              <w:t xml:space="preserve">​</w:t>
+            </w:r>
+          </w:p>
+        </w:tc>
+        <w:tc>
+          <w:tcPr/>
+          <w:p>
+            <w:pPr>
+              <w:pStyle w:val="Compact"/>
+              <w:jc w:val="center"/>
+            </w:pPr>
+            <w:r>
+              <w:rPr>
+                <w:rFonts w:hint="eastAsia" w:ascii="Times New Roman" w:hAnsi="Times New Roman" w:eastAsia="FangSong" w:cs="Times New Roman"/>
+              </w:rPr>
+              <w:t xml:space="preserve">与酸反应放出锡烷</w:t>
+            </w:r>
+            <w:r>
+              <w:rPr>
+                <w:rFonts w:ascii="Times New Roman" w:hAnsi="Times New Roman" w:eastAsia="Times New Roman" w:cs="Times New Roman"/>
+              </w:rPr>
+              <w:t xml:space="preserve"> </w:t>
+            </w:r>
+            <m:oMath>
+              <m:r>
+                <m:rPr>
+                  <m:sty m:val="p"/>
+                </m:rPr>
+                <m:t>S</m:t>
+              </m:r>
+              <m:r>
+                <m:rPr>
+                  <m:sty m:val="p"/>
+                </m:rPr>
+                <m:t>n</m:t>
+              </m:r>
+              <m:sSub>
+                <m:e>
+                  <m:r>
+                    <m:rPr>
+                      <m:sty m:val="p"/>
+                    </m:rPr>
+                    <m:t>H</m:t>
+                  </m:r>
+                </m:e>
+                <m:sub>
+                  <m:r>
+                    <m:rPr>
+                      <m:sty m:val="p"/>
+                    </m:rPr>
+                    <m:t>4</m:t>
+                  </m:r>
+                </m:sub>
+              </m:sSub>
+            </m:oMath>
+          </w:p>
+        </w:tc>
+      </w:tr>
+      <w:tr>
+        <w:tc>
+          <w:tcPr/>
+          <w:p>
+            <w:pPr>
+              <w:pStyle w:val="Compact"/>
+              <w:jc w:val="center"/>
+            </w:pPr>
+            <m:oMath>
+              <m:r>
+                <m:rPr>
+                  <m:sty m:val="p"/>
+                </m:rPr>
+                <m:t>[</m:t>
+              </m:r>
+              <m:r>
+                <m:rPr>
+                  <m:sty m:val="p"/>
+                </m:rPr>
+                <m:t>S</m:t>
+              </m:r>
+              <m:sSub>
+                <m:e>
+                  <m:r>
+                    <m:rPr>
+                      <m:sty m:val="p"/>
+                    </m:rPr>
+                    <m:t>n</m:t>
+                  </m:r>
+                </m:e>
+                <m:sub>
+                  <m:r>
+                    <m:rPr>
+                      <m:sty m:val="p"/>
+                    </m:rPr>
+                    <m:t>4</m:t>
+                  </m:r>
+                </m:sub>
+              </m:sSub>
+              <m:sSup>
+                <m:e>
+                  <m:r>
+                    <m:rPr>
+                      <m:sty m:val="p"/>
+                    </m:rPr>
+                    <m:t>]</m:t>
+                  </m:r>
+                </m:e>
+                <m:sup>
+                  <m:r>
+                    <m:t>2</m:t>
+                  </m:r>
+                  <m:r>
+                    <m:rPr>
+                      <m:sty m:val="p"/>
+                    </m:rPr>
+                    <m:t>−</m:t>
+                  </m:r>
+                </m:sup>
+              </m:sSup>
+            </m:oMath>
+            <w:r>
+              <w:rPr>
+                <w:rFonts w:ascii="Times New Roman" w:hAnsi="Times New Roman" w:eastAsia="Times New Roman" w:cs="Times New Roman"/>
+              </w:rPr>
+              <w:t xml:space="preserve">​</w:t>
+            </w:r>
+          </w:p>
+        </w:tc>
+        <w:tc>
+          <w:tcPr/>
+          <w:p>
+            <w:pPr>
+              <w:pStyle w:val="Compact"/>
+              <w:jc w:val="center"/>
+            </w:pPr>
+            <m:oMath>
+              <m:r>
+                <m:rPr>
+                  <m:sty m:val="p"/>
+                </m:rPr>
+                <m:t>4</m:t>
+              </m:r>
+              <m:r>
+                <m:rPr>
+                  <m:sty m:val="p"/>
+                </m:rPr>
+                <m:t>S</m:t>
+              </m:r>
+              <m:r>
+                <m:rPr>
+                  <m:sty m:val="p"/>
+                </m:rPr>
+                <m:t>n</m:t>
+              </m:r>
+              <m:r>
+                <m:rPr>
+                  <m:sty m:val="p"/>
+                </m:rPr>
+                <m:t>+</m:t>
+              </m:r>
+              <m:r>
+                <m:t>2</m:t>
+              </m:r>
+              <m:r>
+                <m:rPr>
+                  <m:sty m:val="p"/>
+                </m:rPr>
+                <m:t>K</m:t>
+              </m:r>
+              <m:r>
+                <m:rPr>
+                  <m:sty m:val="p"/>
+                </m:rPr>
+                <m:t>→</m:t>
+              </m:r>
+              <m:sSub>
+                <m:e>
+                  <m:r>
+                    <m:rPr>
+                      <m:sty m:val="p"/>
+                    </m:rPr>
+                    <m:t>K</m:t>
+                  </m:r>
+                </m:e>
+                <m:sub>
+                  <m:r>
+                    <m:rPr>
+                      <m:sty m:val="p"/>
+                    </m:rPr>
+                    <m:t>2</m:t>
+                  </m:r>
+                </m:sub>
+              </m:sSub>
+              <m:r>
+                <m:rPr>
+                  <m:sty m:val="p"/>
+                </m:rPr>
+                <m:t>S</m:t>
+              </m:r>
+              <m:sSub>
+                <m:e>
+                  <m:r>
+                    <m:rPr>
+                      <m:sty m:val="p"/>
+                    </m:rPr>
+                    <m:t>n</m:t>
+                  </m:r>
+                </m:e>
+                <m:sub>
+                  <m:r>
+                    <m:rPr>
+                      <m:sty m:val="p"/>
+                    </m:rPr>
+                    <m:t>4</m:t>
+                  </m:r>
+                </m:sub>
+              </m:sSub>
+            </m:oMath>
+            <w:r>
+              <w:rPr>
+                <w:rFonts w:ascii="Times New Roman" w:hAnsi="Times New Roman" w:eastAsia="Times New Roman" w:cs="Times New Roman"/>
+              </w:rPr>
+              <w:t xml:space="preserve">​</w:t>
+            </w:r>
+          </w:p>
+        </w:tc>
+      </w:tr>
+      <w:tr>
+        <w:tc>
+          <w:tcPr/>
+          <w:p>
+            <w:pPr>
+              <w:pStyle w:val="Compact"/>
+              <w:jc w:val="center"/>
+            </w:pPr>
+            <m:oMath>
+              <m:sSub>
+                <m:e>
+                  <m:r>
+                    <m:rPr>
+                      <m:sty m:val="p"/>
+                    </m:rPr>
+                    <m:t>K</m:t>
+                  </m:r>
+                </m:e>
+                <m:sub>
+                  <m:r>
+                    <m:rPr>
+                      <m:sty m:val="p"/>
+                    </m:rPr>
+                    <m:t>2</m:t>
+                  </m:r>
+                </m:sub>
+              </m:sSub>
+              <m:r>
+                <m:rPr>
+                  <m:sty m:val="p"/>
+                </m:rPr>
+                <m:t>[</m:t>
+              </m:r>
+              <m:r>
+                <m:rPr>
+                  <m:sty m:val="p"/>
+                </m:rPr>
+                <m:t>P</m:t>
+              </m:r>
+              <m:r>
+                <m:rPr>
+                  <m:sty m:val="p"/>
+                </m:rPr>
+                <m:t>t</m:t>
+              </m:r>
+              <m:r>
+                <m:rPr>
+                  <m:sty m:val="p"/>
+                </m:rPr>
+                <m:t>C</m:t>
+              </m:r>
+              <m:sSub>
+                <m:e>
+                  <m:r>
+                    <m:rPr>
+                      <m:sty m:val="p"/>
+                    </m:rPr>
+                    <m:t>l</m:t>
+                  </m:r>
+                </m:e>
+                <m:sub>
+                  <m:r>
+                    <m:rPr>
+                      <m:sty m:val="p"/>
+                    </m:rPr>
+                    <m:t>6</m:t>
+                  </m:r>
+                </m:sub>
+              </m:sSub>
+              <m:r>
+                <m:rPr>
+                  <m:sty m:val="p"/>
+                </m:rPr>
+                <m:t>]</m:t>
+              </m:r>
+            </m:oMath>
+            <w:r>
+              <w:rPr>
+                <w:rFonts w:ascii="Times New Roman" w:hAnsi="Times New Roman" w:eastAsia="Times New Roman" w:cs="Times New Roman"/>
+              </w:rPr>
+              <w:t xml:space="preserve">​</w:t>
+            </w:r>
+          </w:p>
+        </w:tc>
+        <w:tc>
+          <w:tcPr/>
+          <w:p>
+            <w:pPr>
+              <w:pStyle w:val="Compact"/>
+              <w:jc w:val="center"/>
+            </w:pPr>
+            <w:r>
+              <w:rPr>
+                <w:rFonts w:hint="eastAsia" w:ascii="Times New Roman" w:hAnsi="Times New Roman" w:eastAsia="FangSong" w:cs="Times New Roman"/>
+              </w:rPr>
+              <w:t xml:space="preserve">与</w:t>
+            </w:r>
+            <w:r>
+              <w:rPr>
+                <w:rFonts w:ascii="Times New Roman" w:hAnsi="Times New Roman" w:eastAsia="Times New Roman" w:cs="Times New Roman"/>
+              </w:rPr>
+              <w:t xml:space="preserve"> </w:t>
+            </w:r>
+            <m:oMath>
+              <m:r>
+                <m:rPr>
+                  <m:sty m:val="p"/>
+                </m:rPr>
+                <m:t>N</m:t>
+              </m:r>
+              <m:sSub>
+                <m:e>
+                  <m:r>
+                    <m:rPr>
+                      <m:sty m:val="p"/>
+                    </m:rPr>
+                    <m:t>H</m:t>
+                  </m:r>
+                </m:e>
+                <m:sub>
+                  <m:r>
+                    <m:rPr>
+                      <m:sty m:val="p"/>
+                    </m:rPr>
+                    <m:t>3</m:t>
+                  </m:r>
+                </m:sub>
+              </m:sSub>
+            </m:oMath>
+            <w:r>
+              <w:rPr>
+                <w:rFonts w:ascii="Times New Roman" w:hAnsi="Times New Roman" w:eastAsia="Times New Roman" w:cs="Times New Roman"/>
+              </w:rPr>
+              <w:t xml:space="preserve"> </w:t>
+            </w:r>
+            <w:r>
+              <w:rPr>
+                <w:rFonts w:hint="eastAsia" w:ascii="Times New Roman" w:hAnsi="Times New Roman" w:eastAsia="FangSong" w:cs="Times New Roman"/>
+              </w:rPr>
+              <w:t xml:space="preserve">作用得顺铂前体</w:t>
+            </w:r>
+          </w:p>
+        </w:tc>
+      </w:tr>
+      <w:tr>
+        <w:tc>
+          <w:tcPr/>
+          <w:p>
+            <w:pPr>
+              <w:pStyle w:val="Compact"/>
+              <w:jc w:val="center"/>
+            </w:pPr>
+            <m:oMath>
+              <m:r>
+                <m:t>c</m:t>
+              </m:r>
+              <m:r>
+                <m:t>i</m:t>
+              </m:r>
+              <m:r>
+                <m:t>s</m:t>
+              </m:r>
+              <m:r>
+                <m:rPr>
+                  <m:nor/>
+                  <m:sty m:val="p"/>
+                </m:rPr>
+                <m:t>-</m:t>
+              </m:r>
+              <m:r>
+                <m:rPr>
+                  <m:sty m:val="p"/>
+                </m:rPr>
+                <m:t>[</m:t>
+              </m:r>
+              <m:r>
+                <m:rPr>
+                  <m:sty m:val="p"/>
+                </m:rPr>
+                <m:t>P</m:t>
+              </m:r>
+              <m:r>
+                <m:rPr>
+                  <m:sty m:val="p"/>
+                </m:rPr>
+                <m:t>t</m:t>
+              </m:r>
+              <m:r>
+                <m:rPr>
+                  <m:sty m:val="p"/>
+                </m:rPr>
+                <m:t>(</m:t>
+              </m:r>
+              <m:r>
+                <m:rPr>
+                  <m:sty m:val="p"/>
+                </m:rPr>
+                <m:t>N</m:t>
+              </m:r>
+              <m:sSub>
+                <m:e>
+                  <m:r>
+                    <m:rPr>
+                      <m:sty m:val="p"/>
+                    </m:rPr>
+                    <m:t>H</m:t>
+                  </m:r>
+                </m:e>
+                <m:sub>
+                  <m:r>
+                    <m:rPr>
+                      <m:sty m:val="p"/>
+                    </m:rPr>
+                    <m:t>3</m:t>
+                  </m:r>
+                </m:sub>
+              </m:sSub>
+              <m:sSub>
+                <m:e>
+                  <m:r>
+                    <m:rPr>
+                      <m:sty m:val="p"/>
+                    </m:rPr>
+                    <m:t>)</m:t>
+                  </m:r>
+                </m:e>
+                <m:sub>
+                  <m:r>
+                    <m:rPr>
+                      <m:sty m:val="p"/>
+                    </m:rPr>
+                    <m:t>2</m:t>
+                  </m:r>
+                </m:sub>
+              </m:sSub>
+              <m:r>
+                <m:rPr>
+                  <m:sty m:val="p"/>
+                </m:rPr>
+                <m:t>C</m:t>
+              </m:r>
+              <m:sSub>
+                <m:e>
+                  <m:r>
+                    <m:rPr>
+                      <m:sty m:val="p"/>
+                    </m:rPr>
+                    <m:t>l</m:t>
+                  </m:r>
+                </m:e>
+                <m:sub>
+                  <m:r>
+                    <m:rPr>
+                      <m:sty m:val="p"/>
+                    </m:rPr>
+                    <m:t>2</m:t>
+                  </m:r>
+                </m:sub>
+              </m:sSub>
+              <m:r>
+                <m:rPr>
+                  <m:sty m:val="p"/>
+                </m:rPr>
+                <m:t>]</m:t>
+              </m:r>
+            </m:oMath>
+            <w:r>
+              <w:rPr>
+                <w:rFonts w:ascii="Times New Roman" w:hAnsi="Times New Roman" w:eastAsia="Times New Roman" w:cs="Times New Roman"/>
+              </w:rPr>
+              <w:t xml:space="preserve">​</w:t>
+            </w:r>
+          </w:p>
+        </w:tc>
         <w:tc>
           <w:tcPr/>
           <w:p>
@@ -24775,98 +25767,6 @@
               </w:rPr>
               <w:t xml:space="preserve">​</w:t>
             </w:r>
-          </w:p>
-        </w:tc>
-        <w:tc>
-          <w:tcPr/>
-          <w:p>
-            <w:pPr>
-              <w:pStyle w:val="Compact"/>
-              <w:jc w:val="center"/>
-            </w:pPr>
-            <w:r>
-              <w:rPr>
-                <w:rFonts w:hint="eastAsia" w:ascii="Times New Roman" w:hAnsi="Times New Roman" w:eastAsia="FangSong" w:cs="Times New Roman"/>
-              </w:rPr>
-              <w:t>铈</w:t>
-            </w:r>
-            <w:r>
-              <w:rPr>
-                <w:rFonts w:hint="eastAsia" w:ascii="Times New Roman" w:hAnsi="Times New Roman" w:eastAsia="Times New Roman" w:cs="Times New Roman"/>
-              </w:rPr>
-              <w:t>(IV)</w:t>
-            </w:r>
-          </w:p>
-        </w:tc>
-        <w:tc>
-          <w:tcPr/>
-          <w:p>
-            <w:pPr>
-              <w:pStyle w:val="Compact"/>
-              <w:jc w:val="center"/>
-            </w:pPr>
-            <w:r>
-              <w:rPr>
-                <w:rFonts w:hint="eastAsia" w:ascii="Times New Roman" w:hAnsi="Times New Roman" w:eastAsia="FangSong" w:cs="Times New Roman"/>
-              </w:rPr>
-              <w:t>橙红色</w:t>
-            </w:r>
-            <w:r>
-              <w:rPr>
-                <w:rFonts w:hint="eastAsia" w:ascii="Times New Roman" w:hAnsi="Times New Roman" w:eastAsia="Times New Roman" w:cs="Times New Roman"/>
-              </w:rPr>
-              <w:t>（</w:t>
-            </w:r>
-            <w:r>
-              <w:rPr>
-                <w:rFonts w:hint="eastAsia" w:ascii="Times New Roman" w:hAnsi="Times New Roman" w:eastAsia="FangSong" w:cs="Times New Roman"/>
-              </w:rPr>
-              <w:t>强酸性</w:t>
-            </w:r>
-            <w:r>
-              <w:rPr>
-                <w:rFonts w:hint="eastAsia" w:ascii="Times New Roman" w:hAnsi="Times New Roman" w:eastAsia="Times New Roman" w:cs="Times New Roman"/>
-              </w:rPr>
-              <w:t>）</w:t>
-            </w:r>
-          </w:p>
-        </w:tc>
-        <w:tc>
-          <w:tcPr/>
-          <w:p>
-            <w:pPr>
-              <w:pStyle w:val="Compact"/>
-              <w:jc w:val="center"/>
-            </w:pPr>
-            <w:r>
-              <w:rPr>
-                <w:rFonts w:hint="eastAsia" w:ascii="Times New Roman" w:hAnsi="Times New Roman" w:eastAsia="FangSong" w:cs="Times New Roman"/>
-              </w:rPr>
-              <w:t>强氧化剂</w:t>
-            </w:r>
-            <w:r>
-              <w:rPr>
-                <w:rFonts w:hint="eastAsia" w:ascii="Times New Roman" w:hAnsi="Times New Roman" w:eastAsia="Times New Roman" w:cs="Times New Roman"/>
-              </w:rPr>
-              <w:t>，</w:t>
-            </w:r>
-            <m:oMath>
-              <m:r>
-                <m:t>4</m:t>
-              </m:r>
-              <m:sSup>
-                <m:e>
-                  <m:r>
-                    <m:t>f</m:t>
-                  </m:r>
-                </m:e>
-                <m:sup>
-                  <m:r>
-                    <m:t>0</m:t>
-                  </m:r>
-                </m:sup>
-              </m:sSup>
-            </m:oMath>
           </w:p>
         </w:tc>
         <w:tc>
@@ -25080,98 +25980,6 @@
               <w:pStyle w:val="Compact"/>
               <w:jc w:val="center"/>
             </w:pPr>
-            <w:r>
-              <w:rPr>
-                <w:rFonts w:hint="eastAsia" w:ascii="Times New Roman" w:hAnsi="Times New Roman" w:eastAsia="FangSong" w:cs="Times New Roman"/>
-              </w:rPr>
-              <w:t>铕</w:t>
-            </w:r>
-            <w:r>
-              <w:rPr>
-                <w:rFonts w:hint="eastAsia" w:ascii="Times New Roman" w:hAnsi="Times New Roman" w:eastAsia="Times New Roman" w:cs="Times New Roman"/>
-              </w:rPr>
-              <w:t>(II)</w:t>
-            </w:r>
-          </w:p>
-        </w:tc>
-        <w:tc>
-          <w:tcPr/>
-          <w:p>
-            <w:pPr>
-              <w:pStyle w:val="Compact"/>
-              <w:jc w:val="center"/>
-            </w:pPr>
-            <w:r>
-              <w:rPr>
-                <w:rFonts w:hint="eastAsia" w:ascii="Times New Roman" w:hAnsi="Times New Roman" w:eastAsia="FangSong" w:cs="Times New Roman"/>
-              </w:rPr>
-              <w:t xml:space="preserve">无色</w:t>
-            </w:r>
-          </w:p>
-        </w:tc>
-        <w:tc>
-          <w:tcPr/>
-          <w:p>
-            <w:pPr>
-              <w:pStyle w:val="Compact"/>
-              <w:jc w:val="center"/>
-            </w:pPr>
-            <w:r>
-              <w:rPr>
-                <w:rFonts w:hint="eastAsia" w:ascii="Times New Roman" w:hAnsi="Times New Roman" w:eastAsia="FangSong" w:cs="Times New Roman"/>
-              </w:rPr>
-              <w:t>还原性</w:t>
-            </w:r>
-            <w:r>
-              <w:rPr>
-                <w:rFonts w:hint="eastAsia" w:ascii="Times New Roman" w:hAnsi="Times New Roman" w:eastAsia="Times New Roman" w:cs="Times New Roman"/>
-              </w:rPr>
-              <w:t>（</w:t>
-            </w:r>
-            <m:oMath>
-              <m:r>
-                <m:t>4</m:t>
-              </m:r>
-              <m:sSup>
-                <m:e>
-                  <m:r>
-                    <m:t>f</m:t>
-                  </m:r>
-                </m:e>
-                <m:sup>
-                  <m:r>
-                    <m:t>7</m:t>
-                  </m:r>
-                </m:sup>
-              </m:sSup>
-            </m:oMath>
-            <w:r>
-              <w:rPr>
-                <w:rFonts w:ascii="Times New Roman" w:hAnsi="Times New Roman" w:eastAsia="Times New Roman" w:cs="Times New Roman"/>
-              </w:rPr>
-              <w:t xml:space="preserve"> </w:t>
-            </w:r>
-            <w:r>
-              <w:rPr>
-                <w:rFonts w:hint="eastAsia" w:ascii="Times New Roman" w:hAnsi="Times New Roman" w:eastAsia="FangSong" w:cs="Times New Roman"/>
-              </w:rPr>
-              <w:t>半满</w:t>
-            </w:r>
-            <w:r>
-              <w:rPr>
-                <w:rFonts w:hint="eastAsia" w:ascii="Times New Roman" w:hAnsi="Times New Roman" w:eastAsia="Times New Roman" w:cs="Times New Roman"/>
-              </w:rPr>
-              <w:t>）</w:t>
-            </w:r>
-          </w:p>
-        </w:tc>
-        <w:tc>
-          <w:tcPr/>
-          <w:p>
-            <w:pPr>
-              <w:pStyle w:val="Compact"/>
-              <w:jc w:val="center"/>
-            </w:pPr>
             <m:oMath>
               <m:r>
                 <m:rPr>
@@ -25377,107 +26185,6 @@
             </w:r>
           </w:p>
         </w:tc>
-        <w:tc>
-          <w:tcPr/>
-          <w:p>
-            <w:pPr>
-              <w:pStyle w:val="Compact"/>
-              <w:jc w:val="center"/>
-            </w:pPr>
-            <w:r>
-              <w:rPr>
-                <w:rFonts w:hint="eastAsia" w:ascii="Times New Roman" w:hAnsi="Times New Roman" w:eastAsia="FangSong" w:cs="Times New Roman"/>
-              </w:rPr>
-              <w:t xml:space="preserve">深蓝色</w:t>
-            </w:r>
-          </w:p>
-        </w:tc>
-        <w:tc>
-          <w:tcPr/>
-          <w:p>
-            <w:pPr>
-              <w:pStyle w:val="Compact"/>
-              <w:jc w:val="center"/>
-            </w:pPr>
-            <w:r>
-              <w:rPr>
-                <w:rFonts w:ascii="Times New Roman" w:hAnsi="Times New Roman" w:eastAsia="Times New Roman" w:cs="Times New Roman"/>
-              </w:rPr>
-              <w:t xml:space="preserve">Re—Re </w:t>
-            </w:r>
-            <w:r>
-              <w:rPr>
-                <w:rFonts w:hint="eastAsia" w:ascii="Times New Roman" w:hAnsi="Times New Roman" w:eastAsia="FangSong" w:cs="Times New Roman"/>
-              </w:rPr>
-              <w:t xml:space="preserve">四重键</w:t>
-            </w:r>
-          </w:p>
-        </w:tc>
-        <w:tc>
-          <w:tcPr/>
-          <w:p>
-            <w:pPr>
-              <w:pStyle w:val="Compact"/>
-              <w:jc w:val="center"/>
-            </w:pPr>
-            <w:r>
-              <w:rPr>
-                <w:rFonts w:hint="eastAsia" w:ascii="Times New Roman" w:hAnsi="Times New Roman" w:eastAsia="FangSong" w:cs="Times New Roman"/>
-              </w:rPr>
-              <w:t xml:space="preserve">键级</w:t>
-            </w:r>
-            <w:r>
-              <w:rPr>
-                <w:rFonts w:ascii="Times New Roman" w:hAnsi="Times New Roman" w:eastAsia="Times New Roman" w:cs="Times New Roman"/>
-              </w:rPr>
-              <w:t xml:space="preserve"> </w:t>
-            </w:r>
-            <w:r>
-              <w:rPr>
-                <w:rFonts w:hint="eastAsia" w:ascii="Times New Roman" w:hAnsi="Times New Roman" w:eastAsia="Times New Roman" w:cs="Times New Roman"/>
-              </w:rPr>
-              <w:t xml:space="preserve">4：</w:t>
-            </w:r>
-            <m:oMath>
-              <m:sSup>
-                <m:e>
-                  <m:r>
-                    <m:t>σ</m:t>
-                  </m:r>
-                </m:e>
-                <m:sup>
-                  <m:r>
-                    <m:t>2</m:t>
-                  </m:r>
-                </m:sup>
-              </m:sSup>
-              <m:sSup>
-                <m:e>
-                  <m:r>
-                    <m:t>π</m:t>
-                  </m:r>
-                </m:e>
-                <m:sup>
-                  <m:r>
-                    <m:t>4</m:t>
-                  </m:r>
-                </m:sup>
-              </m:sSup>
-              <m:sSup>
-                <m:e>
-                  <m:r>
-                    <m:t>δ</m:t>
-                  </m:r>
-                </m:e>
-                <m:sup>
-                  <m:r>
-                    <m:t>2</m:t>
-                  </m:r>
-                </m:sup>
-              </m:sSup>
-            </m:oMath>
-          </w:p>
-        </w:tc>
       </w:tr>
       <w:tr>
         <w:tc>
@@ -25590,101 +26297,6 @@
             </w:r>
           </w:p>
         </w:tc>
-        <w:tc>
-          <w:tcPr/>
-          <w:p>
-            <w:pPr>
-              <w:pStyle w:val="Compact"/>
-              <w:jc w:val="center"/>
-            </w:pPr>
-            <w:r>
-              <w:rPr>
-                <w:rFonts w:hint="eastAsia" w:ascii="Times New Roman" w:hAnsi="Times New Roman" w:eastAsia="FangSong" w:cs="Times New Roman"/>
-              </w:rPr>
-              <w:t xml:space="preserve">橙红色固体</w:t>
-            </w:r>
-          </w:p>
-        </w:tc>
-        <w:tc>
-          <w:tcPr/>
-          <w:p>
-            <w:pPr>
-              <w:pStyle w:val="Compact"/>
-              <w:jc w:val="center"/>
-            </w:pPr>
-            <w:r>
-              <w:rPr>
-                <w:rFonts w:hint="eastAsia" w:ascii="Times New Roman" w:hAnsi="Times New Roman" w:eastAsia="FangSong" w:cs="Times New Roman"/>
-              </w:rPr>
-              <w:t xml:space="preserve">大位阻芳基阻止聚合</w:t>
-            </w:r>
-          </w:p>
-        </w:tc>
-        <w:tc>
-          <w:tcPr/>
-          <w:p>
-            <w:pPr>
-              <w:pStyle w:val="Compact"/>
-              <w:jc w:val="center"/>
-            </w:pPr>
-            <w:r>
-              <w:rPr>
-                <w:rFonts w:hint="eastAsia" w:ascii="Times New Roman" w:hAnsi="Times New Roman" w:eastAsia="FangSong" w:cs="Times New Roman"/>
-              </w:rPr>
-              <w:t xml:space="preserve">与</w:t>
-            </w:r>
-            <w:r>
-              <w:rPr>
-                <w:rFonts w:ascii="Times New Roman" w:hAnsi="Times New Roman" w:eastAsia="Times New Roman" w:cs="Times New Roman"/>
-              </w:rPr>
-              <w:t xml:space="preserve"> </w:t>
-            </w:r>
-            <m:oMath>
-              <m:sSub>
-                <m:e>
-                  <m:r>
-                    <m:rPr>
-                      <m:sty m:val="p"/>
-                    </m:rPr>
-                    <m:t>H</m:t>
-                  </m:r>
-                </m:e>
-                <m:sub>
-                  <m:r>
-                    <m:rPr>
-                      <m:sty m:val="p"/>
-                    </m:rPr>
-                    <m:t>2</m:t>
-                  </m:r>
-                </m:sub>
-              </m:sSub>
-              <m:r>
-                <m:rPr>
-                  <m:sty m:val="p"/>
-                </m:rPr>
-                <m:t>O</m:t>
-              </m:r>
-            </m:oMath>
-            <w:r>
-              <w:rPr>
-                <w:rFonts w:ascii="Times New Roman" w:hAnsi="Times New Roman" w:eastAsia="Times New Roman" w:cs="Times New Roman"/>
-              </w:rPr>
-              <w:t xml:space="preserve"> </w:t>
-            </w:r>
-            <w:r>
-              <w:rPr>
-                <w:rFonts w:hint="eastAsia" w:ascii="Times New Roman" w:hAnsi="Times New Roman" w:eastAsia="FangSong" w:cs="Times New Roman"/>
-              </w:rPr>
-              <w:t xml:space="preserve">加成断裂</w:t>
-            </w:r>
-            <w:r>
-              <w:rPr>
-                <w:rFonts w:ascii="Times New Roman" w:hAnsi="Times New Roman" w:eastAsia="Times New Roman" w:cs="Times New Roman"/>
-              </w:rPr>
-              <w:t xml:space="preserve"> P=P</w:t>
-            </w:r>
-          </w:p>
-        </w:tc>
       </w:tr>
       <w:tr>
         <w:tc>
@@ -25764,75 +26376,6 @@
                 <w:rFonts w:hint="eastAsia" w:ascii="Times New Roman" w:hAnsi="Times New Roman" w:eastAsia="FangSong" w:cs="Times New Roman"/>
               </w:rPr>
               <w:t xml:space="preserve">二氯化镓二聚体</w:t>
-            </w:r>
-          </w:p>
-        </w:tc>
-        <w:tc>
-          <w:tcPr/>
-          <w:p>
-            <w:pPr>
-              <w:pStyle w:val="Compact"/>
-              <w:jc w:val="center"/>
-            </w:pPr>
-            <w:r>
-              <w:rPr>
-                <w:rFonts w:hint="eastAsia" w:ascii="Times New Roman" w:hAnsi="Times New Roman" w:eastAsia="FangSong" w:cs="Times New Roman"/>
-              </w:rPr>
-              <w:t xml:space="preserve">白色固体</w:t>
-            </w:r>
-          </w:p>
-        </w:tc>
-        <w:tc>
-          <w:tcPr/>
-          <w:p>
-            <w:pPr>
-              <w:pStyle w:val="Compact"/>
-              <w:jc w:val="center"/>
-            </w:pPr>
-            <w:r>
-              <w:rPr>
-                <w:rFonts w:ascii="Times New Roman" w:hAnsi="Times New Roman" w:eastAsia="Times New Roman" w:cs="Times New Roman"/>
-              </w:rPr>
-              <w:t xml:space="preserve">Ga—Ga </w:t>
-            </w:r>
-            <w:r>
-              <w:rPr>
-                <w:rFonts w:hint="eastAsia" w:ascii="Times New Roman" w:hAnsi="Times New Roman" w:eastAsia="FangSong" w:cs="Times New Roman"/>
-              </w:rPr>
-              <w:t>单键</w:t>
-            </w:r>
-            <w:r>
-              <w:rPr>
-                <w:rFonts w:hint="eastAsia" w:ascii="Times New Roman" w:hAnsi="Times New Roman" w:eastAsia="Times New Roman" w:cs="Times New Roman"/>
-              </w:rPr>
-              <w:t>（</w:t>
-            </w:r>
-            <w:r>
-              <w:rPr>
-                <w:rFonts w:hint="eastAsia" w:ascii="Times New Roman" w:hAnsi="Times New Roman" w:eastAsia="FangSong" w:cs="Times New Roman"/>
-              </w:rPr>
-              <w:t>非经典低价态</w:t>
-            </w:r>
-            <w:r>
-              <w:rPr>
-                <w:rFonts w:hint="eastAsia" w:ascii="Times New Roman" w:hAnsi="Times New Roman" w:eastAsia="Times New Roman" w:cs="Times New Roman"/>
-              </w:rPr>
-              <w:t>）</w:t>
-            </w:r>
-          </w:p>
-        </w:tc>
-        <w:tc>
-          <w:tcPr/>
-          <w:p>
-            <w:pPr>
-              <w:pStyle w:val="Compact"/>
-              <w:jc w:val="center"/>
-            </w:pPr>
-            <w:r>
-              <w:rPr>
-                <w:rFonts w:hint="eastAsia" w:ascii="Times New Roman" w:hAnsi="Times New Roman" w:eastAsia="FangSong" w:cs="Times New Roman"/>
-              </w:rPr>
-              <w:t xml:space="preserve">与路易斯碱配位解离</w:t>
             </w:r>
           </w:p>
         </w:tc>
